--- a/Deutsch_7A/Verbformen_verstehen/Tafelskript_Verbformen_verstehen.docx
+++ b/Deutsch_7A/Verbformen_verstehen/Tafelskript_Verbformen_verstehen.docx
@@ -45,7 +45,7 @@
           <w:sz w:val="21"/>
           <w:szCs w:val="21"/>
         </w:rPr>
-        <w:t xml:space="preserve">Ohne Arbeitsblatt: Alles entsteht an der Tafel, die Klasse schreibt ins Heft. Damit jederzeit klar ist, was zu tun ist, hängt an der Tafel immer genau eine Arbeitsmodus-Karte.</w:t>
+        <w:t xml:space="preserve">Ohne Arbeitsblatt: Alles entsteht an der Tafel, die Klasse schreibt ins Heft. Klarheit entsteht durch zwei Dinge: eine eindeutige Ansage bei jedem Wechsel und Übungen, die an der Tafel immer im gleichen Format stehen.</w:t>
       </w:r>
     </w:p>
     <w:p>
@@ -62,7 +62,21 @@
           <w:sz w:val="23"/>
           <w:szCs w:val="23"/>
         </w:rPr>
-        <w:t xml:space="preserve">Die acht Arbeitsmodus-Karten</w:t>
+        <w:t xml:space="preserve">1  Eindeutige Ansagen</w:t>
+      </w:r>
+    </w:p>
+    <w:p>
+      <w:pPr>
+        <w:spacing w:after="80" w:before="0"/>
+      </w:pPr>
+      <w:r>
+        <w:rPr>
+          <w:rFonts w:ascii="Calibri" w:cs="Calibri" w:eastAsia="Calibri" w:hAnsi="Calibri"/>
+          <w:color w:val="000000"/>
+          <w:sz w:val="21"/>
+          <w:szCs w:val="21"/>
+        </w:rPr>
+        <w:t xml:space="preserve">Bei jedem Wechsel sagen Sie zuerst, was die Klasse tut – erst dann den Inhalt. Die wörtlichen Ansagen stehen im Skript. Es kommen immer dieselben Formulierungen vor:</w:t>
       </w:r>
     </w:p>
     <w:tbl>
@@ -78,100 +92,54 @@
         </w:tblBorders>
       </w:tblPr>
       <w:tblGrid>
-        <w:gridCol w:w="2000"/>
-        <w:gridCol w:w="3103"/>
-        <w:gridCol w:w="2000"/>
-        <w:gridCol w:w="3103"/>
+        <w:gridCol w:w="4700"/>
+        <w:gridCol w:w="5506"/>
       </w:tblGrid>
       <w:tr>
         <w:trPr>
           <w:cantSplit/>
+          <w:trHeight w:val="380" w:hRule="atLeast"/>
         </w:trPr>
         <w:tc>
           <w:tcPr>
-            <w:tcW w:type="dxa" w:w="2000"/>
+            <w:tcW w:type="dxa" w:w="4700"/>
             <w:tcBorders>
-              <w:top w:val="single" w:color="FFFFFF" w:sz="12"/>
-              <w:left w:val="single" w:color="FFFFFF" w:sz="12"/>
-              <w:bottom w:val="single" w:color="FFFFFF" w:sz="12"/>
-              <w:right w:val="single" w:color="FFFFFF" w:sz="12"/>
+              <w:top w:val="single" w:color="B9C6E8" w:sz="6"/>
+              <w:left w:val="single" w:color="B9C6E8" w:sz="6"/>
+              <w:bottom w:val="single" w:color="B9C6E8" w:sz="6"/>
+              <w:right w:val="single" w:color="B9C6E8" w:sz="6"/>
             </w:tcBorders>
-            <w:shd w:fill="5B6B8C" w:color="auto" w:val="clear"/>
+            <w:shd w:fill="F4F7FD" w:color="auto" w:val="clear"/>
             <w:tcMar>
-              <w:top w:type="dxa" w:w="80"/>
+              <w:top w:type="dxa" w:w="60"/>
               <w:left w:type="dxa" w:w="100"/>
-              <w:bottom w:type="dxa" w:w="80"/>
+              <w:bottom w:type="dxa" w:w="60"/>
               <w:right w:type="dxa" w:w="100"/>
             </w:tcMar>
             <w:vAlign w:val="center"/>
           </w:tcPr>
           <w:p>
             <w:pPr>
-              <w:spacing w:after="30" w:before="0"/>
-              <w:jc w:val="center"/>
-            </w:pPr>
-            <w:r>
-              <w:drawing>
-                <wp:inline distT="0" distB="0" distL="0" distR="0">
-                  <wp:extent cx="209550" cy="209550"/>
-                  <wp:effectExtent t="0" r="0" b="0" l="0"/>
-                  <wp:docPr id="1" name="" descr="" title=""/>
-                  <wp:cNvGraphicFramePr>
-                    <a:graphicFrameLocks xmlns:a="http://schemas.openxmlformats.org/drawingml/2006/main" noChangeAspect="1"/>
-                  </wp:cNvGraphicFramePr>
-                  <a:graphic xmlns:a="http://schemas.openxmlformats.org/drawingml/2006/main">
-                    <a:graphicData uri="http://schemas.openxmlformats.org/drawingml/2006/picture">
-                      <pic:pic xmlns:pic="http://schemas.openxmlformats.org/drawingml/2006/picture">
-                        <pic:nvPicPr>
-                          <pic:cNvPr id="0" name="" descr=""/>
-                          <pic:cNvPicPr>
-                            <a:picLocks noChangeAspect="1" noChangeArrowheads="1"/>
-                          </pic:cNvPicPr>
-                        </pic:nvPicPr>
-                        <pic:blipFill>
-                          <a:blip r:embed="rId9" cstate="none"/>
-                          <a:srcRect/>
-                          <a:stretch>
-                            <a:fillRect/>
-                          </a:stretch>
-                        </pic:blipFill>
-                        <pic:spPr bwMode="auto">
-                          <a:xfrm>
-                            <a:off x="0" y="0"/>
-                            <a:ext cx="209550" cy="209550"/>
-                          </a:xfrm>
-                          <a:prstGeom prst="rect">
-                            <a:avLst/>
-                          </a:prstGeom>
-                        </pic:spPr>
-                      </pic:pic>
-                    </a:graphicData>
-                  </a:graphic>
-                </wp:inline>
-              </w:drawing>
-            </w:r>
-          </w:p>
-          <w:p>
-            <w:pPr>
               <w:spacing w:after="0" w:before="0"/>
-              <w:jc w:val="center"/>
             </w:pPr>
             <w:r>
               <w:rPr>
                 <w:rFonts w:ascii="Calibri" w:cs="Calibri" w:eastAsia="Calibri" w:hAnsi="Calibri"/>
                 <w:b/>
                 <w:bCs/>
-                <w:color w:val="FFFFFF"/>
-                <w:sz w:val="15"/>
-                <w:szCs w:val="15"/>
-              </w:rPr>
-              <w:t xml:space="preserve">ZUHÖREN</w:t>
+                <w:i/>
+                <w:iCs/>
+                <w:color w:val="1E2761"/>
+                <w:sz w:val="20"/>
+                <w:szCs w:val="20"/>
+              </w:rPr>
+              <w:t xml:space="preserve">„Stifte liegen. Ihr hört nur zu.“</w:t>
             </w:r>
           </w:p>
         </w:tc>
         <w:tc>
           <w:tcPr>
-            <w:tcW w:type="dxa" w:w="3103"/>
+            <w:tcW w:type="dxa" w:w="5506"/>
             <w:tcBorders>
               <w:top w:val="single" w:color="B9C6E8" w:sz="6"/>
               <w:left w:val="single" w:color="B9C6E8" w:sz="6"/>
@@ -194,98 +162,59 @@
               <w:rPr>
                 <w:rFonts w:ascii="Calibri" w:cs="Calibri" w:eastAsia="Calibri" w:hAnsi="Calibri"/>
                 <w:color w:val="000000"/>
-                <w:sz w:val="19"/>
-                <w:szCs w:val="19"/>
-              </w:rPr>
-              <w:t xml:space="preserve">Stifte weg. Augen nach vorn. Mitdenken.</w:t>
+                <w:sz w:val="20"/>
+                <w:szCs w:val="20"/>
+              </w:rPr>
+              <w:t xml:space="preserve">Sie erklären oder fragen, niemand schreibt.</w:t>
             </w:r>
           </w:p>
         </w:tc>
+      </w:tr>
+      <w:tr>
+        <w:trPr>
+          <w:cantSplit/>
+          <w:trHeight w:val="380" w:hRule="atLeast"/>
+        </w:trPr>
         <w:tc>
           <w:tcPr>
-            <w:tcW w:type="dxa" w:w="2000"/>
+            <w:tcW w:type="dxa" w:w="4700"/>
             <w:tcBorders>
-              <w:top w:val="single" w:color="FFFFFF" w:sz="12"/>
-              <w:left w:val="single" w:color="FFFFFF" w:sz="12"/>
-              <w:bottom w:val="single" w:color="FFFFFF" w:sz="12"/>
-              <w:right w:val="single" w:color="FFFFFF" w:sz="12"/>
+              <w:top w:val="single" w:color="B9C6E8" w:sz="6"/>
+              <w:left w:val="single" w:color="B9C6E8" w:sz="6"/>
+              <w:bottom w:val="single" w:color="B9C6E8" w:sz="6"/>
+              <w:right w:val="single" w:color="B9C6E8" w:sz="6"/>
             </w:tcBorders>
-            <w:shd w:fill="2E9E6B" w:color="auto" w:val="clear"/>
+            <w:shd w:fill="F4F7FD" w:color="auto" w:val="clear"/>
             <w:tcMar>
-              <w:top w:type="dxa" w:w="80"/>
+              <w:top w:type="dxa" w:w="60"/>
               <w:left w:type="dxa" w:w="100"/>
-              <w:bottom w:type="dxa" w:w="80"/>
+              <w:bottom w:type="dxa" w:w="60"/>
               <w:right w:type="dxa" w:w="100"/>
             </w:tcMar>
             <w:vAlign w:val="center"/>
           </w:tcPr>
           <w:p>
             <w:pPr>
-              <w:spacing w:after="30" w:before="0"/>
-              <w:jc w:val="center"/>
-            </w:pPr>
-            <w:r>
-              <w:drawing>
-                <wp:inline distT="0" distB="0" distL="0" distR="0">
-                  <wp:extent cx="209550" cy="209550"/>
-                  <wp:effectExtent t="0" r="0" b="0" l="0"/>
-                  <wp:docPr id="1" name="" descr="" title=""/>
-                  <wp:cNvGraphicFramePr>
-                    <a:graphicFrameLocks xmlns:a="http://schemas.openxmlformats.org/drawingml/2006/main" noChangeAspect="1"/>
-                  </wp:cNvGraphicFramePr>
-                  <a:graphic xmlns:a="http://schemas.openxmlformats.org/drawingml/2006/main">
-                    <a:graphicData uri="http://schemas.openxmlformats.org/drawingml/2006/picture">
-                      <pic:pic xmlns:pic="http://schemas.openxmlformats.org/drawingml/2006/picture">
-                        <pic:nvPicPr>
-                          <pic:cNvPr id="0" name="" descr=""/>
-                          <pic:cNvPicPr>
-                            <a:picLocks noChangeAspect="1" noChangeArrowheads="1"/>
-                          </pic:cNvPicPr>
-                        </pic:nvPicPr>
-                        <pic:blipFill>
-                          <a:blip r:embed="rId10" cstate="none"/>
-                          <a:srcRect/>
-                          <a:stretch>
-                            <a:fillRect/>
-                          </a:stretch>
-                        </pic:blipFill>
-                        <pic:spPr bwMode="auto">
-                          <a:xfrm>
-                            <a:off x="0" y="0"/>
-                            <a:ext cx="209550" cy="209550"/>
-                          </a:xfrm>
-                          <a:prstGeom prst="rect">
-                            <a:avLst/>
-                          </a:prstGeom>
-                        </pic:spPr>
-                      </pic:pic>
-                    </a:graphicData>
-                  </a:graphic>
-                </wp:inline>
-              </w:drawing>
-            </w:r>
-          </w:p>
-          <w:p>
-            <w:pPr>
               <w:spacing w:after="0" w:before="0"/>
-              <w:jc w:val="center"/>
             </w:pPr>
             <w:r>
               <w:rPr>
                 <w:rFonts w:ascii="Calibri" w:cs="Calibri" w:eastAsia="Calibri" w:hAnsi="Calibri"/>
                 <w:b/>
                 <w:bCs/>
-                <w:color w:val="FFFFFF"/>
-                <w:sz w:val="15"/>
-                <w:szCs w:val="15"/>
-              </w:rPr>
-              <w:t xml:space="preserve">GEMEINSAM ÜBEN</w:t>
+                <w:i/>
+                <w:iCs/>
+                <w:color w:val="1E2761"/>
+                <w:sz w:val="20"/>
+                <w:szCs w:val="20"/>
+              </w:rPr>
+              <w:t xml:space="preserve">„Meldet euch. Ihr schreibt noch nichts auf.“</w:t>
             </w:r>
           </w:p>
         </w:tc>
         <w:tc>
           <w:tcPr>
-            <w:tcW w:type="dxa" w:w="3103"/>
+            <w:tcW w:type="dxa" w:w="5506"/>
             <w:tcBorders>
               <w:top w:val="single" w:color="B9C6E8" w:sz="6"/>
               <w:left w:val="single" w:color="B9C6E8" w:sz="6"/>
@@ -308,10 +237,10 @@
               <w:rPr>
                 <w:rFonts w:ascii="Calibri" w:cs="Calibri" w:eastAsia="Calibri" w:hAnsi="Calibri"/>
                 <w:color w:val="000000"/>
-                <w:sz w:val="19"/>
-                <w:szCs w:val="19"/>
-              </w:rPr>
-              <w:t xml:space="preserve">Melde dich. Wir lösen es zusammen. Du schreibst noch nichts auf.</w:t>
+                <w:sz w:val="20"/>
+                <w:szCs w:val="20"/>
+              </w:rPr>
+              <w:t xml:space="preserve">Gemeinsam an der Tafel erarbeiten.</w:t>
             </w:r>
           </w:p>
         </w:tc>
@@ -319,92 +248,48 @@
       <w:tr>
         <w:trPr>
           <w:cantSplit/>
+          <w:trHeight w:val="380" w:hRule="atLeast"/>
         </w:trPr>
         <w:tc>
           <w:tcPr>
-            <w:tcW w:type="dxa" w:w="2000"/>
+            <w:tcW w:type="dxa" w:w="4700"/>
             <w:tcBorders>
-              <w:top w:val="single" w:color="FFFFFF" w:sz="12"/>
-              <w:left w:val="single" w:color="FFFFFF" w:sz="12"/>
-              <w:bottom w:val="single" w:color="FFFFFF" w:sz="12"/>
-              <w:right w:val="single" w:color="FFFFFF" w:sz="12"/>
+              <w:top w:val="single" w:color="B9C6E8" w:sz="6"/>
+              <w:left w:val="single" w:color="B9C6E8" w:sz="6"/>
+              <w:bottom w:val="single" w:color="B9C6E8" w:sz="6"/>
+              <w:right w:val="single" w:color="B9C6E8" w:sz="6"/>
             </w:tcBorders>
-            <w:shd w:fill="1E2761" w:color="auto" w:val="clear"/>
+            <w:shd w:fill="F4F7FD" w:color="auto" w:val="clear"/>
             <w:tcMar>
-              <w:top w:type="dxa" w:w="80"/>
+              <w:top w:type="dxa" w:w="60"/>
               <w:left w:type="dxa" w:w="100"/>
-              <w:bottom w:type="dxa" w:w="80"/>
+              <w:bottom w:type="dxa" w:w="60"/>
               <w:right w:type="dxa" w:w="100"/>
             </w:tcMar>
             <w:vAlign w:val="center"/>
           </w:tcPr>
           <w:p>
             <w:pPr>
-              <w:spacing w:after="30" w:before="0"/>
-              <w:jc w:val="center"/>
-            </w:pPr>
-            <w:r>
-              <w:drawing>
-                <wp:inline distT="0" distB="0" distL="0" distR="0">
-                  <wp:extent cx="209550" cy="209550"/>
-                  <wp:effectExtent t="0" r="0" b="0" l="0"/>
-                  <wp:docPr id="1" name="" descr="" title=""/>
-                  <wp:cNvGraphicFramePr>
-                    <a:graphicFrameLocks xmlns:a="http://schemas.openxmlformats.org/drawingml/2006/main" noChangeAspect="1"/>
-                  </wp:cNvGraphicFramePr>
-                  <a:graphic xmlns:a="http://schemas.openxmlformats.org/drawingml/2006/main">
-                    <a:graphicData uri="http://schemas.openxmlformats.org/drawingml/2006/picture">
-                      <pic:pic xmlns:pic="http://schemas.openxmlformats.org/drawingml/2006/picture">
-                        <pic:nvPicPr>
-                          <pic:cNvPr id="0" name="" descr=""/>
-                          <pic:cNvPicPr>
-                            <a:picLocks noChangeAspect="1" noChangeArrowheads="1"/>
-                          </pic:cNvPicPr>
-                        </pic:nvPicPr>
-                        <pic:blipFill>
-                          <a:blip r:embed="rId11" cstate="none"/>
-                          <a:srcRect/>
-                          <a:stretch>
-                            <a:fillRect/>
-                          </a:stretch>
-                        </pic:blipFill>
-                        <pic:spPr bwMode="auto">
-                          <a:xfrm>
-                            <a:off x="0" y="0"/>
-                            <a:ext cx="209550" cy="209550"/>
-                          </a:xfrm>
-                          <a:prstGeom prst="rect">
-                            <a:avLst/>
-                          </a:prstGeom>
-                        </pic:spPr>
-                      </pic:pic>
-                    </a:graphicData>
-                  </a:graphic>
-                </wp:inline>
-              </w:drawing>
-            </w:r>
-          </w:p>
-          <w:p>
-            <w:pPr>
               <w:spacing w:after="0" w:before="0"/>
-              <w:jc w:val="center"/>
             </w:pPr>
             <w:r>
               <w:rPr>
                 <w:rFonts w:ascii="Calibri" w:cs="Calibri" w:eastAsia="Calibri" w:hAnsi="Calibri"/>
                 <w:b/>
                 <w:bCs/>
-                <w:color w:val="FFFFFF"/>
-                <w:sz w:val="15"/>
-                <w:szCs w:val="15"/>
-              </w:rPr>
-              <w:t xml:space="preserve">ABSCHREIBEN</w:t>
+                <w:i/>
+                <w:iCs/>
+                <w:color w:val="1E2761"/>
+                <w:sz w:val="20"/>
+                <w:szCs w:val="20"/>
+              </w:rPr>
+              <w:t xml:space="preserve">„Jetzt schreibt ihr ab: …“</w:t>
             </w:r>
           </w:p>
         </w:tc>
         <w:tc>
           <w:tcPr>
-            <w:tcW w:type="dxa" w:w="3103"/>
+            <w:tcW w:type="dxa" w:w="5506"/>
             <w:tcBorders>
               <w:top w:val="single" w:color="B9C6E8" w:sz="6"/>
               <w:left w:val="single" w:color="B9C6E8" w:sz="6"/>
@@ -427,98 +312,59 @@
               <w:rPr>
                 <w:rFonts w:ascii="Calibri" w:cs="Calibri" w:eastAsia="Calibri" w:hAnsi="Calibri"/>
                 <w:color w:val="000000"/>
-                <w:sz w:val="19"/>
-                <w:szCs w:val="19"/>
-              </w:rPr>
-              <w:t xml:space="preserve">Schreib genau ab, was an der Tafel steht – mit Lineal und in den richtigen Farben.</w:t>
+                <w:sz w:val="20"/>
+                <w:szCs w:val="20"/>
+              </w:rPr>
+              <w:t xml:space="preserve">Merksatz oder Tabelle wird ins Heft übernommen.</w:t>
             </w:r>
           </w:p>
         </w:tc>
+      </w:tr>
+      <w:tr>
+        <w:trPr>
+          <w:cantSplit/>
+          <w:trHeight w:val="380" w:hRule="atLeast"/>
+        </w:trPr>
         <w:tc>
           <w:tcPr>
-            <w:tcW w:type="dxa" w:w="2000"/>
+            <w:tcW w:type="dxa" w:w="4700"/>
             <w:tcBorders>
-              <w:top w:val="single" w:color="FFFFFF" w:sz="12"/>
-              <w:left w:val="single" w:color="FFFFFF" w:sz="12"/>
-              <w:bottom w:val="single" w:color="FFFFFF" w:sz="12"/>
-              <w:right w:val="single" w:color="FFFFFF" w:sz="12"/>
+              <w:top w:val="single" w:color="B9C6E8" w:sz="6"/>
+              <w:left w:val="single" w:color="B9C6E8" w:sz="6"/>
+              <w:bottom w:val="single" w:color="B9C6E8" w:sz="6"/>
+              <w:right w:val="single" w:color="B9C6E8" w:sz="6"/>
             </w:tcBorders>
-            <w:shd w:fill="C77C12" w:color="auto" w:val="clear"/>
+            <w:shd w:fill="F4F7FD" w:color="auto" w:val="clear"/>
             <w:tcMar>
-              <w:top w:type="dxa" w:w="80"/>
+              <w:top w:type="dxa" w:w="60"/>
               <w:left w:type="dxa" w:w="100"/>
-              <w:bottom w:type="dxa" w:w="80"/>
+              <w:bottom w:type="dxa" w:w="60"/>
               <w:right w:type="dxa" w:w="100"/>
             </w:tcMar>
             <w:vAlign w:val="center"/>
           </w:tcPr>
           <w:p>
             <w:pPr>
-              <w:spacing w:after="30" w:before="0"/>
-              <w:jc w:val="center"/>
-            </w:pPr>
-            <w:r>
-              <w:drawing>
-                <wp:inline distT="0" distB="0" distL="0" distR="0">
-                  <wp:extent cx="209550" cy="209550"/>
-                  <wp:effectExtent t="0" r="0" b="0" l="0"/>
-                  <wp:docPr id="1" name="" descr="" title=""/>
-                  <wp:cNvGraphicFramePr>
-                    <a:graphicFrameLocks xmlns:a="http://schemas.openxmlformats.org/drawingml/2006/main" noChangeAspect="1"/>
-                  </wp:cNvGraphicFramePr>
-                  <a:graphic xmlns:a="http://schemas.openxmlformats.org/drawingml/2006/main">
-                    <a:graphicData uri="http://schemas.openxmlformats.org/drawingml/2006/picture">
-                      <pic:pic xmlns:pic="http://schemas.openxmlformats.org/drawingml/2006/picture">
-                        <pic:nvPicPr>
-                          <pic:cNvPr id="0" name="" descr=""/>
-                          <pic:cNvPicPr>
-                            <a:picLocks noChangeAspect="1" noChangeArrowheads="1"/>
-                          </pic:cNvPicPr>
-                        </pic:nvPicPr>
-                        <pic:blipFill>
-                          <a:blip r:embed="rId12" cstate="none"/>
-                          <a:srcRect/>
-                          <a:stretch>
-                            <a:fillRect/>
-                          </a:stretch>
-                        </pic:blipFill>
-                        <pic:spPr bwMode="auto">
-                          <a:xfrm>
-                            <a:off x="0" y="0"/>
-                            <a:ext cx="209550" cy="209550"/>
-                          </a:xfrm>
-                          <a:prstGeom prst="rect">
-                            <a:avLst/>
-                          </a:prstGeom>
-                        </pic:spPr>
-                      </pic:pic>
-                    </a:graphicData>
-                  </a:graphic>
-                </wp:inline>
-              </w:drawing>
-            </w:r>
-          </w:p>
-          <w:p>
-            <w:pPr>
               <w:spacing w:after="0" w:before="0"/>
-              <w:jc w:val="center"/>
             </w:pPr>
             <w:r>
               <w:rPr>
                 <w:rFonts w:ascii="Calibri" w:cs="Calibri" w:eastAsia="Calibri" w:hAnsi="Calibri"/>
                 <w:b/>
                 <w:bCs/>
-                <w:color w:val="FFFFFF"/>
-                <w:sz w:val="15"/>
-                <w:szCs w:val="15"/>
-              </w:rPr>
-              <w:t xml:space="preserve">LÜCKEN FÜLLEN</w:t>
+                <w:i/>
+                <w:iCs/>
+                <w:color w:val="1E2761"/>
+                <w:sz w:val="20"/>
+                <w:szCs w:val="20"/>
+              </w:rPr>
+              <w:t xml:space="preserve">„Jetzt arbeitet ihr allein. Die Aufgabe steht rechts.“</w:t>
             </w:r>
           </w:p>
         </w:tc>
         <w:tc>
           <w:tcPr>
-            <w:tcW w:type="dxa" w:w="3103"/>
+            <w:tcW w:type="dxa" w:w="5506"/>
             <w:tcBorders>
               <w:top w:val="single" w:color="B9C6E8" w:sz="6"/>
               <w:left w:val="single" w:color="B9C6E8" w:sz="6"/>
@@ -541,10 +387,10 @@
               <w:rPr>
                 <w:rFonts w:ascii="Calibri" w:cs="Calibri" w:eastAsia="Calibri" w:hAnsi="Calibri"/>
                 <w:color w:val="000000"/>
-                <w:sz w:val="19"/>
-                <w:szCs w:val="19"/>
-              </w:rPr>
-              <w:t xml:space="preserve">Schreib die Aufgabe ins Heft und fülle die Lücken allein aus. Ganz leise.</w:t>
+                <w:sz w:val="20"/>
+                <w:szCs w:val="20"/>
+              </w:rPr>
+              <w:t xml:space="preserve">Übung im Heft, leise.</w:t>
             </w:r>
           </w:p>
         </w:tc>
@@ -552,92 +398,48 @@
       <w:tr>
         <w:trPr>
           <w:cantSplit/>
+          <w:trHeight w:val="380" w:hRule="atLeast"/>
         </w:trPr>
         <w:tc>
           <w:tcPr>
-            <w:tcW w:type="dxa" w:w="2000"/>
+            <w:tcW w:type="dxa" w:w="4700"/>
             <w:tcBorders>
-              <w:top w:val="single" w:color="FFFFFF" w:sz="12"/>
-              <w:left w:val="single" w:color="FFFFFF" w:sz="12"/>
-              <w:bottom w:val="single" w:color="FFFFFF" w:sz="12"/>
-              <w:right w:val="single" w:color="FFFFFF" w:sz="12"/>
+              <w:top w:val="single" w:color="B9C6E8" w:sz="6"/>
+              <w:left w:val="single" w:color="B9C6E8" w:sz="6"/>
+              <w:bottom w:val="single" w:color="B9C6E8" w:sz="6"/>
+              <w:right w:val="single" w:color="B9C6E8" w:sz="6"/>
             </w:tcBorders>
-            <w:shd w:fill="D9534F" w:color="auto" w:val="clear"/>
+            <w:shd w:fill="F4F7FD" w:color="auto" w:val="clear"/>
             <w:tcMar>
-              <w:top w:type="dxa" w:w="80"/>
+              <w:top w:type="dxa" w:w="60"/>
               <w:left w:type="dxa" w:w="100"/>
-              <w:bottom w:type="dxa" w:w="80"/>
+              <w:bottom w:type="dxa" w:w="60"/>
               <w:right w:type="dxa" w:w="100"/>
             </w:tcMar>
             <w:vAlign w:val="center"/>
           </w:tcPr>
           <w:p>
             <w:pPr>
-              <w:spacing w:after="30" w:before="0"/>
-              <w:jc w:val="center"/>
-            </w:pPr>
-            <w:r>
-              <w:drawing>
-                <wp:inline distT="0" distB="0" distL="0" distR="0">
-                  <wp:extent cx="209550" cy="209550"/>
-                  <wp:effectExtent t="0" r="0" b="0" l="0"/>
-                  <wp:docPr id="1" name="" descr="" title=""/>
-                  <wp:cNvGraphicFramePr>
-                    <a:graphicFrameLocks xmlns:a="http://schemas.openxmlformats.org/drawingml/2006/main" noChangeAspect="1"/>
-                  </wp:cNvGraphicFramePr>
-                  <a:graphic xmlns:a="http://schemas.openxmlformats.org/drawingml/2006/main">
-                    <a:graphicData uri="http://schemas.openxmlformats.org/drawingml/2006/picture">
-                      <pic:pic xmlns:pic="http://schemas.openxmlformats.org/drawingml/2006/picture">
-                        <pic:nvPicPr>
-                          <pic:cNvPr id="0" name="" descr=""/>
-                          <pic:cNvPicPr>
-                            <a:picLocks noChangeAspect="1" noChangeArrowheads="1"/>
-                          </pic:cNvPicPr>
-                        </pic:nvPicPr>
-                        <pic:blipFill>
-                          <a:blip r:embed="rId13" cstate="none"/>
-                          <a:srcRect/>
-                          <a:stretch>
-                            <a:fillRect/>
-                          </a:stretch>
-                        </pic:blipFill>
-                        <pic:spPr bwMode="auto">
-                          <a:xfrm>
-                            <a:off x="0" y="0"/>
-                            <a:ext cx="209550" cy="209550"/>
-                          </a:xfrm>
-                          <a:prstGeom prst="rect">
-                            <a:avLst/>
-                          </a:prstGeom>
-                        </pic:spPr>
-                      </pic:pic>
-                    </a:graphicData>
-                  </a:graphic>
-                </wp:inline>
-              </w:drawing>
-            </w:r>
-          </w:p>
-          <w:p>
-            <w:pPr>
               <w:spacing w:after="0" w:before="0"/>
-              <w:jc w:val="center"/>
             </w:pPr>
             <w:r>
               <w:rPr>
                 <w:rFonts w:ascii="Calibri" w:cs="Calibri" w:eastAsia="Calibri" w:hAnsi="Calibri"/>
                 <w:b/>
                 <w:bCs/>
-                <w:color w:val="FFFFFF"/>
-                <w:sz w:val="15"/>
-                <w:szCs w:val="15"/>
-              </w:rPr>
-              <w:t xml:space="preserve">AN DIE TAFEL</w:t>
+                <w:i/>
+                <w:iCs/>
+                <w:color w:val="1E2761"/>
+                <w:sz w:val="20"/>
+                <w:szCs w:val="20"/>
+              </w:rPr>
+              <w:t xml:space="preserve">„Wer drankommt, schreibt an die Tafel. Alle prüfen mit.“</w:t>
             </w:r>
           </w:p>
         </w:tc>
         <w:tc>
           <w:tcPr>
-            <w:tcW w:type="dxa" w:w="3103"/>
+            <w:tcW w:type="dxa" w:w="5506"/>
             <w:tcBorders>
               <w:top w:val="single" w:color="B9C6E8" w:sz="6"/>
               <w:left w:val="single" w:color="B9C6E8" w:sz="6"/>
@@ -660,98 +462,59 @@
               <w:rPr>
                 <w:rFonts w:ascii="Calibri" w:cs="Calibri" w:eastAsia="Calibri" w:hAnsi="Calibri"/>
                 <w:color w:val="000000"/>
-                <w:sz w:val="19"/>
-                <w:szCs w:val="19"/>
-              </w:rPr>
-              <w:t xml:space="preserve">Wer drankommt, schreibt an die Tafel. Alle anderen prüfen mit: Stimmt das?</w:t>
+                <w:sz w:val="20"/>
+                <w:szCs w:val="20"/>
+              </w:rPr>
+              <w:t xml:space="preserve">Lösungen an der Tafel sammeln.</w:t>
             </w:r>
           </w:p>
         </w:tc>
+      </w:tr>
+      <w:tr>
+        <w:trPr>
+          <w:cantSplit/>
+          <w:trHeight w:val="380" w:hRule="atLeast"/>
+        </w:trPr>
         <w:tc>
           <w:tcPr>
-            <w:tcW w:type="dxa" w:w="2000"/>
+            <w:tcW w:type="dxa" w:w="4700"/>
             <w:tcBorders>
-              <w:top w:val="single" w:color="FFFFFF" w:sz="12"/>
-              <w:left w:val="single" w:color="FFFFFF" w:sz="12"/>
-              <w:bottom w:val="single" w:color="FFFFFF" w:sz="12"/>
-              <w:right w:val="single" w:color="FFFFFF" w:sz="12"/>
+              <w:top w:val="single" w:color="B9C6E8" w:sz="6"/>
+              <w:left w:val="single" w:color="B9C6E8" w:sz="6"/>
+              <w:bottom w:val="single" w:color="B9C6E8" w:sz="6"/>
+              <w:right w:val="single" w:color="B9C6E8" w:sz="6"/>
             </w:tcBorders>
-            <w:shd w:fill="1F7F86" w:color="auto" w:val="clear"/>
+            <w:shd w:fill="F4F7FD" w:color="auto" w:val="clear"/>
             <w:tcMar>
-              <w:top w:type="dxa" w:w="80"/>
+              <w:top w:type="dxa" w:w="60"/>
               <w:left w:type="dxa" w:w="100"/>
-              <w:bottom w:type="dxa" w:w="80"/>
+              <w:bottom w:type="dxa" w:w="60"/>
               <w:right w:type="dxa" w:w="100"/>
             </w:tcMar>
             <w:vAlign w:val="center"/>
           </w:tcPr>
           <w:p>
             <w:pPr>
-              <w:spacing w:after="30" w:before="0"/>
-              <w:jc w:val="center"/>
-            </w:pPr>
-            <w:r>
-              <w:drawing>
-                <wp:inline distT="0" distB="0" distL="0" distR="0">
-                  <wp:extent cx="209550" cy="209550"/>
-                  <wp:effectExtent t="0" r="0" b="0" l="0"/>
-                  <wp:docPr id="1" name="" descr="" title=""/>
-                  <wp:cNvGraphicFramePr>
-                    <a:graphicFrameLocks xmlns:a="http://schemas.openxmlformats.org/drawingml/2006/main" noChangeAspect="1"/>
-                  </wp:cNvGraphicFramePr>
-                  <a:graphic xmlns:a="http://schemas.openxmlformats.org/drawingml/2006/main">
-                    <a:graphicData uri="http://schemas.openxmlformats.org/drawingml/2006/picture">
-                      <pic:pic xmlns:pic="http://schemas.openxmlformats.org/drawingml/2006/picture">
-                        <pic:nvPicPr>
-                          <pic:cNvPr id="0" name="" descr=""/>
-                          <pic:cNvPicPr>
-                            <a:picLocks noChangeAspect="1" noChangeArrowheads="1"/>
-                          </pic:cNvPicPr>
-                        </pic:nvPicPr>
-                        <pic:blipFill>
-                          <a:blip r:embed="rId14" cstate="none"/>
-                          <a:srcRect/>
-                          <a:stretch>
-                            <a:fillRect/>
-                          </a:stretch>
-                        </pic:blipFill>
-                        <pic:spPr bwMode="auto">
-                          <a:xfrm>
-                            <a:off x="0" y="0"/>
-                            <a:ext cx="209550" cy="209550"/>
-                          </a:xfrm>
-                          <a:prstGeom prst="rect">
-                            <a:avLst/>
-                          </a:prstGeom>
-                        </pic:spPr>
-                      </pic:pic>
-                    </a:graphicData>
-                  </a:graphic>
-                </wp:inline>
-              </w:drawing>
-            </w:r>
-          </w:p>
-          <w:p>
-            <w:pPr>
               <w:spacing w:after="0" w:before="0"/>
-              <w:jc w:val="center"/>
             </w:pPr>
             <w:r>
               <w:rPr>
                 <w:rFonts w:ascii="Calibri" w:cs="Calibri" w:eastAsia="Calibri" w:hAnsi="Calibri"/>
                 <w:b/>
                 <w:bCs/>
-                <w:color w:val="FFFFFF"/>
-                <w:sz w:val="15"/>
-                <w:szCs w:val="15"/>
-              </w:rPr>
-              <w:t xml:space="preserve">KONTROLLIEREN</w:t>
+                <w:i/>
+                <w:iCs/>
+                <w:color w:val="1E2761"/>
+                <w:sz w:val="20"/>
+                <w:szCs w:val="20"/>
+              </w:rPr>
+              <w:t xml:space="preserve">„Vergleicht und verbessert mit Grün.“</w:t>
             </w:r>
           </w:p>
         </w:tc>
         <w:tc>
           <w:tcPr>
-            <w:tcW w:type="dxa" w:w="3103"/>
+            <w:tcW w:type="dxa" w:w="5506"/>
             <w:tcBorders>
               <w:top w:val="single" w:color="B9C6E8" w:sz="6"/>
               <w:left w:val="single" w:color="B9C6E8" w:sz="6"/>
@@ -774,243 +537,10 @@
               <w:rPr>
                 <w:rFonts w:ascii="Calibri" w:cs="Calibri" w:eastAsia="Calibri" w:hAnsi="Calibri"/>
                 <w:color w:val="000000"/>
-                <w:sz w:val="19"/>
-                <w:szCs w:val="19"/>
-              </w:rPr>
-              <w:t xml:space="preserve">Vergleiche dein Heft mit der Tafel. Verbessere Fehler mit Grün.</w:t>
-            </w:r>
-          </w:p>
-        </w:tc>
-      </w:tr>
-      <w:tr>
-        <w:trPr>
-          <w:cantSplit/>
-        </w:trPr>
-        <w:tc>
-          <w:tcPr>
-            <w:tcW w:type="dxa" w:w="2000"/>
-            <w:tcBorders>
-              <w:top w:val="single" w:color="FFFFFF" w:sz="12"/>
-              <w:left w:val="single" w:color="FFFFFF" w:sz="12"/>
-              <w:bottom w:val="single" w:color="FFFFFF" w:sz="12"/>
-              <w:right w:val="single" w:color="FFFFFF" w:sz="12"/>
-            </w:tcBorders>
-            <w:shd w:fill="3F7CC4" w:color="auto" w:val="clear"/>
-            <w:tcMar>
-              <w:top w:type="dxa" w:w="80"/>
-              <w:left w:type="dxa" w:w="100"/>
-              <w:bottom w:type="dxa" w:w="80"/>
-              <w:right w:type="dxa" w:w="100"/>
-            </w:tcMar>
-            <w:vAlign w:val="center"/>
-          </w:tcPr>
-          <w:p>
-            <w:pPr>
-              <w:spacing w:after="30" w:before="0"/>
-              <w:jc w:val="center"/>
-            </w:pPr>
-            <w:r>
-              <w:drawing>
-                <wp:inline distT="0" distB="0" distL="0" distR="0">
-                  <wp:extent cx="209550" cy="209550"/>
-                  <wp:effectExtent t="0" r="0" b="0" l="0"/>
-                  <wp:docPr id="1" name="" descr="" title=""/>
-                  <wp:cNvGraphicFramePr>
-                    <a:graphicFrameLocks xmlns:a="http://schemas.openxmlformats.org/drawingml/2006/main" noChangeAspect="1"/>
-                  </wp:cNvGraphicFramePr>
-                  <a:graphic xmlns:a="http://schemas.openxmlformats.org/drawingml/2006/main">
-                    <a:graphicData uri="http://schemas.openxmlformats.org/drawingml/2006/picture">
-                      <pic:pic xmlns:pic="http://schemas.openxmlformats.org/drawingml/2006/picture">
-                        <pic:nvPicPr>
-                          <pic:cNvPr id="0" name="" descr=""/>
-                          <pic:cNvPicPr>
-                            <a:picLocks noChangeAspect="1" noChangeArrowheads="1"/>
-                          </pic:cNvPicPr>
-                        </pic:nvPicPr>
-                        <pic:blipFill>
-                          <a:blip r:embed="rId15" cstate="none"/>
-                          <a:srcRect/>
-                          <a:stretch>
-                            <a:fillRect/>
-                          </a:stretch>
-                        </pic:blipFill>
-                        <pic:spPr bwMode="auto">
-                          <a:xfrm>
-                            <a:off x="0" y="0"/>
-                            <a:ext cx="209550" cy="209550"/>
-                          </a:xfrm>
-                          <a:prstGeom prst="rect">
-                            <a:avLst/>
-                          </a:prstGeom>
-                        </pic:spPr>
-                      </pic:pic>
-                    </a:graphicData>
-                  </a:graphic>
-                </wp:inline>
-              </w:drawing>
-            </w:r>
-          </w:p>
-          <w:p>
-            <w:pPr>
-              <w:spacing w:after="0" w:before="0"/>
-              <w:jc w:val="center"/>
-            </w:pPr>
-            <w:r>
-              <w:rPr>
-                <w:rFonts w:ascii="Calibri" w:cs="Calibri" w:eastAsia="Calibri" w:hAnsi="Calibri"/>
-                <w:b/>
-                <w:bCs/>
-                <w:color w:val="FFFFFF"/>
-                <w:sz w:val="15"/>
-                <w:szCs w:val="15"/>
-              </w:rPr>
-              <w:t xml:space="preserve">PARTNERARBEIT</w:t>
-            </w:r>
-          </w:p>
-        </w:tc>
-        <w:tc>
-          <w:tcPr>
-            <w:tcW w:type="dxa" w:w="3103"/>
-            <w:tcBorders>
-              <w:top w:val="single" w:color="B9C6E8" w:sz="6"/>
-              <w:left w:val="single" w:color="B9C6E8" w:sz="6"/>
-              <w:bottom w:val="single" w:color="B9C6E8" w:sz="6"/>
-              <w:right w:val="single" w:color="B9C6E8" w:sz="6"/>
-            </w:tcBorders>
-            <w:tcMar>
-              <w:top w:type="dxa" w:w="60"/>
-              <w:left w:type="dxa" w:w="100"/>
-              <w:bottom w:type="dxa" w:w="60"/>
-              <w:right w:type="dxa" w:w="100"/>
-            </w:tcMar>
-            <w:vAlign w:val="center"/>
-          </w:tcPr>
-          <w:p>
-            <w:pPr>
-              <w:spacing w:after="0" w:before="0"/>
-            </w:pPr>
-            <w:r>
-              <w:rPr>
-                <w:rFonts w:ascii="Calibri" w:cs="Calibri" w:eastAsia="Calibri" w:hAnsi="Calibri"/>
-                <w:color w:val="000000"/>
-                <w:sz w:val="19"/>
-                <w:szCs w:val="19"/>
-              </w:rPr>
-              <w:t xml:space="preserve">Arbeite mit deinem Nachbarn. Flüsterstimme.</w:t>
-            </w:r>
-          </w:p>
-        </w:tc>
-        <w:tc>
-          <w:tcPr>
-            <w:tcW w:type="dxa" w:w="2000"/>
-            <w:tcBorders>
-              <w:top w:val="single" w:color="FFFFFF" w:sz="12"/>
-              <w:left w:val="single" w:color="FFFFFF" w:sz="12"/>
-              <w:bottom w:val="single" w:color="FFFFFF" w:sz="12"/>
-              <w:right w:val="single" w:color="FFFFFF" w:sz="12"/>
-            </w:tcBorders>
-            <w:shd w:fill="3D4A3F" w:color="auto" w:val="clear"/>
-            <w:tcMar>
-              <w:top w:type="dxa" w:w="80"/>
-              <w:left w:type="dxa" w:w="100"/>
-              <w:bottom w:type="dxa" w:w="80"/>
-              <w:right w:type="dxa" w:w="100"/>
-            </w:tcMar>
-            <w:vAlign w:val="center"/>
-          </w:tcPr>
-          <w:p>
-            <w:pPr>
-              <w:spacing w:after="30" w:before="0"/>
-              <w:jc w:val="center"/>
-            </w:pPr>
-            <w:r>
-              <w:drawing>
-                <wp:inline distT="0" distB="0" distL="0" distR="0">
-                  <wp:extent cx="209550" cy="209550"/>
-                  <wp:effectExtent t="0" r="0" b="0" l="0"/>
-                  <wp:docPr id="1" name="" descr="" title=""/>
-                  <wp:cNvGraphicFramePr>
-                    <a:graphicFrameLocks xmlns:a="http://schemas.openxmlformats.org/drawingml/2006/main" noChangeAspect="1"/>
-                  </wp:cNvGraphicFramePr>
-                  <a:graphic xmlns:a="http://schemas.openxmlformats.org/drawingml/2006/main">
-                    <a:graphicData uri="http://schemas.openxmlformats.org/drawingml/2006/picture">
-                      <pic:pic xmlns:pic="http://schemas.openxmlformats.org/drawingml/2006/picture">
-                        <pic:nvPicPr>
-                          <pic:cNvPr id="0" name="" descr=""/>
-                          <pic:cNvPicPr>
-                            <a:picLocks noChangeAspect="1" noChangeArrowheads="1"/>
-                          </pic:cNvPicPr>
-                        </pic:nvPicPr>
-                        <pic:blipFill>
-                          <a:blip r:embed="rId16" cstate="none"/>
-                          <a:srcRect/>
-                          <a:stretch>
-                            <a:fillRect/>
-                          </a:stretch>
-                        </pic:blipFill>
-                        <pic:spPr bwMode="auto">
-                          <a:xfrm>
-                            <a:off x="0" y="0"/>
-                            <a:ext cx="209550" cy="209550"/>
-                          </a:xfrm>
-                          <a:prstGeom prst="rect">
-                            <a:avLst/>
-                          </a:prstGeom>
-                        </pic:spPr>
-                      </pic:pic>
-                    </a:graphicData>
-                  </a:graphic>
-                </wp:inline>
-              </w:drawing>
-            </w:r>
-          </w:p>
-          <w:p>
-            <w:pPr>
-              <w:spacing w:after="0" w:before="0"/>
-              <w:jc w:val="center"/>
-            </w:pPr>
-            <w:r>
-              <w:rPr>
-                <w:rFonts w:ascii="Calibri" w:cs="Calibri" w:eastAsia="Calibri" w:hAnsi="Calibri"/>
-                <w:b/>
-                <w:bCs/>
-                <w:color w:val="FFFFFF"/>
-                <w:sz w:val="15"/>
-                <w:szCs w:val="15"/>
-              </w:rPr>
-              <w:t xml:space="preserve">FERTIG?</w:t>
-            </w:r>
-          </w:p>
-        </w:tc>
-        <w:tc>
-          <w:tcPr>
-            <w:tcW w:type="dxa" w:w="3103"/>
-            <w:tcBorders>
-              <w:top w:val="single" w:color="B9C6E8" w:sz="6"/>
-              <w:left w:val="single" w:color="B9C6E8" w:sz="6"/>
-              <w:bottom w:val="single" w:color="B9C6E8" w:sz="6"/>
-              <w:right w:val="single" w:color="B9C6E8" w:sz="6"/>
-            </w:tcBorders>
-            <w:tcMar>
-              <w:top w:type="dxa" w:w="60"/>
-              <w:left w:type="dxa" w:w="100"/>
-              <w:bottom w:type="dxa" w:w="60"/>
-              <w:right w:type="dxa" w:w="100"/>
-            </w:tcMar>
-            <w:vAlign w:val="center"/>
-          </w:tcPr>
-          <w:p>
-            <w:pPr>
-              <w:spacing w:after="0" w:before="0"/>
-            </w:pPr>
-            <w:r>
-              <w:rPr>
-                <w:rFonts w:ascii="Calibri" w:cs="Calibri" w:eastAsia="Calibri" w:hAnsi="Calibri"/>
-                <w:color w:val="000000"/>
-                <w:sz w:val="19"/>
-                <w:szCs w:val="19"/>
-              </w:rPr>
-              <w:t xml:space="preserve">Stift hinlegen. Noch einmal durchlesen. Leise warten.</w:t>
+                <w:sz w:val="20"/>
+                <w:szCs w:val="20"/>
+              </w:rPr>
+              <w:t xml:space="preserve">Kontrolle im eigenen Heft.</w:t>
             </w:r>
           </w:p>
         </w:tc>
@@ -1018,7 +548,7 @@
     </w:tbl>
     <w:p>
       <w:pPr>
-        <w:spacing w:after="60" w:before="100"/>
+        <w:spacing w:after="40" w:before="100"/>
       </w:pPr>
       <w:r>
         <w:rPr>
@@ -1029,7 +559,7 @@
           <w:sz w:val="21"/>
           <w:szCs w:val="21"/>
         </w:rPr>
-        <w:t xml:space="preserve">Regeln für die Karten: </w:t>
+        <w:t xml:space="preserve">Fertig-Signal: </w:t>
       </w:r>
       <w:r>
         <w:rPr>
@@ -1038,7 +568,320 @@
           <w:sz w:val="21"/>
           <w:szCs w:val="21"/>
         </w:rPr>
-        <w:t xml:space="preserve">(1) Es hängt immer nur eine Karte. (2) Beim Wechsel die Karte umhängen und den Modus laut sagen: „Jetzt: Abschreiben.“ (3) Wer fertig ist, legt den Stift hin – so sehen Sie auf einen Blick, wann alle so weit sind. (4) Das Muster ist in jeder Phase gleich: gemeinsam entdecken → abschreiben → allein üben → an der Tafel vergleichen → kontrollieren.</w:t>
+        <w:t xml:space="preserve">Wer fertig ist, legt den Stift hin. So sehen Sie, wann alle so weit sind – erst dann wird gewischt oder weitergemacht.</w:t>
+      </w:r>
+    </w:p>
+    <w:p>
+      <w:pPr>
+        <w:spacing w:after="60" w:before="0"/>
+      </w:pPr>
+      <w:r>
+        <w:rPr>
+          <w:rFonts w:ascii="Calibri" w:cs="Calibri" w:eastAsia="Calibri" w:hAnsi="Calibri"/>
+          <w:b/>
+          <w:bCs/>
+          <w:color w:val="000000"/>
+          <w:sz w:val="21"/>
+          <w:szCs w:val="21"/>
+        </w:rPr>
+        <w:t xml:space="preserve">Gleicher Ablauf in jeder Phase: </w:t>
+      </w:r>
+      <w:r>
+        <w:rPr>
+          <w:rFonts w:ascii="Calibri" w:cs="Calibri" w:eastAsia="Calibri" w:hAnsi="Calibri"/>
+          <w:color w:val="000000"/>
+          <w:sz w:val="21"/>
+          <w:szCs w:val="21"/>
+        </w:rPr>
+        <w:t xml:space="preserve">gemeinsam entdecken → Merksatz abschreiben → allein üben → an der Tafel vergleichen → verbessern.</w:t>
+      </w:r>
+    </w:p>
+    <w:p>
+      <w:pPr>
+        <w:keepNext/>
+        <w:spacing w:after="60" w:before="120"/>
+      </w:pPr>
+      <w:r>
+        <w:rPr>
+          <w:rFonts w:ascii="Cambria" w:cs="Cambria" w:eastAsia="Cambria" w:hAnsi="Cambria"/>
+          <w:b/>
+          <w:bCs/>
+          <w:color w:val="1E2761"/>
+          <w:sz w:val="23"/>
+          <w:szCs w:val="23"/>
+        </w:rPr>
+        <w:t xml:space="preserve">2  Übungen immer im gleichen Format</w:t>
+      </w:r>
+    </w:p>
+    <w:p>
+      <w:pPr>
+        <w:spacing w:after="80" w:before="0"/>
+      </w:pPr>
+      <w:r>
+        <w:rPr>
+          <w:rFonts w:ascii="Calibri" w:cs="Calibri" w:eastAsia="Calibri" w:hAnsi="Calibri"/>
+          <w:color w:val="000000"/>
+          <w:sz w:val="21"/>
+          <w:szCs w:val="21"/>
+        </w:rPr>
+        <w:t xml:space="preserve">Jede Übung steht rechts an der Tafel mit Nummer und Titel, nummerierten Arbeitsschritten (Verb am Anfang), der Zeit und der Arbeitsform. Beispiel:</w:t>
+      </w:r>
+    </w:p>
+    <w:tbl>
+      <w:tblPr>
+        <w:tblW w:type="dxa" w:w="10206"/>
+        <w:tblBorders>
+          <w:top w:val="single" w:color="auto" w:sz="4"/>
+          <w:left w:val="single" w:color="auto" w:sz="4"/>
+          <w:bottom w:val="single" w:color="auto" w:sz="4"/>
+          <w:right w:val="single" w:color="auto" w:sz="4"/>
+          <w:insideH w:val="single" w:color="auto" w:sz="4"/>
+          <w:insideV w:val="single" w:color="auto" w:sz="4"/>
+        </w:tblBorders>
+      </w:tblPr>
+      <w:tblGrid>
+        <w:gridCol w:w="10206"/>
+      </w:tblGrid>
+      <w:tr>
+        <w:trPr>
+          <w:cantSplit/>
+        </w:trPr>
+        <w:tc>
+          <w:tcPr>
+            <w:tcW w:type="dxa" w:w="10206"/>
+            <w:tcBorders>
+              <w:top w:val="none" w:color="FFFFFF" w:sz="0"/>
+              <w:left w:val="none" w:color="FFFFFF" w:sz="0"/>
+              <w:bottom w:val="none" w:color="FFFFFF" w:sz="0"/>
+              <w:right w:val="none" w:color="FFFFFF" w:sz="0"/>
+            </w:tcBorders>
+            <w:tcMar>
+              <w:top w:type="dxa" w:w="0"/>
+              <w:left w:type="dxa" w:w="0"/>
+              <w:bottom w:type="dxa" w:w="0"/>
+              <w:right w:type="dxa" w:w="100"/>
+            </w:tcMar>
+            <w:vAlign w:val="center"/>
+          </w:tcPr>
+          <w:tbl>
+            <w:tblPr>
+              <w:tblW w:type="dxa" w:w="8166"/>
+              <w:tblBorders>
+                <w:top w:val="single" w:color="auto" w:sz="4"/>
+                <w:left w:val="single" w:color="auto" w:sz="4"/>
+                <w:bottom w:val="single" w:color="auto" w:sz="4"/>
+                <w:right w:val="single" w:color="auto" w:sz="4"/>
+                <w:insideH w:val="single" w:color="auto" w:sz="4"/>
+                <w:insideV w:val="single" w:color="auto" w:sz="4"/>
+              </w:tblBorders>
+            </w:tblPr>
+            <w:tblGrid>
+              <w:gridCol w:w="8166"/>
+            </w:tblGrid>
+            <w:tr>
+              <w:trPr>
+                <w:cantSplit/>
+              </w:trPr>
+              <w:tc>
+                <w:tcPr>
+                  <w:tcW w:type="dxa" w:w="8166"/>
+                  <w:tcBorders>
+                    <w:top w:val="single" w:color="3D4A3F" w:sz="12"/>
+                    <w:left w:val="single" w:color="3D4A3F" w:sz="12"/>
+                    <w:bottom w:val="single" w:color="3D4A3F" w:sz="12"/>
+                    <w:right w:val="single" w:color="3D4A3F" w:sz="12"/>
+                  </w:tcBorders>
+                  <w:shd w:fill="3D4A3F" w:color="auto" w:val="clear"/>
+                  <w:tcMar>
+                    <w:top w:type="dxa" w:w="30"/>
+                    <w:left w:type="dxa" w:w="100"/>
+                    <w:bottom w:type="dxa" w:w="30"/>
+                    <w:right w:type="dxa" w:w="100"/>
+                  </w:tcMar>
+                  <w:vAlign w:val="center"/>
+                </w:tcPr>
+                <w:p>
+                  <w:pPr>
+                    <w:spacing w:after="0" w:before="0"/>
+                  </w:pPr>
+                  <w:r>
+                    <w:rPr>
+                      <w:rFonts w:ascii="Calibri" w:cs="Calibri" w:eastAsia="Calibri" w:hAnsi="Calibri"/>
+                      <w:b/>
+                      <w:bCs/>
+                      <w:color w:val="FFFFFF"/>
+                      <w:sz w:val="16"/>
+                      <w:szCs w:val="16"/>
+                    </w:rPr>
+                    <w:t xml:space="preserve">TAFEL · rechts · Ü1 Wörterbuch-Detektiv</w:t>
+                  </w:r>
+                </w:p>
+              </w:tc>
+            </w:tr>
+            <w:tr>
+              <w:trPr>
+                <w:cantSplit/>
+              </w:trPr>
+              <w:tc>
+                <w:tcPr>
+                  <w:tcW w:type="dxa" w:w="8166"/>
+                  <w:tcBorders>
+                    <w:top w:val="single" w:color="3D4A3F" w:sz="12"/>
+                    <w:left w:val="single" w:color="3D4A3F" w:sz="12"/>
+                    <w:bottom w:val="single" w:color="3D4A3F" w:sz="12"/>
+                    <w:right w:val="single" w:color="3D4A3F" w:sz="12"/>
+                  </w:tcBorders>
+                  <w:shd w:fill="F3F6F1" w:color="auto" w:val="clear"/>
+                  <w:tcMar>
+                    <w:top w:type="dxa" w:w="100"/>
+                    <w:left w:type="dxa" w:w="160"/>
+                    <w:bottom w:type="dxa" w:w="100"/>
+                    <w:right w:type="dxa" w:w="100"/>
+                  </w:tcMar>
+                  <w:vAlign w:val="center"/>
+                </w:tcPr>
+                <w:p>
+                  <w:pPr>
+                    <w:spacing w:after="30" w:before="0"/>
+                  </w:pPr>
+                  <w:r>
+                    <w:rPr>
+                      <w:rFonts w:ascii="Calibri" w:cs="Calibri" w:eastAsia="Calibri" w:hAnsi="Calibri"/>
+                      <w:b/>
+                      <w:bCs/>
+                      <w:color w:val="1E2761"/>
+                      <w:sz w:val="21"/>
+                      <w:szCs w:val="21"/>
+                    </w:rPr>
+                    <w:t xml:space="preserve">1. </w:t>
+                  </w:r>
+                  <w:r>
+                    <w:rPr>
+                      <w:rFonts w:ascii="Calibri" w:cs="Calibri" w:eastAsia="Calibri" w:hAnsi="Calibri"/>
+                      <w:b/>
+                      <w:bCs/>
+                      <w:color w:val="1E2761"/>
+                      <w:sz w:val="21"/>
+                      <w:szCs w:val="21"/>
+                    </w:rPr>
+                    <w:t xml:space="preserve">Schreibe Ü1 an den Rand.</w:t>
+                  </w:r>
+                </w:p>
+                <w:p>
+                  <w:pPr>
+                    <w:spacing w:after="30" w:before="0"/>
+                  </w:pPr>
+                  <w:r>
+                    <w:rPr>
+                      <w:rFonts w:ascii="Calibri" w:cs="Calibri" w:eastAsia="Calibri" w:hAnsi="Calibri"/>
+                      <w:b/>
+                      <w:bCs/>
+                      <w:color w:val="1E2761"/>
+                      <w:sz w:val="21"/>
+                      <w:szCs w:val="21"/>
+                    </w:rPr>
+                    <w:t xml:space="preserve">2. </w:t>
+                  </w:r>
+                  <w:r>
+                    <w:rPr>
+                      <w:rFonts w:ascii="Calibri" w:cs="Calibri" w:eastAsia="Calibri" w:hAnsi="Calibri"/>
+                      <w:b/>
+                      <w:bCs/>
+                      <w:color w:val="1E2761"/>
+                      <w:sz w:val="21"/>
+                      <w:szCs w:val="21"/>
+                    </w:rPr>
+                    <w:t xml:space="preserve">Schreibe jedes Wort ab und ergänze die Grundform.</w:t>
+                  </w:r>
+                </w:p>
+                <w:p>
+                  <w:pPr>
+                    <w:spacing w:after="30" w:before="0"/>
+                  </w:pPr>
+                  <w:r>
+                    <w:rPr>
+                      <w:rFonts w:ascii="Calibri" w:cs="Calibri" w:eastAsia="Calibri" w:hAnsi="Calibri"/>
+                      <w:color w:val="000000"/>
+                      <w:sz w:val="22"/>
+                      <w:szCs w:val="22"/>
+                    </w:rPr>
+                    <w:t xml:space="preserve"/>
+                  </w:r>
+                </w:p>
+                <w:p>
+                  <w:pPr>
+                    <w:spacing w:after="0" w:before="0"/>
+                  </w:pPr>
+                  <w:r>
+                    <w:rPr>
+                      <w:rFonts w:ascii="Cambria" w:cs="Cambria" w:eastAsia="Cambria" w:hAnsi="Cambria"/>
+                      <w:color w:val="000000"/>
+                      <w:sz w:val="22"/>
+                      <w:szCs w:val="22"/>
+                    </w:rPr>
+                    <w:t xml:space="preserve">konnte → ______     liest → ______     bin → ______</w:t>
+                  </w:r>
+                </w:p>
+                <w:p>
+                  <w:pPr>
+                    <w:spacing w:after="30" w:before="0"/>
+                  </w:pPr>
+                  <w:r>
+                    <w:rPr>
+                      <w:rFonts w:ascii="Calibri" w:cs="Calibri" w:eastAsia="Calibri" w:hAnsi="Calibri"/>
+                      <w:color w:val="000000"/>
+                      <w:sz w:val="22"/>
+                      <w:szCs w:val="22"/>
+                    </w:rPr>
+                    <w:t xml:space="preserve"/>
+                  </w:r>
+                </w:p>
+                <w:p>
+                  <w:pPr>
+                    <w:spacing w:after="0" w:before="0"/>
+                  </w:pPr>
+                  <w:r>
+                    <w:rPr>
+                      <w:rFonts w:ascii="Calibri" w:cs="Calibri" w:eastAsia="Calibri" w:hAnsi="Calibri"/>
+                      <w:b/>
+                      <w:bCs/>
+                      <w:color w:val="3D4A3F"/>
+                      <w:sz w:val="19"/>
+                      <w:szCs w:val="19"/>
+                    </w:rPr>
+                    <w:t xml:space="preserve">Zeit: </w:t>
+                  </w:r>
+                  <w:r>
+                    <w:rPr>
+                      <w:rFonts w:ascii="Calibri" w:cs="Calibri" w:eastAsia="Calibri" w:hAnsi="Calibri"/>
+                      <w:color w:val="3D4A3F"/>
+                      <w:sz w:val="19"/>
+                      <w:szCs w:val="19"/>
+                    </w:rPr>
+                    <w:t xml:space="preserve">3 Minuten · allein · leise</w:t>
+                  </w:r>
+                  <w:r>
+                    <w:rPr>
+                      <w:rFonts w:ascii="Calibri" w:cs="Calibri" w:eastAsia="Calibri" w:hAnsi="Calibri"/>
+                      <w:i/>
+                      <w:iCs/>
+                      <w:color w:val="3D4A3F"/>
+                      <w:sz w:val="19"/>
+                      <w:szCs w:val="19"/>
+                    </w:rPr>
+                    <w:t xml:space="preserve">     Fertig? Stift hinlegen und noch einmal durchlesen.</w:t>
+                  </w:r>
+                </w:p>
+              </w:tc>
+            </w:tr>
+          </w:tbl>
+          <w:p/>
+        </w:tc>
+      </w:tr>
+    </w:tbl>
+    <w:p>
+      <w:r>
+        <w:br w:type="page"/>
       </w:r>
     </w:p>
     <w:p>
@@ -1297,22 +1140,6 @@
               <w:t xml:space="preserve">☐ 5 Exit-Ticket</w:t>
             </w:r>
           </w:p>
-          <w:p>
-            <w:pPr>
-              <w:spacing w:after="0" w:before="60"/>
-            </w:pPr>
-            <w:r>
-              <w:rPr>
-                <w:rFonts w:ascii="Calibri" w:cs="Calibri" w:eastAsia="Calibri" w:hAnsi="Calibri"/>
-                <w:b/>
-                <w:bCs/>
-                <w:color w:val="D9534F"/>
-                <w:sz w:val="19"/>
-                <w:szCs w:val="19"/>
-              </w:rPr>
-              <w:t xml:space="preserve">darunter: Modus-Karte</w:t>
-            </w:r>
-          </w:p>
         </w:tc>
         <w:tc>
           <w:tcPr>
@@ -1436,7 +1263,7 @@
           <w:sz w:val="21"/>
           <w:szCs w:val="21"/>
         </w:rPr>
-        <w:t xml:space="preserve">Modus-Karten + Magnete · Kreide/Stifte in Rot, Gelb, Blau, Grün · Schüler: Heft, Lineal, Buntstifte Rot, Gelb, Blau, Grün, kleiner Zettel für das Exit-Ticket</w:t>
+        <w:t xml:space="preserve">Kreide/Stifte in Rot, Gelb, Blau, Grün · Schüler: Heft, Lineal, Buntstifte Rot, Gelb, Blau, Grün, kleiner Zettel für das Exit-Ticket</w:t>
       </w:r>
     </w:p>
     <w:p>
@@ -1527,11 +1354,6 @@
       </w:r>
     </w:p>
     <w:p>
-      <w:r>
-        <w:br w:type="page"/>
-      </w:r>
-    </w:p>
-    <w:p>
       <w:pPr>
         <w:keepNext/>
         <w:spacing w:after="60" w:before="120"/>
@@ -2458,6 +2280,11 @@
       </w:tr>
     </w:tbl>
     <w:p>
+      <w:r>
+        <w:br w:type="page"/>
+      </w:r>
+    </w:p>
+    <w:p>
       <w:pPr>
         <w:keepNext/>
         <w:spacing w:after="100" w:before="200"/>
@@ -2482,7 +2309,7 @@
           <w:sz w:val="28"/>
           <w:szCs w:val="28"/>
         </w:rPr>
-        <w:t xml:space="preserve">Start: Karten einführen, Heft vorbereiten</w:t>
+        <w:t xml:space="preserve">Start: Ablauf klären, Heft vorbereiten</w:t>
       </w:r>
       <w:r>
         <w:rPr>
@@ -2509,8 +2336,8 @@
         </w:tblBorders>
       </w:tblPr>
       <w:tblGrid>
-        <w:gridCol w:w="2000"/>
-        <w:gridCol w:w="8206"/>
+        <w:gridCol w:w="1700"/>
+        <w:gridCol w:w="8506"/>
       </w:tblGrid>
       <w:tr>
         <w:trPr>
@@ -2518,89 +2345,56 @@
         </w:trPr>
         <w:tc>
           <w:tcPr>
-            <w:tcW w:type="dxa" w:w="2000"/>
+            <w:tcW w:type="dxa" w:w="1700"/>
             <w:tcBorders>
-              <w:top w:val="single" w:color="FFFFFF" w:sz="12"/>
-              <w:left w:val="single" w:color="FFFFFF" w:sz="12"/>
-              <w:bottom w:val="single" w:color="FFFFFF" w:sz="12"/>
-              <w:right w:val="single" w:color="FFFFFF" w:sz="12"/>
+              <w:top w:val="single" w:color="D5DDEE" w:sz="6"/>
+              <w:left w:val="single" w:color="D5DDEE" w:sz="6"/>
+              <w:bottom w:val="single" w:color="D5DDEE" w:sz="6"/>
+              <w:right w:val="single" w:color="D5DDEE" w:sz="6"/>
             </w:tcBorders>
-            <w:shd w:fill="5B6B8C" w:color="auto" w:val="clear"/>
+            <w:shd w:fill="F4F7FD" w:color="auto" w:val="clear"/>
             <w:tcMar>
-              <w:top w:type="dxa" w:w="80"/>
+              <w:top w:type="dxa" w:w="100"/>
               <w:left w:type="dxa" w:w="100"/>
-              <w:bottom w:type="dxa" w:w="80"/>
+              <w:bottom w:type="dxa" w:w="100"/>
               <w:right w:type="dxa" w:w="100"/>
             </w:tcMar>
-            <w:vAlign w:val="center"/>
+            <w:vAlign w:val="top"/>
           </w:tcPr>
           <w:p>
             <w:pPr>
-              <w:spacing w:after="30" w:before="0"/>
-              <w:jc w:val="center"/>
-            </w:pPr>
-            <w:r>
-              <w:drawing>
-                <wp:inline distT="0" distB="0" distL="0" distR="0">
-                  <wp:extent cx="209550" cy="209550"/>
-                  <wp:effectExtent t="0" r="0" b="0" l="0"/>
-                  <wp:docPr id="1" name="" descr="" title=""/>
-                  <wp:cNvGraphicFramePr>
-                    <a:graphicFrameLocks xmlns:a="http://schemas.openxmlformats.org/drawingml/2006/main" noChangeAspect="1"/>
-                  </wp:cNvGraphicFramePr>
-                  <a:graphic xmlns:a="http://schemas.openxmlformats.org/drawingml/2006/main">
-                    <a:graphicData uri="http://schemas.openxmlformats.org/drawingml/2006/picture">
-                      <pic:pic xmlns:pic="http://schemas.openxmlformats.org/drawingml/2006/picture">
-                        <pic:nvPicPr>
-                          <pic:cNvPr id="0" name="" descr=""/>
-                          <pic:cNvPicPr>
-                            <a:picLocks noChangeAspect="1" noChangeArrowheads="1"/>
-                          </pic:cNvPicPr>
-                        </pic:nvPicPr>
-                        <pic:blipFill>
-                          <a:blip r:embed="rId9" cstate="none"/>
-                          <a:srcRect/>
-                          <a:stretch>
-                            <a:fillRect/>
-                          </a:stretch>
-                        </pic:blipFill>
-                        <pic:spPr bwMode="auto">
-                          <a:xfrm>
-                            <a:off x="0" y="0"/>
-                            <a:ext cx="209550" cy="209550"/>
-                          </a:xfrm>
-                          <a:prstGeom prst="rect">
-                            <a:avLst/>
-                          </a:prstGeom>
-                        </pic:spPr>
-                      </pic:pic>
-                    </a:graphicData>
-                  </a:graphic>
-                </wp:inline>
-              </w:drawing>
+              <w:spacing w:after="10" w:before="0"/>
+            </w:pPr>
+            <w:r>
+              <w:rPr>
+                <w:rFonts w:ascii="Calibri" w:cs="Calibri" w:eastAsia="Calibri" w:hAnsi="Calibri"/>
+                <w:color w:val="5B6B8C"/>
+                <w:sz w:val="16"/>
+                <w:szCs w:val="16"/>
+              </w:rPr>
+              <w:t xml:space="preserve">Klasse</w:t>
             </w:r>
           </w:p>
           <w:p>
             <w:pPr>
               <w:spacing w:after="0" w:before="0"/>
-              <w:jc w:val="center"/>
             </w:pPr>
             <w:r>
               <w:rPr>
                 <w:rFonts w:ascii="Calibri" w:cs="Calibri" w:eastAsia="Calibri" w:hAnsi="Calibri"/>
                 <w:b/>
                 <w:bCs/>
-                <w:color w:val="FFFFFF"/>
-                <w:sz w:val="15"/>
-                <w:szCs w:val="15"/>
-              </w:rPr>
-              <w:t xml:space="preserve">ZUHÖREN</w:t>
+                <w:color w:val="1E2761"/>
+                <w:sz w:val="20"/>
+                <w:szCs w:val="20"/>
+              </w:rPr>
+              <w:t xml:space="preserve">hört zu</w:t>
             </w:r>
           </w:p>
         </w:tc>
         <w:tc>
           <w:tcPr>
-            <w:tcW w:type="dxa" w:w="8206"/>
+            <w:tcW w:type="dxa" w:w="8506"/>
             <w:tcBorders>
               <w:top w:val="single" w:color="D5DDEE" w:sz="6"/>
               <w:left w:val="single" w:color="D5DDEE" w:sz="6"/>
@@ -2624,7 +2418,7 @@
                 <w:rFonts w:ascii="Calibri" w:cs="Calibri" w:eastAsia="Calibri" w:hAnsi="Calibri"/>
                 <w:b/>
                 <w:bCs/>
-                <w:color w:val="5B6B8C"/>
+                <w:color w:val="D9534F"/>
                 <w:sz w:val="20"/>
                 <w:szCs w:val="20"/>
               </w:rPr>
@@ -2639,7 +2433,7 @@
                 <w:sz w:val="21"/>
                 <w:szCs w:val="21"/>
               </w:rPr>
-              <w:t xml:space="preserve">„Heute gibt es etwas Neues: diese Karten. Die Karte an der Tafel sagt euch immer, was ihr gerade tut. Ich zeige sie euch einmal.“</w:t>
+              <w:t xml:space="preserve">„Stifte liegen. Heute arbeiten wir ohne Arbeitsblatt. Ich sage euch immer genau, was ihr gerade tut: zuhören, abschreiben, allein üben oder vergleichen. Die Übungen stehen immer rechts an der Tafel – mit genauer Anleitung. Wer fertig ist, legt den Stift hin.“</w:t>
             </w:r>
           </w:p>
           <w:p>
@@ -2653,21 +2447,7 @@
                 <w:sz w:val="21"/>
                 <w:szCs w:val="21"/>
               </w:rPr>
-              <w:t xml:space="preserve">Alle acht Karten kurz hochhalten, je einen Satz dazu. Dann nur „Zuhören“ hängen lassen.</w:t>
-            </w:r>
-          </w:p>
-          <w:p>
-            <w:pPr>
-              <w:spacing w:after="50" w:before="0"/>
-            </w:pPr>
-            <w:r>
-              <w:rPr>
-                <w:rFonts w:ascii="Calibri" w:cs="Calibri" w:eastAsia="Calibri" w:hAnsi="Calibri"/>
-                <w:color w:val="000000"/>
-                <w:sz w:val="21"/>
-                <w:szCs w:val="21"/>
-              </w:rPr>
-              <w:t xml:space="preserve">Ablaufplan links an der Tafel zeigen.</w:t>
+              <w:t xml:space="preserve">Ablaufplan links an der Tafel zeigen: Das machen wir heute.</w:t>
             </w:r>
           </w:p>
         </w:tc>
@@ -2700,8 +2480,8 @@
         </w:tblBorders>
       </w:tblPr>
       <w:tblGrid>
-        <w:gridCol w:w="2000"/>
-        <w:gridCol w:w="8206"/>
+        <w:gridCol w:w="1700"/>
+        <w:gridCol w:w="8506"/>
       </w:tblGrid>
       <w:tr>
         <w:trPr>
@@ -2709,89 +2489,56 @@
         </w:trPr>
         <w:tc>
           <w:tcPr>
-            <w:tcW w:type="dxa" w:w="2000"/>
+            <w:tcW w:type="dxa" w:w="1700"/>
             <w:tcBorders>
-              <w:top w:val="single" w:color="FFFFFF" w:sz="12"/>
-              <w:left w:val="single" w:color="FFFFFF" w:sz="12"/>
-              <w:bottom w:val="single" w:color="FFFFFF" w:sz="12"/>
-              <w:right w:val="single" w:color="FFFFFF" w:sz="12"/>
+              <w:top w:val="single" w:color="D5DDEE" w:sz="6"/>
+              <w:left w:val="single" w:color="D5DDEE" w:sz="6"/>
+              <w:bottom w:val="single" w:color="D5DDEE" w:sz="6"/>
+              <w:right w:val="single" w:color="D5DDEE" w:sz="6"/>
             </w:tcBorders>
-            <w:shd w:fill="1E2761" w:color="auto" w:val="clear"/>
+            <w:shd w:fill="F4F7FD" w:color="auto" w:val="clear"/>
             <w:tcMar>
-              <w:top w:type="dxa" w:w="80"/>
+              <w:top w:type="dxa" w:w="100"/>
               <w:left w:type="dxa" w:w="100"/>
-              <w:bottom w:type="dxa" w:w="80"/>
+              <w:bottom w:type="dxa" w:w="100"/>
               <w:right w:type="dxa" w:w="100"/>
             </w:tcMar>
-            <w:vAlign w:val="center"/>
+            <w:vAlign w:val="top"/>
           </w:tcPr>
           <w:p>
             <w:pPr>
-              <w:spacing w:after="30" w:before="0"/>
-              <w:jc w:val="center"/>
-            </w:pPr>
-            <w:r>
-              <w:drawing>
-                <wp:inline distT="0" distB="0" distL="0" distR="0">
-                  <wp:extent cx="209550" cy="209550"/>
-                  <wp:effectExtent t="0" r="0" b="0" l="0"/>
-                  <wp:docPr id="1" name="" descr="" title=""/>
-                  <wp:cNvGraphicFramePr>
-                    <a:graphicFrameLocks xmlns:a="http://schemas.openxmlformats.org/drawingml/2006/main" noChangeAspect="1"/>
-                  </wp:cNvGraphicFramePr>
-                  <a:graphic xmlns:a="http://schemas.openxmlformats.org/drawingml/2006/main">
-                    <a:graphicData uri="http://schemas.openxmlformats.org/drawingml/2006/picture">
-                      <pic:pic xmlns:pic="http://schemas.openxmlformats.org/drawingml/2006/picture">
-                        <pic:nvPicPr>
-                          <pic:cNvPr id="0" name="" descr=""/>
-                          <pic:cNvPicPr>
-                            <a:picLocks noChangeAspect="1" noChangeArrowheads="1"/>
-                          </pic:cNvPicPr>
-                        </pic:nvPicPr>
-                        <pic:blipFill>
-                          <a:blip r:embed="rId11" cstate="none"/>
-                          <a:srcRect/>
-                          <a:stretch>
-                            <a:fillRect/>
-                          </a:stretch>
-                        </pic:blipFill>
-                        <pic:spPr bwMode="auto">
-                          <a:xfrm>
-                            <a:off x="0" y="0"/>
-                            <a:ext cx="209550" cy="209550"/>
-                          </a:xfrm>
-                          <a:prstGeom prst="rect">
-                            <a:avLst/>
-                          </a:prstGeom>
-                        </pic:spPr>
-                      </pic:pic>
-                    </a:graphicData>
-                  </a:graphic>
-                </wp:inline>
-              </w:drawing>
+              <w:spacing w:after="10" w:before="0"/>
+            </w:pPr>
+            <w:r>
+              <w:rPr>
+                <w:rFonts w:ascii="Calibri" w:cs="Calibri" w:eastAsia="Calibri" w:hAnsi="Calibri"/>
+                <w:color w:val="5B6B8C"/>
+                <w:sz w:val="16"/>
+                <w:szCs w:val="16"/>
+              </w:rPr>
+              <w:t xml:space="preserve">Klasse</w:t>
             </w:r>
           </w:p>
           <w:p>
             <w:pPr>
               <w:spacing w:after="0" w:before="0"/>
-              <w:jc w:val="center"/>
             </w:pPr>
             <w:r>
               <w:rPr>
                 <w:rFonts w:ascii="Calibri" w:cs="Calibri" w:eastAsia="Calibri" w:hAnsi="Calibri"/>
                 <w:b/>
                 <w:bCs/>
-                <w:color w:val="FFFFFF"/>
-                <w:sz w:val="15"/>
-                <w:szCs w:val="15"/>
-              </w:rPr>
-              <w:t xml:space="preserve">ABSCHREIBEN</w:t>
+                <w:color w:val="1E2761"/>
+                <w:sz w:val="20"/>
+                <w:szCs w:val="20"/>
+              </w:rPr>
+              <w:t xml:space="preserve">schreibt ab</w:t>
             </w:r>
           </w:p>
         </w:tc>
         <w:tc>
           <w:tcPr>
-            <w:tcW w:type="dxa" w:w="8206"/>
+            <w:tcW w:type="dxa" w:w="8506"/>
             <w:tcBorders>
               <w:top w:val="single" w:color="D5DDEE" w:sz="6"/>
               <w:left w:val="single" w:color="D5DDEE" w:sz="6"/>
@@ -2815,7 +2562,7 @@
                 <w:rFonts w:ascii="Calibri" w:cs="Calibri" w:eastAsia="Calibri" w:hAnsi="Calibri"/>
                 <w:b/>
                 <w:bCs/>
-                <w:color w:val="1E2761"/>
+                <w:color w:val="D9534F"/>
                 <w:sz w:val="20"/>
                 <w:szCs w:val="20"/>
               </w:rPr>
@@ -2835,7 +2582,7 @@
           </w:p>
           <w:tbl>
             <w:tblPr>
-              <w:tblW w:type="dxa" w:w="7866"/>
+              <w:tblW w:type="dxa" w:w="8166"/>
               <w:tblBorders>
                 <w:top w:val="single" w:color="auto" w:sz="4"/>
                 <w:left w:val="single" w:color="auto" w:sz="4"/>
@@ -2846,7 +2593,7 @@
               </w:tblBorders>
             </w:tblPr>
             <w:tblGrid>
-              <w:gridCol w:w="7866"/>
+              <w:gridCol w:w="8166"/>
             </w:tblGrid>
             <w:tr>
               <w:trPr>
@@ -2854,7 +2601,7 @@
               </w:trPr>
               <w:tc>
                 <w:tcPr>
-                  <w:tcW w:type="dxa" w:w="7866"/>
+                  <w:tcW w:type="dxa" w:w="8166"/>
                   <w:tcBorders>
                     <w:top w:val="single" w:color="3D4A3F" w:sz="12"/>
                     <w:left w:val="single" w:color="3D4A3F" w:sz="12"/>
@@ -2894,7 +2641,7 @@
               </w:trPr>
               <w:tc>
                 <w:tcPr>
-                  <w:tcW w:type="dxa" w:w="7866"/>
+                  <w:tcW w:type="dxa" w:w="8166"/>
                   <w:tcBorders>
                     <w:top w:val="single" w:color="3D4A3F" w:sz="12"/>
                     <w:left w:val="single" w:color="3D4A3F" w:sz="12"/>
@@ -3013,8 +2760,8 @@
         </w:tblBorders>
       </w:tblPr>
       <w:tblGrid>
-        <w:gridCol w:w="2000"/>
-        <w:gridCol w:w="8206"/>
+        <w:gridCol w:w="1700"/>
+        <w:gridCol w:w="8506"/>
       </w:tblGrid>
       <w:tr>
         <w:trPr>
@@ -3022,89 +2769,56 @@
         </w:trPr>
         <w:tc>
           <w:tcPr>
-            <w:tcW w:type="dxa" w:w="2000"/>
+            <w:tcW w:type="dxa" w:w="1700"/>
             <w:tcBorders>
-              <w:top w:val="single" w:color="FFFFFF" w:sz="12"/>
-              <w:left w:val="single" w:color="FFFFFF" w:sz="12"/>
-              <w:bottom w:val="single" w:color="FFFFFF" w:sz="12"/>
-              <w:right w:val="single" w:color="FFFFFF" w:sz="12"/>
+              <w:top w:val="single" w:color="D5DDEE" w:sz="6"/>
+              <w:left w:val="single" w:color="D5DDEE" w:sz="6"/>
+              <w:bottom w:val="single" w:color="D5DDEE" w:sz="6"/>
+              <w:right w:val="single" w:color="D5DDEE" w:sz="6"/>
             </w:tcBorders>
-            <w:shd w:fill="5B6B8C" w:color="auto" w:val="clear"/>
+            <w:shd w:fill="F4F7FD" w:color="auto" w:val="clear"/>
             <w:tcMar>
-              <w:top w:type="dxa" w:w="80"/>
+              <w:top w:type="dxa" w:w="100"/>
               <w:left w:type="dxa" w:w="100"/>
-              <w:bottom w:type="dxa" w:w="80"/>
+              <w:bottom w:type="dxa" w:w="100"/>
               <w:right w:type="dxa" w:w="100"/>
             </w:tcMar>
-            <w:vAlign w:val="center"/>
+            <w:vAlign w:val="top"/>
           </w:tcPr>
           <w:p>
             <w:pPr>
-              <w:spacing w:after="30" w:before="0"/>
-              <w:jc w:val="center"/>
-            </w:pPr>
-            <w:r>
-              <w:drawing>
-                <wp:inline distT="0" distB="0" distL="0" distR="0">
-                  <wp:extent cx="209550" cy="209550"/>
-                  <wp:effectExtent t="0" r="0" b="0" l="0"/>
-                  <wp:docPr id="1" name="" descr="" title=""/>
-                  <wp:cNvGraphicFramePr>
-                    <a:graphicFrameLocks xmlns:a="http://schemas.openxmlformats.org/drawingml/2006/main" noChangeAspect="1"/>
-                  </wp:cNvGraphicFramePr>
-                  <a:graphic xmlns:a="http://schemas.openxmlformats.org/drawingml/2006/main">
-                    <a:graphicData uri="http://schemas.openxmlformats.org/drawingml/2006/picture">
-                      <pic:pic xmlns:pic="http://schemas.openxmlformats.org/drawingml/2006/picture">
-                        <pic:nvPicPr>
-                          <pic:cNvPr id="0" name="" descr=""/>
-                          <pic:cNvPicPr>
-                            <a:picLocks noChangeAspect="1" noChangeArrowheads="1"/>
-                          </pic:cNvPicPr>
-                        </pic:nvPicPr>
-                        <pic:blipFill>
-                          <a:blip r:embed="rId9" cstate="none"/>
-                          <a:srcRect/>
-                          <a:stretch>
-                            <a:fillRect/>
-                          </a:stretch>
-                        </pic:blipFill>
-                        <pic:spPr bwMode="auto">
-                          <a:xfrm>
-                            <a:off x="0" y="0"/>
-                            <a:ext cx="209550" cy="209550"/>
-                          </a:xfrm>
-                          <a:prstGeom prst="rect">
-                            <a:avLst/>
-                          </a:prstGeom>
-                        </pic:spPr>
-                      </pic:pic>
-                    </a:graphicData>
-                  </a:graphic>
-                </wp:inline>
-              </w:drawing>
+              <w:spacing w:after="10" w:before="0"/>
+            </w:pPr>
+            <w:r>
+              <w:rPr>
+                <w:rFonts w:ascii="Calibri" w:cs="Calibri" w:eastAsia="Calibri" w:hAnsi="Calibri"/>
+                <w:color w:val="5B6B8C"/>
+                <w:sz w:val="16"/>
+                <w:szCs w:val="16"/>
+              </w:rPr>
+              <w:t xml:space="preserve">Klasse</w:t>
             </w:r>
           </w:p>
           <w:p>
             <w:pPr>
               <w:spacing w:after="0" w:before="0"/>
-              <w:jc w:val="center"/>
             </w:pPr>
             <w:r>
               <w:rPr>
                 <w:rFonts w:ascii="Calibri" w:cs="Calibri" w:eastAsia="Calibri" w:hAnsi="Calibri"/>
                 <w:b/>
                 <w:bCs/>
-                <w:color w:val="FFFFFF"/>
-                <w:sz w:val="15"/>
-                <w:szCs w:val="15"/>
-              </w:rPr>
-              <w:t xml:space="preserve">ZUHÖREN</w:t>
+                <w:color w:val="1E2761"/>
+                <w:sz w:val="20"/>
+                <w:szCs w:val="20"/>
+              </w:rPr>
+              <w:t xml:space="preserve">hört zu</w:t>
             </w:r>
           </w:p>
         </w:tc>
         <w:tc>
           <w:tcPr>
-            <w:tcW w:type="dxa" w:w="8206"/>
+            <w:tcW w:type="dxa" w:w="8506"/>
             <w:tcBorders>
               <w:top w:val="single" w:color="D5DDEE" w:sz="6"/>
               <w:left w:val="single" w:color="D5DDEE" w:sz="6"/>
@@ -3128,7 +2842,7 @@
                 <w:rFonts w:ascii="Calibri" w:cs="Calibri" w:eastAsia="Calibri" w:hAnsi="Calibri"/>
                 <w:b/>
                 <w:bCs/>
-                <w:color w:val="5B6B8C"/>
+                <w:color w:val="D9534F"/>
                 <w:sz w:val="20"/>
                 <w:szCs w:val="20"/>
               </w:rPr>
@@ -3143,7 +2857,7 @@
                 <w:sz w:val="21"/>
                 <w:szCs w:val="21"/>
               </w:rPr>
-              <w:t xml:space="preserve">„Stifte bleiben liegen. Tim sucht im Wörterbuch das Wort ‚ging‘. Er findet es nicht. Warum nicht?“</w:t>
+              <w:t xml:space="preserve">„Stifte liegen. Ihr hört nur zu. Tim sucht im Wörterbuch das Wort ‚ging‘. Er findet es nicht. Warum nicht?“</w:t>
             </w:r>
           </w:p>
           <w:p>
@@ -3190,8 +2904,8 @@
         </w:tblBorders>
       </w:tblPr>
       <w:tblGrid>
-        <w:gridCol w:w="2000"/>
-        <w:gridCol w:w="8206"/>
+        <w:gridCol w:w="1700"/>
+        <w:gridCol w:w="8506"/>
       </w:tblGrid>
       <w:tr>
         <w:trPr>
@@ -3199,89 +2913,56 @@
         </w:trPr>
         <w:tc>
           <w:tcPr>
-            <w:tcW w:type="dxa" w:w="2000"/>
+            <w:tcW w:type="dxa" w:w="1700"/>
             <w:tcBorders>
-              <w:top w:val="single" w:color="FFFFFF" w:sz="12"/>
-              <w:left w:val="single" w:color="FFFFFF" w:sz="12"/>
-              <w:bottom w:val="single" w:color="FFFFFF" w:sz="12"/>
-              <w:right w:val="single" w:color="FFFFFF" w:sz="12"/>
+              <w:top w:val="single" w:color="D5DDEE" w:sz="6"/>
+              <w:left w:val="single" w:color="D5DDEE" w:sz="6"/>
+              <w:bottom w:val="single" w:color="D5DDEE" w:sz="6"/>
+              <w:right w:val="single" w:color="D5DDEE" w:sz="6"/>
             </w:tcBorders>
-            <w:shd w:fill="2E9E6B" w:color="auto" w:val="clear"/>
+            <w:shd w:fill="F4F7FD" w:color="auto" w:val="clear"/>
             <w:tcMar>
-              <w:top w:type="dxa" w:w="80"/>
+              <w:top w:type="dxa" w:w="100"/>
               <w:left w:type="dxa" w:w="100"/>
-              <w:bottom w:type="dxa" w:w="80"/>
+              <w:bottom w:type="dxa" w:w="100"/>
               <w:right w:type="dxa" w:w="100"/>
             </w:tcMar>
-            <w:vAlign w:val="center"/>
+            <w:vAlign w:val="top"/>
           </w:tcPr>
           <w:p>
             <w:pPr>
-              <w:spacing w:after="30" w:before="0"/>
-              <w:jc w:val="center"/>
-            </w:pPr>
-            <w:r>
-              <w:drawing>
-                <wp:inline distT="0" distB="0" distL="0" distR="0">
-                  <wp:extent cx="209550" cy="209550"/>
-                  <wp:effectExtent t="0" r="0" b="0" l="0"/>
-                  <wp:docPr id="1" name="" descr="" title=""/>
-                  <wp:cNvGraphicFramePr>
-                    <a:graphicFrameLocks xmlns:a="http://schemas.openxmlformats.org/drawingml/2006/main" noChangeAspect="1"/>
-                  </wp:cNvGraphicFramePr>
-                  <a:graphic xmlns:a="http://schemas.openxmlformats.org/drawingml/2006/main">
-                    <a:graphicData uri="http://schemas.openxmlformats.org/drawingml/2006/picture">
-                      <pic:pic xmlns:pic="http://schemas.openxmlformats.org/drawingml/2006/picture">
-                        <pic:nvPicPr>
-                          <pic:cNvPr id="0" name="" descr=""/>
-                          <pic:cNvPicPr>
-                            <a:picLocks noChangeAspect="1" noChangeArrowheads="1"/>
-                          </pic:cNvPicPr>
-                        </pic:nvPicPr>
-                        <pic:blipFill>
-                          <a:blip r:embed="rId10" cstate="none"/>
-                          <a:srcRect/>
-                          <a:stretch>
-                            <a:fillRect/>
-                          </a:stretch>
-                        </pic:blipFill>
-                        <pic:spPr bwMode="auto">
-                          <a:xfrm>
-                            <a:off x="0" y="0"/>
-                            <a:ext cx="209550" cy="209550"/>
-                          </a:xfrm>
-                          <a:prstGeom prst="rect">
-                            <a:avLst/>
-                          </a:prstGeom>
-                        </pic:spPr>
-                      </pic:pic>
-                    </a:graphicData>
-                  </a:graphic>
-                </wp:inline>
-              </w:drawing>
+              <w:spacing w:after="10" w:before="0"/>
+            </w:pPr>
+            <w:r>
+              <w:rPr>
+                <w:rFonts w:ascii="Calibri" w:cs="Calibri" w:eastAsia="Calibri" w:hAnsi="Calibri"/>
+                <w:color w:val="5B6B8C"/>
+                <w:sz w:val="16"/>
+                <w:szCs w:val="16"/>
+              </w:rPr>
+              <w:t xml:space="preserve">Klasse</w:t>
             </w:r>
           </w:p>
           <w:p>
             <w:pPr>
               <w:spacing w:after="0" w:before="0"/>
-              <w:jc w:val="center"/>
             </w:pPr>
             <w:r>
               <w:rPr>
                 <w:rFonts w:ascii="Calibri" w:cs="Calibri" w:eastAsia="Calibri" w:hAnsi="Calibri"/>
                 <w:b/>
                 <w:bCs/>
-                <w:color w:val="FFFFFF"/>
-                <w:sz w:val="15"/>
-                <w:szCs w:val="15"/>
-              </w:rPr>
-              <w:t xml:space="preserve">GEMEINSAM ÜBEN</w:t>
+                <w:color w:val="1E2761"/>
+                <w:sz w:val="20"/>
+                <w:szCs w:val="20"/>
+              </w:rPr>
+              <w:t xml:space="preserve">macht mündlich mit</w:t>
             </w:r>
           </w:p>
         </w:tc>
         <w:tc>
           <w:tcPr>
-            <w:tcW w:type="dxa" w:w="8206"/>
+            <w:tcW w:type="dxa" w:w="8506"/>
             <w:tcBorders>
               <w:top w:val="single" w:color="D5DDEE" w:sz="6"/>
               <w:left w:val="single" w:color="D5DDEE" w:sz="6"/>
@@ -3305,7 +2986,7 @@
                 <w:rFonts w:ascii="Calibri" w:cs="Calibri" w:eastAsia="Calibri" w:hAnsi="Calibri"/>
                 <w:b/>
                 <w:bCs/>
-                <w:color w:val="2E9E6B"/>
+                <w:color w:val="D9534F"/>
                 <w:sz w:val="20"/>
                 <w:szCs w:val="20"/>
               </w:rPr>
@@ -3320,7 +3001,7 @@
                 <w:sz w:val="21"/>
                 <w:szCs w:val="21"/>
               </w:rPr>
-              <w:t xml:space="preserve">„Wie steht das Wort im Wörterbuch? Meldet euch. Ihr schreibt noch nichts auf.“</w:t>
+              <w:t xml:space="preserve">„Meldet euch. Ihr schreibt noch nichts auf. Wie steht das Wort im Wörterbuch?“</w:t>
             </w:r>
           </w:p>
           <w:p>
@@ -3353,7 +3034,7 @@
           </w:p>
           <w:tbl>
             <w:tblPr>
-              <w:tblW w:type="dxa" w:w="7866"/>
+              <w:tblW w:type="dxa" w:w="8166"/>
               <w:tblBorders>
                 <w:top w:val="single" w:color="auto" w:sz="4"/>
                 <w:left w:val="single" w:color="auto" w:sz="4"/>
@@ -3364,7 +3045,7 @@
               </w:tblBorders>
             </w:tblPr>
             <w:tblGrid>
-              <w:gridCol w:w="7866"/>
+              <w:gridCol w:w="8166"/>
             </w:tblGrid>
             <w:tr>
               <w:trPr>
@@ -3372,7 +3053,7 @@
               </w:trPr>
               <w:tc>
                 <w:tcPr>
-                  <w:tcW w:type="dxa" w:w="7866"/>
+                  <w:tcW w:type="dxa" w:w="8166"/>
                   <w:tcBorders>
                     <w:top w:val="single" w:color="3D4A3F" w:sz="12"/>
                     <w:left w:val="single" w:color="3D4A3F" w:sz="12"/>
@@ -3412,7 +3093,7 @@
               </w:trPr>
               <w:tc>
                 <w:tcPr>
-                  <w:tcW w:type="dxa" w:w="7866"/>
+                  <w:tcW w:type="dxa" w:w="8166"/>
                   <w:tcBorders>
                     <w:top w:val="single" w:color="3D4A3F" w:sz="12"/>
                     <w:left w:val="single" w:color="3D4A3F" w:sz="12"/>
@@ -3628,8 +3309,8 @@
         </w:tblBorders>
       </w:tblPr>
       <w:tblGrid>
-        <w:gridCol w:w="2000"/>
-        <w:gridCol w:w="8206"/>
+        <w:gridCol w:w="1700"/>
+        <w:gridCol w:w="8506"/>
       </w:tblGrid>
       <w:tr>
         <w:trPr>
@@ -3637,89 +3318,56 @@
         </w:trPr>
         <w:tc>
           <w:tcPr>
-            <w:tcW w:type="dxa" w:w="2000"/>
+            <w:tcW w:type="dxa" w:w="1700"/>
             <w:tcBorders>
-              <w:top w:val="single" w:color="FFFFFF" w:sz="12"/>
-              <w:left w:val="single" w:color="FFFFFF" w:sz="12"/>
-              <w:bottom w:val="single" w:color="FFFFFF" w:sz="12"/>
-              <w:right w:val="single" w:color="FFFFFF" w:sz="12"/>
+              <w:top w:val="single" w:color="D5DDEE" w:sz="6"/>
+              <w:left w:val="single" w:color="D5DDEE" w:sz="6"/>
+              <w:bottom w:val="single" w:color="D5DDEE" w:sz="6"/>
+              <w:right w:val="single" w:color="D5DDEE" w:sz="6"/>
             </w:tcBorders>
-            <w:shd w:fill="1E2761" w:color="auto" w:val="clear"/>
+            <w:shd w:fill="F4F7FD" w:color="auto" w:val="clear"/>
             <w:tcMar>
-              <w:top w:type="dxa" w:w="80"/>
+              <w:top w:type="dxa" w:w="100"/>
               <w:left w:type="dxa" w:w="100"/>
-              <w:bottom w:type="dxa" w:w="80"/>
+              <w:bottom w:type="dxa" w:w="100"/>
               <w:right w:type="dxa" w:w="100"/>
             </w:tcMar>
-            <w:vAlign w:val="center"/>
+            <w:vAlign w:val="top"/>
           </w:tcPr>
           <w:p>
             <w:pPr>
-              <w:spacing w:after="30" w:before="0"/>
-              <w:jc w:val="center"/>
-            </w:pPr>
-            <w:r>
-              <w:drawing>
-                <wp:inline distT="0" distB="0" distL="0" distR="0">
-                  <wp:extent cx="209550" cy="209550"/>
-                  <wp:effectExtent t="0" r="0" b="0" l="0"/>
-                  <wp:docPr id="1" name="" descr="" title=""/>
-                  <wp:cNvGraphicFramePr>
-                    <a:graphicFrameLocks xmlns:a="http://schemas.openxmlformats.org/drawingml/2006/main" noChangeAspect="1"/>
-                  </wp:cNvGraphicFramePr>
-                  <a:graphic xmlns:a="http://schemas.openxmlformats.org/drawingml/2006/main">
-                    <a:graphicData uri="http://schemas.openxmlformats.org/drawingml/2006/picture">
-                      <pic:pic xmlns:pic="http://schemas.openxmlformats.org/drawingml/2006/picture">
-                        <pic:nvPicPr>
-                          <pic:cNvPr id="0" name="" descr=""/>
-                          <pic:cNvPicPr>
-                            <a:picLocks noChangeAspect="1" noChangeArrowheads="1"/>
-                          </pic:cNvPicPr>
-                        </pic:nvPicPr>
-                        <pic:blipFill>
-                          <a:blip r:embed="rId11" cstate="none"/>
-                          <a:srcRect/>
-                          <a:stretch>
-                            <a:fillRect/>
-                          </a:stretch>
-                        </pic:blipFill>
-                        <pic:spPr bwMode="auto">
-                          <a:xfrm>
-                            <a:off x="0" y="0"/>
-                            <a:ext cx="209550" cy="209550"/>
-                          </a:xfrm>
-                          <a:prstGeom prst="rect">
-                            <a:avLst/>
-                          </a:prstGeom>
-                        </pic:spPr>
-                      </pic:pic>
-                    </a:graphicData>
-                  </a:graphic>
-                </wp:inline>
-              </w:drawing>
+              <w:spacing w:after="10" w:before="0"/>
+            </w:pPr>
+            <w:r>
+              <w:rPr>
+                <w:rFonts w:ascii="Calibri" w:cs="Calibri" w:eastAsia="Calibri" w:hAnsi="Calibri"/>
+                <w:color w:val="5B6B8C"/>
+                <w:sz w:val="16"/>
+                <w:szCs w:val="16"/>
+              </w:rPr>
+              <w:t xml:space="preserve">Klasse</w:t>
             </w:r>
           </w:p>
           <w:p>
             <w:pPr>
               <w:spacing w:after="0" w:before="0"/>
-              <w:jc w:val="center"/>
             </w:pPr>
             <w:r>
               <w:rPr>
                 <w:rFonts w:ascii="Calibri" w:cs="Calibri" w:eastAsia="Calibri" w:hAnsi="Calibri"/>
                 <w:b/>
                 <w:bCs/>
-                <w:color w:val="FFFFFF"/>
-                <w:sz w:val="15"/>
-                <w:szCs w:val="15"/>
-              </w:rPr>
-              <w:t xml:space="preserve">ABSCHREIBEN</w:t>
+                <w:color w:val="1E2761"/>
+                <w:sz w:val="20"/>
+                <w:szCs w:val="20"/>
+              </w:rPr>
+              <w:t xml:space="preserve">schreibt ab</w:t>
             </w:r>
           </w:p>
         </w:tc>
         <w:tc>
           <w:tcPr>
-            <w:tcW w:type="dxa" w:w="8206"/>
+            <w:tcW w:type="dxa" w:w="8506"/>
             <w:tcBorders>
               <w:top w:val="single" w:color="D5DDEE" w:sz="6"/>
               <w:left w:val="single" w:color="D5DDEE" w:sz="6"/>
@@ -3743,7 +3391,7 @@
                 <w:rFonts w:ascii="Calibri" w:cs="Calibri" w:eastAsia="Calibri" w:hAnsi="Calibri"/>
                 <w:b/>
                 <w:bCs/>
-                <w:color w:val="1E2761"/>
+                <w:color w:val="D9534F"/>
                 <w:sz w:val="20"/>
                 <w:szCs w:val="20"/>
               </w:rPr>
@@ -3763,7 +3411,7 @@
           </w:p>
           <w:tbl>
             <w:tblPr>
-              <w:tblW w:type="dxa" w:w="7866"/>
+              <w:tblW w:type="dxa" w:w="8166"/>
               <w:tblBorders>
                 <w:top w:val="single" w:color="auto" w:sz="4"/>
                 <w:left w:val="single" w:color="auto" w:sz="4"/>
@@ -3774,7 +3422,7 @@
               </w:tblBorders>
             </w:tblPr>
             <w:tblGrid>
-              <w:gridCol w:w="7866"/>
+              <w:gridCol w:w="8166"/>
             </w:tblGrid>
             <w:tr>
               <w:trPr>
@@ -3782,7 +3430,7 @@
               </w:trPr>
               <w:tc>
                 <w:tcPr>
-                  <w:tcW w:type="dxa" w:w="7866"/>
+                  <w:tcW w:type="dxa" w:w="8166"/>
                   <w:tcBorders>
                     <w:top w:val="single" w:color="3D4A3F" w:sz="12"/>
                     <w:left w:val="single" w:color="3D4A3F" w:sz="12"/>
@@ -3822,7 +3470,7 @@
               </w:trPr>
               <w:tc>
                 <w:tcPr>
-                  <w:tcW w:type="dxa" w:w="7866"/>
+                  <w:tcW w:type="dxa" w:w="8166"/>
                   <w:tcBorders>
                     <w:top w:val="single" w:color="3D4A3F" w:sz="12"/>
                     <w:left w:val="single" w:color="3D4A3F" w:sz="12"/>
@@ -3927,7 +3575,7 @@
           </w:p>
           <w:tbl>
             <w:tblPr>
-              <w:tblW w:type="dxa" w:w="7866"/>
+              <w:tblW w:type="dxa" w:w="8166"/>
               <w:tblBorders>
                 <w:top w:val="single" w:color="auto" w:sz="4"/>
                 <w:left w:val="single" w:color="auto" w:sz="4"/>
@@ -3938,7 +3586,7 @@
               </w:tblBorders>
             </w:tblPr>
             <w:tblGrid>
-              <w:gridCol w:w="7866"/>
+              <w:gridCol w:w="8166"/>
             </w:tblGrid>
             <w:tr>
               <w:trPr>
@@ -3946,7 +3594,7 @@
               </w:trPr>
               <w:tc>
                 <w:tcPr>
-                  <w:tcW w:type="dxa" w:w="7866"/>
+                  <w:tcW w:type="dxa" w:w="8166"/>
                   <w:tcBorders>
                     <w:top w:val="single" w:color="3D4A3F" w:sz="12"/>
                     <w:left w:val="single" w:color="3D4A3F" w:sz="12"/>
@@ -3986,7 +3634,7 @@
               </w:trPr>
               <w:tc>
                 <w:tcPr>
-                  <w:tcW w:type="dxa" w:w="7866"/>
+                  <w:tcW w:type="dxa" w:w="8166"/>
                   <w:tcBorders>
                     <w:top w:val="single" w:color="3D4A3F" w:sz="12"/>
                     <w:left w:val="single" w:color="3D4A3F" w:sz="12"/>
@@ -4099,8 +3747,8 @@
         </w:tblBorders>
       </w:tblPr>
       <w:tblGrid>
-        <w:gridCol w:w="2000"/>
-        <w:gridCol w:w="8206"/>
+        <w:gridCol w:w="1700"/>
+        <w:gridCol w:w="8506"/>
       </w:tblGrid>
       <w:tr>
         <w:trPr>
@@ -4108,89 +3756,56 @@
         </w:trPr>
         <w:tc>
           <w:tcPr>
-            <w:tcW w:type="dxa" w:w="2000"/>
+            <w:tcW w:type="dxa" w:w="1700"/>
             <w:tcBorders>
-              <w:top w:val="single" w:color="FFFFFF" w:sz="12"/>
-              <w:left w:val="single" w:color="FFFFFF" w:sz="12"/>
-              <w:bottom w:val="single" w:color="FFFFFF" w:sz="12"/>
-              <w:right w:val="single" w:color="FFFFFF" w:sz="12"/>
+              <w:top w:val="single" w:color="D5DDEE" w:sz="6"/>
+              <w:left w:val="single" w:color="D5DDEE" w:sz="6"/>
+              <w:bottom w:val="single" w:color="D5DDEE" w:sz="6"/>
+              <w:right w:val="single" w:color="D5DDEE" w:sz="6"/>
             </w:tcBorders>
-            <w:shd w:fill="C77C12" w:color="auto" w:val="clear"/>
+            <w:shd w:fill="F4F7FD" w:color="auto" w:val="clear"/>
             <w:tcMar>
-              <w:top w:type="dxa" w:w="80"/>
+              <w:top w:type="dxa" w:w="100"/>
               <w:left w:type="dxa" w:w="100"/>
-              <w:bottom w:type="dxa" w:w="80"/>
+              <w:bottom w:type="dxa" w:w="100"/>
               <w:right w:type="dxa" w:w="100"/>
             </w:tcMar>
-            <w:vAlign w:val="center"/>
+            <w:vAlign w:val="top"/>
           </w:tcPr>
           <w:p>
             <w:pPr>
-              <w:spacing w:after="30" w:before="0"/>
-              <w:jc w:val="center"/>
-            </w:pPr>
-            <w:r>
-              <w:drawing>
-                <wp:inline distT="0" distB="0" distL="0" distR="0">
-                  <wp:extent cx="209550" cy="209550"/>
-                  <wp:effectExtent t="0" r="0" b="0" l="0"/>
-                  <wp:docPr id="1" name="" descr="" title=""/>
-                  <wp:cNvGraphicFramePr>
-                    <a:graphicFrameLocks xmlns:a="http://schemas.openxmlformats.org/drawingml/2006/main" noChangeAspect="1"/>
-                  </wp:cNvGraphicFramePr>
-                  <a:graphic xmlns:a="http://schemas.openxmlformats.org/drawingml/2006/main">
-                    <a:graphicData uri="http://schemas.openxmlformats.org/drawingml/2006/picture">
-                      <pic:pic xmlns:pic="http://schemas.openxmlformats.org/drawingml/2006/picture">
-                        <pic:nvPicPr>
-                          <pic:cNvPr id="0" name="" descr=""/>
-                          <pic:cNvPicPr>
-                            <a:picLocks noChangeAspect="1" noChangeArrowheads="1"/>
-                          </pic:cNvPicPr>
-                        </pic:nvPicPr>
-                        <pic:blipFill>
-                          <a:blip r:embed="rId12" cstate="none"/>
-                          <a:srcRect/>
-                          <a:stretch>
-                            <a:fillRect/>
-                          </a:stretch>
-                        </pic:blipFill>
-                        <pic:spPr bwMode="auto">
-                          <a:xfrm>
-                            <a:off x="0" y="0"/>
-                            <a:ext cx="209550" cy="209550"/>
-                          </a:xfrm>
-                          <a:prstGeom prst="rect">
-                            <a:avLst/>
-                          </a:prstGeom>
-                        </pic:spPr>
-                      </pic:pic>
-                    </a:graphicData>
-                  </a:graphic>
-                </wp:inline>
-              </w:drawing>
+              <w:spacing w:after="10" w:before="0"/>
+            </w:pPr>
+            <w:r>
+              <w:rPr>
+                <w:rFonts w:ascii="Calibri" w:cs="Calibri" w:eastAsia="Calibri" w:hAnsi="Calibri"/>
+                <w:color w:val="5B6B8C"/>
+                <w:sz w:val="16"/>
+                <w:szCs w:val="16"/>
+              </w:rPr>
+              <w:t xml:space="preserve">Klasse</w:t>
             </w:r>
           </w:p>
           <w:p>
             <w:pPr>
               <w:spacing w:after="0" w:before="0"/>
-              <w:jc w:val="center"/>
             </w:pPr>
             <w:r>
               <w:rPr>
                 <w:rFonts w:ascii="Calibri" w:cs="Calibri" w:eastAsia="Calibri" w:hAnsi="Calibri"/>
                 <w:b/>
                 <w:bCs/>
-                <w:color w:val="FFFFFF"/>
-                <w:sz w:val="15"/>
-                <w:szCs w:val="15"/>
-              </w:rPr>
-              <w:t xml:space="preserve">LÜCKEN FÜLLEN</w:t>
+                <w:color w:val="1E2761"/>
+                <w:sz w:val="20"/>
+                <w:szCs w:val="20"/>
+              </w:rPr>
+              <w:t xml:space="preserve">arbeitet allein</w:t>
             </w:r>
           </w:p>
         </w:tc>
         <w:tc>
           <w:tcPr>
-            <w:tcW w:type="dxa" w:w="8206"/>
+            <w:tcW w:type="dxa" w:w="8506"/>
             <w:tcBorders>
               <w:top w:val="single" w:color="D5DDEE" w:sz="6"/>
               <w:left w:val="single" w:color="D5DDEE" w:sz="6"/>
@@ -4214,7 +3829,7 @@
                 <w:rFonts w:ascii="Calibri" w:cs="Calibri" w:eastAsia="Calibri" w:hAnsi="Calibri"/>
                 <w:b/>
                 <w:bCs/>
-                <w:color w:val="C77C12"/>
+                <w:color w:val="D9534F"/>
                 <w:sz w:val="20"/>
                 <w:szCs w:val="20"/>
               </w:rPr>
@@ -4229,12 +3844,12 @@
                 <w:sz w:val="21"/>
                 <w:szCs w:val="21"/>
               </w:rPr>
-              <w:t xml:space="preserve">„Schreibt Ü1 ins Heft und füllt die Lücken allein aus. Drei Minuten. Wer fertig ist: Stift hinlegen.“</w:t>
+              <w:t xml:space="preserve">„Jetzt arbeitet ihr allein. Die Aufgabe steht rechts: Ü1. Lest die Schritte mit mir: … Drei Minuten. Wer fertig ist: Stift hinlegen.“</w:t>
             </w:r>
           </w:p>
           <w:tbl>
             <w:tblPr>
-              <w:tblW w:type="dxa" w:w="7866"/>
+              <w:tblW w:type="dxa" w:w="8166"/>
               <w:tblBorders>
                 <w:top w:val="single" w:color="auto" w:sz="4"/>
                 <w:left w:val="single" w:color="auto" w:sz="4"/>
@@ -4245,7 +3860,7 @@
               </w:tblBorders>
             </w:tblPr>
             <w:tblGrid>
-              <w:gridCol w:w="7866"/>
+              <w:gridCol w:w="8166"/>
             </w:tblGrid>
             <w:tr>
               <w:trPr>
@@ -4253,7 +3868,7 @@
               </w:trPr>
               <w:tc>
                 <w:tcPr>
-                  <w:tcW w:type="dxa" w:w="7866"/>
+                  <w:tcW w:type="dxa" w:w="8166"/>
                   <w:tcBorders>
                     <w:top w:val="single" w:color="3D4A3F" w:sz="12"/>
                     <w:left w:val="single" w:color="3D4A3F" w:sz="12"/>
@@ -4293,7 +3908,7 @@
               </w:trPr>
               <w:tc>
                 <w:tcPr>
-                  <w:tcW w:type="dxa" w:w="7866"/>
+                  <w:tcW w:type="dxa" w:w="8166"/>
                   <w:tcBorders>
                     <w:top w:val="single" w:color="3D4A3F" w:sz="12"/>
                     <w:left w:val="single" w:color="3D4A3F" w:sz="12"/>
@@ -4315,6 +3930,74 @@
                   </w:pPr>
                   <w:r>
                     <w:rPr>
+                      <w:rFonts w:ascii="Calibri" w:cs="Calibri" w:eastAsia="Calibri" w:hAnsi="Calibri"/>
+                      <w:b/>
+                      <w:bCs/>
+                      <w:color w:val="1E2761"/>
+                      <w:sz w:val="21"/>
+                      <w:szCs w:val="21"/>
+                    </w:rPr>
+                    <w:t xml:space="preserve">1. </w:t>
+                  </w:r>
+                  <w:r>
+                    <w:rPr>
+                      <w:rFonts w:ascii="Calibri" w:cs="Calibri" w:eastAsia="Calibri" w:hAnsi="Calibri"/>
+                      <w:b/>
+                      <w:bCs/>
+                      <w:color w:val="1E2761"/>
+                      <w:sz w:val="21"/>
+                      <w:szCs w:val="21"/>
+                    </w:rPr>
+                    <w:t xml:space="preserve">Schreibe Ü1 an den Rand.</w:t>
+                  </w:r>
+                </w:p>
+                <w:p>
+                  <w:pPr>
+                    <w:spacing w:after="30" w:before="0"/>
+                  </w:pPr>
+                  <w:r>
+                    <w:rPr>
+                      <w:rFonts w:ascii="Calibri" w:cs="Calibri" w:eastAsia="Calibri" w:hAnsi="Calibri"/>
+                      <w:b/>
+                      <w:bCs/>
+                      <w:color w:val="1E2761"/>
+                      <w:sz w:val="21"/>
+                      <w:szCs w:val="21"/>
+                    </w:rPr>
+                    <w:t xml:space="preserve">2. </w:t>
+                  </w:r>
+                  <w:r>
+                    <w:rPr>
+                      <w:rFonts w:ascii="Calibri" w:cs="Calibri" w:eastAsia="Calibri" w:hAnsi="Calibri"/>
+                      <w:b/>
+                      <w:bCs/>
+                      <w:color w:val="1E2761"/>
+                      <w:sz w:val="21"/>
+                      <w:szCs w:val="21"/>
+                    </w:rPr>
+                    <w:t xml:space="preserve">Schreibe jedes Wort ab und ergänze die Grundform.</w:t>
+                  </w:r>
+                </w:p>
+                <w:p>
+                  <w:pPr>
+                    <w:spacing w:after="30" w:before="0"/>
+                  </w:pPr>
+                  <w:r>
+                    <w:rPr>
+                      <w:rFonts w:ascii="Calibri" w:cs="Calibri" w:eastAsia="Calibri" w:hAnsi="Calibri"/>
+                      <w:color w:val="000000"/>
+                      <w:sz w:val="22"/>
+                      <w:szCs w:val="22"/>
+                    </w:rPr>
+                    <w:t xml:space="preserve"/>
+                  </w:r>
+                </w:p>
+                <w:p>
+                  <w:pPr>
+                    <w:spacing w:after="30" w:before="0"/>
+                  </w:pPr>
+                  <w:r>
+                    <w:rPr>
                       <w:rFonts w:ascii="Cambria" w:cs="Cambria" w:eastAsia="Cambria" w:hAnsi="Cambria"/>
                       <w:color w:val="000000"/>
                       <w:sz w:val="22"/>
@@ -4335,6 +4018,56 @@
                       <w:szCs w:val="22"/>
                     </w:rPr>
                     <w:t xml:space="preserve">fuhr → ______     wusste → ______     schläft → ______</w:t>
+                  </w:r>
+                </w:p>
+                <w:p>
+                  <w:pPr>
+                    <w:spacing w:after="30" w:before="0"/>
+                  </w:pPr>
+                  <w:r>
+                    <w:rPr>
+                      <w:rFonts w:ascii="Calibri" w:cs="Calibri" w:eastAsia="Calibri" w:hAnsi="Calibri"/>
+                      <w:color w:val="000000"/>
+                      <w:sz w:val="22"/>
+                      <w:szCs w:val="22"/>
+                    </w:rPr>
+                    <w:t xml:space="preserve"/>
+                  </w:r>
+                </w:p>
+                <w:p>
+                  <w:pPr>
+                    <w:spacing w:after="0" w:before="0"/>
+                  </w:pPr>
+                  <w:r>
+                    <w:rPr>
+                      <w:rFonts w:ascii="Calibri" w:cs="Calibri" w:eastAsia="Calibri" w:hAnsi="Calibri"/>
+                      <w:b/>
+                      <w:bCs/>
+                      <w:color w:val="3D4A3F"/>
+                      <w:sz w:val="19"/>
+                      <w:szCs w:val="19"/>
+                    </w:rPr>
+                    <w:t xml:space="preserve">Zeit: </w:t>
+                  </w:r>
+                  <w:r>
+                    <w:rPr>
+                      <w:rFonts w:ascii="Calibri" w:cs="Calibri" w:eastAsia="Calibri" w:hAnsi="Calibri"/>
+                      <w:color w:val="3D4A3F"/>
+                      <w:sz w:val="19"/>
+                      <w:szCs w:val="19"/>
+                    </w:rPr>
+                    <w:t xml:space="preserve">3 Minuten · allein · leise</w:t>
+                  </w:r>
+                  <w:r>
+                    <w:rPr>
+                      <w:rFonts w:ascii="Calibri" w:cs="Calibri" w:eastAsia="Calibri" w:hAnsi="Calibri"/>
+                      <w:i/>
+                      <w:iCs/>
+                      <w:color w:val="3D4A3F"/>
+                      <w:sz w:val="19"/>
+                      <w:szCs w:val="19"/>
+                    </w:rPr>
+                    <w:t xml:space="preserve">     Fertig? Stift hinlegen und noch einmal durchlesen.</w:t>
                   </w:r>
                 </w:p>
               </w:tc>
@@ -4409,8 +4142,8 @@
         </w:tblBorders>
       </w:tblPr>
       <w:tblGrid>
-        <w:gridCol w:w="2000"/>
-        <w:gridCol w:w="8206"/>
+        <w:gridCol w:w="1700"/>
+        <w:gridCol w:w="8506"/>
       </w:tblGrid>
       <w:tr>
         <w:trPr>
@@ -4418,89 +4151,56 @@
         </w:trPr>
         <w:tc>
           <w:tcPr>
-            <w:tcW w:type="dxa" w:w="2000"/>
+            <w:tcW w:type="dxa" w:w="1700"/>
             <w:tcBorders>
-              <w:top w:val="single" w:color="FFFFFF" w:sz="12"/>
-              <w:left w:val="single" w:color="FFFFFF" w:sz="12"/>
-              <w:bottom w:val="single" w:color="FFFFFF" w:sz="12"/>
-              <w:right w:val="single" w:color="FFFFFF" w:sz="12"/>
+              <w:top w:val="single" w:color="D5DDEE" w:sz="6"/>
+              <w:left w:val="single" w:color="D5DDEE" w:sz="6"/>
+              <w:bottom w:val="single" w:color="D5DDEE" w:sz="6"/>
+              <w:right w:val="single" w:color="D5DDEE" w:sz="6"/>
             </w:tcBorders>
-            <w:shd w:fill="D9534F" w:color="auto" w:val="clear"/>
+            <w:shd w:fill="F4F7FD" w:color="auto" w:val="clear"/>
             <w:tcMar>
-              <w:top w:type="dxa" w:w="80"/>
+              <w:top w:type="dxa" w:w="100"/>
               <w:left w:type="dxa" w:w="100"/>
-              <w:bottom w:type="dxa" w:w="80"/>
+              <w:bottom w:type="dxa" w:w="100"/>
               <w:right w:type="dxa" w:w="100"/>
             </w:tcMar>
-            <w:vAlign w:val="center"/>
+            <w:vAlign w:val="top"/>
           </w:tcPr>
           <w:p>
             <w:pPr>
-              <w:spacing w:after="30" w:before="0"/>
-              <w:jc w:val="center"/>
-            </w:pPr>
-            <w:r>
-              <w:drawing>
-                <wp:inline distT="0" distB="0" distL="0" distR="0">
-                  <wp:extent cx="209550" cy="209550"/>
-                  <wp:effectExtent t="0" r="0" b="0" l="0"/>
-                  <wp:docPr id="1" name="" descr="" title=""/>
-                  <wp:cNvGraphicFramePr>
-                    <a:graphicFrameLocks xmlns:a="http://schemas.openxmlformats.org/drawingml/2006/main" noChangeAspect="1"/>
-                  </wp:cNvGraphicFramePr>
-                  <a:graphic xmlns:a="http://schemas.openxmlformats.org/drawingml/2006/main">
-                    <a:graphicData uri="http://schemas.openxmlformats.org/drawingml/2006/picture">
-                      <pic:pic xmlns:pic="http://schemas.openxmlformats.org/drawingml/2006/picture">
-                        <pic:nvPicPr>
-                          <pic:cNvPr id="0" name="" descr=""/>
-                          <pic:cNvPicPr>
-                            <a:picLocks noChangeAspect="1" noChangeArrowheads="1"/>
-                          </pic:cNvPicPr>
-                        </pic:nvPicPr>
-                        <pic:blipFill>
-                          <a:blip r:embed="rId13" cstate="none"/>
-                          <a:srcRect/>
-                          <a:stretch>
-                            <a:fillRect/>
-                          </a:stretch>
-                        </pic:blipFill>
-                        <pic:spPr bwMode="auto">
-                          <a:xfrm>
-                            <a:off x="0" y="0"/>
-                            <a:ext cx="209550" cy="209550"/>
-                          </a:xfrm>
-                          <a:prstGeom prst="rect">
-                            <a:avLst/>
-                          </a:prstGeom>
-                        </pic:spPr>
-                      </pic:pic>
-                    </a:graphicData>
-                  </a:graphic>
-                </wp:inline>
-              </w:drawing>
+              <w:spacing w:after="10" w:before="0"/>
+            </w:pPr>
+            <w:r>
+              <w:rPr>
+                <w:rFonts w:ascii="Calibri" w:cs="Calibri" w:eastAsia="Calibri" w:hAnsi="Calibri"/>
+                <w:color w:val="5B6B8C"/>
+                <w:sz w:val="16"/>
+                <w:szCs w:val="16"/>
+              </w:rPr>
+              <w:t xml:space="preserve">Klasse</w:t>
             </w:r>
           </w:p>
           <w:p>
             <w:pPr>
               <w:spacing w:after="0" w:before="0"/>
-              <w:jc w:val="center"/>
             </w:pPr>
             <w:r>
               <w:rPr>
                 <w:rFonts w:ascii="Calibri" w:cs="Calibri" w:eastAsia="Calibri" w:hAnsi="Calibri"/>
                 <w:b/>
                 <w:bCs/>
-                <w:color w:val="FFFFFF"/>
-                <w:sz w:val="15"/>
-                <w:szCs w:val="15"/>
-              </w:rPr>
-              <w:t xml:space="preserve">AN DIE TAFEL</w:t>
+                <w:color w:val="1E2761"/>
+                <w:sz w:val="20"/>
+                <w:szCs w:val="20"/>
+              </w:rPr>
+              <w:t xml:space="preserve">kommt an die Tafel</w:t>
             </w:r>
           </w:p>
         </w:tc>
         <w:tc>
           <w:tcPr>
-            <w:tcW w:type="dxa" w:w="8206"/>
+            <w:tcW w:type="dxa" w:w="8506"/>
             <w:tcBorders>
               <w:top w:val="single" w:color="D5DDEE" w:sz="6"/>
               <w:left w:val="single" w:color="D5DDEE" w:sz="6"/>
@@ -4586,8 +4286,8 @@
         </w:tblBorders>
       </w:tblPr>
       <w:tblGrid>
-        <w:gridCol w:w="2000"/>
-        <w:gridCol w:w="8206"/>
+        <w:gridCol w:w="1700"/>
+        <w:gridCol w:w="8506"/>
       </w:tblGrid>
       <w:tr>
         <w:trPr>
@@ -4595,89 +4295,56 @@
         </w:trPr>
         <w:tc>
           <w:tcPr>
-            <w:tcW w:type="dxa" w:w="2000"/>
+            <w:tcW w:type="dxa" w:w="1700"/>
             <w:tcBorders>
-              <w:top w:val="single" w:color="FFFFFF" w:sz="12"/>
-              <w:left w:val="single" w:color="FFFFFF" w:sz="12"/>
-              <w:bottom w:val="single" w:color="FFFFFF" w:sz="12"/>
-              <w:right w:val="single" w:color="FFFFFF" w:sz="12"/>
+              <w:top w:val="single" w:color="D5DDEE" w:sz="6"/>
+              <w:left w:val="single" w:color="D5DDEE" w:sz="6"/>
+              <w:bottom w:val="single" w:color="D5DDEE" w:sz="6"/>
+              <w:right w:val="single" w:color="D5DDEE" w:sz="6"/>
             </w:tcBorders>
-            <w:shd w:fill="1F7F86" w:color="auto" w:val="clear"/>
+            <w:shd w:fill="F4F7FD" w:color="auto" w:val="clear"/>
             <w:tcMar>
-              <w:top w:type="dxa" w:w="80"/>
+              <w:top w:type="dxa" w:w="100"/>
               <w:left w:type="dxa" w:w="100"/>
-              <w:bottom w:type="dxa" w:w="80"/>
+              <w:bottom w:type="dxa" w:w="100"/>
               <w:right w:type="dxa" w:w="100"/>
             </w:tcMar>
-            <w:vAlign w:val="center"/>
+            <w:vAlign w:val="top"/>
           </w:tcPr>
           <w:p>
             <w:pPr>
-              <w:spacing w:after="30" w:before="0"/>
-              <w:jc w:val="center"/>
-            </w:pPr>
-            <w:r>
-              <w:drawing>
-                <wp:inline distT="0" distB="0" distL="0" distR="0">
-                  <wp:extent cx="209550" cy="209550"/>
-                  <wp:effectExtent t="0" r="0" b="0" l="0"/>
-                  <wp:docPr id="1" name="" descr="" title=""/>
-                  <wp:cNvGraphicFramePr>
-                    <a:graphicFrameLocks xmlns:a="http://schemas.openxmlformats.org/drawingml/2006/main" noChangeAspect="1"/>
-                  </wp:cNvGraphicFramePr>
-                  <a:graphic xmlns:a="http://schemas.openxmlformats.org/drawingml/2006/main">
-                    <a:graphicData uri="http://schemas.openxmlformats.org/drawingml/2006/picture">
-                      <pic:pic xmlns:pic="http://schemas.openxmlformats.org/drawingml/2006/picture">
-                        <pic:nvPicPr>
-                          <pic:cNvPr id="0" name="" descr=""/>
-                          <pic:cNvPicPr>
-                            <a:picLocks noChangeAspect="1" noChangeArrowheads="1"/>
-                          </pic:cNvPicPr>
-                        </pic:nvPicPr>
-                        <pic:blipFill>
-                          <a:blip r:embed="rId14" cstate="none"/>
-                          <a:srcRect/>
-                          <a:stretch>
-                            <a:fillRect/>
-                          </a:stretch>
-                        </pic:blipFill>
-                        <pic:spPr bwMode="auto">
-                          <a:xfrm>
-                            <a:off x="0" y="0"/>
-                            <a:ext cx="209550" cy="209550"/>
-                          </a:xfrm>
-                          <a:prstGeom prst="rect">
-                            <a:avLst/>
-                          </a:prstGeom>
-                        </pic:spPr>
-                      </pic:pic>
-                    </a:graphicData>
-                  </a:graphic>
-                </wp:inline>
-              </w:drawing>
+              <w:spacing w:after="10" w:before="0"/>
+            </w:pPr>
+            <w:r>
+              <w:rPr>
+                <w:rFonts w:ascii="Calibri" w:cs="Calibri" w:eastAsia="Calibri" w:hAnsi="Calibri"/>
+                <w:color w:val="5B6B8C"/>
+                <w:sz w:val="16"/>
+                <w:szCs w:val="16"/>
+              </w:rPr>
+              <w:t xml:space="preserve">Klasse</w:t>
             </w:r>
           </w:p>
           <w:p>
             <w:pPr>
               <w:spacing w:after="0" w:before="0"/>
-              <w:jc w:val="center"/>
             </w:pPr>
             <w:r>
               <w:rPr>
                 <w:rFonts w:ascii="Calibri" w:cs="Calibri" w:eastAsia="Calibri" w:hAnsi="Calibri"/>
                 <w:b/>
                 <w:bCs/>
-                <w:color w:val="FFFFFF"/>
-                <w:sz w:val="15"/>
-                <w:szCs w:val="15"/>
-              </w:rPr>
-              <w:t xml:space="preserve">KONTROLLIEREN</w:t>
+                <w:color w:val="1E2761"/>
+                <w:sz w:val="20"/>
+                <w:szCs w:val="20"/>
+              </w:rPr>
+              <w:t xml:space="preserve">kontrolliert</w:t>
             </w:r>
           </w:p>
         </w:tc>
         <w:tc>
           <w:tcPr>
-            <w:tcW w:type="dxa" w:w="8206"/>
+            <w:tcW w:type="dxa" w:w="8506"/>
             <w:tcBorders>
               <w:top w:val="single" w:color="D5DDEE" w:sz="6"/>
               <w:left w:val="single" w:color="D5DDEE" w:sz="6"/>
@@ -4701,7 +4368,7 @@
                 <w:rFonts w:ascii="Calibri" w:cs="Calibri" w:eastAsia="Calibri" w:hAnsi="Calibri"/>
                 <w:b/>
                 <w:bCs/>
-                <w:color w:val="1F7F86"/>
+                <w:color w:val="D9534F"/>
                 <w:sz w:val="20"/>
                 <w:szCs w:val="20"/>
               </w:rPr>
@@ -4788,8 +4455,8 @@
         </w:tblBorders>
       </w:tblPr>
       <w:tblGrid>
-        <w:gridCol w:w="2000"/>
-        <w:gridCol w:w="8206"/>
+        <w:gridCol w:w="1700"/>
+        <w:gridCol w:w="8506"/>
       </w:tblGrid>
       <w:tr>
         <w:trPr>
@@ -4797,89 +4464,56 @@
         </w:trPr>
         <w:tc>
           <w:tcPr>
-            <w:tcW w:type="dxa" w:w="2000"/>
+            <w:tcW w:type="dxa" w:w="1700"/>
             <w:tcBorders>
-              <w:top w:val="single" w:color="FFFFFF" w:sz="12"/>
-              <w:left w:val="single" w:color="FFFFFF" w:sz="12"/>
-              <w:bottom w:val="single" w:color="FFFFFF" w:sz="12"/>
-              <w:right w:val="single" w:color="FFFFFF" w:sz="12"/>
+              <w:top w:val="single" w:color="D5DDEE" w:sz="6"/>
+              <w:left w:val="single" w:color="D5DDEE" w:sz="6"/>
+              <w:bottom w:val="single" w:color="D5DDEE" w:sz="6"/>
+              <w:right w:val="single" w:color="D5DDEE" w:sz="6"/>
             </w:tcBorders>
-            <w:shd w:fill="D9534F" w:color="auto" w:val="clear"/>
+            <w:shd w:fill="F4F7FD" w:color="auto" w:val="clear"/>
             <w:tcMar>
-              <w:top w:type="dxa" w:w="80"/>
+              <w:top w:type="dxa" w:w="100"/>
               <w:left w:type="dxa" w:w="100"/>
-              <w:bottom w:type="dxa" w:w="80"/>
+              <w:bottom w:type="dxa" w:w="100"/>
               <w:right w:type="dxa" w:w="100"/>
             </w:tcMar>
-            <w:vAlign w:val="center"/>
+            <w:vAlign w:val="top"/>
           </w:tcPr>
           <w:p>
             <w:pPr>
-              <w:spacing w:after="30" w:before="0"/>
-              <w:jc w:val="center"/>
-            </w:pPr>
-            <w:r>
-              <w:drawing>
-                <wp:inline distT="0" distB="0" distL="0" distR="0">
-                  <wp:extent cx="209550" cy="209550"/>
-                  <wp:effectExtent t="0" r="0" b="0" l="0"/>
-                  <wp:docPr id="1" name="" descr="" title=""/>
-                  <wp:cNvGraphicFramePr>
-                    <a:graphicFrameLocks xmlns:a="http://schemas.openxmlformats.org/drawingml/2006/main" noChangeAspect="1"/>
-                  </wp:cNvGraphicFramePr>
-                  <a:graphic xmlns:a="http://schemas.openxmlformats.org/drawingml/2006/main">
-                    <a:graphicData uri="http://schemas.openxmlformats.org/drawingml/2006/picture">
-                      <pic:pic xmlns:pic="http://schemas.openxmlformats.org/drawingml/2006/picture">
-                        <pic:nvPicPr>
-                          <pic:cNvPr id="0" name="" descr=""/>
-                          <pic:cNvPicPr>
-                            <a:picLocks noChangeAspect="1" noChangeArrowheads="1"/>
-                          </pic:cNvPicPr>
-                        </pic:nvPicPr>
-                        <pic:blipFill>
-                          <a:blip r:embed="rId13" cstate="none"/>
-                          <a:srcRect/>
-                          <a:stretch>
-                            <a:fillRect/>
-                          </a:stretch>
-                        </pic:blipFill>
-                        <pic:spPr bwMode="auto">
-                          <a:xfrm>
-                            <a:off x="0" y="0"/>
-                            <a:ext cx="209550" cy="209550"/>
-                          </a:xfrm>
-                          <a:prstGeom prst="rect">
-                            <a:avLst/>
-                          </a:prstGeom>
-                        </pic:spPr>
-                      </pic:pic>
-                    </a:graphicData>
-                  </a:graphic>
-                </wp:inline>
-              </w:drawing>
+              <w:spacing w:after="10" w:before="0"/>
+            </w:pPr>
+            <w:r>
+              <w:rPr>
+                <w:rFonts w:ascii="Calibri" w:cs="Calibri" w:eastAsia="Calibri" w:hAnsi="Calibri"/>
+                <w:color w:val="5B6B8C"/>
+                <w:sz w:val="16"/>
+                <w:szCs w:val="16"/>
+              </w:rPr>
+              <w:t xml:space="preserve">Klasse</w:t>
             </w:r>
           </w:p>
           <w:p>
             <w:pPr>
               <w:spacing w:after="0" w:before="0"/>
-              <w:jc w:val="center"/>
             </w:pPr>
             <w:r>
               <w:rPr>
                 <w:rFonts w:ascii="Calibri" w:cs="Calibri" w:eastAsia="Calibri" w:hAnsi="Calibri"/>
                 <w:b/>
                 <w:bCs/>
-                <w:color w:val="FFFFFF"/>
-                <w:sz w:val="15"/>
-                <w:szCs w:val="15"/>
-              </w:rPr>
-              <w:t xml:space="preserve">AN DIE TAFEL</w:t>
+                <w:color w:val="1E2761"/>
+                <w:sz w:val="20"/>
+                <w:szCs w:val="20"/>
+              </w:rPr>
+              <w:t xml:space="preserve">kommt an die Tafel</w:t>
             </w:r>
           </w:p>
         </w:tc>
         <w:tc>
           <w:tcPr>
-            <w:tcW w:type="dxa" w:w="8206"/>
+            <w:tcW w:type="dxa" w:w="8506"/>
             <w:tcBorders>
               <w:top w:val="single" w:color="D5DDEE" w:sz="6"/>
               <w:left w:val="single" w:color="D5DDEE" w:sz="6"/>
@@ -4937,7 +4571,7 @@
           </w:p>
           <w:tbl>
             <w:tblPr>
-              <w:tblW w:type="dxa" w:w="7866"/>
+              <w:tblW w:type="dxa" w:w="8166"/>
               <w:tblBorders>
                 <w:top w:val="single" w:color="auto" w:sz="4"/>
                 <w:left w:val="single" w:color="auto" w:sz="4"/>
@@ -4948,7 +4582,7 @@
               </w:tblBorders>
             </w:tblPr>
             <w:tblGrid>
-              <w:gridCol w:w="7866"/>
+              <w:gridCol w:w="8166"/>
             </w:tblGrid>
             <w:tr>
               <w:trPr>
@@ -4956,7 +4590,7 @@
               </w:trPr>
               <w:tc>
                 <w:tcPr>
-                  <w:tcW w:type="dxa" w:w="7866"/>
+                  <w:tcW w:type="dxa" w:w="8166"/>
                   <w:tcBorders>
                     <w:top w:val="single" w:color="3D4A3F" w:sz="12"/>
                     <w:left w:val="single" w:color="3D4A3F" w:sz="12"/>
@@ -4996,7 +4630,7 @@
               </w:trPr>
               <w:tc>
                 <w:tcPr>
-                  <w:tcW w:type="dxa" w:w="7866"/>
+                  <w:tcW w:type="dxa" w:w="8166"/>
                   <w:tcBorders>
                     <w:top w:val="single" w:color="3D4A3F" w:sz="12"/>
                     <w:left w:val="single" w:color="3D4A3F" w:sz="12"/>
@@ -6278,8 +5912,8 @@
         </w:tblBorders>
       </w:tblPr>
       <w:tblGrid>
-        <w:gridCol w:w="2000"/>
-        <w:gridCol w:w="8206"/>
+        <w:gridCol w:w="1700"/>
+        <w:gridCol w:w="8506"/>
       </w:tblGrid>
       <w:tr>
         <w:trPr>
@@ -6287,89 +5921,56 @@
         </w:trPr>
         <w:tc>
           <w:tcPr>
-            <w:tcW w:type="dxa" w:w="2000"/>
+            <w:tcW w:type="dxa" w:w="1700"/>
             <w:tcBorders>
-              <w:top w:val="single" w:color="FFFFFF" w:sz="12"/>
-              <w:left w:val="single" w:color="FFFFFF" w:sz="12"/>
-              <w:bottom w:val="single" w:color="FFFFFF" w:sz="12"/>
-              <w:right w:val="single" w:color="FFFFFF" w:sz="12"/>
+              <w:top w:val="single" w:color="D5DDEE" w:sz="6"/>
+              <w:left w:val="single" w:color="D5DDEE" w:sz="6"/>
+              <w:bottom w:val="single" w:color="D5DDEE" w:sz="6"/>
+              <w:right w:val="single" w:color="D5DDEE" w:sz="6"/>
             </w:tcBorders>
-            <w:shd w:fill="5B6B8C" w:color="auto" w:val="clear"/>
+            <w:shd w:fill="F4F7FD" w:color="auto" w:val="clear"/>
             <w:tcMar>
-              <w:top w:type="dxa" w:w="80"/>
+              <w:top w:type="dxa" w:w="100"/>
               <w:left w:type="dxa" w:w="100"/>
-              <w:bottom w:type="dxa" w:w="80"/>
+              <w:bottom w:type="dxa" w:w="100"/>
               <w:right w:type="dxa" w:w="100"/>
             </w:tcMar>
-            <w:vAlign w:val="center"/>
+            <w:vAlign w:val="top"/>
           </w:tcPr>
           <w:p>
             <w:pPr>
-              <w:spacing w:after="30" w:before="0"/>
-              <w:jc w:val="center"/>
-            </w:pPr>
-            <w:r>
-              <w:drawing>
-                <wp:inline distT="0" distB="0" distL="0" distR="0">
-                  <wp:extent cx="209550" cy="209550"/>
-                  <wp:effectExtent t="0" r="0" b="0" l="0"/>
-                  <wp:docPr id="1" name="" descr="" title=""/>
-                  <wp:cNvGraphicFramePr>
-                    <a:graphicFrameLocks xmlns:a="http://schemas.openxmlformats.org/drawingml/2006/main" noChangeAspect="1"/>
-                  </wp:cNvGraphicFramePr>
-                  <a:graphic xmlns:a="http://schemas.openxmlformats.org/drawingml/2006/main">
-                    <a:graphicData uri="http://schemas.openxmlformats.org/drawingml/2006/picture">
-                      <pic:pic xmlns:pic="http://schemas.openxmlformats.org/drawingml/2006/picture">
-                        <pic:nvPicPr>
-                          <pic:cNvPr id="0" name="" descr=""/>
-                          <pic:cNvPicPr>
-                            <a:picLocks noChangeAspect="1" noChangeArrowheads="1"/>
-                          </pic:cNvPicPr>
-                        </pic:nvPicPr>
-                        <pic:blipFill>
-                          <a:blip r:embed="rId9" cstate="none"/>
-                          <a:srcRect/>
-                          <a:stretch>
-                            <a:fillRect/>
-                          </a:stretch>
-                        </pic:blipFill>
-                        <pic:spPr bwMode="auto">
-                          <a:xfrm>
-                            <a:off x="0" y="0"/>
-                            <a:ext cx="209550" cy="209550"/>
-                          </a:xfrm>
-                          <a:prstGeom prst="rect">
-                            <a:avLst/>
-                          </a:prstGeom>
-                        </pic:spPr>
-                      </pic:pic>
-                    </a:graphicData>
-                  </a:graphic>
-                </wp:inline>
-              </w:drawing>
+              <w:spacing w:after="10" w:before="0"/>
+            </w:pPr>
+            <w:r>
+              <w:rPr>
+                <w:rFonts w:ascii="Calibri" w:cs="Calibri" w:eastAsia="Calibri" w:hAnsi="Calibri"/>
+                <w:color w:val="5B6B8C"/>
+                <w:sz w:val="16"/>
+                <w:szCs w:val="16"/>
+              </w:rPr>
+              <w:t xml:space="preserve">Klasse</w:t>
             </w:r>
           </w:p>
           <w:p>
             <w:pPr>
               <w:spacing w:after="0" w:before="0"/>
-              <w:jc w:val="center"/>
             </w:pPr>
             <w:r>
               <w:rPr>
                 <w:rFonts w:ascii="Calibri" w:cs="Calibri" w:eastAsia="Calibri" w:hAnsi="Calibri"/>
                 <w:b/>
                 <w:bCs/>
-                <w:color w:val="FFFFFF"/>
-                <w:sz w:val="15"/>
-                <w:szCs w:val="15"/>
-              </w:rPr>
-              <w:t xml:space="preserve">ZUHÖREN</w:t>
+                <w:color w:val="1E2761"/>
+                <w:sz w:val="20"/>
+                <w:szCs w:val="20"/>
+              </w:rPr>
+              <w:t xml:space="preserve">hört zu</w:t>
             </w:r>
           </w:p>
         </w:tc>
         <w:tc>
           <w:tcPr>
-            <w:tcW w:type="dxa" w:w="8206"/>
+            <w:tcW w:type="dxa" w:w="8506"/>
             <w:tcBorders>
               <w:top w:val="single" w:color="D5DDEE" w:sz="6"/>
               <w:left w:val="single" w:color="D5DDEE" w:sz="6"/>
@@ -6393,7 +5994,7 @@
                 <w:rFonts w:ascii="Calibri" w:cs="Calibri" w:eastAsia="Calibri" w:hAnsi="Calibri"/>
                 <w:b/>
                 <w:bCs/>
-                <w:color w:val="5B6B8C"/>
+                <w:color w:val="D9534F"/>
                 <w:sz w:val="20"/>
                 <w:szCs w:val="20"/>
               </w:rPr>
@@ -6455,8 +6056,8 @@
         </w:tblBorders>
       </w:tblPr>
       <w:tblGrid>
-        <w:gridCol w:w="2000"/>
-        <w:gridCol w:w="8206"/>
+        <w:gridCol w:w="1700"/>
+        <w:gridCol w:w="8506"/>
       </w:tblGrid>
       <w:tr>
         <w:trPr>
@@ -6464,89 +6065,56 @@
         </w:trPr>
         <w:tc>
           <w:tcPr>
-            <w:tcW w:type="dxa" w:w="2000"/>
+            <w:tcW w:type="dxa" w:w="1700"/>
             <w:tcBorders>
-              <w:top w:val="single" w:color="FFFFFF" w:sz="12"/>
-              <w:left w:val="single" w:color="FFFFFF" w:sz="12"/>
-              <w:bottom w:val="single" w:color="FFFFFF" w:sz="12"/>
-              <w:right w:val="single" w:color="FFFFFF" w:sz="12"/>
+              <w:top w:val="single" w:color="D5DDEE" w:sz="6"/>
+              <w:left w:val="single" w:color="D5DDEE" w:sz="6"/>
+              <w:bottom w:val="single" w:color="D5DDEE" w:sz="6"/>
+              <w:right w:val="single" w:color="D5DDEE" w:sz="6"/>
             </w:tcBorders>
-            <w:shd w:fill="1E2761" w:color="auto" w:val="clear"/>
+            <w:shd w:fill="F4F7FD" w:color="auto" w:val="clear"/>
             <w:tcMar>
-              <w:top w:type="dxa" w:w="80"/>
+              <w:top w:type="dxa" w:w="100"/>
               <w:left w:type="dxa" w:w="100"/>
-              <w:bottom w:type="dxa" w:w="80"/>
+              <w:bottom w:type="dxa" w:w="100"/>
               <w:right w:type="dxa" w:w="100"/>
             </w:tcMar>
-            <w:vAlign w:val="center"/>
+            <w:vAlign w:val="top"/>
           </w:tcPr>
           <w:p>
             <w:pPr>
-              <w:spacing w:after="30" w:before="0"/>
-              <w:jc w:val="center"/>
-            </w:pPr>
-            <w:r>
-              <w:drawing>
-                <wp:inline distT="0" distB="0" distL="0" distR="0">
-                  <wp:extent cx="209550" cy="209550"/>
-                  <wp:effectExtent t="0" r="0" b="0" l="0"/>
-                  <wp:docPr id="1" name="" descr="" title=""/>
-                  <wp:cNvGraphicFramePr>
-                    <a:graphicFrameLocks xmlns:a="http://schemas.openxmlformats.org/drawingml/2006/main" noChangeAspect="1"/>
-                  </wp:cNvGraphicFramePr>
-                  <a:graphic xmlns:a="http://schemas.openxmlformats.org/drawingml/2006/main">
-                    <a:graphicData uri="http://schemas.openxmlformats.org/drawingml/2006/picture">
-                      <pic:pic xmlns:pic="http://schemas.openxmlformats.org/drawingml/2006/picture">
-                        <pic:nvPicPr>
-                          <pic:cNvPr id="0" name="" descr=""/>
-                          <pic:cNvPicPr>
-                            <a:picLocks noChangeAspect="1" noChangeArrowheads="1"/>
-                          </pic:cNvPicPr>
-                        </pic:nvPicPr>
-                        <pic:blipFill>
-                          <a:blip r:embed="rId11" cstate="none"/>
-                          <a:srcRect/>
-                          <a:stretch>
-                            <a:fillRect/>
-                          </a:stretch>
-                        </pic:blipFill>
-                        <pic:spPr bwMode="auto">
-                          <a:xfrm>
-                            <a:off x="0" y="0"/>
-                            <a:ext cx="209550" cy="209550"/>
-                          </a:xfrm>
-                          <a:prstGeom prst="rect">
-                            <a:avLst/>
-                          </a:prstGeom>
-                        </pic:spPr>
-                      </pic:pic>
-                    </a:graphicData>
-                  </a:graphic>
-                </wp:inline>
-              </w:drawing>
+              <w:spacing w:after="10" w:before="0"/>
+            </w:pPr>
+            <w:r>
+              <w:rPr>
+                <w:rFonts w:ascii="Calibri" w:cs="Calibri" w:eastAsia="Calibri" w:hAnsi="Calibri"/>
+                <w:color w:val="5B6B8C"/>
+                <w:sz w:val="16"/>
+                <w:szCs w:val="16"/>
+              </w:rPr>
+              <w:t xml:space="preserve">Klasse</w:t>
             </w:r>
           </w:p>
           <w:p>
             <w:pPr>
               <w:spacing w:after="0" w:before="0"/>
-              <w:jc w:val="center"/>
             </w:pPr>
             <w:r>
               <w:rPr>
                 <w:rFonts w:ascii="Calibri" w:cs="Calibri" w:eastAsia="Calibri" w:hAnsi="Calibri"/>
                 <w:b/>
                 <w:bCs/>
-                <w:color w:val="FFFFFF"/>
-                <w:sz w:val="15"/>
-                <w:szCs w:val="15"/>
-              </w:rPr>
-              <w:t xml:space="preserve">ABSCHREIBEN</w:t>
+                <w:color w:val="1E2761"/>
+                <w:sz w:val="20"/>
+                <w:szCs w:val="20"/>
+              </w:rPr>
+              <w:t xml:space="preserve">schreibt ab</w:t>
             </w:r>
           </w:p>
         </w:tc>
         <w:tc>
           <w:tcPr>
-            <w:tcW w:type="dxa" w:w="8206"/>
+            <w:tcW w:type="dxa" w:w="8506"/>
             <w:tcBorders>
               <w:top w:val="single" w:color="D5DDEE" w:sz="6"/>
               <w:left w:val="single" w:color="D5DDEE" w:sz="6"/>
@@ -6570,7 +6138,7 @@
                 <w:rFonts w:ascii="Calibri" w:cs="Calibri" w:eastAsia="Calibri" w:hAnsi="Calibri"/>
                 <w:b/>
                 <w:bCs/>
-                <w:color w:val="1E2761"/>
+                <w:color w:val="D9534F"/>
                 <w:sz w:val="20"/>
                 <w:szCs w:val="20"/>
               </w:rPr>
@@ -6590,7 +6158,7 @@
           </w:p>
           <w:tbl>
             <w:tblPr>
-              <w:tblW w:type="dxa" w:w="7866"/>
+              <w:tblW w:type="dxa" w:w="8166"/>
               <w:tblBorders>
                 <w:top w:val="single" w:color="auto" w:sz="4"/>
                 <w:left w:val="single" w:color="auto" w:sz="4"/>
@@ -6601,7 +6169,7 @@
               </w:tblBorders>
             </w:tblPr>
             <w:tblGrid>
-              <w:gridCol w:w="7866"/>
+              <w:gridCol w:w="8166"/>
             </w:tblGrid>
             <w:tr>
               <w:trPr>
@@ -6609,7 +6177,7 @@
               </w:trPr>
               <w:tc>
                 <w:tcPr>
-                  <w:tcW w:type="dxa" w:w="7866"/>
+                  <w:tcW w:type="dxa" w:w="8166"/>
                   <w:tcBorders>
                     <w:top w:val="single" w:color="3D4A3F" w:sz="12"/>
                     <w:left w:val="single" w:color="3D4A3F" w:sz="12"/>
@@ -6649,7 +6217,7 @@
               </w:trPr>
               <w:tc>
                 <w:tcPr>
-                  <w:tcW w:type="dxa" w:w="7866"/>
+                  <w:tcW w:type="dxa" w:w="8166"/>
                   <w:tcBorders>
                     <w:top w:val="single" w:color="3D4A3F" w:sz="12"/>
                     <w:left w:val="single" w:color="3D4A3F" w:sz="12"/>
@@ -6762,8 +6330,8 @@
         </w:tblBorders>
       </w:tblPr>
       <w:tblGrid>
-        <w:gridCol w:w="2000"/>
-        <w:gridCol w:w="8206"/>
+        <w:gridCol w:w="1700"/>
+        <w:gridCol w:w="8506"/>
       </w:tblGrid>
       <w:tr>
         <w:trPr>
@@ -6771,89 +6339,56 @@
         </w:trPr>
         <w:tc>
           <w:tcPr>
-            <w:tcW w:type="dxa" w:w="2000"/>
+            <w:tcW w:type="dxa" w:w="1700"/>
             <w:tcBorders>
-              <w:top w:val="single" w:color="FFFFFF" w:sz="12"/>
-              <w:left w:val="single" w:color="FFFFFF" w:sz="12"/>
-              <w:bottom w:val="single" w:color="FFFFFF" w:sz="12"/>
-              <w:right w:val="single" w:color="FFFFFF" w:sz="12"/>
+              <w:top w:val="single" w:color="D5DDEE" w:sz="6"/>
+              <w:left w:val="single" w:color="D5DDEE" w:sz="6"/>
+              <w:bottom w:val="single" w:color="D5DDEE" w:sz="6"/>
+              <w:right w:val="single" w:color="D5DDEE" w:sz="6"/>
             </w:tcBorders>
-            <w:shd w:fill="C77C12" w:color="auto" w:val="clear"/>
+            <w:shd w:fill="F4F7FD" w:color="auto" w:val="clear"/>
             <w:tcMar>
-              <w:top w:type="dxa" w:w="80"/>
+              <w:top w:type="dxa" w:w="100"/>
               <w:left w:type="dxa" w:w="100"/>
-              <w:bottom w:type="dxa" w:w="80"/>
+              <w:bottom w:type="dxa" w:w="100"/>
               <w:right w:type="dxa" w:w="100"/>
             </w:tcMar>
-            <w:vAlign w:val="center"/>
+            <w:vAlign w:val="top"/>
           </w:tcPr>
           <w:p>
             <w:pPr>
-              <w:spacing w:after="30" w:before="0"/>
-              <w:jc w:val="center"/>
-            </w:pPr>
-            <w:r>
-              <w:drawing>
-                <wp:inline distT="0" distB="0" distL="0" distR="0">
-                  <wp:extent cx="209550" cy="209550"/>
-                  <wp:effectExtent t="0" r="0" b="0" l="0"/>
-                  <wp:docPr id="1" name="" descr="" title=""/>
-                  <wp:cNvGraphicFramePr>
-                    <a:graphicFrameLocks xmlns:a="http://schemas.openxmlformats.org/drawingml/2006/main" noChangeAspect="1"/>
-                  </wp:cNvGraphicFramePr>
-                  <a:graphic xmlns:a="http://schemas.openxmlformats.org/drawingml/2006/main">
-                    <a:graphicData uri="http://schemas.openxmlformats.org/drawingml/2006/picture">
-                      <pic:pic xmlns:pic="http://schemas.openxmlformats.org/drawingml/2006/picture">
-                        <pic:nvPicPr>
-                          <pic:cNvPr id="0" name="" descr=""/>
-                          <pic:cNvPicPr>
-                            <a:picLocks noChangeAspect="1" noChangeArrowheads="1"/>
-                          </pic:cNvPicPr>
-                        </pic:nvPicPr>
-                        <pic:blipFill>
-                          <a:blip r:embed="rId12" cstate="none"/>
-                          <a:srcRect/>
-                          <a:stretch>
-                            <a:fillRect/>
-                          </a:stretch>
-                        </pic:blipFill>
-                        <pic:spPr bwMode="auto">
-                          <a:xfrm>
-                            <a:off x="0" y="0"/>
-                            <a:ext cx="209550" cy="209550"/>
-                          </a:xfrm>
-                          <a:prstGeom prst="rect">
-                            <a:avLst/>
-                          </a:prstGeom>
-                        </pic:spPr>
-                      </pic:pic>
-                    </a:graphicData>
-                  </a:graphic>
-                </wp:inline>
-              </w:drawing>
+              <w:spacing w:after="10" w:before="0"/>
+            </w:pPr>
+            <w:r>
+              <w:rPr>
+                <w:rFonts w:ascii="Calibri" w:cs="Calibri" w:eastAsia="Calibri" w:hAnsi="Calibri"/>
+                <w:color w:val="5B6B8C"/>
+                <w:sz w:val="16"/>
+                <w:szCs w:val="16"/>
+              </w:rPr>
+              <w:t xml:space="preserve">Klasse</w:t>
             </w:r>
           </w:p>
           <w:p>
             <w:pPr>
               <w:spacing w:after="0" w:before="0"/>
-              <w:jc w:val="center"/>
             </w:pPr>
             <w:r>
               <w:rPr>
                 <w:rFonts w:ascii="Calibri" w:cs="Calibri" w:eastAsia="Calibri" w:hAnsi="Calibri"/>
                 <w:b/>
                 <w:bCs/>
-                <w:color w:val="FFFFFF"/>
-                <w:sz w:val="15"/>
-                <w:szCs w:val="15"/>
-              </w:rPr>
-              <w:t xml:space="preserve">LÜCKEN FÜLLEN</w:t>
+                <w:color w:val="1E2761"/>
+                <w:sz w:val="20"/>
+                <w:szCs w:val="20"/>
+              </w:rPr>
+              <w:t xml:space="preserve">arbeitet allein</w:t>
             </w:r>
           </w:p>
         </w:tc>
         <w:tc>
           <w:tcPr>
-            <w:tcW w:type="dxa" w:w="8206"/>
+            <w:tcW w:type="dxa" w:w="8506"/>
             <w:tcBorders>
               <w:top w:val="single" w:color="D5DDEE" w:sz="6"/>
               <w:left w:val="single" w:color="D5DDEE" w:sz="6"/>
@@ -6877,7 +6412,7 @@
                 <w:rFonts w:ascii="Calibri" w:cs="Calibri" w:eastAsia="Calibri" w:hAnsi="Calibri"/>
                 <w:b/>
                 <w:bCs/>
-                <w:color w:val="C77C12"/>
+                <w:color w:val="D9534F"/>
                 <w:sz w:val="20"/>
                 <w:szCs w:val="20"/>
               </w:rPr>
@@ -6892,12 +6427,12 @@
                 <w:sz w:val="21"/>
                 <w:szCs w:val="21"/>
               </w:rPr>
-              <w:t xml:space="preserve">„Schreibt Ü2 ins Heft. Macht zwei Spalten: Familie haben und Familie sein. Sortiert die Wörter ein. Achtung: Drei Wörter gehören zu keiner Familie – die lasst ihr weg.“</w:t>
+              <w:t xml:space="preserve">„Jetzt arbeitet ihr allein: Ü2. Lest die drei Schritte mit. Achtung bei Schritt 3: Drei Wörter gehören zu keiner Familie. Vier Minuten.“</w:t>
             </w:r>
           </w:p>
           <w:tbl>
             <w:tblPr>
-              <w:tblW w:type="dxa" w:w="7866"/>
+              <w:tblW w:type="dxa" w:w="8166"/>
               <w:tblBorders>
                 <w:top w:val="single" w:color="auto" w:sz="4"/>
                 <w:left w:val="single" w:color="auto" w:sz="4"/>
@@ -6908,7 +6443,7 @@
               </w:tblBorders>
             </w:tblPr>
             <w:tblGrid>
-              <w:gridCol w:w="7866"/>
+              <w:gridCol w:w="8166"/>
             </w:tblGrid>
             <w:tr>
               <w:trPr>
@@ -6916,7 +6451,7 @@
               </w:trPr>
               <w:tc>
                 <w:tcPr>
-                  <w:tcW w:type="dxa" w:w="7866"/>
+                  <w:tcW w:type="dxa" w:w="8166"/>
                   <w:tcBorders>
                     <w:top w:val="single" w:color="3D4A3F" w:sz="12"/>
                     <w:left w:val="single" w:color="3D4A3F" w:sz="12"/>
@@ -6945,7 +6480,7 @@
                       <w:sz w:val="16"/>
                       <w:szCs w:val="16"/>
                     </w:rPr>
-                    <w:t xml:space="preserve">TAFEL · rechts · Ü2</w:t>
+                    <w:t xml:space="preserve">TAFEL · rechts · Ü2 Wer gehört zu welcher Familie?</w:t>
                   </w:r>
                 </w:p>
               </w:tc>
@@ -6956,7 +6491,7 @@
               </w:trPr>
               <w:tc>
                 <w:tcPr>
-                  <w:tcW w:type="dxa" w:w="7866"/>
+                  <w:tcW w:type="dxa" w:w="8166"/>
                   <w:tcBorders>
                     <w:top w:val="single" w:color="3D4A3F" w:sz="12"/>
                     <w:left w:val="single" w:color="3D4A3F" w:sz="12"/>
@@ -6974,6 +6509,101 @@
                 </w:tcPr>
                 <w:p>
                   <w:pPr>
+                    <w:spacing w:after="30" w:before="0"/>
+                  </w:pPr>
+                  <w:r>
+                    <w:rPr>
+                      <w:rFonts w:ascii="Calibri" w:cs="Calibri" w:eastAsia="Calibri" w:hAnsi="Calibri"/>
+                      <w:b/>
+                      <w:bCs/>
+                      <w:color w:val="1E2761"/>
+                      <w:sz w:val="21"/>
+                      <w:szCs w:val="21"/>
+                    </w:rPr>
+                    <w:t xml:space="preserve">1. </w:t>
+                  </w:r>
+                  <w:r>
+                    <w:rPr>
+                      <w:rFonts w:ascii="Calibri" w:cs="Calibri" w:eastAsia="Calibri" w:hAnsi="Calibri"/>
+                      <w:b/>
+                      <w:bCs/>
+                      <w:color w:val="1E2761"/>
+                      <w:sz w:val="21"/>
+                      <w:szCs w:val="21"/>
+                    </w:rPr>
+                    <w:t xml:space="preserve">Schreibe Ü2 an den Rand.</w:t>
+                  </w:r>
+                </w:p>
+                <w:p>
+                  <w:pPr>
+                    <w:spacing w:after="30" w:before="0"/>
+                  </w:pPr>
+                  <w:r>
+                    <w:rPr>
+                      <w:rFonts w:ascii="Calibri" w:cs="Calibri" w:eastAsia="Calibri" w:hAnsi="Calibri"/>
+                      <w:b/>
+                      <w:bCs/>
+                      <w:color w:val="1E2761"/>
+                      <w:sz w:val="21"/>
+                      <w:szCs w:val="21"/>
+                    </w:rPr>
+                    <w:t xml:space="preserve">2. </w:t>
+                  </w:r>
+                  <w:r>
+                    <w:rPr>
+                      <w:rFonts w:ascii="Calibri" w:cs="Calibri" w:eastAsia="Calibri" w:hAnsi="Calibri"/>
+                      <w:b/>
+                      <w:bCs/>
+                      <w:color w:val="1E2761"/>
+                      <w:sz w:val="21"/>
+                      <w:szCs w:val="21"/>
+                    </w:rPr>
+                    <w:t xml:space="preserve">Zeichne zwei Spalten: Familie haben | Familie sein.</w:t>
+                  </w:r>
+                </w:p>
+                <w:p>
+                  <w:pPr>
+                    <w:spacing w:after="30" w:before="0"/>
+                  </w:pPr>
+                  <w:r>
+                    <w:rPr>
+                      <w:rFonts w:ascii="Calibri" w:cs="Calibri" w:eastAsia="Calibri" w:hAnsi="Calibri"/>
+                      <w:b/>
+                      <w:bCs/>
+                      <w:color w:val="1E2761"/>
+                      <w:sz w:val="21"/>
+                      <w:szCs w:val="21"/>
+                    </w:rPr>
+                    <w:t xml:space="preserve">3. </w:t>
+                  </w:r>
+                  <w:r>
+                    <w:rPr>
+                      <w:rFonts w:ascii="Calibri" w:cs="Calibri" w:eastAsia="Calibri" w:hAnsi="Calibri"/>
+                      <w:b/>
+                      <w:bCs/>
+                      <w:color w:val="1E2761"/>
+                      <w:sz w:val="21"/>
+                      <w:szCs w:val="21"/>
+                    </w:rPr>
+                    <w:t xml:space="preserve">Sortiere die Wörter ein. Drei Wörter gehören zu keiner Familie – lass sie weg.</w:t>
+                  </w:r>
+                </w:p>
+                <w:p>
+                  <w:pPr>
+                    <w:spacing w:after="30" w:before="0"/>
+                  </w:pPr>
+                  <w:r>
+                    <w:rPr>
+                      <w:rFonts w:ascii="Calibri" w:cs="Calibri" w:eastAsia="Calibri" w:hAnsi="Calibri"/>
+                      <w:color w:val="000000"/>
+                      <w:sz w:val="22"/>
+                      <w:szCs w:val="22"/>
+                    </w:rPr>
+                    <w:t xml:space="preserve"/>
+                  </w:r>
+                </w:p>
+                <w:p>
+                  <w:pPr>
                     <w:spacing w:after="0" w:before="0"/>
                   </w:pPr>
                   <w:r>
@@ -6984,6 +6614,56 @@
                       <w:szCs w:val="22"/>
                     </w:rPr>
                     <w:t xml:space="preserve">habe   Hand   ist   hat   seit   sind   bist   hart   habt   bin</w:t>
+                  </w:r>
+                </w:p>
+                <w:p>
+                  <w:pPr>
+                    <w:spacing w:after="30" w:before="0"/>
+                  </w:pPr>
+                  <w:r>
+                    <w:rPr>
+                      <w:rFonts w:ascii="Calibri" w:cs="Calibri" w:eastAsia="Calibri" w:hAnsi="Calibri"/>
+                      <w:color w:val="000000"/>
+                      <w:sz w:val="22"/>
+                      <w:szCs w:val="22"/>
+                    </w:rPr>
+                    <w:t xml:space="preserve"/>
+                  </w:r>
+                </w:p>
+                <w:p>
+                  <w:pPr>
+                    <w:spacing w:after="0" w:before="0"/>
+                  </w:pPr>
+                  <w:r>
+                    <w:rPr>
+                      <w:rFonts w:ascii="Calibri" w:cs="Calibri" w:eastAsia="Calibri" w:hAnsi="Calibri"/>
+                      <w:b/>
+                      <w:bCs/>
+                      <w:color w:val="3D4A3F"/>
+                      <w:sz w:val="19"/>
+                      <w:szCs w:val="19"/>
+                    </w:rPr>
+                    <w:t xml:space="preserve">Zeit: </w:t>
+                  </w:r>
+                  <w:r>
+                    <w:rPr>
+                      <w:rFonts w:ascii="Calibri" w:cs="Calibri" w:eastAsia="Calibri" w:hAnsi="Calibri"/>
+                      <w:color w:val="3D4A3F"/>
+                      <w:sz w:val="19"/>
+                      <w:szCs w:val="19"/>
+                    </w:rPr>
+                    <w:t xml:space="preserve">4 Minuten · allein · leise</w:t>
+                  </w:r>
+                  <w:r>
+                    <w:rPr>
+                      <w:rFonts w:ascii="Calibri" w:cs="Calibri" w:eastAsia="Calibri" w:hAnsi="Calibri"/>
+                      <w:i/>
+                      <w:iCs/>
+                      <w:color w:val="3D4A3F"/>
+                      <w:sz w:val="19"/>
+                      <w:szCs w:val="19"/>
+                    </w:rPr>
+                    <w:t xml:space="preserve">     Fertig? Stift hinlegen und noch einmal durchlesen.</w:t>
                   </w:r>
                 </w:p>
               </w:tc>
@@ -7058,8 +6738,8 @@
         </w:tblBorders>
       </w:tblPr>
       <w:tblGrid>
-        <w:gridCol w:w="2000"/>
-        <w:gridCol w:w="8206"/>
+        <w:gridCol w:w="1700"/>
+        <w:gridCol w:w="8506"/>
       </w:tblGrid>
       <w:tr>
         <w:trPr>
@@ -7067,89 +6747,56 @@
         </w:trPr>
         <w:tc>
           <w:tcPr>
-            <w:tcW w:type="dxa" w:w="2000"/>
+            <w:tcW w:type="dxa" w:w="1700"/>
             <w:tcBorders>
-              <w:top w:val="single" w:color="FFFFFF" w:sz="12"/>
-              <w:left w:val="single" w:color="FFFFFF" w:sz="12"/>
-              <w:bottom w:val="single" w:color="FFFFFF" w:sz="12"/>
-              <w:right w:val="single" w:color="FFFFFF" w:sz="12"/>
+              <w:top w:val="single" w:color="D5DDEE" w:sz="6"/>
+              <w:left w:val="single" w:color="D5DDEE" w:sz="6"/>
+              <w:bottom w:val="single" w:color="D5DDEE" w:sz="6"/>
+              <w:right w:val="single" w:color="D5DDEE" w:sz="6"/>
             </w:tcBorders>
-            <w:shd w:fill="D9534F" w:color="auto" w:val="clear"/>
+            <w:shd w:fill="F4F7FD" w:color="auto" w:val="clear"/>
             <w:tcMar>
-              <w:top w:type="dxa" w:w="80"/>
+              <w:top w:type="dxa" w:w="100"/>
               <w:left w:type="dxa" w:w="100"/>
-              <w:bottom w:type="dxa" w:w="80"/>
+              <w:bottom w:type="dxa" w:w="100"/>
               <w:right w:type="dxa" w:w="100"/>
             </w:tcMar>
-            <w:vAlign w:val="center"/>
+            <w:vAlign w:val="top"/>
           </w:tcPr>
           <w:p>
             <w:pPr>
-              <w:spacing w:after="30" w:before="0"/>
-              <w:jc w:val="center"/>
-            </w:pPr>
-            <w:r>
-              <w:drawing>
-                <wp:inline distT="0" distB="0" distL="0" distR="0">
-                  <wp:extent cx="209550" cy="209550"/>
-                  <wp:effectExtent t="0" r="0" b="0" l="0"/>
-                  <wp:docPr id="1" name="" descr="" title=""/>
-                  <wp:cNvGraphicFramePr>
-                    <a:graphicFrameLocks xmlns:a="http://schemas.openxmlformats.org/drawingml/2006/main" noChangeAspect="1"/>
-                  </wp:cNvGraphicFramePr>
-                  <a:graphic xmlns:a="http://schemas.openxmlformats.org/drawingml/2006/main">
-                    <a:graphicData uri="http://schemas.openxmlformats.org/drawingml/2006/picture">
-                      <pic:pic xmlns:pic="http://schemas.openxmlformats.org/drawingml/2006/picture">
-                        <pic:nvPicPr>
-                          <pic:cNvPr id="0" name="" descr=""/>
-                          <pic:cNvPicPr>
-                            <a:picLocks noChangeAspect="1" noChangeArrowheads="1"/>
-                          </pic:cNvPicPr>
-                        </pic:nvPicPr>
-                        <pic:blipFill>
-                          <a:blip r:embed="rId13" cstate="none"/>
-                          <a:srcRect/>
-                          <a:stretch>
-                            <a:fillRect/>
-                          </a:stretch>
-                        </pic:blipFill>
-                        <pic:spPr bwMode="auto">
-                          <a:xfrm>
-                            <a:off x="0" y="0"/>
-                            <a:ext cx="209550" cy="209550"/>
-                          </a:xfrm>
-                          <a:prstGeom prst="rect">
-                            <a:avLst/>
-                          </a:prstGeom>
-                        </pic:spPr>
-                      </pic:pic>
-                    </a:graphicData>
-                  </a:graphic>
-                </wp:inline>
-              </w:drawing>
+              <w:spacing w:after="10" w:before="0"/>
+            </w:pPr>
+            <w:r>
+              <w:rPr>
+                <w:rFonts w:ascii="Calibri" w:cs="Calibri" w:eastAsia="Calibri" w:hAnsi="Calibri"/>
+                <w:color w:val="5B6B8C"/>
+                <w:sz w:val="16"/>
+                <w:szCs w:val="16"/>
+              </w:rPr>
+              <w:t xml:space="preserve">Klasse</w:t>
             </w:r>
           </w:p>
           <w:p>
             <w:pPr>
               <w:spacing w:after="0" w:before="0"/>
-              <w:jc w:val="center"/>
             </w:pPr>
             <w:r>
               <w:rPr>
                 <w:rFonts w:ascii="Calibri" w:cs="Calibri" w:eastAsia="Calibri" w:hAnsi="Calibri"/>
                 <w:b/>
                 <w:bCs/>
-                <w:color w:val="FFFFFF"/>
-                <w:sz w:val="15"/>
-                <w:szCs w:val="15"/>
-              </w:rPr>
-              <w:t xml:space="preserve">AN DIE TAFEL</w:t>
+                <w:color w:val="1E2761"/>
+                <w:sz w:val="20"/>
+                <w:szCs w:val="20"/>
+              </w:rPr>
+              <w:t xml:space="preserve">kommt an die Tafel</w:t>
             </w:r>
           </w:p>
         </w:tc>
         <w:tc>
           <w:tcPr>
-            <w:tcW w:type="dxa" w:w="8206"/>
+            <w:tcW w:type="dxa" w:w="8506"/>
             <w:tcBorders>
               <w:top w:val="single" w:color="D5DDEE" w:sz="6"/>
               <w:left w:val="single" w:color="D5DDEE" w:sz="6"/>
@@ -7235,8 +6882,8 @@
         </w:tblBorders>
       </w:tblPr>
       <w:tblGrid>
-        <w:gridCol w:w="2000"/>
-        <w:gridCol w:w="8206"/>
+        <w:gridCol w:w="1700"/>
+        <w:gridCol w:w="8506"/>
       </w:tblGrid>
       <w:tr>
         <w:trPr>
@@ -7244,89 +6891,56 @@
         </w:trPr>
         <w:tc>
           <w:tcPr>
-            <w:tcW w:type="dxa" w:w="2000"/>
+            <w:tcW w:type="dxa" w:w="1700"/>
             <w:tcBorders>
-              <w:top w:val="single" w:color="FFFFFF" w:sz="12"/>
-              <w:left w:val="single" w:color="FFFFFF" w:sz="12"/>
-              <w:bottom w:val="single" w:color="FFFFFF" w:sz="12"/>
-              <w:right w:val="single" w:color="FFFFFF" w:sz="12"/>
+              <w:top w:val="single" w:color="D5DDEE" w:sz="6"/>
+              <w:left w:val="single" w:color="D5DDEE" w:sz="6"/>
+              <w:bottom w:val="single" w:color="D5DDEE" w:sz="6"/>
+              <w:right w:val="single" w:color="D5DDEE" w:sz="6"/>
             </w:tcBorders>
-            <w:shd w:fill="1F7F86" w:color="auto" w:val="clear"/>
+            <w:shd w:fill="F4F7FD" w:color="auto" w:val="clear"/>
             <w:tcMar>
-              <w:top w:type="dxa" w:w="80"/>
+              <w:top w:type="dxa" w:w="100"/>
               <w:left w:type="dxa" w:w="100"/>
-              <w:bottom w:type="dxa" w:w="80"/>
+              <w:bottom w:type="dxa" w:w="100"/>
               <w:right w:type="dxa" w:w="100"/>
             </w:tcMar>
-            <w:vAlign w:val="center"/>
+            <w:vAlign w:val="top"/>
           </w:tcPr>
           <w:p>
             <w:pPr>
-              <w:spacing w:after="30" w:before="0"/>
-              <w:jc w:val="center"/>
-            </w:pPr>
-            <w:r>
-              <w:drawing>
-                <wp:inline distT="0" distB="0" distL="0" distR="0">
-                  <wp:extent cx="209550" cy="209550"/>
-                  <wp:effectExtent t="0" r="0" b="0" l="0"/>
-                  <wp:docPr id="1" name="" descr="" title=""/>
-                  <wp:cNvGraphicFramePr>
-                    <a:graphicFrameLocks xmlns:a="http://schemas.openxmlformats.org/drawingml/2006/main" noChangeAspect="1"/>
-                  </wp:cNvGraphicFramePr>
-                  <a:graphic xmlns:a="http://schemas.openxmlformats.org/drawingml/2006/main">
-                    <a:graphicData uri="http://schemas.openxmlformats.org/drawingml/2006/picture">
-                      <pic:pic xmlns:pic="http://schemas.openxmlformats.org/drawingml/2006/picture">
-                        <pic:nvPicPr>
-                          <pic:cNvPr id="0" name="" descr=""/>
-                          <pic:cNvPicPr>
-                            <a:picLocks noChangeAspect="1" noChangeArrowheads="1"/>
-                          </pic:cNvPicPr>
-                        </pic:nvPicPr>
-                        <pic:blipFill>
-                          <a:blip r:embed="rId14" cstate="none"/>
-                          <a:srcRect/>
-                          <a:stretch>
-                            <a:fillRect/>
-                          </a:stretch>
-                        </pic:blipFill>
-                        <pic:spPr bwMode="auto">
-                          <a:xfrm>
-                            <a:off x="0" y="0"/>
-                            <a:ext cx="209550" cy="209550"/>
-                          </a:xfrm>
-                          <a:prstGeom prst="rect">
-                            <a:avLst/>
-                          </a:prstGeom>
-                        </pic:spPr>
-                      </pic:pic>
-                    </a:graphicData>
-                  </a:graphic>
-                </wp:inline>
-              </w:drawing>
+              <w:spacing w:after="10" w:before="0"/>
+            </w:pPr>
+            <w:r>
+              <w:rPr>
+                <w:rFonts w:ascii="Calibri" w:cs="Calibri" w:eastAsia="Calibri" w:hAnsi="Calibri"/>
+                <w:color w:val="5B6B8C"/>
+                <w:sz w:val="16"/>
+                <w:szCs w:val="16"/>
+              </w:rPr>
+              <w:t xml:space="preserve">Klasse</w:t>
             </w:r>
           </w:p>
           <w:p>
             <w:pPr>
               <w:spacing w:after="0" w:before="0"/>
-              <w:jc w:val="center"/>
             </w:pPr>
             <w:r>
               <w:rPr>
                 <w:rFonts w:ascii="Calibri" w:cs="Calibri" w:eastAsia="Calibri" w:hAnsi="Calibri"/>
                 <w:b/>
                 <w:bCs/>
-                <w:color w:val="FFFFFF"/>
-                <w:sz w:val="15"/>
-                <w:szCs w:val="15"/>
-              </w:rPr>
-              <w:t xml:space="preserve">KONTROLLIEREN</w:t>
+                <w:color w:val="1E2761"/>
+                <w:sz w:val="20"/>
+                <w:szCs w:val="20"/>
+              </w:rPr>
+              <w:t xml:space="preserve">kontrolliert</w:t>
             </w:r>
           </w:p>
         </w:tc>
         <w:tc>
           <w:tcPr>
-            <w:tcW w:type="dxa" w:w="8206"/>
+            <w:tcW w:type="dxa" w:w="8506"/>
             <w:tcBorders>
               <w:top w:val="single" w:color="D5DDEE" w:sz="6"/>
               <w:left w:val="single" w:color="D5DDEE" w:sz="6"/>
@@ -7350,7 +6964,7 @@
                 <w:rFonts w:ascii="Calibri" w:cs="Calibri" w:eastAsia="Calibri" w:hAnsi="Calibri"/>
                 <w:b/>
                 <w:bCs/>
-                <w:color w:val="1F7F86"/>
+                <w:color w:val="D9534F"/>
                 <w:sz w:val="20"/>
                 <w:szCs w:val="20"/>
               </w:rPr>
@@ -7437,8 +7051,8 @@
         </w:tblBorders>
       </w:tblPr>
       <w:tblGrid>
-        <w:gridCol w:w="2000"/>
-        <w:gridCol w:w="8206"/>
+        <w:gridCol w:w="1700"/>
+        <w:gridCol w:w="8506"/>
       </w:tblGrid>
       <w:tr>
         <w:trPr>
@@ -7446,89 +7060,56 @@
         </w:trPr>
         <w:tc>
           <w:tcPr>
-            <w:tcW w:type="dxa" w:w="2000"/>
+            <w:tcW w:type="dxa" w:w="1700"/>
             <w:tcBorders>
-              <w:top w:val="single" w:color="FFFFFF" w:sz="12"/>
-              <w:left w:val="single" w:color="FFFFFF" w:sz="12"/>
-              <w:bottom w:val="single" w:color="FFFFFF" w:sz="12"/>
-              <w:right w:val="single" w:color="FFFFFF" w:sz="12"/>
+              <w:top w:val="single" w:color="D5DDEE" w:sz="6"/>
+              <w:left w:val="single" w:color="D5DDEE" w:sz="6"/>
+              <w:bottom w:val="single" w:color="D5DDEE" w:sz="6"/>
+              <w:right w:val="single" w:color="D5DDEE" w:sz="6"/>
             </w:tcBorders>
-            <w:shd w:fill="2E9E6B" w:color="auto" w:val="clear"/>
+            <w:shd w:fill="F4F7FD" w:color="auto" w:val="clear"/>
             <w:tcMar>
-              <w:top w:type="dxa" w:w="80"/>
+              <w:top w:type="dxa" w:w="100"/>
               <w:left w:type="dxa" w:w="100"/>
-              <w:bottom w:type="dxa" w:w="80"/>
+              <w:bottom w:type="dxa" w:w="100"/>
               <w:right w:type="dxa" w:w="100"/>
             </w:tcMar>
-            <w:vAlign w:val="center"/>
+            <w:vAlign w:val="top"/>
           </w:tcPr>
           <w:p>
             <w:pPr>
-              <w:spacing w:after="30" w:before="0"/>
-              <w:jc w:val="center"/>
-            </w:pPr>
-            <w:r>
-              <w:drawing>
-                <wp:inline distT="0" distB="0" distL="0" distR="0">
-                  <wp:extent cx="209550" cy="209550"/>
-                  <wp:effectExtent t="0" r="0" b="0" l="0"/>
-                  <wp:docPr id="1" name="" descr="" title=""/>
-                  <wp:cNvGraphicFramePr>
-                    <a:graphicFrameLocks xmlns:a="http://schemas.openxmlformats.org/drawingml/2006/main" noChangeAspect="1"/>
-                  </wp:cNvGraphicFramePr>
-                  <a:graphic xmlns:a="http://schemas.openxmlformats.org/drawingml/2006/main">
-                    <a:graphicData uri="http://schemas.openxmlformats.org/drawingml/2006/picture">
-                      <pic:pic xmlns:pic="http://schemas.openxmlformats.org/drawingml/2006/picture">
-                        <pic:nvPicPr>
-                          <pic:cNvPr id="0" name="" descr=""/>
-                          <pic:cNvPicPr>
-                            <a:picLocks noChangeAspect="1" noChangeArrowheads="1"/>
-                          </pic:cNvPicPr>
-                        </pic:nvPicPr>
-                        <pic:blipFill>
-                          <a:blip r:embed="rId10" cstate="none"/>
-                          <a:srcRect/>
-                          <a:stretch>
-                            <a:fillRect/>
-                          </a:stretch>
-                        </pic:blipFill>
-                        <pic:spPr bwMode="auto">
-                          <a:xfrm>
-                            <a:off x="0" y="0"/>
-                            <a:ext cx="209550" cy="209550"/>
-                          </a:xfrm>
-                          <a:prstGeom prst="rect">
-                            <a:avLst/>
-                          </a:prstGeom>
-                        </pic:spPr>
-                      </pic:pic>
-                    </a:graphicData>
-                  </a:graphic>
-                </wp:inline>
-              </w:drawing>
+              <w:spacing w:after="10" w:before="0"/>
+            </w:pPr>
+            <w:r>
+              <w:rPr>
+                <w:rFonts w:ascii="Calibri" w:cs="Calibri" w:eastAsia="Calibri" w:hAnsi="Calibri"/>
+                <w:color w:val="5B6B8C"/>
+                <w:sz w:val="16"/>
+                <w:szCs w:val="16"/>
+              </w:rPr>
+              <w:t xml:space="preserve">Klasse</w:t>
             </w:r>
           </w:p>
           <w:p>
             <w:pPr>
               <w:spacing w:after="0" w:before="0"/>
-              <w:jc w:val="center"/>
             </w:pPr>
             <w:r>
               <w:rPr>
                 <w:rFonts w:ascii="Calibri" w:cs="Calibri" w:eastAsia="Calibri" w:hAnsi="Calibri"/>
                 <w:b/>
                 <w:bCs/>
-                <w:color w:val="FFFFFF"/>
-                <w:sz w:val="15"/>
-                <w:szCs w:val="15"/>
-              </w:rPr>
-              <w:t xml:space="preserve">GEMEINSAM ÜBEN</w:t>
+                <w:color w:val="1E2761"/>
+                <w:sz w:val="20"/>
+                <w:szCs w:val="20"/>
+              </w:rPr>
+              <w:t xml:space="preserve">macht mündlich mit</w:t>
             </w:r>
           </w:p>
         </w:tc>
         <w:tc>
           <w:tcPr>
-            <w:tcW w:type="dxa" w:w="8206"/>
+            <w:tcW w:type="dxa" w:w="8506"/>
             <w:tcBorders>
               <w:top w:val="single" w:color="D5DDEE" w:sz="6"/>
               <w:left w:val="single" w:color="D5DDEE" w:sz="6"/>
@@ -7552,7 +7133,7 @@
                 <w:rFonts w:ascii="Calibri" w:cs="Calibri" w:eastAsia="Calibri" w:hAnsi="Calibri"/>
                 <w:b/>
                 <w:bCs/>
-                <w:color w:val="2E9E6B"/>
+                <w:color w:val="D9534F"/>
                 <w:sz w:val="20"/>
                 <w:szCs w:val="20"/>
               </w:rPr>
@@ -7614,8 +7195,8 @@
         </w:tblBorders>
       </w:tblPr>
       <w:tblGrid>
-        <w:gridCol w:w="2000"/>
-        <w:gridCol w:w="8206"/>
+        <w:gridCol w:w="1700"/>
+        <w:gridCol w:w="8506"/>
       </w:tblGrid>
       <w:tr>
         <w:trPr>
@@ -7623,89 +7204,56 @@
         </w:trPr>
         <w:tc>
           <w:tcPr>
-            <w:tcW w:type="dxa" w:w="2000"/>
+            <w:tcW w:type="dxa" w:w="1700"/>
             <w:tcBorders>
-              <w:top w:val="single" w:color="FFFFFF" w:sz="12"/>
-              <w:left w:val="single" w:color="FFFFFF" w:sz="12"/>
-              <w:bottom w:val="single" w:color="FFFFFF" w:sz="12"/>
-              <w:right w:val="single" w:color="FFFFFF" w:sz="12"/>
+              <w:top w:val="single" w:color="D5DDEE" w:sz="6"/>
+              <w:left w:val="single" w:color="D5DDEE" w:sz="6"/>
+              <w:bottom w:val="single" w:color="D5DDEE" w:sz="6"/>
+              <w:right w:val="single" w:color="D5DDEE" w:sz="6"/>
             </w:tcBorders>
-            <w:shd w:fill="D9534F" w:color="auto" w:val="clear"/>
+            <w:shd w:fill="F4F7FD" w:color="auto" w:val="clear"/>
             <w:tcMar>
-              <w:top w:type="dxa" w:w="80"/>
+              <w:top w:type="dxa" w:w="100"/>
               <w:left w:type="dxa" w:w="100"/>
-              <w:bottom w:type="dxa" w:w="80"/>
+              <w:bottom w:type="dxa" w:w="100"/>
               <w:right w:type="dxa" w:w="100"/>
             </w:tcMar>
-            <w:vAlign w:val="center"/>
+            <w:vAlign w:val="top"/>
           </w:tcPr>
           <w:p>
             <w:pPr>
-              <w:spacing w:after="30" w:before="0"/>
-              <w:jc w:val="center"/>
-            </w:pPr>
-            <w:r>
-              <w:drawing>
-                <wp:inline distT="0" distB="0" distL="0" distR="0">
-                  <wp:extent cx="209550" cy="209550"/>
-                  <wp:effectExtent t="0" r="0" b="0" l="0"/>
-                  <wp:docPr id="1" name="" descr="" title=""/>
-                  <wp:cNvGraphicFramePr>
-                    <a:graphicFrameLocks xmlns:a="http://schemas.openxmlformats.org/drawingml/2006/main" noChangeAspect="1"/>
-                  </wp:cNvGraphicFramePr>
-                  <a:graphic xmlns:a="http://schemas.openxmlformats.org/drawingml/2006/main">
-                    <a:graphicData uri="http://schemas.openxmlformats.org/drawingml/2006/picture">
-                      <pic:pic xmlns:pic="http://schemas.openxmlformats.org/drawingml/2006/picture">
-                        <pic:nvPicPr>
-                          <pic:cNvPr id="0" name="" descr=""/>
-                          <pic:cNvPicPr>
-                            <a:picLocks noChangeAspect="1" noChangeArrowheads="1"/>
-                          </pic:cNvPicPr>
-                        </pic:nvPicPr>
-                        <pic:blipFill>
-                          <a:blip r:embed="rId13" cstate="none"/>
-                          <a:srcRect/>
-                          <a:stretch>
-                            <a:fillRect/>
-                          </a:stretch>
-                        </pic:blipFill>
-                        <pic:spPr bwMode="auto">
-                          <a:xfrm>
-                            <a:off x="0" y="0"/>
-                            <a:ext cx="209550" cy="209550"/>
-                          </a:xfrm>
-                          <a:prstGeom prst="rect">
-                            <a:avLst/>
-                          </a:prstGeom>
-                        </pic:spPr>
-                      </pic:pic>
-                    </a:graphicData>
-                  </a:graphic>
-                </wp:inline>
-              </w:drawing>
+              <w:spacing w:after="10" w:before="0"/>
+            </w:pPr>
+            <w:r>
+              <w:rPr>
+                <w:rFonts w:ascii="Calibri" w:cs="Calibri" w:eastAsia="Calibri" w:hAnsi="Calibri"/>
+                <w:color w:val="5B6B8C"/>
+                <w:sz w:val="16"/>
+                <w:szCs w:val="16"/>
+              </w:rPr>
+              <w:t xml:space="preserve">Klasse</w:t>
             </w:r>
           </w:p>
           <w:p>
             <w:pPr>
               <w:spacing w:after="0" w:before="0"/>
-              <w:jc w:val="center"/>
             </w:pPr>
             <w:r>
               <w:rPr>
                 <w:rFonts w:ascii="Calibri" w:cs="Calibri" w:eastAsia="Calibri" w:hAnsi="Calibri"/>
                 <w:b/>
                 <w:bCs/>
-                <w:color w:val="FFFFFF"/>
-                <w:sz w:val="15"/>
-                <w:szCs w:val="15"/>
-              </w:rPr>
-              <w:t xml:space="preserve">AN DIE TAFEL</w:t>
+                <w:color w:val="1E2761"/>
+                <w:sz w:val="20"/>
+                <w:szCs w:val="20"/>
+              </w:rPr>
+              <w:t xml:space="preserve">kommt an die Tafel</w:t>
             </w:r>
           </w:p>
         </w:tc>
         <w:tc>
           <w:tcPr>
-            <w:tcW w:type="dxa" w:w="8206"/>
+            <w:tcW w:type="dxa" w:w="8506"/>
             <w:tcBorders>
               <w:top w:val="single" w:color="D5DDEE" w:sz="6"/>
               <w:left w:val="single" w:color="D5DDEE" w:sz="6"/>
@@ -7763,7 +7311,7 @@
           </w:p>
           <w:tbl>
             <w:tblPr>
-              <w:tblW w:type="dxa" w:w="7866"/>
+              <w:tblW w:type="dxa" w:w="8166"/>
               <w:tblBorders>
                 <w:top w:val="single" w:color="auto" w:sz="4"/>
                 <w:left w:val="single" w:color="auto" w:sz="4"/>
@@ -7774,7 +7322,7 @@
               </w:tblBorders>
             </w:tblPr>
             <w:tblGrid>
-              <w:gridCol w:w="7866"/>
+              <w:gridCol w:w="8166"/>
             </w:tblGrid>
             <w:tr>
               <w:trPr>
@@ -7782,7 +7330,7 @@
               </w:trPr>
               <w:tc>
                 <w:tcPr>
-                  <w:tcW w:type="dxa" w:w="7866"/>
+                  <w:tcW w:type="dxa" w:w="8166"/>
                   <w:tcBorders>
                     <w:top w:val="single" w:color="3D4A3F" w:sz="12"/>
                     <w:left w:val="single" w:color="3D4A3F" w:sz="12"/>
@@ -7822,7 +7370,7 @@
               </w:trPr>
               <w:tc>
                 <w:tcPr>
-                  <w:tcW w:type="dxa" w:w="7866"/>
+                  <w:tcW w:type="dxa" w:w="8166"/>
                   <w:tcBorders>
                     <w:top w:val="single" w:color="3D4A3F" w:sz="12"/>
                     <w:left w:val="single" w:color="3D4A3F" w:sz="12"/>
@@ -9104,8 +8652,8 @@
         </w:tblBorders>
       </w:tblPr>
       <w:tblGrid>
-        <w:gridCol w:w="2000"/>
-        <w:gridCol w:w="8206"/>
+        <w:gridCol w:w="1700"/>
+        <w:gridCol w:w="8506"/>
       </w:tblGrid>
       <w:tr>
         <w:trPr>
@@ -9113,89 +8661,56 @@
         </w:trPr>
         <w:tc>
           <w:tcPr>
-            <w:tcW w:type="dxa" w:w="2000"/>
+            <w:tcW w:type="dxa" w:w="1700"/>
             <w:tcBorders>
-              <w:top w:val="single" w:color="FFFFFF" w:sz="12"/>
-              <w:left w:val="single" w:color="FFFFFF" w:sz="12"/>
-              <w:bottom w:val="single" w:color="FFFFFF" w:sz="12"/>
-              <w:right w:val="single" w:color="FFFFFF" w:sz="12"/>
+              <w:top w:val="single" w:color="D5DDEE" w:sz="6"/>
+              <w:left w:val="single" w:color="D5DDEE" w:sz="6"/>
+              <w:bottom w:val="single" w:color="D5DDEE" w:sz="6"/>
+              <w:right w:val="single" w:color="D5DDEE" w:sz="6"/>
             </w:tcBorders>
-            <w:shd w:fill="1E2761" w:color="auto" w:val="clear"/>
+            <w:shd w:fill="F4F7FD" w:color="auto" w:val="clear"/>
             <w:tcMar>
-              <w:top w:type="dxa" w:w="80"/>
+              <w:top w:type="dxa" w:w="100"/>
               <w:left w:type="dxa" w:w="100"/>
-              <w:bottom w:type="dxa" w:w="80"/>
+              <w:bottom w:type="dxa" w:w="100"/>
               <w:right w:type="dxa" w:w="100"/>
             </w:tcMar>
-            <w:vAlign w:val="center"/>
+            <w:vAlign w:val="top"/>
           </w:tcPr>
           <w:p>
             <w:pPr>
-              <w:spacing w:after="30" w:before="0"/>
-              <w:jc w:val="center"/>
-            </w:pPr>
-            <w:r>
-              <w:drawing>
-                <wp:inline distT="0" distB="0" distL="0" distR="0">
-                  <wp:extent cx="209550" cy="209550"/>
-                  <wp:effectExtent t="0" r="0" b="0" l="0"/>
-                  <wp:docPr id="1" name="" descr="" title=""/>
-                  <wp:cNvGraphicFramePr>
-                    <a:graphicFrameLocks xmlns:a="http://schemas.openxmlformats.org/drawingml/2006/main" noChangeAspect="1"/>
-                  </wp:cNvGraphicFramePr>
-                  <a:graphic xmlns:a="http://schemas.openxmlformats.org/drawingml/2006/main">
-                    <a:graphicData uri="http://schemas.openxmlformats.org/drawingml/2006/picture">
-                      <pic:pic xmlns:pic="http://schemas.openxmlformats.org/drawingml/2006/picture">
-                        <pic:nvPicPr>
-                          <pic:cNvPr id="0" name="" descr=""/>
-                          <pic:cNvPicPr>
-                            <a:picLocks noChangeAspect="1" noChangeArrowheads="1"/>
-                          </pic:cNvPicPr>
-                        </pic:nvPicPr>
-                        <pic:blipFill>
-                          <a:blip r:embed="rId11" cstate="none"/>
-                          <a:srcRect/>
-                          <a:stretch>
-                            <a:fillRect/>
-                          </a:stretch>
-                        </pic:blipFill>
-                        <pic:spPr bwMode="auto">
-                          <a:xfrm>
-                            <a:off x="0" y="0"/>
-                            <a:ext cx="209550" cy="209550"/>
-                          </a:xfrm>
-                          <a:prstGeom prst="rect">
-                            <a:avLst/>
-                          </a:prstGeom>
-                        </pic:spPr>
-                      </pic:pic>
-                    </a:graphicData>
-                  </a:graphic>
-                </wp:inline>
-              </w:drawing>
+              <w:spacing w:after="10" w:before="0"/>
+            </w:pPr>
+            <w:r>
+              <w:rPr>
+                <w:rFonts w:ascii="Calibri" w:cs="Calibri" w:eastAsia="Calibri" w:hAnsi="Calibri"/>
+                <w:color w:val="5B6B8C"/>
+                <w:sz w:val="16"/>
+                <w:szCs w:val="16"/>
+              </w:rPr>
+              <w:t xml:space="preserve">Klasse</w:t>
             </w:r>
           </w:p>
           <w:p>
             <w:pPr>
               <w:spacing w:after="0" w:before="0"/>
-              <w:jc w:val="center"/>
             </w:pPr>
             <w:r>
               <w:rPr>
                 <w:rFonts w:ascii="Calibri" w:cs="Calibri" w:eastAsia="Calibri" w:hAnsi="Calibri"/>
                 <w:b/>
                 <w:bCs/>
-                <w:color w:val="FFFFFF"/>
-                <w:sz w:val="15"/>
-                <w:szCs w:val="15"/>
-              </w:rPr>
-              <w:t xml:space="preserve">ABSCHREIBEN</w:t>
+                <w:color w:val="1E2761"/>
+                <w:sz w:val="20"/>
+                <w:szCs w:val="20"/>
+              </w:rPr>
+              <w:t xml:space="preserve">schreibt ab</w:t>
             </w:r>
           </w:p>
         </w:tc>
         <w:tc>
           <w:tcPr>
-            <w:tcW w:type="dxa" w:w="8206"/>
+            <w:tcW w:type="dxa" w:w="8506"/>
             <w:tcBorders>
               <w:top w:val="single" w:color="D5DDEE" w:sz="6"/>
               <w:left w:val="single" w:color="D5DDEE" w:sz="6"/>
@@ -9219,7 +8734,7 @@
                 <w:rFonts w:ascii="Calibri" w:cs="Calibri" w:eastAsia="Calibri" w:hAnsi="Calibri"/>
                 <w:b/>
                 <w:bCs/>
-                <w:color w:val="1E2761"/>
+                <w:color w:val="D9534F"/>
                 <w:sz w:val="20"/>
                 <w:szCs w:val="20"/>
               </w:rPr>
@@ -9239,7 +8754,7 @@
           </w:p>
           <w:tbl>
             <w:tblPr>
-              <w:tblW w:type="dxa" w:w="7866"/>
+              <w:tblW w:type="dxa" w:w="8166"/>
               <w:tblBorders>
                 <w:top w:val="single" w:color="auto" w:sz="4"/>
                 <w:left w:val="single" w:color="auto" w:sz="4"/>
@@ -9250,7 +8765,7 @@
               </w:tblBorders>
             </w:tblPr>
             <w:tblGrid>
-              <w:gridCol w:w="7866"/>
+              <w:gridCol w:w="8166"/>
             </w:tblGrid>
             <w:tr>
               <w:trPr>
@@ -9258,7 +8773,7 @@
               </w:trPr>
               <w:tc>
                 <w:tcPr>
-                  <w:tcW w:type="dxa" w:w="7866"/>
+                  <w:tcW w:type="dxa" w:w="8166"/>
                   <w:tcBorders>
                     <w:top w:val="single" w:color="3D4A3F" w:sz="12"/>
                     <w:left w:val="single" w:color="3D4A3F" w:sz="12"/>
@@ -9298,7 +8813,7 @@
               </w:trPr>
               <w:tc>
                 <w:tcPr>
-                  <w:tcW w:type="dxa" w:w="7866"/>
+                  <w:tcW w:type="dxa" w:w="8166"/>
                   <w:tcBorders>
                     <w:top w:val="single" w:color="3D4A3F" w:sz="12"/>
                     <w:left w:val="single" w:color="3D4A3F" w:sz="12"/>
@@ -9431,8 +8946,8 @@
         </w:tblBorders>
       </w:tblPr>
       <w:tblGrid>
-        <w:gridCol w:w="2000"/>
-        <w:gridCol w:w="8206"/>
+        <w:gridCol w:w="1700"/>
+        <w:gridCol w:w="8506"/>
       </w:tblGrid>
       <w:tr>
         <w:trPr>
@@ -9440,89 +8955,56 @@
         </w:trPr>
         <w:tc>
           <w:tcPr>
-            <w:tcW w:type="dxa" w:w="2000"/>
+            <w:tcW w:type="dxa" w:w="1700"/>
             <w:tcBorders>
-              <w:top w:val="single" w:color="FFFFFF" w:sz="12"/>
-              <w:left w:val="single" w:color="FFFFFF" w:sz="12"/>
-              <w:bottom w:val="single" w:color="FFFFFF" w:sz="12"/>
-              <w:right w:val="single" w:color="FFFFFF" w:sz="12"/>
+              <w:top w:val="single" w:color="D5DDEE" w:sz="6"/>
+              <w:left w:val="single" w:color="D5DDEE" w:sz="6"/>
+              <w:bottom w:val="single" w:color="D5DDEE" w:sz="6"/>
+              <w:right w:val="single" w:color="D5DDEE" w:sz="6"/>
             </w:tcBorders>
-            <w:shd w:fill="3F7CC4" w:color="auto" w:val="clear"/>
+            <w:shd w:fill="F4F7FD" w:color="auto" w:val="clear"/>
             <w:tcMar>
-              <w:top w:type="dxa" w:w="80"/>
+              <w:top w:type="dxa" w:w="100"/>
               <w:left w:type="dxa" w:w="100"/>
-              <w:bottom w:type="dxa" w:w="80"/>
+              <w:bottom w:type="dxa" w:w="100"/>
               <w:right w:type="dxa" w:w="100"/>
             </w:tcMar>
-            <w:vAlign w:val="center"/>
+            <w:vAlign w:val="top"/>
           </w:tcPr>
           <w:p>
             <w:pPr>
-              <w:spacing w:after="30" w:before="0"/>
-              <w:jc w:val="center"/>
-            </w:pPr>
-            <w:r>
-              <w:drawing>
-                <wp:inline distT="0" distB="0" distL="0" distR="0">
-                  <wp:extent cx="209550" cy="209550"/>
-                  <wp:effectExtent t="0" r="0" b="0" l="0"/>
-                  <wp:docPr id="1" name="" descr="" title=""/>
-                  <wp:cNvGraphicFramePr>
-                    <a:graphicFrameLocks xmlns:a="http://schemas.openxmlformats.org/drawingml/2006/main" noChangeAspect="1"/>
-                  </wp:cNvGraphicFramePr>
-                  <a:graphic xmlns:a="http://schemas.openxmlformats.org/drawingml/2006/main">
-                    <a:graphicData uri="http://schemas.openxmlformats.org/drawingml/2006/picture">
-                      <pic:pic xmlns:pic="http://schemas.openxmlformats.org/drawingml/2006/picture">
-                        <pic:nvPicPr>
-                          <pic:cNvPr id="0" name="" descr=""/>
-                          <pic:cNvPicPr>
-                            <a:picLocks noChangeAspect="1" noChangeArrowheads="1"/>
-                          </pic:cNvPicPr>
-                        </pic:nvPicPr>
-                        <pic:blipFill>
-                          <a:blip r:embed="rId15" cstate="none"/>
-                          <a:srcRect/>
-                          <a:stretch>
-                            <a:fillRect/>
-                          </a:stretch>
-                        </pic:blipFill>
-                        <pic:spPr bwMode="auto">
-                          <a:xfrm>
-                            <a:off x="0" y="0"/>
-                            <a:ext cx="209550" cy="209550"/>
-                          </a:xfrm>
-                          <a:prstGeom prst="rect">
-                            <a:avLst/>
-                          </a:prstGeom>
-                        </pic:spPr>
-                      </pic:pic>
-                    </a:graphicData>
-                  </a:graphic>
-                </wp:inline>
-              </w:drawing>
+              <w:spacing w:after="10" w:before="0"/>
+            </w:pPr>
+            <w:r>
+              <w:rPr>
+                <w:rFonts w:ascii="Calibri" w:cs="Calibri" w:eastAsia="Calibri" w:hAnsi="Calibri"/>
+                <w:color w:val="5B6B8C"/>
+                <w:sz w:val="16"/>
+                <w:szCs w:val="16"/>
+              </w:rPr>
+              <w:t xml:space="preserve">Klasse</w:t>
             </w:r>
           </w:p>
           <w:p>
             <w:pPr>
               <w:spacing w:after="0" w:before="0"/>
-              <w:jc w:val="center"/>
             </w:pPr>
             <w:r>
               <w:rPr>
                 <w:rFonts w:ascii="Calibri" w:cs="Calibri" w:eastAsia="Calibri" w:hAnsi="Calibri"/>
                 <w:b/>
                 <w:bCs/>
-                <w:color w:val="FFFFFF"/>
-                <w:sz w:val="15"/>
-                <w:szCs w:val="15"/>
-              </w:rPr>
-              <w:t xml:space="preserve">PARTNERARBEIT</w:t>
+                <w:color w:val="1E2761"/>
+                <w:sz w:val="20"/>
+                <w:szCs w:val="20"/>
+              </w:rPr>
+              <w:t xml:space="preserve">arbeitet zu zweit</w:t>
             </w:r>
           </w:p>
         </w:tc>
         <w:tc>
           <w:tcPr>
-            <w:tcW w:type="dxa" w:w="8206"/>
+            <w:tcW w:type="dxa" w:w="8506"/>
             <w:tcBorders>
               <w:top w:val="single" w:color="D5DDEE" w:sz="6"/>
               <w:left w:val="single" w:color="D5DDEE" w:sz="6"/>
@@ -9546,7 +9028,7 @@
                 <w:rFonts w:ascii="Calibri" w:cs="Calibri" w:eastAsia="Calibri" w:hAnsi="Calibri"/>
                 <w:b/>
                 <w:bCs/>
-                <w:color w:val="3F7CC4"/>
+                <w:color w:val="D9534F"/>
                 <w:sz w:val="20"/>
                 <w:szCs w:val="20"/>
               </w:rPr>
@@ -9561,7 +9043,7 @@
                 <w:sz w:val="21"/>
                 <w:szCs w:val="21"/>
               </w:rPr>
-              <w:t xml:space="preserve">„Fingerspiel mit eurem Nachbarn, drei Minuten. Einer zeigt mit den Fingern die Person: 1 ist ich, 2 ist du und so weiter bis 6. Dazu sagt er: haben oder sein, jetzt oder früher. Der andere nennt die Form. Dann wechseln.“</w:t>
+              <w:t xml:space="preserve">„Jetzt arbeitet ihr zu zweit, ohne Heft. Ich mache es einmal vor.“</w:t>
             </w:r>
           </w:p>
           <w:p>
@@ -9575,7 +9057,271 @@
                 <w:sz w:val="21"/>
                 <w:szCs w:val="21"/>
               </w:rPr>
-              <w:t xml:space="preserve">Beispiel vormachen: 4 Finger + „sein, früher“ → „wir waren“.</w:t>
+              <w:t xml:space="preserve">Einmal mit einem Schüler vormachen, dann starten.</w:t>
+            </w:r>
+          </w:p>
+          <w:tbl>
+            <w:tblPr>
+              <w:tblW w:type="dxa" w:w="8166"/>
+              <w:tblBorders>
+                <w:top w:val="single" w:color="auto" w:sz="4"/>
+                <w:left w:val="single" w:color="auto" w:sz="4"/>
+                <w:bottom w:val="single" w:color="auto" w:sz="4"/>
+                <w:right w:val="single" w:color="auto" w:sz="4"/>
+                <w:insideH w:val="single" w:color="auto" w:sz="4"/>
+                <w:insideV w:val="single" w:color="auto" w:sz="4"/>
+              </w:tblBorders>
+            </w:tblPr>
+            <w:tblGrid>
+              <w:gridCol w:w="8166"/>
+            </w:tblGrid>
+            <w:tr>
+              <w:trPr>
+                <w:cantSplit/>
+              </w:trPr>
+              <w:tc>
+                <w:tcPr>
+                  <w:tcW w:type="dxa" w:w="8166"/>
+                  <w:tcBorders>
+                    <w:top w:val="single" w:color="3D4A3F" w:sz="12"/>
+                    <w:left w:val="single" w:color="3D4A3F" w:sz="12"/>
+                    <w:bottom w:val="single" w:color="3D4A3F" w:sz="12"/>
+                    <w:right w:val="single" w:color="3D4A3F" w:sz="12"/>
+                  </w:tcBorders>
+                  <w:shd w:fill="3D4A3F" w:color="auto" w:val="clear"/>
+                  <w:tcMar>
+                    <w:top w:type="dxa" w:w="30"/>
+                    <w:left w:type="dxa" w:w="100"/>
+                    <w:bottom w:type="dxa" w:w="30"/>
+                    <w:right w:type="dxa" w:w="100"/>
+                  </w:tcMar>
+                  <w:vAlign w:val="center"/>
+                </w:tcPr>
+                <w:p>
+                  <w:pPr>
+                    <w:spacing w:after="0" w:before="0"/>
+                  </w:pPr>
+                  <w:r>
+                    <w:rPr>
+                      <w:rFonts w:ascii="Calibri" w:cs="Calibri" w:eastAsia="Calibri" w:hAnsi="Calibri"/>
+                      <w:b/>
+                      <w:bCs/>
+                      <w:color w:val="FFFFFF"/>
+                      <w:sz w:val="16"/>
+                      <w:szCs w:val="16"/>
+                    </w:rPr>
+                    <w:t xml:space="preserve">TAFEL · rechts · Fingerspiel zu zweit</w:t>
+                  </w:r>
+                </w:p>
+              </w:tc>
+            </w:tr>
+            <w:tr>
+              <w:trPr>
+                <w:cantSplit/>
+              </w:trPr>
+              <w:tc>
+                <w:tcPr>
+                  <w:tcW w:type="dxa" w:w="8166"/>
+                  <w:tcBorders>
+                    <w:top w:val="single" w:color="3D4A3F" w:sz="12"/>
+                    <w:left w:val="single" w:color="3D4A3F" w:sz="12"/>
+                    <w:bottom w:val="single" w:color="3D4A3F" w:sz="12"/>
+                    <w:right w:val="single" w:color="3D4A3F" w:sz="12"/>
+                  </w:tcBorders>
+                  <w:shd w:fill="F3F6F1" w:color="auto" w:val="clear"/>
+                  <w:tcMar>
+                    <w:top w:type="dxa" w:w="100"/>
+                    <w:left w:type="dxa" w:w="160"/>
+                    <w:bottom w:type="dxa" w:w="100"/>
+                    <w:right w:type="dxa" w:w="100"/>
+                  </w:tcMar>
+                  <w:vAlign w:val="center"/>
+                </w:tcPr>
+                <w:p>
+                  <w:pPr>
+                    <w:spacing w:after="30" w:before="0"/>
+                  </w:pPr>
+                  <w:r>
+                    <w:rPr>
+                      <w:rFonts w:ascii="Calibri" w:cs="Calibri" w:eastAsia="Calibri" w:hAnsi="Calibri"/>
+                      <w:b/>
+                      <w:bCs/>
+                      <w:color w:val="1E2761"/>
+                      <w:sz w:val="21"/>
+                      <w:szCs w:val="21"/>
+                    </w:rPr>
+                    <w:t xml:space="preserve">1. </w:t>
+                  </w:r>
+                  <w:r>
+                    <w:rPr>
+                      <w:rFonts w:ascii="Calibri" w:cs="Calibri" w:eastAsia="Calibri" w:hAnsi="Calibri"/>
+                      <w:b/>
+                      <w:bCs/>
+                      <w:color w:val="1E2761"/>
+                      <w:sz w:val="21"/>
+                      <w:szCs w:val="21"/>
+                    </w:rPr>
+                    <w:t xml:space="preserve">Zeige mit den Fingern eine Person: 1 = ich … 6 = sie.</w:t>
+                  </w:r>
+                </w:p>
+                <w:p>
+                  <w:pPr>
+                    <w:spacing w:after="30" w:before="0"/>
+                  </w:pPr>
+                  <w:r>
+                    <w:rPr>
+                      <w:rFonts w:ascii="Calibri" w:cs="Calibri" w:eastAsia="Calibri" w:hAnsi="Calibri"/>
+                      <w:b/>
+                      <w:bCs/>
+                      <w:color w:val="1E2761"/>
+                      <w:sz w:val="21"/>
+                      <w:szCs w:val="21"/>
+                    </w:rPr>
+                    <w:t xml:space="preserve">2. </w:t>
+                  </w:r>
+                  <w:r>
+                    <w:rPr>
+                      <w:rFonts w:ascii="Calibri" w:cs="Calibri" w:eastAsia="Calibri" w:hAnsi="Calibri"/>
+                      <w:b/>
+                      <w:bCs/>
+                      <w:color w:val="1E2761"/>
+                      <w:sz w:val="21"/>
+                      <w:szCs w:val="21"/>
+                    </w:rPr>
+                    <w:t xml:space="preserve">Sage dazu: haben oder sein – jetzt oder früher.</w:t>
+                  </w:r>
+                </w:p>
+                <w:p>
+                  <w:pPr>
+                    <w:spacing w:after="30" w:before="0"/>
+                  </w:pPr>
+                  <w:r>
+                    <w:rPr>
+                      <w:rFonts w:ascii="Calibri" w:cs="Calibri" w:eastAsia="Calibri" w:hAnsi="Calibri"/>
+                      <w:b/>
+                      <w:bCs/>
+                      <w:color w:val="1E2761"/>
+                      <w:sz w:val="21"/>
+                      <w:szCs w:val="21"/>
+                    </w:rPr>
+                    <w:t xml:space="preserve">3. </w:t>
+                  </w:r>
+                  <w:r>
+                    <w:rPr>
+                      <w:rFonts w:ascii="Calibri" w:cs="Calibri" w:eastAsia="Calibri" w:hAnsi="Calibri"/>
+                      <w:b/>
+                      <w:bCs/>
+                      <w:color w:val="1E2761"/>
+                      <w:sz w:val="21"/>
+                      <w:szCs w:val="21"/>
+                    </w:rPr>
+                    <w:t xml:space="preserve">Dein Partner nennt die Form. Nach 5 Runden wechselt ihr.</w:t>
+                  </w:r>
+                </w:p>
+                <w:p>
+                  <w:pPr>
+                    <w:spacing w:after="30" w:before="0"/>
+                  </w:pPr>
+                  <w:r>
+                    <w:rPr>
+                      <w:rFonts w:ascii="Calibri" w:cs="Calibri" w:eastAsia="Calibri" w:hAnsi="Calibri"/>
+                      <w:color w:val="000000"/>
+                      <w:sz w:val="22"/>
+                      <w:szCs w:val="22"/>
+                    </w:rPr>
+                    <w:t xml:space="preserve"/>
+                  </w:r>
+                </w:p>
+                <w:p>
+                  <w:pPr>
+                    <w:spacing w:after="0" w:before="0"/>
+                  </w:pPr>
+                  <w:r>
+                    <w:rPr>
+                      <w:rFonts w:ascii="Cambria" w:cs="Cambria" w:eastAsia="Cambria" w:hAnsi="Cambria"/>
+                      <w:color w:val="000000"/>
+                      <w:sz w:val="22"/>
+                      <w:szCs w:val="22"/>
+                    </w:rPr>
+                    <w:t xml:space="preserve">Beispiel: 4 Finger + „sein, früher“ → </w:t>
+                  </w:r>
+                  <w:r>
+                    <w:rPr>
+                      <w:rFonts w:ascii="Cambria" w:cs="Cambria" w:eastAsia="Cambria" w:hAnsi="Cambria"/>
+                      <w:b/>
+                      <w:bCs/>
+                      <w:color w:val="000000"/>
+                      <w:sz w:val="22"/>
+                      <w:szCs w:val="22"/>
+                    </w:rPr>
+                    <w:t xml:space="preserve">wir waren</w:t>
+                  </w:r>
+                </w:p>
+                <w:p>
+                  <w:pPr>
+                    <w:spacing w:after="30" w:before="0"/>
+                  </w:pPr>
+                  <w:r>
+                    <w:rPr>
+                      <w:rFonts w:ascii="Calibri" w:cs="Calibri" w:eastAsia="Calibri" w:hAnsi="Calibri"/>
+                      <w:color w:val="000000"/>
+                      <w:sz w:val="22"/>
+                      <w:szCs w:val="22"/>
+                    </w:rPr>
+                    <w:t xml:space="preserve"/>
+                  </w:r>
+                </w:p>
+                <w:p>
+                  <w:pPr>
+                    <w:spacing w:after="0" w:before="0"/>
+                  </w:pPr>
+                  <w:r>
+                    <w:rPr>
+                      <w:rFonts w:ascii="Calibri" w:cs="Calibri" w:eastAsia="Calibri" w:hAnsi="Calibri"/>
+                      <w:b/>
+                      <w:bCs/>
+                      <w:color w:val="3D4A3F"/>
+                      <w:sz w:val="19"/>
+                      <w:szCs w:val="19"/>
+                    </w:rPr>
+                    <w:t xml:space="preserve">Zeit: </w:t>
+                  </w:r>
+                  <w:r>
+                    <w:rPr>
+                      <w:rFonts w:ascii="Calibri" w:cs="Calibri" w:eastAsia="Calibri" w:hAnsi="Calibri"/>
+                      <w:color w:val="3D4A3F"/>
+                      <w:sz w:val="19"/>
+                      <w:szCs w:val="19"/>
+                    </w:rPr>
+                    <w:t xml:space="preserve">3 Minuten · zu zweit · Flüsterstimme</w:t>
+                  </w:r>
+                  <w:r>
+                    <w:rPr>
+                      <w:rFonts w:ascii="Calibri" w:cs="Calibri" w:eastAsia="Calibri" w:hAnsi="Calibri"/>
+                      <w:i/>
+                      <w:iCs/>
+                      <w:color w:val="3D4A3F"/>
+                      <w:sz w:val="19"/>
+                      <w:szCs w:val="19"/>
+                    </w:rPr>
+                    <w:t xml:space="preserve">     Fertig? Stift hinlegen und noch einmal durchlesen.</w:t>
+                  </w:r>
+                </w:p>
+              </w:tc>
+            </w:tr>
+          </w:tbl>
+          <w:p>
+            <w:pPr>
+              <w:spacing w:after="20" w:before="0"/>
+            </w:pPr>
+            <w:r>
+              <w:rPr>
+                <w:rFonts w:ascii="Calibri" w:cs="Calibri" w:eastAsia="Calibri" w:hAnsi="Calibri"/>
+                <w:color w:val="000000"/>
+                <w:sz w:val="22"/>
+                <w:szCs w:val="22"/>
+              </w:rPr>
+              <w:t xml:space="preserve"/>
             </w:r>
           </w:p>
         </w:tc>
@@ -9608,8 +9354,8 @@
         </w:tblBorders>
       </w:tblPr>
       <w:tblGrid>
-        <w:gridCol w:w="2000"/>
-        <w:gridCol w:w="8206"/>
+        <w:gridCol w:w="1700"/>
+        <w:gridCol w:w="8506"/>
       </w:tblGrid>
       <w:tr>
         <w:trPr>
@@ -9617,89 +9363,56 @@
         </w:trPr>
         <w:tc>
           <w:tcPr>
-            <w:tcW w:type="dxa" w:w="2000"/>
+            <w:tcW w:type="dxa" w:w="1700"/>
             <w:tcBorders>
-              <w:top w:val="single" w:color="FFFFFF" w:sz="12"/>
-              <w:left w:val="single" w:color="FFFFFF" w:sz="12"/>
-              <w:bottom w:val="single" w:color="FFFFFF" w:sz="12"/>
-              <w:right w:val="single" w:color="FFFFFF" w:sz="12"/>
+              <w:top w:val="single" w:color="D5DDEE" w:sz="6"/>
+              <w:left w:val="single" w:color="D5DDEE" w:sz="6"/>
+              <w:bottom w:val="single" w:color="D5DDEE" w:sz="6"/>
+              <w:right w:val="single" w:color="D5DDEE" w:sz="6"/>
             </w:tcBorders>
-            <w:shd w:fill="C77C12" w:color="auto" w:val="clear"/>
+            <w:shd w:fill="F4F7FD" w:color="auto" w:val="clear"/>
             <w:tcMar>
-              <w:top w:type="dxa" w:w="80"/>
+              <w:top w:type="dxa" w:w="100"/>
               <w:left w:type="dxa" w:w="100"/>
-              <w:bottom w:type="dxa" w:w="80"/>
+              <w:bottom w:type="dxa" w:w="100"/>
               <w:right w:type="dxa" w:w="100"/>
             </w:tcMar>
-            <w:vAlign w:val="center"/>
+            <w:vAlign w:val="top"/>
           </w:tcPr>
           <w:p>
             <w:pPr>
-              <w:spacing w:after="30" w:before="0"/>
-              <w:jc w:val="center"/>
-            </w:pPr>
-            <w:r>
-              <w:drawing>
-                <wp:inline distT="0" distB="0" distL="0" distR="0">
-                  <wp:extent cx="209550" cy="209550"/>
-                  <wp:effectExtent t="0" r="0" b="0" l="0"/>
-                  <wp:docPr id="1" name="" descr="" title=""/>
-                  <wp:cNvGraphicFramePr>
-                    <a:graphicFrameLocks xmlns:a="http://schemas.openxmlformats.org/drawingml/2006/main" noChangeAspect="1"/>
-                  </wp:cNvGraphicFramePr>
-                  <a:graphic xmlns:a="http://schemas.openxmlformats.org/drawingml/2006/main">
-                    <a:graphicData uri="http://schemas.openxmlformats.org/drawingml/2006/picture">
-                      <pic:pic xmlns:pic="http://schemas.openxmlformats.org/drawingml/2006/picture">
-                        <pic:nvPicPr>
-                          <pic:cNvPr id="0" name="" descr=""/>
-                          <pic:cNvPicPr>
-                            <a:picLocks noChangeAspect="1" noChangeArrowheads="1"/>
-                          </pic:cNvPicPr>
-                        </pic:nvPicPr>
-                        <pic:blipFill>
-                          <a:blip r:embed="rId12" cstate="none"/>
-                          <a:srcRect/>
-                          <a:stretch>
-                            <a:fillRect/>
-                          </a:stretch>
-                        </pic:blipFill>
-                        <pic:spPr bwMode="auto">
-                          <a:xfrm>
-                            <a:off x="0" y="0"/>
-                            <a:ext cx="209550" cy="209550"/>
-                          </a:xfrm>
-                          <a:prstGeom prst="rect">
-                            <a:avLst/>
-                          </a:prstGeom>
-                        </pic:spPr>
-                      </pic:pic>
-                    </a:graphicData>
-                  </a:graphic>
-                </wp:inline>
-              </w:drawing>
+              <w:spacing w:after="10" w:before="0"/>
+            </w:pPr>
+            <w:r>
+              <w:rPr>
+                <w:rFonts w:ascii="Calibri" w:cs="Calibri" w:eastAsia="Calibri" w:hAnsi="Calibri"/>
+                <w:color w:val="5B6B8C"/>
+                <w:sz w:val="16"/>
+                <w:szCs w:val="16"/>
+              </w:rPr>
+              <w:t xml:space="preserve">Klasse</w:t>
             </w:r>
           </w:p>
           <w:p>
             <w:pPr>
               <w:spacing w:after="0" w:before="0"/>
-              <w:jc w:val="center"/>
             </w:pPr>
             <w:r>
               <w:rPr>
                 <w:rFonts w:ascii="Calibri" w:cs="Calibri" w:eastAsia="Calibri" w:hAnsi="Calibri"/>
                 <w:b/>
                 <w:bCs/>
-                <w:color w:val="FFFFFF"/>
-                <w:sz w:val="15"/>
-                <w:szCs w:val="15"/>
-              </w:rPr>
-              <w:t xml:space="preserve">LÜCKEN FÜLLEN</w:t>
+                <w:color w:val="1E2761"/>
+                <w:sz w:val="20"/>
+                <w:szCs w:val="20"/>
+              </w:rPr>
+              <w:t xml:space="preserve">arbeitet allein</w:t>
             </w:r>
           </w:p>
         </w:tc>
         <w:tc>
           <w:tcPr>
-            <w:tcW w:type="dxa" w:w="8206"/>
+            <w:tcW w:type="dxa" w:w="8506"/>
             <w:tcBorders>
               <w:top w:val="single" w:color="D5DDEE" w:sz="6"/>
               <w:left w:val="single" w:color="D5DDEE" w:sz="6"/>
@@ -9723,7 +9436,7 @@
                 <w:rFonts w:ascii="Calibri" w:cs="Calibri" w:eastAsia="Calibri" w:hAnsi="Calibri"/>
                 <w:b/>
                 <w:bCs/>
-                <w:color w:val="C77C12"/>
+                <w:color w:val="D9534F"/>
                 <w:sz w:val="20"/>
                 <w:szCs w:val="20"/>
               </w:rPr>
@@ -9738,12 +9451,12 @@
                 <w:sz w:val="21"/>
                 <w:szCs w:val="21"/>
               </w:rPr>
-              <w:t xml:space="preserve">„Schreibt Ü3 und dahinter nur die Nummer und das Lösungswort. Die Sätze schreibt ihr nicht ab.“</w:t>
+              <w:t xml:space="preserve">„Jetzt arbeitet ihr allein: Ü3. Wichtig: Ihr schreibt die Sätze nicht ab – nur die Nummer und das fehlende Wort. Drei Minuten.“</w:t>
             </w:r>
           </w:p>
           <w:tbl>
             <w:tblPr>
-              <w:tblW w:type="dxa" w:w="7866"/>
+              <w:tblW w:type="dxa" w:w="8166"/>
               <w:tblBorders>
                 <w:top w:val="single" w:color="auto" w:sz="4"/>
                 <w:left w:val="single" w:color="auto" w:sz="4"/>
@@ -9754,7 +9467,7 @@
               </w:tblBorders>
             </w:tblPr>
             <w:tblGrid>
-              <w:gridCol w:w="7866"/>
+              <w:gridCol w:w="8166"/>
             </w:tblGrid>
             <w:tr>
               <w:trPr>
@@ -9762,7 +9475,7 @@
               </w:trPr>
               <w:tc>
                 <w:tcPr>
-                  <w:tcW w:type="dxa" w:w="7866"/>
+                  <w:tcW w:type="dxa" w:w="8166"/>
                   <w:tcBorders>
                     <w:top w:val="single" w:color="3D4A3F" w:sz="12"/>
                     <w:left w:val="single" w:color="3D4A3F" w:sz="12"/>
@@ -9791,7 +9504,7 @@
                       <w:sz w:val="16"/>
                       <w:szCs w:val="16"/>
                     </w:rPr>
-                    <w:t xml:space="preserve">TAFEL · rechts · Ü3</w:t>
+                    <w:t xml:space="preserve">TAFEL · rechts · Ü3 Gestern war alles anders</w:t>
                   </w:r>
                 </w:p>
               </w:tc>
@@ -9802,7 +9515,7 @@
               </w:trPr>
               <w:tc>
                 <w:tcPr>
-                  <w:tcW w:type="dxa" w:w="7866"/>
+                  <w:tcW w:type="dxa" w:w="8166"/>
                   <w:tcBorders>
                     <w:top w:val="single" w:color="3D4A3F" w:sz="12"/>
                     <w:left w:val="single" w:color="3D4A3F" w:sz="12"/>
@@ -9824,12 +9537,25 @@
                   </w:pPr>
                   <w:r>
                     <w:rPr>
-                      <w:rFonts w:ascii="Cambria" w:cs="Cambria" w:eastAsia="Cambria" w:hAnsi="Cambria"/>
-                      <w:color w:val="000000"/>
-                      <w:sz w:val="22"/>
-                      <w:szCs w:val="22"/>
-                    </w:rPr>
-                    <w:t xml:space="preserve">1  Gestern ___ ich krank. (sein)</w:t>
+                      <w:rFonts w:ascii="Calibri" w:cs="Calibri" w:eastAsia="Calibri" w:hAnsi="Calibri"/>
+                      <w:b/>
+                      <w:bCs/>
+                      <w:color w:val="1E2761"/>
+                      <w:sz w:val="21"/>
+                      <w:szCs w:val="21"/>
+                    </w:rPr>
+                    <w:t xml:space="preserve">1. </w:t>
+                  </w:r>
+                  <w:r>
+                    <w:rPr>
+                      <w:rFonts w:ascii="Calibri" w:cs="Calibri" w:eastAsia="Calibri" w:hAnsi="Calibri"/>
+                      <w:b/>
+                      <w:bCs/>
+                      <w:color w:val="1E2761"/>
+                      <w:sz w:val="21"/>
+                      <w:szCs w:val="21"/>
+                    </w:rPr>
+                    <w:t xml:space="preserve">Schreibe Ü3 an den Rand.</w:t>
                   </w:r>
                 </w:p>
                 <w:p>
@@ -9838,12 +9564,25 @@
                   </w:pPr>
                   <w:r>
                     <w:rPr>
-                      <w:rFonts w:ascii="Cambria" w:cs="Cambria" w:eastAsia="Cambria" w:hAnsi="Cambria"/>
-                      <w:color w:val="000000"/>
-                      <w:sz w:val="22"/>
-                      <w:szCs w:val="22"/>
-                    </w:rPr>
-                    <w:t xml:space="preserve">2  Du ___ hohes Fieber. (haben)</w:t>
+                      <w:rFonts w:ascii="Calibri" w:cs="Calibri" w:eastAsia="Calibri" w:hAnsi="Calibri"/>
+                      <w:b/>
+                      <w:bCs/>
+                      <w:color w:val="1E2761"/>
+                      <w:sz w:val="21"/>
+                      <w:szCs w:val="21"/>
+                    </w:rPr>
+                    <w:t xml:space="preserve">2. </w:t>
+                  </w:r>
+                  <w:r>
+                    <w:rPr>
+                      <w:rFonts w:ascii="Calibri" w:cs="Calibri" w:eastAsia="Calibri" w:hAnsi="Calibri"/>
+                      <w:b/>
+                      <w:bCs/>
+                      <w:color w:val="1E2761"/>
+                      <w:sz w:val="21"/>
+                      <w:szCs w:val="21"/>
+                    </w:rPr>
+                    <w:t xml:space="preserve">Schreibe untereinander nur die Nummer und das fehlende Wort.</w:t>
                   </w:r>
                 </w:p>
                 <w:p>
@@ -9852,12 +9591,12 @@
                   </w:pPr>
                   <w:r>
                     <w:rPr>
-                      <w:rFonts w:ascii="Cambria" w:cs="Cambria" w:eastAsia="Cambria" w:hAnsi="Cambria"/>
+                      <w:rFonts w:ascii="Calibri" w:cs="Calibri" w:eastAsia="Calibri" w:hAnsi="Calibri"/>
                       <w:color w:val="000000"/>
                       <w:sz w:val="22"/>
                       <w:szCs w:val="22"/>
                     </w:rPr>
-                    <w:t xml:space="preserve">3  Wir ___ im Schwimmbad. (sein)</w:t>
+                    <w:t xml:space="preserve"/>
                   </w:r>
                 </w:p>
                 <w:p>
@@ -9871,6 +9610,48 @@
                       <w:sz w:val="22"/>
                       <w:szCs w:val="22"/>
                     </w:rPr>
+                    <w:t xml:space="preserve">1  Gestern ___ ich krank. (sein)</w:t>
+                  </w:r>
+                </w:p>
+                <w:p>
+                  <w:pPr>
+                    <w:spacing w:after="30" w:before="0"/>
+                  </w:pPr>
+                  <w:r>
+                    <w:rPr>
+                      <w:rFonts w:ascii="Cambria" w:cs="Cambria" w:eastAsia="Cambria" w:hAnsi="Cambria"/>
+                      <w:color w:val="000000"/>
+                      <w:sz w:val="22"/>
+                      <w:szCs w:val="22"/>
+                    </w:rPr>
+                    <w:t xml:space="preserve">2  Du ___ hohes Fieber. (haben)</w:t>
+                  </w:r>
+                </w:p>
+                <w:p>
+                  <w:pPr>
+                    <w:spacing w:after="30" w:before="0"/>
+                  </w:pPr>
+                  <w:r>
+                    <w:rPr>
+                      <w:rFonts w:ascii="Cambria" w:cs="Cambria" w:eastAsia="Cambria" w:hAnsi="Cambria"/>
+                      <w:color w:val="000000"/>
+                      <w:sz w:val="22"/>
+                      <w:szCs w:val="22"/>
+                    </w:rPr>
+                    <w:t xml:space="preserve">3  Wir ___ im Schwimmbad. (sein)</w:t>
+                  </w:r>
+                </w:p>
+                <w:p>
+                  <w:pPr>
+                    <w:spacing w:after="30" w:before="0"/>
+                  </w:pPr>
+                  <w:r>
+                    <w:rPr>
+                      <w:rFonts w:ascii="Cambria" w:cs="Cambria" w:eastAsia="Cambria" w:hAnsi="Cambria"/>
+                      <w:color w:val="000000"/>
+                      <w:sz w:val="22"/>
+                      <w:szCs w:val="22"/>
+                    </w:rPr>
                     <w:t xml:space="preserve">4  Ihr ___ keine Zeit. (haben)</w:t>
                   </w:r>
                 </w:p>
@@ -9886,6 +9667,56 @@
                       <w:szCs w:val="22"/>
                     </w:rPr>
                     <w:t xml:space="preserve">5  ___ du schon einmal in Berlin? (sein)</w:t>
+                  </w:r>
+                </w:p>
+                <w:p>
+                  <w:pPr>
+                    <w:spacing w:after="30" w:before="0"/>
+                  </w:pPr>
+                  <w:r>
+                    <w:rPr>
+                      <w:rFonts w:ascii="Calibri" w:cs="Calibri" w:eastAsia="Calibri" w:hAnsi="Calibri"/>
+                      <w:color w:val="000000"/>
+                      <w:sz w:val="22"/>
+                      <w:szCs w:val="22"/>
+                    </w:rPr>
+                    <w:t xml:space="preserve"/>
+                  </w:r>
+                </w:p>
+                <w:p>
+                  <w:pPr>
+                    <w:spacing w:after="0" w:before="0"/>
+                  </w:pPr>
+                  <w:r>
+                    <w:rPr>
+                      <w:rFonts w:ascii="Calibri" w:cs="Calibri" w:eastAsia="Calibri" w:hAnsi="Calibri"/>
+                      <w:b/>
+                      <w:bCs/>
+                      <w:color w:val="3D4A3F"/>
+                      <w:sz w:val="19"/>
+                      <w:szCs w:val="19"/>
+                    </w:rPr>
+                    <w:t xml:space="preserve">Zeit: </w:t>
+                  </w:r>
+                  <w:r>
+                    <w:rPr>
+                      <w:rFonts w:ascii="Calibri" w:cs="Calibri" w:eastAsia="Calibri" w:hAnsi="Calibri"/>
+                      <w:color w:val="3D4A3F"/>
+                      <w:sz w:val="19"/>
+                      <w:szCs w:val="19"/>
+                    </w:rPr>
+                    <w:t xml:space="preserve">3 Minuten · allein · leise</w:t>
+                  </w:r>
+                  <w:r>
+                    <w:rPr>
+                      <w:rFonts w:ascii="Calibri" w:cs="Calibri" w:eastAsia="Calibri" w:hAnsi="Calibri"/>
+                      <w:i/>
+                      <w:iCs/>
+                      <w:color w:val="3D4A3F"/>
+                      <w:sz w:val="19"/>
+                      <w:szCs w:val="19"/>
+                    </w:rPr>
+                    <w:t xml:space="preserve">     Fertig? Stift hinlegen und noch einmal durchlesen.</w:t>
                   </w:r>
                 </w:p>
               </w:tc>
@@ -9960,8 +9791,8 @@
         </w:tblBorders>
       </w:tblPr>
       <w:tblGrid>
-        <w:gridCol w:w="2000"/>
-        <w:gridCol w:w="8206"/>
+        <w:gridCol w:w="1700"/>
+        <w:gridCol w:w="8506"/>
       </w:tblGrid>
       <w:tr>
         <w:trPr>
@@ -9969,89 +9800,56 @@
         </w:trPr>
         <w:tc>
           <w:tcPr>
-            <w:tcW w:type="dxa" w:w="2000"/>
+            <w:tcW w:type="dxa" w:w="1700"/>
             <w:tcBorders>
-              <w:top w:val="single" w:color="FFFFFF" w:sz="12"/>
-              <w:left w:val="single" w:color="FFFFFF" w:sz="12"/>
-              <w:bottom w:val="single" w:color="FFFFFF" w:sz="12"/>
-              <w:right w:val="single" w:color="FFFFFF" w:sz="12"/>
+              <w:top w:val="single" w:color="D5DDEE" w:sz="6"/>
+              <w:left w:val="single" w:color="D5DDEE" w:sz="6"/>
+              <w:bottom w:val="single" w:color="D5DDEE" w:sz="6"/>
+              <w:right w:val="single" w:color="D5DDEE" w:sz="6"/>
             </w:tcBorders>
-            <w:shd w:fill="1F7F86" w:color="auto" w:val="clear"/>
+            <w:shd w:fill="F4F7FD" w:color="auto" w:val="clear"/>
             <w:tcMar>
-              <w:top w:type="dxa" w:w="80"/>
+              <w:top w:type="dxa" w:w="100"/>
               <w:left w:type="dxa" w:w="100"/>
-              <w:bottom w:type="dxa" w:w="80"/>
+              <w:bottom w:type="dxa" w:w="100"/>
               <w:right w:type="dxa" w:w="100"/>
             </w:tcMar>
-            <w:vAlign w:val="center"/>
+            <w:vAlign w:val="top"/>
           </w:tcPr>
           <w:p>
             <w:pPr>
-              <w:spacing w:after="30" w:before="0"/>
-              <w:jc w:val="center"/>
-            </w:pPr>
-            <w:r>
-              <w:drawing>
-                <wp:inline distT="0" distB="0" distL="0" distR="0">
-                  <wp:extent cx="209550" cy="209550"/>
-                  <wp:effectExtent t="0" r="0" b="0" l="0"/>
-                  <wp:docPr id="1" name="" descr="" title=""/>
-                  <wp:cNvGraphicFramePr>
-                    <a:graphicFrameLocks xmlns:a="http://schemas.openxmlformats.org/drawingml/2006/main" noChangeAspect="1"/>
-                  </wp:cNvGraphicFramePr>
-                  <a:graphic xmlns:a="http://schemas.openxmlformats.org/drawingml/2006/main">
-                    <a:graphicData uri="http://schemas.openxmlformats.org/drawingml/2006/picture">
-                      <pic:pic xmlns:pic="http://schemas.openxmlformats.org/drawingml/2006/picture">
-                        <pic:nvPicPr>
-                          <pic:cNvPr id="0" name="" descr=""/>
-                          <pic:cNvPicPr>
-                            <a:picLocks noChangeAspect="1" noChangeArrowheads="1"/>
-                          </pic:cNvPicPr>
-                        </pic:nvPicPr>
-                        <pic:blipFill>
-                          <a:blip r:embed="rId14" cstate="none"/>
-                          <a:srcRect/>
-                          <a:stretch>
-                            <a:fillRect/>
-                          </a:stretch>
-                        </pic:blipFill>
-                        <pic:spPr bwMode="auto">
-                          <a:xfrm>
-                            <a:off x="0" y="0"/>
-                            <a:ext cx="209550" cy="209550"/>
-                          </a:xfrm>
-                          <a:prstGeom prst="rect">
-                            <a:avLst/>
-                          </a:prstGeom>
-                        </pic:spPr>
-                      </pic:pic>
-                    </a:graphicData>
-                  </a:graphic>
-                </wp:inline>
-              </w:drawing>
+              <w:spacing w:after="10" w:before="0"/>
+            </w:pPr>
+            <w:r>
+              <w:rPr>
+                <w:rFonts w:ascii="Calibri" w:cs="Calibri" w:eastAsia="Calibri" w:hAnsi="Calibri"/>
+                <w:color w:val="5B6B8C"/>
+                <w:sz w:val="16"/>
+                <w:szCs w:val="16"/>
+              </w:rPr>
+              <w:t xml:space="preserve">Klasse</w:t>
             </w:r>
           </w:p>
           <w:p>
             <w:pPr>
               <w:spacing w:after="0" w:before="0"/>
-              <w:jc w:val="center"/>
             </w:pPr>
             <w:r>
               <w:rPr>
                 <w:rFonts w:ascii="Calibri" w:cs="Calibri" w:eastAsia="Calibri" w:hAnsi="Calibri"/>
                 <w:b/>
                 <w:bCs/>
-                <w:color w:val="FFFFFF"/>
-                <w:sz w:val="15"/>
-                <w:szCs w:val="15"/>
-              </w:rPr>
-              <w:t xml:space="preserve">KONTROLLIEREN</w:t>
+                <w:color w:val="1E2761"/>
+                <w:sz w:val="20"/>
+                <w:szCs w:val="20"/>
+              </w:rPr>
+              <w:t xml:space="preserve">kontrolliert</w:t>
             </w:r>
           </w:p>
         </w:tc>
         <w:tc>
           <w:tcPr>
-            <w:tcW w:type="dxa" w:w="8206"/>
+            <w:tcW w:type="dxa" w:w="8506"/>
             <w:tcBorders>
               <w:top w:val="single" w:color="D5DDEE" w:sz="6"/>
               <w:left w:val="single" w:color="D5DDEE" w:sz="6"/>
@@ -10075,7 +9873,7 @@
                 <w:rFonts w:ascii="Calibri" w:cs="Calibri" w:eastAsia="Calibri" w:hAnsi="Calibri"/>
                 <w:b/>
                 <w:bCs/>
-                <w:color w:val="1F7F86"/>
+                <w:color w:val="D9534F"/>
                 <w:sz w:val="20"/>
                 <w:szCs w:val="20"/>
               </w:rPr>
@@ -10146,7 +9944,7 @@
           <w:sz w:val="21"/>
           <w:szCs w:val="21"/>
         </w:rPr>
-        <w:t xml:space="preserve">Karte „Zuhören“. Sie rufen Formen, die Klasse zeigt: Hand links = haben, Hand rechts = sein. Wortliste: habe · war · bist · hatten · seid · hattest · ist · hat · waren · bin · habt · wart</w:t>
+        <w:t xml:space="preserve">Ansage: „Alle stehen auf. Ich rufe ein Wort – ihr zeigt die Familie.“ Sie rufen Formen, die Klasse zeigt: Hand links = haben, Hand rechts = sein. Wortliste: habe · war · bist · hatten · seid · hattest · ist · hat · waren · bin · habt · wart</w:t>
       </w:r>
     </w:p>
     <w:p>
@@ -10218,8 +10016,8 @@
         </w:tblBorders>
       </w:tblPr>
       <w:tblGrid>
-        <w:gridCol w:w="2000"/>
-        <w:gridCol w:w="8206"/>
+        <w:gridCol w:w="1700"/>
+        <w:gridCol w:w="8506"/>
       </w:tblGrid>
       <w:tr>
         <w:trPr>
@@ -10227,89 +10025,56 @@
         </w:trPr>
         <w:tc>
           <w:tcPr>
-            <w:tcW w:type="dxa" w:w="2000"/>
+            <w:tcW w:type="dxa" w:w="1700"/>
             <w:tcBorders>
-              <w:top w:val="single" w:color="FFFFFF" w:sz="12"/>
-              <w:left w:val="single" w:color="FFFFFF" w:sz="12"/>
-              <w:bottom w:val="single" w:color="FFFFFF" w:sz="12"/>
-              <w:right w:val="single" w:color="FFFFFF" w:sz="12"/>
+              <w:top w:val="single" w:color="D5DDEE" w:sz="6"/>
+              <w:left w:val="single" w:color="D5DDEE" w:sz="6"/>
+              <w:bottom w:val="single" w:color="D5DDEE" w:sz="6"/>
+              <w:right w:val="single" w:color="D5DDEE" w:sz="6"/>
             </w:tcBorders>
-            <w:shd w:fill="2E9E6B" w:color="auto" w:val="clear"/>
+            <w:shd w:fill="F4F7FD" w:color="auto" w:val="clear"/>
             <w:tcMar>
-              <w:top w:type="dxa" w:w="80"/>
+              <w:top w:type="dxa" w:w="100"/>
               <w:left w:type="dxa" w:w="100"/>
-              <w:bottom w:type="dxa" w:w="80"/>
+              <w:bottom w:type="dxa" w:w="100"/>
               <w:right w:type="dxa" w:w="100"/>
             </w:tcMar>
-            <w:vAlign w:val="center"/>
+            <w:vAlign w:val="top"/>
           </w:tcPr>
           <w:p>
             <w:pPr>
-              <w:spacing w:after="30" w:before="0"/>
-              <w:jc w:val="center"/>
-            </w:pPr>
-            <w:r>
-              <w:drawing>
-                <wp:inline distT="0" distB="0" distL="0" distR="0">
-                  <wp:extent cx="209550" cy="209550"/>
-                  <wp:effectExtent t="0" r="0" b="0" l="0"/>
-                  <wp:docPr id="1" name="" descr="" title=""/>
-                  <wp:cNvGraphicFramePr>
-                    <a:graphicFrameLocks xmlns:a="http://schemas.openxmlformats.org/drawingml/2006/main" noChangeAspect="1"/>
-                  </wp:cNvGraphicFramePr>
-                  <a:graphic xmlns:a="http://schemas.openxmlformats.org/drawingml/2006/main">
-                    <a:graphicData uri="http://schemas.openxmlformats.org/drawingml/2006/picture">
-                      <pic:pic xmlns:pic="http://schemas.openxmlformats.org/drawingml/2006/picture">
-                        <pic:nvPicPr>
-                          <pic:cNvPr id="0" name="" descr=""/>
-                          <pic:cNvPicPr>
-                            <a:picLocks noChangeAspect="1" noChangeArrowheads="1"/>
-                          </pic:cNvPicPr>
-                        </pic:nvPicPr>
-                        <pic:blipFill>
-                          <a:blip r:embed="rId10" cstate="none"/>
-                          <a:srcRect/>
-                          <a:stretch>
-                            <a:fillRect/>
-                          </a:stretch>
-                        </pic:blipFill>
-                        <pic:spPr bwMode="auto">
-                          <a:xfrm>
-                            <a:off x="0" y="0"/>
-                            <a:ext cx="209550" cy="209550"/>
-                          </a:xfrm>
-                          <a:prstGeom prst="rect">
-                            <a:avLst/>
-                          </a:prstGeom>
-                        </pic:spPr>
-                      </pic:pic>
-                    </a:graphicData>
-                  </a:graphic>
-                </wp:inline>
-              </w:drawing>
+              <w:spacing w:after="10" w:before="0"/>
+            </w:pPr>
+            <w:r>
+              <w:rPr>
+                <w:rFonts w:ascii="Calibri" w:cs="Calibri" w:eastAsia="Calibri" w:hAnsi="Calibri"/>
+                <w:color w:val="5B6B8C"/>
+                <w:sz w:val="16"/>
+                <w:szCs w:val="16"/>
+              </w:rPr>
+              <w:t xml:space="preserve">Klasse</w:t>
             </w:r>
           </w:p>
           <w:p>
             <w:pPr>
               <w:spacing w:after="0" w:before="0"/>
-              <w:jc w:val="center"/>
             </w:pPr>
             <w:r>
               <w:rPr>
                 <w:rFonts w:ascii="Calibri" w:cs="Calibri" w:eastAsia="Calibri" w:hAnsi="Calibri"/>
                 <w:b/>
                 <w:bCs/>
-                <w:color w:val="FFFFFF"/>
-                <w:sz w:val="15"/>
-                <w:szCs w:val="15"/>
-              </w:rPr>
-              <w:t xml:space="preserve">GEMEINSAM ÜBEN</w:t>
+                <w:color w:val="1E2761"/>
+                <w:sz w:val="20"/>
+                <w:szCs w:val="20"/>
+              </w:rPr>
+              <w:t xml:space="preserve">macht mündlich mit</w:t>
             </w:r>
           </w:p>
         </w:tc>
         <w:tc>
           <w:tcPr>
-            <w:tcW w:type="dxa" w:w="8206"/>
+            <w:tcW w:type="dxa" w:w="8506"/>
             <w:tcBorders>
               <w:top w:val="single" w:color="D5DDEE" w:sz="6"/>
               <w:left w:val="single" w:color="D5DDEE" w:sz="6"/>
@@ -10333,7 +10098,7 @@
                 <w:rFonts w:ascii="Calibri" w:cs="Calibri" w:eastAsia="Calibri" w:hAnsi="Calibri"/>
                 <w:b/>
                 <w:bCs/>
-                <w:color w:val="2E9E6B"/>
+                <w:color w:val="D9534F"/>
                 <w:sz w:val="20"/>
                 <w:szCs w:val="20"/>
               </w:rPr>
@@ -10367,7 +10132,7 @@
           </w:p>
           <w:tbl>
             <w:tblPr>
-              <w:tblW w:type="dxa" w:w="7866"/>
+              <w:tblW w:type="dxa" w:w="8166"/>
               <w:tblBorders>
                 <w:top w:val="single" w:color="auto" w:sz="4"/>
                 <w:left w:val="single" w:color="auto" w:sz="4"/>
@@ -10378,7 +10143,7 @@
               </w:tblBorders>
             </w:tblPr>
             <w:tblGrid>
-              <w:gridCol w:w="7866"/>
+              <w:gridCol w:w="8166"/>
             </w:tblGrid>
             <w:tr>
               <w:trPr>
@@ -10386,7 +10151,7 @@
               </w:trPr>
               <w:tc>
                 <w:tcPr>
-                  <w:tcW w:type="dxa" w:w="7866"/>
+                  <w:tcW w:type="dxa" w:w="8166"/>
                   <w:tcBorders>
                     <w:top w:val="single" w:color="3D4A3F" w:sz="12"/>
                     <w:left w:val="single" w:color="3D4A3F" w:sz="12"/>
@@ -10426,7 +10191,7 @@
               </w:trPr>
               <w:tc>
                 <w:tcPr>
-                  <w:tcW w:type="dxa" w:w="7866"/>
+                  <w:tcW w:type="dxa" w:w="8166"/>
                   <w:tcBorders>
                     <w:top w:val="single" w:color="3D4A3F" w:sz="12"/>
                     <w:left w:val="single" w:color="3D4A3F" w:sz="12"/>
@@ -10954,8 +10719,8 @@
         </w:tblBorders>
       </w:tblPr>
       <w:tblGrid>
-        <w:gridCol w:w="2000"/>
-        <w:gridCol w:w="8206"/>
+        <w:gridCol w:w="1700"/>
+        <w:gridCol w:w="8506"/>
       </w:tblGrid>
       <w:tr>
         <w:trPr>
@@ -10963,89 +10728,56 @@
         </w:trPr>
         <w:tc>
           <w:tcPr>
-            <w:tcW w:type="dxa" w:w="2000"/>
+            <w:tcW w:type="dxa" w:w="1700"/>
             <w:tcBorders>
-              <w:top w:val="single" w:color="FFFFFF" w:sz="12"/>
-              <w:left w:val="single" w:color="FFFFFF" w:sz="12"/>
-              <w:bottom w:val="single" w:color="FFFFFF" w:sz="12"/>
-              <w:right w:val="single" w:color="FFFFFF" w:sz="12"/>
+              <w:top w:val="single" w:color="D5DDEE" w:sz="6"/>
+              <w:left w:val="single" w:color="D5DDEE" w:sz="6"/>
+              <w:bottom w:val="single" w:color="D5DDEE" w:sz="6"/>
+              <w:right w:val="single" w:color="D5DDEE" w:sz="6"/>
             </w:tcBorders>
-            <w:shd w:fill="5B6B8C" w:color="auto" w:val="clear"/>
+            <w:shd w:fill="F4F7FD" w:color="auto" w:val="clear"/>
             <w:tcMar>
-              <w:top w:type="dxa" w:w="80"/>
+              <w:top w:type="dxa" w:w="100"/>
               <w:left w:type="dxa" w:w="100"/>
-              <w:bottom w:type="dxa" w:w="80"/>
+              <w:bottom w:type="dxa" w:w="100"/>
               <w:right w:type="dxa" w:w="100"/>
             </w:tcMar>
-            <w:vAlign w:val="center"/>
+            <w:vAlign w:val="top"/>
           </w:tcPr>
           <w:p>
             <w:pPr>
-              <w:spacing w:after="30" w:before="0"/>
-              <w:jc w:val="center"/>
-            </w:pPr>
-            <w:r>
-              <w:drawing>
-                <wp:inline distT="0" distB="0" distL="0" distR="0">
-                  <wp:extent cx="209550" cy="209550"/>
-                  <wp:effectExtent t="0" r="0" b="0" l="0"/>
-                  <wp:docPr id="1" name="" descr="" title=""/>
-                  <wp:cNvGraphicFramePr>
-                    <a:graphicFrameLocks xmlns:a="http://schemas.openxmlformats.org/drawingml/2006/main" noChangeAspect="1"/>
-                  </wp:cNvGraphicFramePr>
-                  <a:graphic xmlns:a="http://schemas.openxmlformats.org/drawingml/2006/main">
-                    <a:graphicData uri="http://schemas.openxmlformats.org/drawingml/2006/picture">
-                      <pic:pic xmlns:pic="http://schemas.openxmlformats.org/drawingml/2006/picture">
-                        <pic:nvPicPr>
-                          <pic:cNvPr id="0" name="" descr=""/>
-                          <pic:cNvPicPr>
-                            <a:picLocks noChangeAspect="1" noChangeArrowheads="1"/>
-                          </pic:cNvPicPr>
-                        </pic:nvPicPr>
-                        <pic:blipFill>
-                          <a:blip r:embed="rId9" cstate="none"/>
-                          <a:srcRect/>
-                          <a:stretch>
-                            <a:fillRect/>
-                          </a:stretch>
-                        </pic:blipFill>
-                        <pic:spPr bwMode="auto">
-                          <a:xfrm>
-                            <a:off x="0" y="0"/>
-                            <a:ext cx="209550" cy="209550"/>
-                          </a:xfrm>
-                          <a:prstGeom prst="rect">
-                            <a:avLst/>
-                          </a:prstGeom>
-                        </pic:spPr>
-                      </pic:pic>
-                    </a:graphicData>
-                  </a:graphic>
-                </wp:inline>
-              </w:drawing>
+              <w:spacing w:after="10" w:before="0"/>
+            </w:pPr>
+            <w:r>
+              <w:rPr>
+                <w:rFonts w:ascii="Calibri" w:cs="Calibri" w:eastAsia="Calibri" w:hAnsi="Calibri"/>
+                <w:color w:val="5B6B8C"/>
+                <w:sz w:val="16"/>
+                <w:szCs w:val="16"/>
+              </w:rPr>
+              <w:t xml:space="preserve">Klasse</w:t>
             </w:r>
           </w:p>
           <w:p>
             <w:pPr>
               <w:spacing w:after="0" w:before="0"/>
-              <w:jc w:val="center"/>
             </w:pPr>
             <w:r>
               <w:rPr>
                 <w:rFonts w:ascii="Calibri" w:cs="Calibri" w:eastAsia="Calibri" w:hAnsi="Calibri"/>
                 <w:b/>
                 <w:bCs/>
-                <w:color w:val="FFFFFF"/>
-                <w:sz w:val="15"/>
-                <w:szCs w:val="15"/>
-              </w:rPr>
-              <w:t xml:space="preserve">ZUHÖREN</w:t>
+                <w:color w:val="1E2761"/>
+                <w:sz w:val="20"/>
+                <w:szCs w:val="20"/>
+              </w:rPr>
+              <w:t xml:space="preserve">hört zu</w:t>
             </w:r>
           </w:p>
         </w:tc>
         <w:tc>
           <w:tcPr>
-            <w:tcW w:type="dxa" w:w="8206"/>
+            <w:tcW w:type="dxa" w:w="8506"/>
             <w:tcBorders>
               <w:top w:val="single" w:color="D5DDEE" w:sz="6"/>
               <w:left w:val="single" w:color="D5DDEE" w:sz="6"/>
@@ -11069,7 +10801,7 @@
                 <w:rFonts w:ascii="Calibri" w:cs="Calibri" w:eastAsia="Calibri" w:hAnsi="Calibri"/>
                 <w:b/>
                 <w:bCs/>
-                <w:color w:val="5B6B8C"/>
+                <w:color w:val="D9534F"/>
                 <w:sz w:val="20"/>
                 <w:szCs w:val="20"/>
               </w:rPr>
@@ -11131,8 +10863,8 @@
         </w:tblBorders>
       </w:tblPr>
       <w:tblGrid>
-        <w:gridCol w:w="2000"/>
-        <w:gridCol w:w="8206"/>
+        <w:gridCol w:w="1700"/>
+        <w:gridCol w:w="8506"/>
       </w:tblGrid>
       <w:tr>
         <w:trPr>
@@ -11140,89 +10872,56 @@
         </w:trPr>
         <w:tc>
           <w:tcPr>
-            <w:tcW w:type="dxa" w:w="2000"/>
+            <w:tcW w:type="dxa" w:w="1700"/>
             <w:tcBorders>
-              <w:top w:val="single" w:color="FFFFFF" w:sz="12"/>
-              <w:left w:val="single" w:color="FFFFFF" w:sz="12"/>
-              <w:bottom w:val="single" w:color="FFFFFF" w:sz="12"/>
-              <w:right w:val="single" w:color="FFFFFF" w:sz="12"/>
+              <w:top w:val="single" w:color="D5DDEE" w:sz="6"/>
+              <w:left w:val="single" w:color="D5DDEE" w:sz="6"/>
+              <w:bottom w:val="single" w:color="D5DDEE" w:sz="6"/>
+              <w:right w:val="single" w:color="D5DDEE" w:sz="6"/>
             </w:tcBorders>
-            <w:shd w:fill="1E2761" w:color="auto" w:val="clear"/>
+            <w:shd w:fill="F4F7FD" w:color="auto" w:val="clear"/>
             <w:tcMar>
-              <w:top w:type="dxa" w:w="80"/>
+              <w:top w:type="dxa" w:w="100"/>
               <w:left w:type="dxa" w:w="100"/>
-              <w:bottom w:type="dxa" w:w="80"/>
+              <w:bottom w:type="dxa" w:w="100"/>
               <w:right w:type="dxa" w:w="100"/>
             </w:tcMar>
-            <w:vAlign w:val="center"/>
+            <w:vAlign w:val="top"/>
           </w:tcPr>
           <w:p>
             <w:pPr>
-              <w:spacing w:after="30" w:before="0"/>
-              <w:jc w:val="center"/>
-            </w:pPr>
-            <w:r>
-              <w:drawing>
-                <wp:inline distT="0" distB="0" distL="0" distR="0">
-                  <wp:extent cx="209550" cy="209550"/>
-                  <wp:effectExtent t="0" r="0" b="0" l="0"/>
-                  <wp:docPr id="1" name="" descr="" title=""/>
-                  <wp:cNvGraphicFramePr>
-                    <a:graphicFrameLocks xmlns:a="http://schemas.openxmlformats.org/drawingml/2006/main" noChangeAspect="1"/>
-                  </wp:cNvGraphicFramePr>
-                  <a:graphic xmlns:a="http://schemas.openxmlformats.org/drawingml/2006/main">
-                    <a:graphicData uri="http://schemas.openxmlformats.org/drawingml/2006/picture">
-                      <pic:pic xmlns:pic="http://schemas.openxmlformats.org/drawingml/2006/picture">
-                        <pic:nvPicPr>
-                          <pic:cNvPr id="0" name="" descr=""/>
-                          <pic:cNvPicPr>
-                            <a:picLocks noChangeAspect="1" noChangeArrowheads="1"/>
-                          </pic:cNvPicPr>
-                        </pic:nvPicPr>
-                        <pic:blipFill>
-                          <a:blip r:embed="rId11" cstate="none"/>
-                          <a:srcRect/>
-                          <a:stretch>
-                            <a:fillRect/>
-                          </a:stretch>
-                        </pic:blipFill>
-                        <pic:spPr bwMode="auto">
-                          <a:xfrm>
-                            <a:off x="0" y="0"/>
-                            <a:ext cx="209550" cy="209550"/>
-                          </a:xfrm>
-                          <a:prstGeom prst="rect">
-                            <a:avLst/>
-                          </a:prstGeom>
-                        </pic:spPr>
-                      </pic:pic>
-                    </a:graphicData>
-                  </a:graphic>
-                </wp:inline>
-              </w:drawing>
+              <w:spacing w:after="10" w:before="0"/>
+            </w:pPr>
+            <w:r>
+              <w:rPr>
+                <w:rFonts w:ascii="Calibri" w:cs="Calibri" w:eastAsia="Calibri" w:hAnsi="Calibri"/>
+                <w:color w:val="5B6B8C"/>
+                <w:sz w:val="16"/>
+                <w:szCs w:val="16"/>
+              </w:rPr>
+              <w:t xml:space="preserve">Klasse</w:t>
             </w:r>
           </w:p>
           <w:p>
             <w:pPr>
               <w:spacing w:after="0" w:before="0"/>
-              <w:jc w:val="center"/>
             </w:pPr>
             <w:r>
               <w:rPr>
                 <w:rFonts w:ascii="Calibri" w:cs="Calibri" w:eastAsia="Calibri" w:hAnsi="Calibri"/>
                 <w:b/>
                 <w:bCs/>
-                <w:color w:val="FFFFFF"/>
-                <w:sz w:val="15"/>
-                <w:szCs w:val="15"/>
-              </w:rPr>
-              <w:t xml:space="preserve">ABSCHREIBEN</w:t>
+                <w:color w:val="1E2761"/>
+                <w:sz w:val="20"/>
+                <w:szCs w:val="20"/>
+              </w:rPr>
+              <w:t xml:space="preserve">schreibt ab</w:t>
             </w:r>
           </w:p>
         </w:tc>
         <w:tc>
           <w:tcPr>
-            <w:tcW w:type="dxa" w:w="8206"/>
+            <w:tcW w:type="dxa" w:w="8506"/>
             <w:tcBorders>
               <w:top w:val="single" w:color="D5DDEE" w:sz="6"/>
               <w:left w:val="single" w:color="D5DDEE" w:sz="6"/>
@@ -11246,7 +10945,7 @@
                 <w:rFonts w:ascii="Calibri" w:cs="Calibri" w:eastAsia="Calibri" w:hAnsi="Calibri"/>
                 <w:b/>
                 <w:bCs/>
-                <w:color w:val="1E2761"/>
+                <w:color w:val="D9534F"/>
                 <w:sz w:val="20"/>
                 <w:szCs w:val="20"/>
               </w:rPr>
@@ -11266,7 +10965,7 @@
           </w:p>
           <w:tbl>
             <w:tblPr>
-              <w:tblW w:type="dxa" w:w="7866"/>
+              <w:tblW w:type="dxa" w:w="8166"/>
               <w:tblBorders>
                 <w:top w:val="single" w:color="auto" w:sz="4"/>
                 <w:left w:val="single" w:color="auto" w:sz="4"/>
@@ -11277,7 +10976,7 @@
               </w:tblBorders>
             </w:tblPr>
             <w:tblGrid>
-              <w:gridCol w:w="7866"/>
+              <w:gridCol w:w="8166"/>
             </w:tblGrid>
             <w:tr>
               <w:trPr>
@@ -11285,7 +10984,7 @@
               </w:trPr>
               <w:tc>
                 <w:tcPr>
-                  <w:tcW w:type="dxa" w:w="7866"/>
+                  <w:tcW w:type="dxa" w:w="8166"/>
                   <w:tcBorders>
                     <w:top w:val="single" w:color="3D4A3F" w:sz="12"/>
                     <w:left w:val="single" w:color="3D4A3F" w:sz="12"/>
@@ -11325,7 +11024,7 @@
               </w:trPr>
               <w:tc>
                 <w:tcPr>
-                  <w:tcW w:type="dxa" w:w="7866"/>
+                  <w:tcW w:type="dxa" w:w="8166"/>
                   <w:tcBorders>
                     <w:top w:val="single" w:color="3D4A3F" w:sz="12"/>
                     <w:left w:val="single" w:color="3D4A3F" w:sz="12"/>
@@ -11438,8 +11137,8 @@
         </w:tblBorders>
       </w:tblPr>
       <w:tblGrid>
-        <w:gridCol w:w="2000"/>
-        <w:gridCol w:w="8206"/>
+        <w:gridCol w:w="1700"/>
+        <w:gridCol w:w="8506"/>
       </w:tblGrid>
       <w:tr>
         <w:trPr>
@@ -11447,89 +11146,56 @@
         </w:trPr>
         <w:tc>
           <w:tcPr>
-            <w:tcW w:type="dxa" w:w="2000"/>
+            <w:tcW w:type="dxa" w:w="1700"/>
             <w:tcBorders>
-              <w:top w:val="single" w:color="FFFFFF" w:sz="12"/>
-              <w:left w:val="single" w:color="FFFFFF" w:sz="12"/>
-              <w:bottom w:val="single" w:color="FFFFFF" w:sz="12"/>
-              <w:right w:val="single" w:color="FFFFFF" w:sz="12"/>
+              <w:top w:val="single" w:color="D5DDEE" w:sz="6"/>
+              <w:left w:val="single" w:color="D5DDEE" w:sz="6"/>
+              <w:bottom w:val="single" w:color="D5DDEE" w:sz="6"/>
+              <w:right w:val="single" w:color="D5DDEE" w:sz="6"/>
             </w:tcBorders>
-            <w:shd w:fill="2E9E6B" w:color="auto" w:val="clear"/>
+            <w:shd w:fill="F4F7FD" w:color="auto" w:val="clear"/>
             <w:tcMar>
-              <w:top w:type="dxa" w:w="80"/>
+              <w:top w:type="dxa" w:w="100"/>
               <w:left w:type="dxa" w:w="100"/>
-              <w:bottom w:type="dxa" w:w="80"/>
+              <w:bottom w:type="dxa" w:w="100"/>
               <w:right w:type="dxa" w:w="100"/>
             </w:tcMar>
-            <w:vAlign w:val="center"/>
+            <w:vAlign w:val="top"/>
           </w:tcPr>
           <w:p>
             <w:pPr>
-              <w:spacing w:after="30" w:before="0"/>
-              <w:jc w:val="center"/>
-            </w:pPr>
-            <w:r>
-              <w:drawing>
-                <wp:inline distT="0" distB="0" distL="0" distR="0">
-                  <wp:extent cx="209550" cy="209550"/>
-                  <wp:effectExtent t="0" r="0" b="0" l="0"/>
-                  <wp:docPr id="1" name="" descr="" title=""/>
-                  <wp:cNvGraphicFramePr>
-                    <a:graphicFrameLocks xmlns:a="http://schemas.openxmlformats.org/drawingml/2006/main" noChangeAspect="1"/>
-                  </wp:cNvGraphicFramePr>
-                  <a:graphic xmlns:a="http://schemas.openxmlformats.org/drawingml/2006/main">
-                    <a:graphicData uri="http://schemas.openxmlformats.org/drawingml/2006/picture">
-                      <pic:pic xmlns:pic="http://schemas.openxmlformats.org/drawingml/2006/picture">
-                        <pic:nvPicPr>
-                          <pic:cNvPr id="0" name="" descr=""/>
-                          <pic:cNvPicPr>
-                            <a:picLocks noChangeAspect="1" noChangeArrowheads="1"/>
-                          </pic:cNvPicPr>
-                        </pic:nvPicPr>
-                        <pic:blipFill>
-                          <a:blip r:embed="rId10" cstate="none"/>
-                          <a:srcRect/>
-                          <a:stretch>
-                            <a:fillRect/>
-                          </a:stretch>
-                        </pic:blipFill>
-                        <pic:spPr bwMode="auto">
-                          <a:xfrm>
-                            <a:off x="0" y="0"/>
-                            <a:ext cx="209550" cy="209550"/>
-                          </a:xfrm>
-                          <a:prstGeom prst="rect">
-                            <a:avLst/>
-                          </a:prstGeom>
-                        </pic:spPr>
-                      </pic:pic>
-                    </a:graphicData>
-                  </a:graphic>
-                </wp:inline>
-              </w:drawing>
+              <w:spacing w:after="10" w:before="0"/>
+            </w:pPr>
+            <w:r>
+              <w:rPr>
+                <w:rFonts w:ascii="Calibri" w:cs="Calibri" w:eastAsia="Calibri" w:hAnsi="Calibri"/>
+                <w:color w:val="5B6B8C"/>
+                <w:sz w:val="16"/>
+                <w:szCs w:val="16"/>
+              </w:rPr>
+              <w:t xml:space="preserve">Klasse</w:t>
             </w:r>
           </w:p>
           <w:p>
             <w:pPr>
               <w:spacing w:after="0" w:before="0"/>
-              <w:jc w:val="center"/>
             </w:pPr>
             <w:r>
               <w:rPr>
                 <w:rFonts w:ascii="Calibri" w:cs="Calibri" w:eastAsia="Calibri" w:hAnsi="Calibri"/>
                 <w:b/>
                 <w:bCs/>
-                <w:color w:val="FFFFFF"/>
-                <w:sz w:val="15"/>
-                <w:szCs w:val="15"/>
-              </w:rPr>
-              <w:t xml:space="preserve">GEMEINSAM ÜBEN</w:t>
+                <w:color w:val="1E2761"/>
+                <w:sz w:val="20"/>
+                <w:szCs w:val="20"/>
+              </w:rPr>
+              <w:t xml:space="preserve">macht mündlich mit</w:t>
             </w:r>
           </w:p>
         </w:tc>
         <w:tc>
           <w:tcPr>
-            <w:tcW w:type="dxa" w:w="8206"/>
+            <w:tcW w:type="dxa" w:w="8506"/>
             <w:tcBorders>
               <w:top w:val="single" w:color="D5DDEE" w:sz="6"/>
               <w:left w:val="single" w:color="D5DDEE" w:sz="6"/>
@@ -11553,7 +11219,7 @@
                 <w:rFonts w:ascii="Calibri" w:cs="Calibri" w:eastAsia="Calibri" w:hAnsi="Calibri"/>
                 <w:b/>
                 <w:bCs/>
-                <w:color w:val="2E9E6B"/>
+                <w:color w:val="D9534F"/>
                 <w:sz w:val="20"/>
                 <w:szCs w:val="20"/>
               </w:rPr>
@@ -11615,8 +11281,8 @@
         </w:tblBorders>
       </w:tblPr>
       <w:tblGrid>
-        <w:gridCol w:w="2000"/>
-        <w:gridCol w:w="8206"/>
+        <w:gridCol w:w="1700"/>
+        <w:gridCol w:w="8506"/>
       </w:tblGrid>
       <w:tr>
         <w:trPr>
@@ -11624,89 +11290,56 @@
         </w:trPr>
         <w:tc>
           <w:tcPr>
-            <w:tcW w:type="dxa" w:w="2000"/>
+            <w:tcW w:type="dxa" w:w="1700"/>
             <w:tcBorders>
-              <w:top w:val="single" w:color="FFFFFF" w:sz="12"/>
-              <w:left w:val="single" w:color="FFFFFF" w:sz="12"/>
-              <w:bottom w:val="single" w:color="FFFFFF" w:sz="12"/>
-              <w:right w:val="single" w:color="FFFFFF" w:sz="12"/>
+              <w:top w:val="single" w:color="D5DDEE" w:sz="6"/>
+              <w:left w:val="single" w:color="D5DDEE" w:sz="6"/>
+              <w:bottom w:val="single" w:color="D5DDEE" w:sz="6"/>
+              <w:right w:val="single" w:color="D5DDEE" w:sz="6"/>
             </w:tcBorders>
-            <w:shd w:fill="C77C12" w:color="auto" w:val="clear"/>
+            <w:shd w:fill="F4F7FD" w:color="auto" w:val="clear"/>
             <w:tcMar>
-              <w:top w:type="dxa" w:w="80"/>
+              <w:top w:type="dxa" w:w="100"/>
               <w:left w:type="dxa" w:w="100"/>
-              <w:bottom w:type="dxa" w:w="80"/>
+              <w:bottom w:type="dxa" w:w="100"/>
               <w:right w:type="dxa" w:w="100"/>
             </w:tcMar>
-            <w:vAlign w:val="center"/>
+            <w:vAlign w:val="top"/>
           </w:tcPr>
           <w:p>
             <w:pPr>
-              <w:spacing w:after="30" w:before="0"/>
-              <w:jc w:val="center"/>
-            </w:pPr>
-            <w:r>
-              <w:drawing>
-                <wp:inline distT="0" distB="0" distL="0" distR="0">
-                  <wp:extent cx="209550" cy="209550"/>
-                  <wp:effectExtent t="0" r="0" b="0" l="0"/>
-                  <wp:docPr id="1" name="" descr="" title=""/>
-                  <wp:cNvGraphicFramePr>
-                    <a:graphicFrameLocks xmlns:a="http://schemas.openxmlformats.org/drawingml/2006/main" noChangeAspect="1"/>
-                  </wp:cNvGraphicFramePr>
-                  <a:graphic xmlns:a="http://schemas.openxmlformats.org/drawingml/2006/main">
-                    <a:graphicData uri="http://schemas.openxmlformats.org/drawingml/2006/picture">
-                      <pic:pic xmlns:pic="http://schemas.openxmlformats.org/drawingml/2006/picture">
-                        <pic:nvPicPr>
-                          <pic:cNvPr id="0" name="" descr=""/>
-                          <pic:cNvPicPr>
-                            <a:picLocks noChangeAspect="1" noChangeArrowheads="1"/>
-                          </pic:cNvPicPr>
-                        </pic:nvPicPr>
-                        <pic:blipFill>
-                          <a:blip r:embed="rId12" cstate="none"/>
-                          <a:srcRect/>
-                          <a:stretch>
-                            <a:fillRect/>
-                          </a:stretch>
-                        </pic:blipFill>
-                        <pic:spPr bwMode="auto">
-                          <a:xfrm>
-                            <a:off x="0" y="0"/>
-                            <a:ext cx="209550" cy="209550"/>
-                          </a:xfrm>
-                          <a:prstGeom prst="rect">
-                            <a:avLst/>
-                          </a:prstGeom>
-                        </pic:spPr>
-                      </pic:pic>
-                    </a:graphicData>
-                  </a:graphic>
-                </wp:inline>
-              </w:drawing>
+              <w:spacing w:after="10" w:before="0"/>
+            </w:pPr>
+            <w:r>
+              <w:rPr>
+                <w:rFonts w:ascii="Calibri" w:cs="Calibri" w:eastAsia="Calibri" w:hAnsi="Calibri"/>
+                <w:color w:val="5B6B8C"/>
+                <w:sz w:val="16"/>
+                <w:szCs w:val="16"/>
+              </w:rPr>
+              <w:t xml:space="preserve">Klasse</w:t>
             </w:r>
           </w:p>
           <w:p>
             <w:pPr>
               <w:spacing w:after="0" w:before="0"/>
-              <w:jc w:val="center"/>
             </w:pPr>
             <w:r>
               <w:rPr>
                 <w:rFonts w:ascii="Calibri" w:cs="Calibri" w:eastAsia="Calibri" w:hAnsi="Calibri"/>
                 <w:b/>
                 <w:bCs/>
-                <w:color w:val="FFFFFF"/>
-                <w:sz w:val="15"/>
-                <w:szCs w:val="15"/>
-              </w:rPr>
-              <w:t xml:space="preserve">LÜCKEN FÜLLEN</w:t>
+                <w:color w:val="1E2761"/>
+                <w:sz w:val="20"/>
+                <w:szCs w:val="20"/>
+              </w:rPr>
+              <w:t xml:space="preserve">arbeitet allein</w:t>
             </w:r>
           </w:p>
         </w:tc>
         <w:tc>
           <w:tcPr>
-            <w:tcW w:type="dxa" w:w="8206"/>
+            <w:tcW w:type="dxa" w:w="8506"/>
             <w:tcBorders>
               <w:top w:val="single" w:color="D5DDEE" w:sz="6"/>
               <w:left w:val="single" w:color="D5DDEE" w:sz="6"/>
@@ -11730,7 +11363,7 @@
                 <w:rFonts w:ascii="Calibri" w:cs="Calibri" w:eastAsia="Calibri" w:hAnsi="Calibri"/>
                 <w:b/>
                 <w:bCs/>
-                <w:color w:val="C77C12"/>
+                <w:color w:val="D9534F"/>
                 <w:sz w:val="20"/>
                 <w:szCs w:val="20"/>
               </w:rPr>
@@ -11745,12 +11378,12 @@
                 <w:sz w:val="21"/>
                 <w:szCs w:val="21"/>
               </w:rPr>
-              <w:t xml:space="preserve">„Schreibt Ü4 ins Heft: das Verb, einen Pfeil, das Partizip II. Die ersten zwei stehen schon an der Tafel.“</w:t>
+              <w:t xml:space="preserve">„Jetzt arbeitet ihr allein: Ü4. Die ersten zwei schreibt ihr einfach ab, dann macht ihr allein weiter. Drei Minuten.“</w:t>
             </w:r>
           </w:p>
           <w:tbl>
             <w:tblPr>
-              <w:tblW w:type="dxa" w:w="7866"/>
+              <w:tblW w:type="dxa" w:w="8166"/>
               <w:tblBorders>
                 <w:top w:val="single" w:color="auto" w:sz="4"/>
                 <w:left w:val="single" w:color="auto" w:sz="4"/>
@@ -11761,7 +11394,7 @@
               </w:tblBorders>
             </w:tblPr>
             <w:tblGrid>
-              <w:gridCol w:w="7866"/>
+              <w:gridCol w:w="8166"/>
             </w:tblGrid>
             <w:tr>
               <w:trPr>
@@ -11769,7 +11402,7 @@
               </w:trPr>
               <w:tc>
                 <w:tcPr>
-                  <w:tcW w:type="dxa" w:w="7866"/>
+                  <w:tcW w:type="dxa" w:w="8166"/>
                   <w:tcBorders>
                     <w:top w:val="single" w:color="3D4A3F" w:sz="12"/>
                     <w:left w:val="single" w:color="3D4A3F" w:sz="12"/>
@@ -11798,7 +11431,7 @@
                       <w:sz w:val="16"/>
                       <w:szCs w:val="16"/>
                     </w:rPr>
-                    <w:t xml:space="preserve">TAFEL · rechts · Ü4</w:t>
+                    <w:t xml:space="preserve">TAFEL · rechts · Ü4 Das Partizip II</w:t>
                   </w:r>
                 </w:p>
               </w:tc>
@@ -11809,7 +11442,7 @@
               </w:trPr>
               <w:tc>
                 <w:tcPr>
-                  <w:tcW w:type="dxa" w:w="7866"/>
+                  <w:tcW w:type="dxa" w:w="8166"/>
                   <w:tcBorders>
                     <w:top w:val="single" w:color="3D4A3F" w:sz="12"/>
                     <w:left w:val="single" w:color="3D4A3F" w:sz="12"/>
@@ -11831,6 +11464,101 @@
                   </w:pPr>
                   <w:r>
                     <w:rPr>
+                      <w:rFonts w:ascii="Calibri" w:cs="Calibri" w:eastAsia="Calibri" w:hAnsi="Calibri"/>
+                      <w:b/>
+                      <w:bCs/>
+                      <w:color w:val="1E2761"/>
+                      <w:sz w:val="21"/>
+                      <w:szCs w:val="21"/>
+                    </w:rPr>
+                    <w:t xml:space="preserve">1. </w:t>
+                  </w:r>
+                  <w:r>
+                    <w:rPr>
+                      <w:rFonts w:ascii="Calibri" w:cs="Calibri" w:eastAsia="Calibri" w:hAnsi="Calibri"/>
+                      <w:b/>
+                      <w:bCs/>
+                      <w:color w:val="1E2761"/>
+                      <w:sz w:val="21"/>
+                      <w:szCs w:val="21"/>
+                    </w:rPr>
+                    <w:t xml:space="preserve">Schreibe Ü4 an den Rand.</w:t>
+                  </w:r>
+                </w:p>
+                <w:p>
+                  <w:pPr>
+                    <w:spacing w:after="30" w:before="0"/>
+                  </w:pPr>
+                  <w:r>
+                    <w:rPr>
+                      <w:rFonts w:ascii="Calibri" w:cs="Calibri" w:eastAsia="Calibri" w:hAnsi="Calibri"/>
+                      <w:b/>
+                      <w:bCs/>
+                      <w:color w:val="1E2761"/>
+                      <w:sz w:val="21"/>
+                      <w:szCs w:val="21"/>
+                    </w:rPr>
+                    <w:t xml:space="preserve">2. </w:t>
+                  </w:r>
+                  <w:r>
+                    <w:rPr>
+                      <w:rFonts w:ascii="Calibri" w:cs="Calibri" w:eastAsia="Calibri" w:hAnsi="Calibri"/>
+                      <w:b/>
+                      <w:bCs/>
+                      <w:color w:val="1E2761"/>
+                      <w:sz w:val="21"/>
+                      <w:szCs w:val="21"/>
+                    </w:rPr>
+                    <w:t xml:space="preserve">Schreibe ab: Verb → Partizip II. Die ersten zwei stehen schon da.</w:t>
+                  </w:r>
+                </w:p>
+                <w:p>
+                  <w:pPr>
+                    <w:spacing w:after="30" w:before="0"/>
+                  </w:pPr>
+                  <w:r>
+                    <w:rPr>
+                      <w:rFonts w:ascii="Calibri" w:cs="Calibri" w:eastAsia="Calibri" w:hAnsi="Calibri"/>
+                      <w:b/>
+                      <w:bCs/>
+                      <w:color w:val="1E2761"/>
+                      <w:sz w:val="21"/>
+                      <w:szCs w:val="21"/>
+                    </w:rPr>
+                    <w:t xml:space="preserve">3. </w:t>
+                  </w:r>
+                  <w:r>
+                    <w:rPr>
+                      <w:rFonts w:ascii="Calibri" w:cs="Calibri" w:eastAsia="Calibri" w:hAnsi="Calibri"/>
+                      <w:b/>
+                      <w:bCs/>
+                      <w:color w:val="1E2761"/>
+                      <w:sz w:val="21"/>
+                      <w:szCs w:val="21"/>
+                    </w:rPr>
+                    <w:t xml:space="preserve">Markiere ge- und die Endung gelb.</w:t>
+                  </w:r>
+                </w:p>
+                <w:p>
+                  <w:pPr>
+                    <w:spacing w:after="30" w:before="0"/>
+                  </w:pPr>
+                  <w:r>
+                    <w:rPr>
+                      <w:rFonts w:ascii="Calibri" w:cs="Calibri" w:eastAsia="Calibri" w:hAnsi="Calibri"/>
+                      <w:color w:val="000000"/>
+                      <w:sz w:val="22"/>
+                      <w:szCs w:val="22"/>
+                    </w:rPr>
+                    <w:t xml:space="preserve"/>
+                  </w:r>
+                </w:p>
+                <w:p>
+                  <w:pPr>
+                    <w:spacing w:after="30" w:before="0"/>
+                  </w:pPr>
+                  <w:r>
+                    <w:rPr>
                       <w:rFonts w:ascii="Cambria" w:cs="Cambria" w:eastAsia="Cambria" w:hAnsi="Cambria"/>
                       <w:color w:val="000000"/>
                       <w:sz w:val="22"/>
@@ -11851,6 +11579,56 @@
                       <w:szCs w:val="22"/>
                     </w:rPr>
                     <w:t xml:space="preserve">kaufen → ______     schreiben → ______     essen → ______     fahren → ______</w:t>
+                  </w:r>
+                </w:p>
+                <w:p>
+                  <w:pPr>
+                    <w:spacing w:after="30" w:before="0"/>
+                  </w:pPr>
+                  <w:r>
+                    <w:rPr>
+                      <w:rFonts w:ascii="Calibri" w:cs="Calibri" w:eastAsia="Calibri" w:hAnsi="Calibri"/>
+                      <w:color w:val="000000"/>
+                      <w:sz w:val="22"/>
+                      <w:szCs w:val="22"/>
+                    </w:rPr>
+                    <w:t xml:space="preserve"/>
+                  </w:r>
+                </w:p>
+                <w:p>
+                  <w:pPr>
+                    <w:spacing w:after="0" w:before="0"/>
+                  </w:pPr>
+                  <w:r>
+                    <w:rPr>
+                      <w:rFonts w:ascii="Calibri" w:cs="Calibri" w:eastAsia="Calibri" w:hAnsi="Calibri"/>
+                      <w:b/>
+                      <w:bCs/>
+                      <w:color w:val="3D4A3F"/>
+                      <w:sz w:val="19"/>
+                      <w:szCs w:val="19"/>
+                    </w:rPr>
+                    <w:t xml:space="preserve">Zeit: </w:t>
+                  </w:r>
+                  <w:r>
+                    <w:rPr>
+                      <w:rFonts w:ascii="Calibri" w:cs="Calibri" w:eastAsia="Calibri" w:hAnsi="Calibri"/>
+                      <w:color w:val="3D4A3F"/>
+                      <w:sz w:val="19"/>
+                      <w:szCs w:val="19"/>
+                    </w:rPr>
+                    <w:t xml:space="preserve">3 Minuten · allein · leise</w:t>
+                  </w:r>
+                  <w:r>
+                    <w:rPr>
+                      <w:rFonts w:ascii="Calibri" w:cs="Calibri" w:eastAsia="Calibri" w:hAnsi="Calibri"/>
+                      <w:i/>
+                      <w:iCs/>
+                      <w:color w:val="3D4A3F"/>
+                      <w:sz w:val="19"/>
+                      <w:szCs w:val="19"/>
+                    </w:rPr>
+                    <w:t xml:space="preserve">     Fertig? Stift hinlegen und noch einmal durchlesen.</w:t>
                   </w:r>
                 </w:p>
               </w:tc>
@@ -11925,8 +11703,8 @@
         </w:tblBorders>
       </w:tblPr>
       <w:tblGrid>
-        <w:gridCol w:w="2000"/>
-        <w:gridCol w:w="8206"/>
+        <w:gridCol w:w="1700"/>
+        <w:gridCol w:w="8506"/>
       </w:tblGrid>
       <w:tr>
         <w:trPr>
@@ -11934,89 +11712,56 @@
         </w:trPr>
         <w:tc>
           <w:tcPr>
-            <w:tcW w:type="dxa" w:w="2000"/>
+            <w:tcW w:type="dxa" w:w="1700"/>
             <w:tcBorders>
-              <w:top w:val="single" w:color="FFFFFF" w:sz="12"/>
-              <w:left w:val="single" w:color="FFFFFF" w:sz="12"/>
-              <w:bottom w:val="single" w:color="FFFFFF" w:sz="12"/>
-              <w:right w:val="single" w:color="FFFFFF" w:sz="12"/>
+              <w:top w:val="single" w:color="D5DDEE" w:sz="6"/>
+              <w:left w:val="single" w:color="D5DDEE" w:sz="6"/>
+              <w:bottom w:val="single" w:color="D5DDEE" w:sz="6"/>
+              <w:right w:val="single" w:color="D5DDEE" w:sz="6"/>
             </w:tcBorders>
-            <w:shd w:fill="D9534F" w:color="auto" w:val="clear"/>
+            <w:shd w:fill="F4F7FD" w:color="auto" w:val="clear"/>
             <w:tcMar>
-              <w:top w:type="dxa" w:w="80"/>
+              <w:top w:type="dxa" w:w="100"/>
               <w:left w:type="dxa" w:w="100"/>
-              <w:bottom w:type="dxa" w:w="80"/>
+              <w:bottom w:type="dxa" w:w="100"/>
               <w:right w:type="dxa" w:w="100"/>
             </w:tcMar>
-            <w:vAlign w:val="center"/>
+            <w:vAlign w:val="top"/>
           </w:tcPr>
           <w:p>
             <w:pPr>
-              <w:spacing w:after="30" w:before="0"/>
-              <w:jc w:val="center"/>
-            </w:pPr>
-            <w:r>
-              <w:drawing>
-                <wp:inline distT="0" distB="0" distL="0" distR="0">
-                  <wp:extent cx="209550" cy="209550"/>
-                  <wp:effectExtent t="0" r="0" b="0" l="0"/>
-                  <wp:docPr id="1" name="" descr="" title=""/>
-                  <wp:cNvGraphicFramePr>
-                    <a:graphicFrameLocks xmlns:a="http://schemas.openxmlformats.org/drawingml/2006/main" noChangeAspect="1"/>
-                  </wp:cNvGraphicFramePr>
-                  <a:graphic xmlns:a="http://schemas.openxmlformats.org/drawingml/2006/main">
-                    <a:graphicData uri="http://schemas.openxmlformats.org/drawingml/2006/picture">
-                      <pic:pic xmlns:pic="http://schemas.openxmlformats.org/drawingml/2006/picture">
-                        <pic:nvPicPr>
-                          <pic:cNvPr id="0" name="" descr=""/>
-                          <pic:cNvPicPr>
-                            <a:picLocks noChangeAspect="1" noChangeArrowheads="1"/>
-                          </pic:cNvPicPr>
-                        </pic:nvPicPr>
-                        <pic:blipFill>
-                          <a:blip r:embed="rId13" cstate="none"/>
-                          <a:srcRect/>
-                          <a:stretch>
-                            <a:fillRect/>
-                          </a:stretch>
-                        </pic:blipFill>
-                        <pic:spPr bwMode="auto">
-                          <a:xfrm>
-                            <a:off x="0" y="0"/>
-                            <a:ext cx="209550" cy="209550"/>
-                          </a:xfrm>
-                          <a:prstGeom prst="rect">
-                            <a:avLst/>
-                          </a:prstGeom>
-                        </pic:spPr>
-                      </pic:pic>
-                    </a:graphicData>
-                  </a:graphic>
-                </wp:inline>
-              </w:drawing>
+              <w:spacing w:after="10" w:before="0"/>
+            </w:pPr>
+            <w:r>
+              <w:rPr>
+                <w:rFonts w:ascii="Calibri" w:cs="Calibri" w:eastAsia="Calibri" w:hAnsi="Calibri"/>
+                <w:color w:val="5B6B8C"/>
+                <w:sz w:val="16"/>
+                <w:szCs w:val="16"/>
+              </w:rPr>
+              <w:t xml:space="preserve">Klasse</w:t>
             </w:r>
           </w:p>
           <w:p>
             <w:pPr>
               <w:spacing w:after="0" w:before="0"/>
-              <w:jc w:val="center"/>
             </w:pPr>
             <w:r>
               <w:rPr>
                 <w:rFonts w:ascii="Calibri" w:cs="Calibri" w:eastAsia="Calibri" w:hAnsi="Calibri"/>
                 <w:b/>
                 <w:bCs/>
-                <w:color w:val="FFFFFF"/>
-                <w:sz w:val="15"/>
-                <w:szCs w:val="15"/>
-              </w:rPr>
-              <w:t xml:space="preserve">AN DIE TAFEL</w:t>
+                <w:color w:val="1E2761"/>
+                <w:sz w:val="20"/>
+                <w:szCs w:val="20"/>
+              </w:rPr>
+              <w:t xml:space="preserve">kommt an die Tafel</w:t>
             </w:r>
           </w:p>
         </w:tc>
         <w:tc>
           <w:tcPr>
-            <w:tcW w:type="dxa" w:w="8206"/>
+            <w:tcW w:type="dxa" w:w="8506"/>
             <w:tcBorders>
               <w:top w:val="single" w:color="D5DDEE" w:sz="6"/>
               <w:left w:val="single" w:color="D5DDEE" w:sz="6"/>
@@ -12069,7 +11814,7 @@
                 <w:sz w:val="21"/>
                 <w:szCs w:val="21"/>
               </w:rPr>
-              <w:t xml:space="preserve">Anschließend Karte „Kontrollieren“ (mit Grün verbessern).</w:t>
+              <w:t xml:space="preserve">Anschließend: „Vergleicht und verbessert mit Grün.“</w:t>
             </w:r>
           </w:p>
         </w:tc>
@@ -12119,8 +11864,8 @@
         </w:tblBorders>
       </w:tblPr>
       <w:tblGrid>
-        <w:gridCol w:w="2000"/>
-        <w:gridCol w:w="8206"/>
+        <w:gridCol w:w="1700"/>
+        <w:gridCol w:w="8506"/>
       </w:tblGrid>
       <w:tr>
         <w:trPr>
@@ -12128,89 +11873,56 @@
         </w:trPr>
         <w:tc>
           <w:tcPr>
-            <w:tcW w:type="dxa" w:w="2000"/>
+            <w:tcW w:type="dxa" w:w="1700"/>
             <w:tcBorders>
-              <w:top w:val="single" w:color="FFFFFF" w:sz="12"/>
-              <w:left w:val="single" w:color="FFFFFF" w:sz="12"/>
-              <w:bottom w:val="single" w:color="FFFFFF" w:sz="12"/>
-              <w:right w:val="single" w:color="FFFFFF" w:sz="12"/>
+              <w:top w:val="single" w:color="D5DDEE" w:sz="6"/>
+              <w:left w:val="single" w:color="D5DDEE" w:sz="6"/>
+              <w:bottom w:val="single" w:color="D5DDEE" w:sz="6"/>
+              <w:right w:val="single" w:color="D5DDEE" w:sz="6"/>
             </w:tcBorders>
-            <w:shd w:fill="2E9E6B" w:color="auto" w:val="clear"/>
+            <w:shd w:fill="F4F7FD" w:color="auto" w:val="clear"/>
             <w:tcMar>
-              <w:top w:type="dxa" w:w="80"/>
+              <w:top w:type="dxa" w:w="100"/>
               <w:left w:type="dxa" w:w="100"/>
-              <w:bottom w:type="dxa" w:w="80"/>
+              <w:bottom w:type="dxa" w:w="100"/>
               <w:right w:type="dxa" w:w="100"/>
             </w:tcMar>
-            <w:vAlign w:val="center"/>
+            <w:vAlign w:val="top"/>
           </w:tcPr>
           <w:p>
             <w:pPr>
-              <w:spacing w:after="30" w:before="0"/>
-              <w:jc w:val="center"/>
-            </w:pPr>
-            <w:r>
-              <w:drawing>
-                <wp:inline distT="0" distB="0" distL="0" distR="0">
-                  <wp:extent cx="209550" cy="209550"/>
-                  <wp:effectExtent t="0" r="0" b="0" l="0"/>
-                  <wp:docPr id="1" name="" descr="" title=""/>
-                  <wp:cNvGraphicFramePr>
-                    <a:graphicFrameLocks xmlns:a="http://schemas.openxmlformats.org/drawingml/2006/main" noChangeAspect="1"/>
-                  </wp:cNvGraphicFramePr>
-                  <a:graphic xmlns:a="http://schemas.openxmlformats.org/drawingml/2006/main">
-                    <a:graphicData uri="http://schemas.openxmlformats.org/drawingml/2006/picture">
-                      <pic:pic xmlns:pic="http://schemas.openxmlformats.org/drawingml/2006/picture">
-                        <pic:nvPicPr>
-                          <pic:cNvPr id="0" name="" descr=""/>
-                          <pic:cNvPicPr>
-                            <a:picLocks noChangeAspect="1" noChangeArrowheads="1"/>
-                          </pic:cNvPicPr>
-                        </pic:nvPicPr>
-                        <pic:blipFill>
-                          <a:blip r:embed="rId10" cstate="none"/>
-                          <a:srcRect/>
-                          <a:stretch>
-                            <a:fillRect/>
-                          </a:stretch>
-                        </pic:blipFill>
-                        <pic:spPr bwMode="auto">
-                          <a:xfrm>
-                            <a:off x="0" y="0"/>
-                            <a:ext cx="209550" cy="209550"/>
-                          </a:xfrm>
-                          <a:prstGeom prst="rect">
-                            <a:avLst/>
-                          </a:prstGeom>
-                        </pic:spPr>
-                      </pic:pic>
-                    </a:graphicData>
-                  </a:graphic>
-                </wp:inline>
-              </w:drawing>
+              <w:spacing w:after="10" w:before="0"/>
+            </w:pPr>
+            <w:r>
+              <w:rPr>
+                <w:rFonts w:ascii="Calibri" w:cs="Calibri" w:eastAsia="Calibri" w:hAnsi="Calibri"/>
+                <w:color w:val="5B6B8C"/>
+                <w:sz w:val="16"/>
+                <w:szCs w:val="16"/>
+              </w:rPr>
+              <w:t xml:space="preserve">Klasse</w:t>
             </w:r>
           </w:p>
           <w:p>
             <w:pPr>
               <w:spacing w:after="0" w:before="0"/>
-              <w:jc w:val="center"/>
             </w:pPr>
             <w:r>
               <w:rPr>
                 <w:rFonts w:ascii="Calibri" w:cs="Calibri" w:eastAsia="Calibri" w:hAnsi="Calibri"/>
                 <w:b/>
                 <w:bCs/>
-                <w:color w:val="FFFFFF"/>
-                <w:sz w:val="15"/>
-                <w:szCs w:val="15"/>
-              </w:rPr>
-              <w:t xml:space="preserve">GEMEINSAM ÜBEN</w:t>
+                <w:color w:val="1E2761"/>
+                <w:sz w:val="20"/>
+                <w:szCs w:val="20"/>
+              </w:rPr>
+              <w:t xml:space="preserve">macht mündlich mit</w:t>
             </w:r>
           </w:p>
         </w:tc>
         <w:tc>
           <w:tcPr>
-            <w:tcW w:type="dxa" w:w="8206"/>
+            <w:tcW w:type="dxa" w:w="8506"/>
             <w:tcBorders>
               <w:top w:val="single" w:color="D5DDEE" w:sz="6"/>
               <w:left w:val="single" w:color="D5DDEE" w:sz="6"/>
@@ -12234,7 +11946,7 @@
                 <w:rFonts w:ascii="Calibri" w:cs="Calibri" w:eastAsia="Calibri" w:hAnsi="Calibri"/>
                 <w:b/>
                 <w:bCs/>
-                <w:color w:val="2E9E6B"/>
+                <w:color w:val="D9534F"/>
                 <w:sz w:val="20"/>
                 <w:szCs w:val="20"/>
               </w:rPr>
@@ -12310,8 +12022,8 @@
         </w:tblBorders>
       </w:tblPr>
       <w:tblGrid>
-        <w:gridCol w:w="2000"/>
-        <w:gridCol w:w="8206"/>
+        <w:gridCol w:w="1700"/>
+        <w:gridCol w:w="8506"/>
       </w:tblGrid>
       <w:tr>
         <w:trPr>
@@ -12319,89 +12031,56 @@
         </w:trPr>
         <w:tc>
           <w:tcPr>
-            <w:tcW w:type="dxa" w:w="2000"/>
+            <w:tcW w:type="dxa" w:w="1700"/>
             <w:tcBorders>
-              <w:top w:val="single" w:color="FFFFFF" w:sz="12"/>
-              <w:left w:val="single" w:color="FFFFFF" w:sz="12"/>
-              <w:bottom w:val="single" w:color="FFFFFF" w:sz="12"/>
-              <w:right w:val="single" w:color="FFFFFF" w:sz="12"/>
+              <w:top w:val="single" w:color="D5DDEE" w:sz="6"/>
+              <w:left w:val="single" w:color="D5DDEE" w:sz="6"/>
+              <w:bottom w:val="single" w:color="D5DDEE" w:sz="6"/>
+              <w:right w:val="single" w:color="D5DDEE" w:sz="6"/>
             </w:tcBorders>
-            <w:shd w:fill="1E2761" w:color="auto" w:val="clear"/>
+            <w:shd w:fill="F4F7FD" w:color="auto" w:val="clear"/>
             <w:tcMar>
-              <w:top w:type="dxa" w:w="80"/>
+              <w:top w:type="dxa" w:w="100"/>
               <w:left w:type="dxa" w:w="100"/>
-              <w:bottom w:type="dxa" w:w="80"/>
+              <w:bottom w:type="dxa" w:w="100"/>
               <w:right w:type="dxa" w:w="100"/>
             </w:tcMar>
-            <w:vAlign w:val="center"/>
+            <w:vAlign w:val="top"/>
           </w:tcPr>
           <w:p>
             <w:pPr>
-              <w:spacing w:after="30" w:before="0"/>
-              <w:jc w:val="center"/>
-            </w:pPr>
-            <w:r>
-              <w:drawing>
-                <wp:inline distT="0" distB="0" distL="0" distR="0">
-                  <wp:extent cx="209550" cy="209550"/>
-                  <wp:effectExtent t="0" r="0" b="0" l="0"/>
-                  <wp:docPr id="1" name="" descr="" title=""/>
-                  <wp:cNvGraphicFramePr>
-                    <a:graphicFrameLocks xmlns:a="http://schemas.openxmlformats.org/drawingml/2006/main" noChangeAspect="1"/>
-                  </wp:cNvGraphicFramePr>
-                  <a:graphic xmlns:a="http://schemas.openxmlformats.org/drawingml/2006/main">
-                    <a:graphicData uri="http://schemas.openxmlformats.org/drawingml/2006/picture">
-                      <pic:pic xmlns:pic="http://schemas.openxmlformats.org/drawingml/2006/picture">
-                        <pic:nvPicPr>
-                          <pic:cNvPr id="0" name="" descr=""/>
-                          <pic:cNvPicPr>
-                            <a:picLocks noChangeAspect="1" noChangeArrowheads="1"/>
-                          </pic:cNvPicPr>
-                        </pic:nvPicPr>
-                        <pic:blipFill>
-                          <a:blip r:embed="rId11" cstate="none"/>
-                          <a:srcRect/>
-                          <a:stretch>
-                            <a:fillRect/>
-                          </a:stretch>
-                        </pic:blipFill>
-                        <pic:spPr bwMode="auto">
-                          <a:xfrm>
-                            <a:off x="0" y="0"/>
-                            <a:ext cx="209550" cy="209550"/>
-                          </a:xfrm>
-                          <a:prstGeom prst="rect">
-                            <a:avLst/>
-                          </a:prstGeom>
-                        </pic:spPr>
-                      </pic:pic>
-                    </a:graphicData>
-                  </a:graphic>
-                </wp:inline>
-              </w:drawing>
+              <w:spacing w:after="10" w:before="0"/>
+            </w:pPr>
+            <w:r>
+              <w:rPr>
+                <w:rFonts w:ascii="Calibri" w:cs="Calibri" w:eastAsia="Calibri" w:hAnsi="Calibri"/>
+                <w:color w:val="5B6B8C"/>
+                <w:sz w:val="16"/>
+                <w:szCs w:val="16"/>
+              </w:rPr>
+              <w:t xml:space="preserve">Klasse</w:t>
             </w:r>
           </w:p>
           <w:p>
             <w:pPr>
               <w:spacing w:after="0" w:before="0"/>
-              <w:jc w:val="center"/>
             </w:pPr>
             <w:r>
               <w:rPr>
                 <w:rFonts w:ascii="Calibri" w:cs="Calibri" w:eastAsia="Calibri" w:hAnsi="Calibri"/>
                 <w:b/>
                 <w:bCs/>
-                <w:color w:val="FFFFFF"/>
-                <w:sz w:val="15"/>
-                <w:szCs w:val="15"/>
-              </w:rPr>
-              <w:t xml:space="preserve">ABSCHREIBEN</w:t>
+                <w:color w:val="1E2761"/>
+                <w:sz w:val="20"/>
+                <w:szCs w:val="20"/>
+              </w:rPr>
+              <w:t xml:space="preserve">schreibt ab</w:t>
             </w:r>
           </w:p>
         </w:tc>
         <w:tc>
           <w:tcPr>
-            <w:tcW w:type="dxa" w:w="8206"/>
+            <w:tcW w:type="dxa" w:w="8506"/>
             <w:tcBorders>
               <w:top w:val="single" w:color="D5DDEE" w:sz="6"/>
               <w:left w:val="single" w:color="D5DDEE" w:sz="6"/>
@@ -12425,7 +12104,7 @@
                 <w:rFonts w:ascii="Calibri" w:cs="Calibri" w:eastAsia="Calibri" w:hAnsi="Calibri"/>
                 <w:b/>
                 <w:bCs/>
-                <w:color w:val="1E2761"/>
+                <w:color w:val="D9534F"/>
                 <w:sz w:val="20"/>
                 <w:szCs w:val="20"/>
               </w:rPr>
@@ -12445,7 +12124,7 @@
           </w:p>
           <w:tbl>
             <w:tblPr>
-              <w:tblW w:type="dxa" w:w="7866"/>
+              <w:tblW w:type="dxa" w:w="8166"/>
               <w:tblBorders>
                 <w:top w:val="single" w:color="auto" w:sz="4"/>
                 <w:left w:val="single" w:color="auto" w:sz="4"/>
@@ -12456,7 +12135,7 @@
               </w:tblBorders>
             </w:tblPr>
             <w:tblGrid>
-              <w:gridCol w:w="7866"/>
+              <w:gridCol w:w="8166"/>
             </w:tblGrid>
             <w:tr>
               <w:trPr>
@@ -12464,7 +12143,7 @@
               </w:trPr>
               <w:tc>
                 <w:tcPr>
-                  <w:tcW w:type="dxa" w:w="7866"/>
+                  <w:tcW w:type="dxa" w:w="8166"/>
                   <w:tcBorders>
                     <w:top w:val="single" w:color="3D4A3F" w:sz="12"/>
                     <w:left w:val="single" w:color="3D4A3F" w:sz="12"/>
@@ -12504,7 +12183,7 @@
               </w:trPr>
               <w:tc>
                 <w:tcPr>
-                  <w:tcW w:type="dxa" w:w="7866"/>
+                  <w:tcW w:type="dxa" w:w="8166"/>
                   <w:tcBorders>
                     <w:top w:val="single" w:color="3D4A3F" w:sz="12"/>
                     <w:left w:val="single" w:color="3D4A3F" w:sz="12"/>
@@ -12677,8 +12356,8 @@
         </w:tblBorders>
       </w:tblPr>
       <w:tblGrid>
-        <w:gridCol w:w="2000"/>
-        <w:gridCol w:w="8206"/>
+        <w:gridCol w:w="1700"/>
+        <w:gridCol w:w="8506"/>
       </w:tblGrid>
       <w:tr>
         <w:trPr>
@@ -12686,89 +12365,56 @@
         </w:trPr>
         <w:tc>
           <w:tcPr>
-            <w:tcW w:type="dxa" w:w="2000"/>
+            <w:tcW w:type="dxa" w:w="1700"/>
             <w:tcBorders>
-              <w:top w:val="single" w:color="FFFFFF" w:sz="12"/>
-              <w:left w:val="single" w:color="FFFFFF" w:sz="12"/>
-              <w:bottom w:val="single" w:color="FFFFFF" w:sz="12"/>
-              <w:right w:val="single" w:color="FFFFFF" w:sz="12"/>
+              <w:top w:val="single" w:color="D5DDEE" w:sz="6"/>
+              <w:left w:val="single" w:color="D5DDEE" w:sz="6"/>
+              <w:bottom w:val="single" w:color="D5DDEE" w:sz="6"/>
+              <w:right w:val="single" w:color="D5DDEE" w:sz="6"/>
             </w:tcBorders>
-            <w:shd w:fill="C77C12" w:color="auto" w:val="clear"/>
+            <w:shd w:fill="F4F7FD" w:color="auto" w:val="clear"/>
             <w:tcMar>
-              <w:top w:type="dxa" w:w="80"/>
+              <w:top w:type="dxa" w:w="100"/>
               <w:left w:type="dxa" w:w="100"/>
-              <w:bottom w:type="dxa" w:w="80"/>
+              <w:bottom w:type="dxa" w:w="100"/>
               <w:right w:type="dxa" w:w="100"/>
             </w:tcMar>
-            <w:vAlign w:val="center"/>
+            <w:vAlign w:val="top"/>
           </w:tcPr>
           <w:p>
             <w:pPr>
-              <w:spacing w:after="30" w:before="0"/>
-              <w:jc w:val="center"/>
-            </w:pPr>
-            <w:r>
-              <w:drawing>
-                <wp:inline distT="0" distB="0" distL="0" distR="0">
-                  <wp:extent cx="209550" cy="209550"/>
-                  <wp:effectExtent t="0" r="0" b="0" l="0"/>
-                  <wp:docPr id="1" name="" descr="" title=""/>
-                  <wp:cNvGraphicFramePr>
-                    <a:graphicFrameLocks xmlns:a="http://schemas.openxmlformats.org/drawingml/2006/main" noChangeAspect="1"/>
-                  </wp:cNvGraphicFramePr>
-                  <a:graphic xmlns:a="http://schemas.openxmlformats.org/drawingml/2006/main">
-                    <a:graphicData uri="http://schemas.openxmlformats.org/drawingml/2006/picture">
-                      <pic:pic xmlns:pic="http://schemas.openxmlformats.org/drawingml/2006/picture">
-                        <pic:nvPicPr>
-                          <pic:cNvPr id="0" name="" descr=""/>
-                          <pic:cNvPicPr>
-                            <a:picLocks noChangeAspect="1" noChangeArrowheads="1"/>
-                          </pic:cNvPicPr>
-                        </pic:nvPicPr>
-                        <pic:blipFill>
-                          <a:blip r:embed="rId12" cstate="none"/>
-                          <a:srcRect/>
-                          <a:stretch>
-                            <a:fillRect/>
-                          </a:stretch>
-                        </pic:blipFill>
-                        <pic:spPr bwMode="auto">
-                          <a:xfrm>
-                            <a:off x="0" y="0"/>
-                            <a:ext cx="209550" cy="209550"/>
-                          </a:xfrm>
-                          <a:prstGeom prst="rect">
-                            <a:avLst/>
-                          </a:prstGeom>
-                        </pic:spPr>
-                      </pic:pic>
-                    </a:graphicData>
-                  </a:graphic>
-                </wp:inline>
-              </w:drawing>
+              <w:spacing w:after="10" w:before="0"/>
+            </w:pPr>
+            <w:r>
+              <w:rPr>
+                <w:rFonts w:ascii="Calibri" w:cs="Calibri" w:eastAsia="Calibri" w:hAnsi="Calibri"/>
+                <w:color w:val="5B6B8C"/>
+                <w:sz w:val="16"/>
+                <w:szCs w:val="16"/>
+              </w:rPr>
+              <w:t xml:space="preserve">Klasse</w:t>
             </w:r>
           </w:p>
           <w:p>
             <w:pPr>
               <w:spacing w:after="0" w:before="0"/>
-              <w:jc w:val="center"/>
             </w:pPr>
             <w:r>
               <w:rPr>
                 <w:rFonts w:ascii="Calibri" w:cs="Calibri" w:eastAsia="Calibri" w:hAnsi="Calibri"/>
                 <w:b/>
                 <w:bCs/>
-                <w:color w:val="FFFFFF"/>
-                <w:sz w:val="15"/>
-                <w:szCs w:val="15"/>
-              </w:rPr>
-              <w:t xml:space="preserve">LÜCKEN FÜLLEN</w:t>
+                <w:color w:val="1E2761"/>
+                <w:sz w:val="20"/>
+                <w:szCs w:val="20"/>
+              </w:rPr>
+              <w:t xml:space="preserve">arbeitet allein</w:t>
             </w:r>
           </w:p>
         </w:tc>
         <w:tc>
           <w:tcPr>
-            <w:tcW w:type="dxa" w:w="8206"/>
+            <w:tcW w:type="dxa" w:w="8506"/>
             <w:tcBorders>
               <w:top w:val="single" w:color="D5DDEE" w:sz="6"/>
               <w:left w:val="single" w:color="D5DDEE" w:sz="6"/>
@@ -12792,7 +12438,7 @@
                 <w:rFonts w:ascii="Calibri" w:cs="Calibri" w:eastAsia="Calibri" w:hAnsi="Calibri"/>
                 <w:b/>
                 <w:bCs/>
-                <w:color w:val="C77C12"/>
+                <w:color w:val="D9534F"/>
                 <w:sz w:val="20"/>
                 <w:szCs w:val="20"/>
               </w:rPr>
@@ -12807,12 +12453,12 @@
                 <w:sz w:val="21"/>
                 <w:szCs w:val="21"/>
               </w:rPr>
-              <w:t xml:space="preserve">„Schreibt Ü5 und dahinter nur Nummer und Lösungswort: habe, hat, bin, ist oder sind.“</w:t>
+              <w:t xml:space="preserve">„Jetzt arbeitet ihr allein: Ü5. Wieder nur Nummer und fehlendes Wort. Denkt an den Merksatz: Bewegung oder Veränderung? Vier Minuten.“</w:t>
             </w:r>
           </w:p>
           <w:tbl>
             <w:tblPr>
-              <w:tblW w:type="dxa" w:w="7866"/>
+              <w:tblW w:type="dxa" w:w="8166"/>
               <w:tblBorders>
                 <w:top w:val="single" w:color="auto" w:sz="4"/>
                 <w:left w:val="single" w:color="auto" w:sz="4"/>
@@ -12823,7 +12469,7 @@
               </w:tblBorders>
             </w:tblPr>
             <w:tblGrid>
-              <w:gridCol w:w="7866"/>
+              <w:gridCol w:w="8166"/>
             </w:tblGrid>
             <w:tr>
               <w:trPr>
@@ -12831,7 +12477,7 @@
               </w:trPr>
               <w:tc>
                 <w:tcPr>
-                  <w:tcW w:type="dxa" w:w="7866"/>
+                  <w:tcW w:type="dxa" w:w="8166"/>
                   <w:tcBorders>
                     <w:top w:val="single" w:color="3D4A3F" w:sz="12"/>
                     <w:left w:val="single" w:color="3D4A3F" w:sz="12"/>
@@ -12860,7 +12506,7 @@
                       <w:sz w:val="16"/>
                       <w:szCs w:val="16"/>
                     </w:rPr>
-                    <w:t xml:space="preserve">TAFEL · rechts · Ü5</w:t>
+                    <w:t xml:space="preserve">TAFEL · rechts · Ü5 haben oder sein?</w:t>
                   </w:r>
                 </w:p>
               </w:tc>
@@ -12871,7 +12517,7 @@
               </w:trPr>
               <w:tc>
                 <w:tcPr>
-                  <w:tcW w:type="dxa" w:w="7866"/>
+                  <w:tcW w:type="dxa" w:w="8166"/>
                   <w:tcBorders>
                     <w:top w:val="single" w:color="3D4A3F" w:sz="12"/>
                     <w:left w:val="single" w:color="3D4A3F" w:sz="12"/>
@@ -12893,12 +12539,25 @@
                   </w:pPr>
                   <w:r>
                     <w:rPr>
-                      <w:rFonts w:ascii="Cambria" w:cs="Cambria" w:eastAsia="Cambria" w:hAnsi="Cambria"/>
-                      <w:color w:val="000000"/>
-                      <w:sz w:val="22"/>
-                      <w:szCs w:val="22"/>
-                    </w:rPr>
-                    <w:t xml:space="preserve">1  Am Samstag ___ ich früh aufgewacht.</w:t>
+                      <w:rFonts w:ascii="Calibri" w:cs="Calibri" w:eastAsia="Calibri" w:hAnsi="Calibri"/>
+                      <w:b/>
+                      <w:bCs/>
+                      <w:color w:val="1E2761"/>
+                      <w:sz w:val="21"/>
+                      <w:szCs w:val="21"/>
+                    </w:rPr>
+                    <w:t xml:space="preserve">1. </w:t>
+                  </w:r>
+                  <w:r>
+                    <w:rPr>
+                      <w:rFonts w:ascii="Calibri" w:cs="Calibri" w:eastAsia="Calibri" w:hAnsi="Calibri"/>
+                      <w:b/>
+                      <w:bCs/>
+                      <w:color w:val="1E2761"/>
+                      <w:sz w:val="21"/>
+                      <w:szCs w:val="21"/>
+                    </w:rPr>
+                    <w:t xml:space="preserve">Schreibe Ü5 an den Rand.</w:t>
                   </w:r>
                 </w:p>
                 <w:p>
@@ -12907,12 +12566,25 @@
                   </w:pPr>
                   <w:r>
                     <w:rPr>
-                      <w:rFonts w:ascii="Cambria" w:cs="Cambria" w:eastAsia="Cambria" w:hAnsi="Cambria"/>
-                      <w:color w:val="000000"/>
-                      <w:sz w:val="22"/>
-                      <w:szCs w:val="22"/>
-                    </w:rPr>
-                    <w:t xml:space="preserve">2  Dann ___ ich Pfannkuchen gebacken.</w:t>
+                      <w:rFonts w:ascii="Calibri" w:cs="Calibri" w:eastAsia="Calibri" w:hAnsi="Calibri"/>
+                      <w:b/>
+                      <w:bCs/>
+                      <w:color w:val="1E2761"/>
+                      <w:sz w:val="21"/>
+                      <w:szCs w:val="21"/>
+                    </w:rPr>
+                    <w:t xml:space="preserve">2. </w:t>
+                  </w:r>
+                  <w:r>
+                    <w:rPr>
+                      <w:rFonts w:ascii="Calibri" w:cs="Calibri" w:eastAsia="Calibri" w:hAnsi="Calibri"/>
+                      <w:b/>
+                      <w:bCs/>
+                      <w:color w:val="1E2761"/>
+                      <w:sz w:val="21"/>
+                      <w:szCs w:val="21"/>
+                    </w:rPr>
+                    <w:t xml:space="preserve">Schreibe untereinander nur die Nummer und das fehlende Wort: habe, hat, bin, ist oder sind.</w:t>
                   </w:r>
                 </w:p>
                 <w:p>
@@ -12921,12 +12593,12 @@
                   </w:pPr>
                   <w:r>
                     <w:rPr>
-                      <w:rFonts w:ascii="Cambria" w:cs="Cambria" w:eastAsia="Cambria" w:hAnsi="Cambria"/>
+                      <w:rFonts w:ascii="Calibri" w:cs="Calibri" w:eastAsia="Calibri" w:hAnsi="Calibri"/>
                       <w:color w:val="000000"/>
                       <w:sz w:val="22"/>
                       <w:szCs w:val="22"/>
                     </w:rPr>
-                    <w:t xml:space="preserve">3  Am Nachmittag ___ wir zum See gefahren.</w:t>
+                    <w:t xml:space="preserve"/>
                   </w:r>
                 </w:p>
                 <w:p>
@@ -12940,7 +12612,7 @@
                       <w:sz w:val="22"/>
                       <w:szCs w:val="22"/>
                     </w:rPr>
-                    <w:t xml:space="preserve">4  Mein Bruder ___ Fußball gespielt.</w:t>
+                    <w:t xml:space="preserve">1  Am Samstag ___ ich früh aufgewacht.</w:t>
                   </w:r>
                 </w:p>
                 <w:p>
@@ -12954,6 +12626,48 @@
                       <w:sz w:val="22"/>
                       <w:szCs w:val="22"/>
                     </w:rPr>
+                    <w:t xml:space="preserve">2  Dann ___ ich Pfannkuchen gebacken.</w:t>
+                  </w:r>
+                </w:p>
+                <w:p>
+                  <w:pPr>
+                    <w:spacing w:after="30" w:before="0"/>
+                  </w:pPr>
+                  <w:r>
+                    <w:rPr>
+                      <w:rFonts w:ascii="Cambria" w:cs="Cambria" w:eastAsia="Cambria" w:hAnsi="Cambria"/>
+                      <w:color w:val="000000"/>
+                      <w:sz w:val="22"/>
+                      <w:szCs w:val="22"/>
+                    </w:rPr>
+                    <w:t xml:space="preserve">3  Am Nachmittag ___ wir zum See gefahren.</w:t>
+                  </w:r>
+                </w:p>
+                <w:p>
+                  <w:pPr>
+                    <w:spacing w:after="30" w:before="0"/>
+                  </w:pPr>
+                  <w:r>
+                    <w:rPr>
+                      <w:rFonts w:ascii="Cambria" w:cs="Cambria" w:eastAsia="Cambria" w:hAnsi="Cambria"/>
+                      <w:color w:val="000000"/>
+                      <w:sz w:val="22"/>
+                      <w:szCs w:val="22"/>
+                    </w:rPr>
+                    <w:t xml:space="preserve">4  Mein Bruder ___ Fußball gespielt.</w:t>
+                  </w:r>
+                </w:p>
+                <w:p>
+                  <w:pPr>
+                    <w:spacing w:after="30" w:before="0"/>
+                  </w:pPr>
+                  <w:r>
+                    <w:rPr>
+                      <w:rFonts w:ascii="Cambria" w:cs="Cambria" w:eastAsia="Cambria" w:hAnsi="Cambria"/>
+                      <w:color w:val="000000"/>
+                      <w:sz w:val="22"/>
+                      <w:szCs w:val="22"/>
+                    </w:rPr>
                     <w:t xml:space="preserve">5  Abends ___ wir nach Hause gelaufen.</w:t>
                   </w:r>
                 </w:p>
@@ -12969,6 +12683,56 @@
                       <w:szCs w:val="22"/>
                     </w:rPr>
                     <w:t xml:space="preserve">6  Um neun ___ ich eingeschlafen.</w:t>
+                  </w:r>
+                </w:p>
+                <w:p>
+                  <w:pPr>
+                    <w:spacing w:after="30" w:before="0"/>
+                  </w:pPr>
+                  <w:r>
+                    <w:rPr>
+                      <w:rFonts w:ascii="Calibri" w:cs="Calibri" w:eastAsia="Calibri" w:hAnsi="Calibri"/>
+                      <w:color w:val="000000"/>
+                      <w:sz w:val="22"/>
+                      <w:szCs w:val="22"/>
+                    </w:rPr>
+                    <w:t xml:space="preserve"/>
+                  </w:r>
+                </w:p>
+                <w:p>
+                  <w:pPr>
+                    <w:spacing w:after="0" w:before="0"/>
+                  </w:pPr>
+                  <w:r>
+                    <w:rPr>
+                      <w:rFonts w:ascii="Calibri" w:cs="Calibri" w:eastAsia="Calibri" w:hAnsi="Calibri"/>
+                      <w:b/>
+                      <w:bCs/>
+                      <w:color w:val="3D4A3F"/>
+                      <w:sz w:val="19"/>
+                      <w:szCs w:val="19"/>
+                    </w:rPr>
+                    <w:t xml:space="preserve">Zeit: </w:t>
+                  </w:r>
+                  <w:r>
+                    <w:rPr>
+                      <w:rFonts w:ascii="Calibri" w:cs="Calibri" w:eastAsia="Calibri" w:hAnsi="Calibri"/>
+                      <w:color w:val="3D4A3F"/>
+                      <w:sz w:val="19"/>
+                      <w:szCs w:val="19"/>
+                    </w:rPr>
+                    <w:t xml:space="preserve">4 Minuten · allein · leise</w:t>
+                  </w:r>
+                  <w:r>
+                    <w:rPr>
+                      <w:rFonts w:ascii="Calibri" w:cs="Calibri" w:eastAsia="Calibri" w:hAnsi="Calibri"/>
+                      <w:i/>
+                      <w:iCs/>
+                      <w:color w:val="3D4A3F"/>
+                      <w:sz w:val="19"/>
+                      <w:szCs w:val="19"/>
+                    </w:rPr>
+                    <w:t xml:space="preserve">     Fertig? Stift hinlegen und noch einmal durchlesen.</w:t>
                   </w:r>
                 </w:p>
               </w:tc>
@@ -13043,8 +12807,8 @@
         </w:tblBorders>
       </w:tblPr>
       <w:tblGrid>
-        <w:gridCol w:w="2000"/>
-        <w:gridCol w:w="8206"/>
+        <w:gridCol w:w="1700"/>
+        <w:gridCol w:w="8506"/>
       </w:tblGrid>
       <w:tr>
         <w:trPr>
@@ -13052,89 +12816,56 @@
         </w:trPr>
         <w:tc>
           <w:tcPr>
-            <w:tcW w:type="dxa" w:w="2000"/>
+            <w:tcW w:type="dxa" w:w="1700"/>
             <w:tcBorders>
-              <w:top w:val="single" w:color="FFFFFF" w:sz="12"/>
-              <w:left w:val="single" w:color="FFFFFF" w:sz="12"/>
-              <w:bottom w:val="single" w:color="FFFFFF" w:sz="12"/>
-              <w:right w:val="single" w:color="FFFFFF" w:sz="12"/>
+              <w:top w:val="single" w:color="D5DDEE" w:sz="6"/>
+              <w:left w:val="single" w:color="D5DDEE" w:sz="6"/>
+              <w:bottom w:val="single" w:color="D5DDEE" w:sz="6"/>
+              <w:right w:val="single" w:color="D5DDEE" w:sz="6"/>
             </w:tcBorders>
-            <w:shd w:fill="D9534F" w:color="auto" w:val="clear"/>
+            <w:shd w:fill="F4F7FD" w:color="auto" w:val="clear"/>
             <w:tcMar>
-              <w:top w:type="dxa" w:w="80"/>
+              <w:top w:type="dxa" w:w="100"/>
               <w:left w:type="dxa" w:w="100"/>
-              <w:bottom w:type="dxa" w:w="80"/>
+              <w:bottom w:type="dxa" w:w="100"/>
               <w:right w:type="dxa" w:w="100"/>
             </w:tcMar>
-            <w:vAlign w:val="center"/>
+            <w:vAlign w:val="top"/>
           </w:tcPr>
           <w:p>
             <w:pPr>
-              <w:spacing w:after="30" w:before="0"/>
-              <w:jc w:val="center"/>
-            </w:pPr>
-            <w:r>
-              <w:drawing>
-                <wp:inline distT="0" distB="0" distL="0" distR="0">
-                  <wp:extent cx="209550" cy="209550"/>
-                  <wp:effectExtent t="0" r="0" b="0" l="0"/>
-                  <wp:docPr id="1" name="" descr="" title=""/>
-                  <wp:cNvGraphicFramePr>
-                    <a:graphicFrameLocks xmlns:a="http://schemas.openxmlformats.org/drawingml/2006/main" noChangeAspect="1"/>
-                  </wp:cNvGraphicFramePr>
-                  <a:graphic xmlns:a="http://schemas.openxmlformats.org/drawingml/2006/main">
-                    <a:graphicData uri="http://schemas.openxmlformats.org/drawingml/2006/picture">
-                      <pic:pic xmlns:pic="http://schemas.openxmlformats.org/drawingml/2006/picture">
-                        <pic:nvPicPr>
-                          <pic:cNvPr id="0" name="" descr=""/>
-                          <pic:cNvPicPr>
-                            <a:picLocks noChangeAspect="1" noChangeArrowheads="1"/>
-                          </pic:cNvPicPr>
-                        </pic:nvPicPr>
-                        <pic:blipFill>
-                          <a:blip r:embed="rId13" cstate="none"/>
-                          <a:srcRect/>
-                          <a:stretch>
-                            <a:fillRect/>
-                          </a:stretch>
-                        </pic:blipFill>
-                        <pic:spPr bwMode="auto">
-                          <a:xfrm>
-                            <a:off x="0" y="0"/>
-                            <a:ext cx="209550" cy="209550"/>
-                          </a:xfrm>
-                          <a:prstGeom prst="rect">
-                            <a:avLst/>
-                          </a:prstGeom>
-                        </pic:spPr>
-                      </pic:pic>
-                    </a:graphicData>
-                  </a:graphic>
-                </wp:inline>
-              </w:drawing>
+              <w:spacing w:after="10" w:before="0"/>
+            </w:pPr>
+            <w:r>
+              <w:rPr>
+                <w:rFonts w:ascii="Calibri" w:cs="Calibri" w:eastAsia="Calibri" w:hAnsi="Calibri"/>
+                <w:color w:val="5B6B8C"/>
+                <w:sz w:val="16"/>
+                <w:szCs w:val="16"/>
+              </w:rPr>
+              <w:t xml:space="preserve">Klasse</w:t>
             </w:r>
           </w:p>
           <w:p>
             <w:pPr>
               <w:spacing w:after="0" w:before="0"/>
-              <w:jc w:val="center"/>
             </w:pPr>
             <w:r>
               <w:rPr>
                 <w:rFonts w:ascii="Calibri" w:cs="Calibri" w:eastAsia="Calibri" w:hAnsi="Calibri"/>
                 <w:b/>
                 <w:bCs/>
-                <w:color w:val="FFFFFF"/>
-                <w:sz w:val="15"/>
-                <w:szCs w:val="15"/>
-              </w:rPr>
-              <w:t xml:space="preserve">AN DIE TAFEL</w:t>
+                <w:color w:val="1E2761"/>
+                <w:sz w:val="20"/>
+                <w:szCs w:val="20"/>
+              </w:rPr>
+              <w:t xml:space="preserve">kommt an die Tafel</w:t>
             </w:r>
           </w:p>
         </w:tc>
         <w:tc>
           <w:tcPr>
-            <w:tcW w:type="dxa" w:w="8206"/>
+            <w:tcW w:type="dxa" w:w="8506"/>
             <w:tcBorders>
               <w:top w:val="single" w:color="D5DDEE" w:sz="6"/>
               <w:left w:val="single" w:color="D5DDEE" w:sz="6"/>
@@ -13206,8 +12937,8 @@
         </w:tblBorders>
       </w:tblPr>
       <w:tblGrid>
-        <w:gridCol w:w="2000"/>
-        <w:gridCol w:w="8206"/>
+        <w:gridCol w:w="1700"/>
+        <w:gridCol w:w="8506"/>
       </w:tblGrid>
       <w:tr>
         <w:trPr>
@@ -13215,89 +12946,56 @@
         </w:trPr>
         <w:tc>
           <w:tcPr>
-            <w:tcW w:type="dxa" w:w="2000"/>
+            <w:tcW w:type="dxa" w:w="1700"/>
             <w:tcBorders>
-              <w:top w:val="single" w:color="FFFFFF" w:sz="12"/>
-              <w:left w:val="single" w:color="FFFFFF" w:sz="12"/>
-              <w:bottom w:val="single" w:color="FFFFFF" w:sz="12"/>
-              <w:right w:val="single" w:color="FFFFFF" w:sz="12"/>
+              <w:top w:val="single" w:color="D5DDEE" w:sz="6"/>
+              <w:left w:val="single" w:color="D5DDEE" w:sz="6"/>
+              <w:bottom w:val="single" w:color="D5DDEE" w:sz="6"/>
+              <w:right w:val="single" w:color="D5DDEE" w:sz="6"/>
             </w:tcBorders>
-            <w:shd w:fill="1F7F86" w:color="auto" w:val="clear"/>
+            <w:shd w:fill="F4F7FD" w:color="auto" w:val="clear"/>
             <w:tcMar>
-              <w:top w:type="dxa" w:w="80"/>
+              <w:top w:type="dxa" w:w="100"/>
               <w:left w:type="dxa" w:w="100"/>
-              <w:bottom w:type="dxa" w:w="80"/>
+              <w:bottom w:type="dxa" w:w="100"/>
               <w:right w:type="dxa" w:w="100"/>
             </w:tcMar>
-            <w:vAlign w:val="center"/>
+            <w:vAlign w:val="top"/>
           </w:tcPr>
           <w:p>
             <w:pPr>
-              <w:spacing w:after="30" w:before="0"/>
-              <w:jc w:val="center"/>
-            </w:pPr>
-            <w:r>
-              <w:drawing>
-                <wp:inline distT="0" distB="0" distL="0" distR="0">
-                  <wp:extent cx="209550" cy="209550"/>
-                  <wp:effectExtent t="0" r="0" b="0" l="0"/>
-                  <wp:docPr id="1" name="" descr="" title=""/>
-                  <wp:cNvGraphicFramePr>
-                    <a:graphicFrameLocks xmlns:a="http://schemas.openxmlformats.org/drawingml/2006/main" noChangeAspect="1"/>
-                  </wp:cNvGraphicFramePr>
-                  <a:graphic xmlns:a="http://schemas.openxmlformats.org/drawingml/2006/main">
-                    <a:graphicData uri="http://schemas.openxmlformats.org/drawingml/2006/picture">
-                      <pic:pic xmlns:pic="http://schemas.openxmlformats.org/drawingml/2006/picture">
-                        <pic:nvPicPr>
-                          <pic:cNvPr id="0" name="" descr=""/>
-                          <pic:cNvPicPr>
-                            <a:picLocks noChangeAspect="1" noChangeArrowheads="1"/>
-                          </pic:cNvPicPr>
-                        </pic:nvPicPr>
-                        <pic:blipFill>
-                          <a:blip r:embed="rId14" cstate="none"/>
-                          <a:srcRect/>
-                          <a:stretch>
-                            <a:fillRect/>
-                          </a:stretch>
-                        </pic:blipFill>
-                        <pic:spPr bwMode="auto">
-                          <a:xfrm>
-                            <a:off x="0" y="0"/>
-                            <a:ext cx="209550" cy="209550"/>
-                          </a:xfrm>
-                          <a:prstGeom prst="rect">
-                            <a:avLst/>
-                          </a:prstGeom>
-                        </pic:spPr>
-                      </pic:pic>
-                    </a:graphicData>
-                  </a:graphic>
-                </wp:inline>
-              </w:drawing>
+              <w:spacing w:after="10" w:before="0"/>
+            </w:pPr>
+            <w:r>
+              <w:rPr>
+                <w:rFonts w:ascii="Calibri" w:cs="Calibri" w:eastAsia="Calibri" w:hAnsi="Calibri"/>
+                <w:color w:val="5B6B8C"/>
+                <w:sz w:val="16"/>
+                <w:szCs w:val="16"/>
+              </w:rPr>
+              <w:t xml:space="preserve">Klasse</w:t>
             </w:r>
           </w:p>
           <w:p>
             <w:pPr>
               <w:spacing w:after="0" w:before="0"/>
-              <w:jc w:val="center"/>
             </w:pPr>
             <w:r>
               <w:rPr>
                 <w:rFonts w:ascii="Calibri" w:cs="Calibri" w:eastAsia="Calibri" w:hAnsi="Calibri"/>
                 <w:b/>
                 <w:bCs/>
-                <w:color w:val="FFFFFF"/>
-                <w:sz w:val="15"/>
-                <w:szCs w:val="15"/>
-              </w:rPr>
-              <w:t xml:space="preserve">KONTROLLIEREN</w:t>
+                <w:color w:val="1E2761"/>
+                <w:sz w:val="20"/>
+                <w:szCs w:val="20"/>
+              </w:rPr>
+              <w:t xml:space="preserve">kontrolliert</w:t>
             </w:r>
           </w:p>
         </w:tc>
         <w:tc>
           <w:tcPr>
-            <w:tcW w:type="dxa" w:w="8206"/>
+            <w:tcW w:type="dxa" w:w="8506"/>
             <w:tcBorders>
               <w:top w:val="single" w:color="D5DDEE" w:sz="6"/>
               <w:left w:val="single" w:color="D5DDEE" w:sz="6"/>
@@ -13321,7 +13019,7 @@
                 <w:rFonts w:ascii="Calibri" w:cs="Calibri" w:eastAsia="Calibri" w:hAnsi="Calibri"/>
                 <w:b/>
                 <w:bCs/>
-                <w:color w:val="1F7F86"/>
+                <w:color w:val="D9534F"/>
                 <w:sz w:val="20"/>
                 <w:szCs w:val="20"/>
               </w:rPr>
@@ -13386,8 +13084,8 @@
         </w:tblBorders>
       </w:tblPr>
       <w:tblGrid>
-        <w:gridCol w:w="2000"/>
-        <w:gridCol w:w="8206"/>
+        <w:gridCol w:w="1700"/>
+        <w:gridCol w:w="8506"/>
       </w:tblGrid>
       <w:tr>
         <w:trPr>
@@ -13395,89 +13093,56 @@
         </w:trPr>
         <w:tc>
           <w:tcPr>
-            <w:tcW w:type="dxa" w:w="2000"/>
+            <w:tcW w:type="dxa" w:w="1700"/>
             <w:tcBorders>
-              <w:top w:val="single" w:color="FFFFFF" w:sz="12"/>
-              <w:left w:val="single" w:color="FFFFFF" w:sz="12"/>
-              <w:bottom w:val="single" w:color="FFFFFF" w:sz="12"/>
-              <w:right w:val="single" w:color="FFFFFF" w:sz="12"/>
+              <w:top w:val="single" w:color="D5DDEE" w:sz="6"/>
+              <w:left w:val="single" w:color="D5DDEE" w:sz="6"/>
+              <w:bottom w:val="single" w:color="D5DDEE" w:sz="6"/>
+              <w:right w:val="single" w:color="D5DDEE" w:sz="6"/>
             </w:tcBorders>
-            <w:shd w:fill="5B6B8C" w:color="auto" w:val="clear"/>
+            <w:shd w:fill="F4F7FD" w:color="auto" w:val="clear"/>
             <w:tcMar>
-              <w:top w:type="dxa" w:w="80"/>
+              <w:top w:type="dxa" w:w="100"/>
               <w:left w:type="dxa" w:w="100"/>
-              <w:bottom w:type="dxa" w:w="80"/>
+              <w:bottom w:type="dxa" w:w="100"/>
               <w:right w:type="dxa" w:w="100"/>
             </w:tcMar>
-            <w:vAlign w:val="center"/>
+            <w:vAlign w:val="top"/>
           </w:tcPr>
           <w:p>
             <w:pPr>
-              <w:spacing w:after="30" w:before="0"/>
-              <w:jc w:val="center"/>
-            </w:pPr>
-            <w:r>
-              <w:drawing>
-                <wp:inline distT="0" distB="0" distL="0" distR="0">
-                  <wp:extent cx="209550" cy="209550"/>
-                  <wp:effectExtent t="0" r="0" b="0" l="0"/>
-                  <wp:docPr id="1" name="" descr="" title=""/>
-                  <wp:cNvGraphicFramePr>
-                    <a:graphicFrameLocks xmlns:a="http://schemas.openxmlformats.org/drawingml/2006/main" noChangeAspect="1"/>
-                  </wp:cNvGraphicFramePr>
-                  <a:graphic xmlns:a="http://schemas.openxmlformats.org/drawingml/2006/main">
-                    <a:graphicData uri="http://schemas.openxmlformats.org/drawingml/2006/picture">
-                      <pic:pic xmlns:pic="http://schemas.openxmlformats.org/drawingml/2006/picture">
-                        <pic:nvPicPr>
-                          <pic:cNvPr id="0" name="" descr=""/>
-                          <pic:cNvPicPr>
-                            <a:picLocks noChangeAspect="1" noChangeArrowheads="1"/>
-                          </pic:cNvPicPr>
-                        </pic:nvPicPr>
-                        <pic:blipFill>
-                          <a:blip r:embed="rId9" cstate="none"/>
-                          <a:srcRect/>
-                          <a:stretch>
-                            <a:fillRect/>
-                          </a:stretch>
-                        </pic:blipFill>
-                        <pic:spPr bwMode="auto">
-                          <a:xfrm>
-                            <a:off x="0" y="0"/>
-                            <a:ext cx="209550" cy="209550"/>
-                          </a:xfrm>
-                          <a:prstGeom prst="rect">
-                            <a:avLst/>
-                          </a:prstGeom>
-                        </pic:spPr>
-                      </pic:pic>
-                    </a:graphicData>
-                  </a:graphic>
-                </wp:inline>
-              </w:drawing>
+              <w:spacing w:after="10" w:before="0"/>
+            </w:pPr>
+            <w:r>
+              <w:rPr>
+                <w:rFonts w:ascii="Calibri" w:cs="Calibri" w:eastAsia="Calibri" w:hAnsi="Calibri"/>
+                <w:color w:val="5B6B8C"/>
+                <w:sz w:val="16"/>
+                <w:szCs w:val="16"/>
+              </w:rPr>
+              <w:t xml:space="preserve">Klasse</w:t>
             </w:r>
           </w:p>
           <w:p>
             <w:pPr>
               <w:spacing w:after="0" w:before="0"/>
-              <w:jc w:val="center"/>
             </w:pPr>
             <w:r>
               <w:rPr>
                 <w:rFonts w:ascii="Calibri" w:cs="Calibri" w:eastAsia="Calibri" w:hAnsi="Calibri"/>
                 <w:b/>
                 <w:bCs/>
-                <w:color w:val="FFFFFF"/>
-                <w:sz w:val="15"/>
-                <w:szCs w:val="15"/>
-              </w:rPr>
-              <w:t xml:space="preserve">ZUHÖREN</w:t>
+                <w:color w:val="1E2761"/>
+                <w:sz w:val="20"/>
+                <w:szCs w:val="20"/>
+              </w:rPr>
+              <w:t xml:space="preserve">hört zu</w:t>
             </w:r>
           </w:p>
         </w:tc>
         <w:tc>
           <w:tcPr>
-            <w:tcW w:type="dxa" w:w="8206"/>
+            <w:tcW w:type="dxa" w:w="8506"/>
             <w:tcBorders>
               <w:top w:val="single" w:color="D5DDEE" w:sz="6"/>
               <w:left w:val="single" w:color="D5DDEE" w:sz="6"/>
@@ -13501,7 +13166,7 @@
                 <w:rFonts w:ascii="Calibri" w:cs="Calibri" w:eastAsia="Calibri" w:hAnsi="Calibri"/>
                 <w:b/>
                 <w:bCs/>
-                <w:color w:val="5B6B8C"/>
+                <w:color w:val="D9534F"/>
                 <w:sz w:val="20"/>
                 <w:szCs w:val="20"/>
               </w:rPr>
@@ -13535,7 +13200,7 @@
           </w:p>
           <w:tbl>
             <w:tblPr>
-              <w:tblW w:type="dxa" w:w="7866"/>
+              <w:tblW w:type="dxa" w:w="8166"/>
               <w:tblBorders>
                 <w:top w:val="single" w:color="auto" w:sz="4"/>
                 <w:left w:val="single" w:color="auto" w:sz="4"/>
@@ -13546,7 +13211,7 @@
               </w:tblBorders>
             </w:tblPr>
             <w:tblGrid>
-              <w:gridCol w:w="7866"/>
+              <w:gridCol w:w="8166"/>
             </w:tblGrid>
             <w:tr>
               <w:trPr>
@@ -13554,7 +13219,7 @@
               </w:trPr>
               <w:tc>
                 <w:tcPr>
-                  <w:tcW w:type="dxa" w:w="7866"/>
+                  <w:tcW w:type="dxa" w:w="8166"/>
                   <w:tcBorders>
                     <w:top w:val="single" w:color="3D4A3F" w:sz="12"/>
                     <w:left w:val="single" w:color="3D4A3F" w:sz="12"/>
@@ -13594,7 +13259,7 @@
               </w:trPr>
               <w:tc>
                 <w:tcPr>
-                  <w:tcW w:type="dxa" w:w="7866"/>
+                  <w:tcW w:type="dxa" w:w="8166"/>
                   <w:tcBorders>
                     <w:top w:val="single" w:color="3D4A3F" w:sz="12"/>
                     <w:left w:val="single" w:color="3D4A3F" w:sz="12"/>
@@ -13722,8 +13387,8 @@
         </w:tblBorders>
       </w:tblPr>
       <w:tblGrid>
-        <w:gridCol w:w="2000"/>
-        <w:gridCol w:w="8206"/>
+        <w:gridCol w:w="1700"/>
+        <w:gridCol w:w="8506"/>
       </w:tblGrid>
       <w:tr>
         <w:trPr>
@@ -13731,89 +13396,56 @@
         </w:trPr>
         <w:tc>
           <w:tcPr>
-            <w:tcW w:type="dxa" w:w="2000"/>
+            <w:tcW w:type="dxa" w:w="1700"/>
             <w:tcBorders>
-              <w:top w:val="single" w:color="FFFFFF" w:sz="12"/>
-              <w:left w:val="single" w:color="FFFFFF" w:sz="12"/>
-              <w:bottom w:val="single" w:color="FFFFFF" w:sz="12"/>
-              <w:right w:val="single" w:color="FFFFFF" w:sz="12"/>
+              <w:top w:val="single" w:color="D5DDEE" w:sz="6"/>
+              <w:left w:val="single" w:color="D5DDEE" w:sz="6"/>
+              <w:bottom w:val="single" w:color="D5DDEE" w:sz="6"/>
+              <w:right w:val="single" w:color="D5DDEE" w:sz="6"/>
             </w:tcBorders>
-            <w:shd w:fill="1E2761" w:color="auto" w:val="clear"/>
+            <w:shd w:fill="F4F7FD" w:color="auto" w:val="clear"/>
             <w:tcMar>
-              <w:top w:type="dxa" w:w="80"/>
+              <w:top w:type="dxa" w:w="100"/>
               <w:left w:type="dxa" w:w="100"/>
-              <w:bottom w:type="dxa" w:w="80"/>
+              <w:bottom w:type="dxa" w:w="100"/>
               <w:right w:type="dxa" w:w="100"/>
             </w:tcMar>
-            <w:vAlign w:val="center"/>
+            <w:vAlign w:val="top"/>
           </w:tcPr>
           <w:p>
             <w:pPr>
-              <w:spacing w:after="30" w:before="0"/>
-              <w:jc w:val="center"/>
-            </w:pPr>
-            <w:r>
-              <w:drawing>
-                <wp:inline distT="0" distB="0" distL="0" distR="0">
-                  <wp:extent cx="209550" cy="209550"/>
-                  <wp:effectExtent t="0" r="0" b="0" l="0"/>
-                  <wp:docPr id="1" name="" descr="" title=""/>
-                  <wp:cNvGraphicFramePr>
-                    <a:graphicFrameLocks xmlns:a="http://schemas.openxmlformats.org/drawingml/2006/main" noChangeAspect="1"/>
-                  </wp:cNvGraphicFramePr>
-                  <a:graphic xmlns:a="http://schemas.openxmlformats.org/drawingml/2006/main">
-                    <a:graphicData uri="http://schemas.openxmlformats.org/drawingml/2006/picture">
-                      <pic:pic xmlns:pic="http://schemas.openxmlformats.org/drawingml/2006/picture">
-                        <pic:nvPicPr>
-                          <pic:cNvPr id="0" name="" descr=""/>
-                          <pic:cNvPicPr>
-                            <a:picLocks noChangeAspect="1" noChangeArrowheads="1"/>
-                          </pic:cNvPicPr>
-                        </pic:nvPicPr>
-                        <pic:blipFill>
-                          <a:blip r:embed="rId11" cstate="none"/>
-                          <a:srcRect/>
-                          <a:stretch>
-                            <a:fillRect/>
-                          </a:stretch>
-                        </pic:blipFill>
-                        <pic:spPr bwMode="auto">
-                          <a:xfrm>
-                            <a:off x="0" y="0"/>
-                            <a:ext cx="209550" cy="209550"/>
-                          </a:xfrm>
-                          <a:prstGeom prst="rect">
-                            <a:avLst/>
-                          </a:prstGeom>
-                        </pic:spPr>
-                      </pic:pic>
-                    </a:graphicData>
-                  </a:graphic>
-                </wp:inline>
-              </w:drawing>
+              <w:spacing w:after="10" w:before="0"/>
+            </w:pPr>
+            <w:r>
+              <w:rPr>
+                <w:rFonts w:ascii="Calibri" w:cs="Calibri" w:eastAsia="Calibri" w:hAnsi="Calibri"/>
+                <w:color w:val="5B6B8C"/>
+                <w:sz w:val="16"/>
+                <w:szCs w:val="16"/>
+              </w:rPr>
+              <w:t xml:space="preserve">Klasse</w:t>
             </w:r>
           </w:p>
           <w:p>
             <w:pPr>
               <w:spacing w:after="0" w:before="0"/>
-              <w:jc w:val="center"/>
             </w:pPr>
             <w:r>
               <w:rPr>
                 <w:rFonts w:ascii="Calibri" w:cs="Calibri" w:eastAsia="Calibri" w:hAnsi="Calibri"/>
                 <w:b/>
                 <w:bCs/>
-                <w:color w:val="FFFFFF"/>
-                <w:sz w:val="15"/>
-                <w:szCs w:val="15"/>
-              </w:rPr>
-              <w:t xml:space="preserve">ABSCHREIBEN</w:t>
+                <w:color w:val="1E2761"/>
+                <w:sz w:val="20"/>
+                <w:szCs w:val="20"/>
+              </w:rPr>
+              <w:t xml:space="preserve">schreibt ab</w:t>
             </w:r>
           </w:p>
         </w:tc>
         <w:tc>
           <w:tcPr>
-            <w:tcW w:type="dxa" w:w="8206"/>
+            <w:tcW w:type="dxa" w:w="8506"/>
             <w:tcBorders>
               <w:top w:val="single" w:color="D5DDEE" w:sz="6"/>
               <w:left w:val="single" w:color="D5DDEE" w:sz="6"/>
@@ -13837,7 +13469,7 @@
                 <w:rFonts w:ascii="Calibri" w:cs="Calibri" w:eastAsia="Calibri" w:hAnsi="Calibri"/>
                 <w:b/>
                 <w:bCs/>
-                <w:color w:val="1E2761"/>
+                <w:color w:val="D9534F"/>
                 <w:sz w:val="20"/>
                 <w:szCs w:val="20"/>
               </w:rPr>
@@ -13857,7 +13489,7 @@
           </w:p>
           <w:tbl>
             <w:tblPr>
-              <w:tblW w:type="dxa" w:w="7866"/>
+              <w:tblW w:type="dxa" w:w="8166"/>
               <w:tblBorders>
                 <w:top w:val="single" w:color="auto" w:sz="4"/>
                 <w:left w:val="single" w:color="auto" w:sz="4"/>
@@ -13868,7 +13500,7 @@
               </w:tblBorders>
             </w:tblPr>
             <w:tblGrid>
-              <w:gridCol w:w="7866"/>
+              <w:gridCol w:w="8166"/>
             </w:tblGrid>
             <w:tr>
               <w:trPr>
@@ -13876,7 +13508,7 @@
               </w:trPr>
               <w:tc>
                 <w:tcPr>
-                  <w:tcW w:type="dxa" w:w="7866"/>
+                  <w:tcW w:type="dxa" w:w="8166"/>
                   <w:tcBorders>
                     <w:top w:val="single" w:color="3D4A3F" w:sz="12"/>
                     <w:left w:val="single" w:color="3D4A3F" w:sz="12"/>
@@ -13916,7 +13548,7 @@
               </w:trPr>
               <w:tc>
                 <w:tcPr>
-                  <w:tcW w:type="dxa" w:w="7866"/>
+                  <w:tcW w:type="dxa" w:w="8166"/>
                   <w:tcBorders>
                     <w:top w:val="single" w:color="3D4A3F" w:sz="12"/>
                     <w:left w:val="single" w:color="3D4A3F" w:sz="12"/>
@@ -14049,8 +13681,8 @@
         </w:tblBorders>
       </w:tblPr>
       <w:tblGrid>
-        <w:gridCol w:w="2000"/>
-        <w:gridCol w:w="8206"/>
+        <w:gridCol w:w="1700"/>
+        <w:gridCol w:w="8506"/>
       </w:tblGrid>
       <w:tr>
         <w:trPr>
@@ -14058,89 +13690,56 @@
         </w:trPr>
         <w:tc>
           <w:tcPr>
-            <w:tcW w:type="dxa" w:w="2000"/>
+            <w:tcW w:type="dxa" w:w="1700"/>
             <w:tcBorders>
-              <w:top w:val="single" w:color="FFFFFF" w:sz="12"/>
-              <w:left w:val="single" w:color="FFFFFF" w:sz="12"/>
-              <w:bottom w:val="single" w:color="FFFFFF" w:sz="12"/>
-              <w:right w:val="single" w:color="FFFFFF" w:sz="12"/>
+              <w:top w:val="single" w:color="D5DDEE" w:sz="6"/>
+              <w:left w:val="single" w:color="D5DDEE" w:sz="6"/>
+              <w:bottom w:val="single" w:color="D5DDEE" w:sz="6"/>
+              <w:right w:val="single" w:color="D5DDEE" w:sz="6"/>
             </w:tcBorders>
-            <w:shd w:fill="2E9E6B" w:color="auto" w:val="clear"/>
+            <w:shd w:fill="F4F7FD" w:color="auto" w:val="clear"/>
             <w:tcMar>
-              <w:top w:type="dxa" w:w="80"/>
+              <w:top w:type="dxa" w:w="100"/>
               <w:left w:type="dxa" w:w="100"/>
-              <w:bottom w:type="dxa" w:w="80"/>
+              <w:bottom w:type="dxa" w:w="100"/>
               <w:right w:type="dxa" w:w="100"/>
             </w:tcMar>
-            <w:vAlign w:val="center"/>
+            <w:vAlign w:val="top"/>
           </w:tcPr>
           <w:p>
             <w:pPr>
-              <w:spacing w:after="30" w:before="0"/>
-              <w:jc w:val="center"/>
-            </w:pPr>
-            <w:r>
-              <w:drawing>
-                <wp:inline distT="0" distB="0" distL="0" distR="0">
-                  <wp:extent cx="209550" cy="209550"/>
-                  <wp:effectExtent t="0" r="0" b="0" l="0"/>
-                  <wp:docPr id="1" name="" descr="" title=""/>
-                  <wp:cNvGraphicFramePr>
-                    <a:graphicFrameLocks xmlns:a="http://schemas.openxmlformats.org/drawingml/2006/main" noChangeAspect="1"/>
-                  </wp:cNvGraphicFramePr>
-                  <a:graphic xmlns:a="http://schemas.openxmlformats.org/drawingml/2006/main">
-                    <a:graphicData uri="http://schemas.openxmlformats.org/drawingml/2006/picture">
-                      <pic:pic xmlns:pic="http://schemas.openxmlformats.org/drawingml/2006/picture">
-                        <pic:nvPicPr>
-                          <pic:cNvPr id="0" name="" descr=""/>
-                          <pic:cNvPicPr>
-                            <a:picLocks noChangeAspect="1" noChangeArrowheads="1"/>
-                          </pic:cNvPicPr>
-                        </pic:nvPicPr>
-                        <pic:blipFill>
-                          <a:blip r:embed="rId10" cstate="none"/>
-                          <a:srcRect/>
-                          <a:stretch>
-                            <a:fillRect/>
-                          </a:stretch>
-                        </pic:blipFill>
-                        <pic:spPr bwMode="auto">
-                          <a:xfrm>
-                            <a:off x="0" y="0"/>
-                            <a:ext cx="209550" cy="209550"/>
-                          </a:xfrm>
-                          <a:prstGeom prst="rect">
-                            <a:avLst/>
-                          </a:prstGeom>
-                        </pic:spPr>
-                      </pic:pic>
-                    </a:graphicData>
-                  </a:graphic>
-                </wp:inline>
-              </w:drawing>
+              <w:spacing w:after="10" w:before="0"/>
+            </w:pPr>
+            <w:r>
+              <w:rPr>
+                <w:rFonts w:ascii="Calibri" w:cs="Calibri" w:eastAsia="Calibri" w:hAnsi="Calibri"/>
+                <w:color w:val="5B6B8C"/>
+                <w:sz w:val="16"/>
+                <w:szCs w:val="16"/>
+              </w:rPr>
+              <w:t xml:space="preserve">Klasse</w:t>
             </w:r>
           </w:p>
           <w:p>
             <w:pPr>
               <w:spacing w:after="0" w:before="0"/>
-              <w:jc w:val="center"/>
             </w:pPr>
             <w:r>
               <w:rPr>
                 <w:rFonts w:ascii="Calibri" w:cs="Calibri" w:eastAsia="Calibri" w:hAnsi="Calibri"/>
                 <w:b/>
                 <w:bCs/>
-                <w:color w:val="FFFFFF"/>
-                <w:sz w:val="15"/>
-                <w:szCs w:val="15"/>
-              </w:rPr>
-              <w:t xml:space="preserve">GEMEINSAM ÜBEN</w:t>
+                <w:color w:val="1E2761"/>
+                <w:sz w:val="20"/>
+                <w:szCs w:val="20"/>
+              </w:rPr>
+              <w:t xml:space="preserve">macht mündlich mit</w:t>
             </w:r>
           </w:p>
         </w:tc>
         <w:tc>
           <w:tcPr>
-            <w:tcW w:type="dxa" w:w="8206"/>
+            <w:tcW w:type="dxa" w:w="8506"/>
             <w:tcBorders>
               <w:top w:val="single" w:color="D5DDEE" w:sz="6"/>
               <w:left w:val="single" w:color="D5DDEE" w:sz="6"/>
@@ -14164,7 +13763,7 @@
                 <w:rFonts w:ascii="Calibri" w:cs="Calibri" w:eastAsia="Calibri" w:hAnsi="Calibri"/>
                 <w:b/>
                 <w:bCs/>
-                <w:color w:val="2E9E6B"/>
+                <w:color w:val="D9534F"/>
                 <w:sz w:val="20"/>
                 <w:szCs w:val="20"/>
               </w:rPr>
@@ -14265,8 +13864,8 @@
         </w:tblBorders>
       </w:tblPr>
       <w:tblGrid>
-        <w:gridCol w:w="2000"/>
-        <w:gridCol w:w="8206"/>
+        <w:gridCol w:w="1700"/>
+        <w:gridCol w:w="8506"/>
       </w:tblGrid>
       <w:tr>
         <w:trPr>
@@ -14274,89 +13873,56 @@
         </w:trPr>
         <w:tc>
           <w:tcPr>
-            <w:tcW w:type="dxa" w:w="2000"/>
+            <w:tcW w:type="dxa" w:w="1700"/>
             <w:tcBorders>
-              <w:top w:val="single" w:color="FFFFFF" w:sz="12"/>
-              <w:left w:val="single" w:color="FFFFFF" w:sz="12"/>
-              <w:bottom w:val="single" w:color="FFFFFF" w:sz="12"/>
-              <w:right w:val="single" w:color="FFFFFF" w:sz="12"/>
+              <w:top w:val="single" w:color="D5DDEE" w:sz="6"/>
+              <w:left w:val="single" w:color="D5DDEE" w:sz="6"/>
+              <w:bottom w:val="single" w:color="D5DDEE" w:sz="6"/>
+              <w:right w:val="single" w:color="D5DDEE" w:sz="6"/>
             </w:tcBorders>
-            <w:shd w:fill="5B6B8C" w:color="auto" w:val="clear"/>
+            <w:shd w:fill="F4F7FD" w:color="auto" w:val="clear"/>
             <w:tcMar>
-              <w:top w:type="dxa" w:w="80"/>
+              <w:top w:type="dxa" w:w="100"/>
               <w:left w:type="dxa" w:w="100"/>
-              <w:bottom w:type="dxa" w:w="80"/>
+              <w:bottom w:type="dxa" w:w="100"/>
               <w:right w:type="dxa" w:w="100"/>
             </w:tcMar>
-            <w:vAlign w:val="center"/>
+            <w:vAlign w:val="top"/>
           </w:tcPr>
           <w:p>
             <w:pPr>
-              <w:spacing w:after="30" w:before="0"/>
-              <w:jc w:val="center"/>
-            </w:pPr>
-            <w:r>
-              <w:drawing>
-                <wp:inline distT="0" distB="0" distL="0" distR="0">
-                  <wp:extent cx="209550" cy="209550"/>
-                  <wp:effectExtent t="0" r="0" b="0" l="0"/>
-                  <wp:docPr id="1" name="" descr="" title=""/>
-                  <wp:cNvGraphicFramePr>
-                    <a:graphicFrameLocks xmlns:a="http://schemas.openxmlformats.org/drawingml/2006/main" noChangeAspect="1"/>
-                  </wp:cNvGraphicFramePr>
-                  <a:graphic xmlns:a="http://schemas.openxmlformats.org/drawingml/2006/main">
-                    <a:graphicData uri="http://schemas.openxmlformats.org/drawingml/2006/picture">
-                      <pic:pic xmlns:pic="http://schemas.openxmlformats.org/drawingml/2006/picture">
-                        <pic:nvPicPr>
-                          <pic:cNvPr id="0" name="" descr=""/>
-                          <pic:cNvPicPr>
-                            <a:picLocks noChangeAspect="1" noChangeArrowheads="1"/>
-                          </pic:cNvPicPr>
-                        </pic:nvPicPr>
-                        <pic:blipFill>
-                          <a:blip r:embed="rId9" cstate="none"/>
-                          <a:srcRect/>
-                          <a:stretch>
-                            <a:fillRect/>
-                          </a:stretch>
-                        </pic:blipFill>
-                        <pic:spPr bwMode="auto">
-                          <a:xfrm>
-                            <a:off x="0" y="0"/>
-                            <a:ext cx="209550" cy="209550"/>
-                          </a:xfrm>
-                          <a:prstGeom prst="rect">
-                            <a:avLst/>
-                          </a:prstGeom>
-                        </pic:spPr>
-                      </pic:pic>
-                    </a:graphicData>
-                  </a:graphic>
-                </wp:inline>
-              </w:drawing>
+              <w:spacing w:after="10" w:before="0"/>
+            </w:pPr>
+            <w:r>
+              <w:rPr>
+                <w:rFonts w:ascii="Calibri" w:cs="Calibri" w:eastAsia="Calibri" w:hAnsi="Calibri"/>
+                <w:color w:val="5B6B8C"/>
+                <w:sz w:val="16"/>
+                <w:szCs w:val="16"/>
+              </w:rPr>
+              <w:t xml:space="preserve">Klasse</w:t>
             </w:r>
           </w:p>
           <w:p>
             <w:pPr>
               <w:spacing w:after="0" w:before="0"/>
-              <w:jc w:val="center"/>
             </w:pPr>
             <w:r>
               <w:rPr>
                 <w:rFonts w:ascii="Calibri" w:cs="Calibri" w:eastAsia="Calibri" w:hAnsi="Calibri"/>
                 <w:b/>
                 <w:bCs/>
-                <w:color w:val="FFFFFF"/>
-                <w:sz w:val="15"/>
-                <w:szCs w:val="15"/>
-              </w:rPr>
-              <w:t xml:space="preserve">ZUHÖREN</w:t>
+                <w:color w:val="1E2761"/>
+                <w:sz w:val="20"/>
+                <w:szCs w:val="20"/>
+              </w:rPr>
+              <w:t xml:space="preserve">hört zu</w:t>
             </w:r>
           </w:p>
         </w:tc>
         <w:tc>
           <w:tcPr>
-            <w:tcW w:type="dxa" w:w="8206"/>
+            <w:tcW w:type="dxa" w:w="8506"/>
             <w:tcBorders>
               <w:top w:val="single" w:color="D5DDEE" w:sz="6"/>
               <w:left w:val="single" w:color="D5DDEE" w:sz="6"/>
@@ -14380,7 +13946,7 @@
                 <w:rFonts w:ascii="Calibri" w:cs="Calibri" w:eastAsia="Calibri" w:hAnsi="Calibri"/>
                 <w:b/>
                 <w:bCs/>
-                <w:color w:val="5B6B8C"/>
+                <w:color w:val="D9534F"/>
                 <w:sz w:val="20"/>
                 <w:szCs w:val="20"/>
               </w:rPr>
@@ -14442,8 +14008,8 @@
         </w:tblBorders>
       </w:tblPr>
       <w:tblGrid>
-        <w:gridCol w:w="2000"/>
-        <w:gridCol w:w="8206"/>
+        <w:gridCol w:w="1700"/>
+        <w:gridCol w:w="8506"/>
       </w:tblGrid>
       <w:tr>
         <w:trPr>
@@ -14451,89 +14017,56 @@
         </w:trPr>
         <w:tc>
           <w:tcPr>
-            <w:tcW w:type="dxa" w:w="2000"/>
+            <w:tcW w:type="dxa" w:w="1700"/>
             <w:tcBorders>
-              <w:top w:val="single" w:color="FFFFFF" w:sz="12"/>
-              <w:left w:val="single" w:color="FFFFFF" w:sz="12"/>
-              <w:bottom w:val="single" w:color="FFFFFF" w:sz="12"/>
-              <w:right w:val="single" w:color="FFFFFF" w:sz="12"/>
+              <w:top w:val="single" w:color="D5DDEE" w:sz="6"/>
+              <w:left w:val="single" w:color="D5DDEE" w:sz="6"/>
+              <w:bottom w:val="single" w:color="D5DDEE" w:sz="6"/>
+              <w:right w:val="single" w:color="D5DDEE" w:sz="6"/>
             </w:tcBorders>
-            <w:shd w:fill="C77C12" w:color="auto" w:val="clear"/>
+            <w:shd w:fill="F4F7FD" w:color="auto" w:val="clear"/>
             <w:tcMar>
-              <w:top w:type="dxa" w:w="80"/>
+              <w:top w:type="dxa" w:w="100"/>
               <w:left w:type="dxa" w:w="100"/>
-              <w:bottom w:type="dxa" w:w="80"/>
+              <w:bottom w:type="dxa" w:w="100"/>
               <w:right w:type="dxa" w:w="100"/>
             </w:tcMar>
-            <w:vAlign w:val="center"/>
+            <w:vAlign w:val="top"/>
           </w:tcPr>
           <w:p>
             <w:pPr>
-              <w:spacing w:after="30" w:before="0"/>
-              <w:jc w:val="center"/>
-            </w:pPr>
-            <w:r>
-              <w:drawing>
-                <wp:inline distT="0" distB="0" distL="0" distR="0">
-                  <wp:extent cx="209550" cy="209550"/>
-                  <wp:effectExtent t="0" r="0" b="0" l="0"/>
-                  <wp:docPr id="1" name="" descr="" title=""/>
-                  <wp:cNvGraphicFramePr>
-                    <a:graphicFrameLocks xmlns:a="http://schemas.openxmlformats.org/drawingml/2006/main" noChangeAspect="1"/>
-                  </wp:cNvGraphicFramePr>
-                  <a:graphic xmlns:a="http://schemas.openxmlformats.org/drawingml/2006/main">
-                    <a:graphicData uri="http://schemas.openxmlformats.org/drawingml/2006/picture">
-                      <pic:pic xmlns:pic="http://schemas.openxmlformats.org/drawingml/2006/picture">
-                        <pic:nvPicPr>
-                          <pic:cNvPr id="0" name="" descr=""/>
-                          <pic:cNvPicPr>
-                            <a:picLocks noChangeAspect="1" noChangeArrowheads="1"/>
-                          </pic:cNvPicPr>
-                        </pic:nvPicPr>
-                        <pic:blipFill>
-                          <a:blip r:embed="rId12" cstate="none"/>
-                          <a:srcRect/>
-                          <a:stretch>
-                            <a:fillRect/>
-                          </a:stretch>
-                        </pic:blipFill>
-                        <pic:spPr bwMode="auto">
-                          <a:xfrm>
-                            <a:off x="0" y="0"/>
-                            <a:ext cx="209550" cy="209550"/>
-                          </a:xfrm>
-                          <a:prstGeom prst="rect">
-                            <a:avLst/>
-                          </a:prstGeom>
-                        </pic:spPr>
-                      </pic:pic>
-                    </a:graphicData>
-                  </a:graphic>
-                </wp:inline>
-              </w:drawing>
+              <w:spacing w:after="10" w:before="0"/>
+            </w:pPr>
+            <w:r>
+              <w:rPr>
+                <w:rFonts w:ascii="Calibri" w:cs="Calibri" w:eastAsia="Calibri" w:hAnsi="Calibri"/>
+                <w:color w:val="5B6B8C"/>
+                <w:sz w:val="16"/>
+                <w:szCs w:val="16"/>
+              </w:rPr>
+              <w:t xml:space="preserve">Klasse</w:t>
             </w:r>
           </w:p>
           <w:p>
             <w:pPr>
               <w:spacing w:after="0" w:before="0"/>
-              <w:jc w:val="center"/>
             </w:pPr>
             <w:r>
               <w:rPr>
                 <w:rFonts w:ascii="Calibri" w:cs="Calibri" w:eastAsia="Calibri" w:hAnsi="Calibri"/>
                 <w:b/>
                 <w:bCs/>
-                <w:color w:val="FFFFFF"/>
-                <w:sz w:val="15"/>
-                <w:szCs w:val="15"/>
-              </w:rPr>
-              <w:t xml:space="preserve">LÜCKEN FÜLLEN</w:t>
+                <w:color w:val="1E2761"/>
+                <w:sz w:val="20"/>
+                <w:szCs w:val="20"/>
+              </w:rPr>
+              <w:t xml:space="preserve">arbeitet allein</w:t>
             </w:r>
           </w:p>
         </w:tc>
         <w:tc>
           <w:tcPr>
-            <w:tcW w:type="dxa" w:w="8206"/>
+            <w:tcW w:type="dxa" w:w="8506"/>
             <w:tcBorders>
               <w:top w:val="single" w:color="D5DDEE" w:sz="6"/>
               <w:left w:val="single" w:color="D5DDEE" w:sz="6"/>
@@ -14557,7 +14090,7 @@
                 <w:rFonts w:ascii="Calibri" w:cs="Calibri" w:eastAsia="Calibri" w:hAnsi="Calibri"/>
                 <w:b/>
                 <w:bCs/>
-                <w:color w:val="C77C12"/>
+                <w:color w:val="D9534F"/>
                 <w:sz w:val="20"/>
                 <w:szCs w:val="20"/>
               </w:rPr>
@@ -14572,12 +14105,12 @@
                 <w:sz w:val="21"/>
                 <w:szCs w:val="21"/>
               </w:rPr>
-              <w:t xml:space="preserve">„Nehmt einen kleinen Zettel. Name oben. Schreibt zu jedem Satz drei Dinge: die Familie, Präsens oder Präteritum, und Hilfsverb ja oder nein. Allein und leise.“</w:t>
+              <w:t xml:space="preserve">„Heft zu. Jetzt arbeitet ihr allein auf einem Zettel. Die Aufgabe steht rechts. Vier Minuten.“</w:t>
             </w:r>
           </w:p>
           <w:tbl>
             <w:tblPr>
-              <w:tblW w:type="dxa" w:w="7866"/>
+              <w:tblW w:type="dxa" w:w="8166"/>
               <w:tblBorders>
                 <w:top w:val="single" w:color="auto" w:sz="4"/>
                 <w:left w:val="single" w:color="auto" w:sz="4"/>
@@ -14588,7 +14121,7 @@
               </w:tblBorders>
             </w:tblPr>
             <w:tblGrid>
-              <w:gridCol w:w="7866"/>
+              <w:gridCol w:w="8166"/>
             </w:tblGrid>
             <w:tr>
               <w:trPr>
@@ -14596,7 +14129,7 @@
               </w:trPr>
               <w:tc>
                 <w:tcPr>
-                  <w:tcW w:type="dxa" w:w="7866"/>
+                  <w:tcW w:type="dxa" w:w="8166"/>
                   <w:tcBorders>
                     <w:top w:val="single" w:color="3D4A3F" w:sz="12"/>
                     <w:left w:val="single" w:color="3D4A3F" w:sz="12"/>
@@ -14636,7 +14169,7 @@
               </w:trPr>
               <w:tc>
                 <w:tcPr>
-                  <w:tcW w:type="dxa" w:w="7866"/>
+                  <w:tcW w:type="dxa" w:w="8166"/>
                   <w:tcBorders>
                     <w:top w:val="single" w:color="3D4A3F" w:sz="12"/>
                     <w:left w:val="single" w:color="3D4A3F" w:sz="12"/>
@@ -14658,12 +14191,25 @@
                   </w:pPr>
                   <w:r>
                     <w:rPr>
-                      <w:rFonts w:ascii="Cambria" w:cs="Cambria" w:eastAsia="Cambria" w:hAnsi="Cambria"/>
-                      <w:color w:val="000000"/>
-                      <w:sz w:val="22"/>
-                      <w:szCs w:val="22"/>
-                    </w:rPr>
-                    <w:t xml:space="preserve">1  Wir waren im Zoo.</w:t>
+                      <w:rFonts w:ascii="Calibri" w:cs="Calibri" w:eastAsia="Calibri" w:hAnsi="Calibri"/>
+                      <w:b/>
+                      <w:bCs/>
+                      <w:color w:val="1E2761"/>
+                      <w:sz w:val="21"/>
+                      <w:szCs w:val="21"/>
+                    </w:rPr>
+                    <w:t xml:space="preserve">1. </w:t>
+                  </w:r>
+                  <w:r>
+                    <w:rPr>
+                      <w:rFonts w:ascii="Calibri" w:cs="Calibri" w:eastAsia="Calibri" w:hAnsi="Calibri"/>
+                      <w:b/>
+                      <w:bCs/>
+                      <w:color w:val="1E2761"/>
+                      <w:sz w:val="21"/>
+                      <w:szCs w:val="21"/>
+                    </w:rPr>
+                    <w:t xml:space="preserve">Nimm einen Zettel und schreibe deinen Namen oben hin.</w:t>
                   </w:r>
                 </w:p>
                 <w:p>
@@ -14672,12 +14218,25 @@
                   </w:pPr>
                   <w:r>
                     <w:rPr>
-                      <w:rFonts w:ascii="Cambria" w:cs="Cambria" w:eastAsia="Cambria" w:hAnsi="Cambria"/>
-                      <w:color w:val="000000"/>
-                      <w:sz w:val="22"/>
-                      <w:szCs w:val="22"/>
-                    </w:rPr>
-                    <w:t xml:space="preserve">2  Du hast gewonnen.</w:t>
+                      <w:rFonts w:ascii="Calibri" w:cs="Calibri" w:eastAsia="Calibri" w:hAnsi="Calibri"/>
+                      <w:b/>
+                      <w:bCs/>
+                      <w:color w:val="1E2761"/>
+                      <w:sz w:val="21"/>
+                      <w:szCs w:val="21"/>
+                    </w:rPr>
+                    <w:t xml:space="preserve">2. </w:t>
+                  </w:r>
+                  <w:r>
+                    <w:rPr>
+                      <w:rFonts w:ascii="Calibri" w:cs="Calibri" w:eastAsia="Calibri" w:hAnsi="Calibri"/>
+                      <w:b/>
+                      <w:bCs/>
+                      <w:color w:val="1E2761"/>
+                      <w:sz w:val="21"/>
+                      <w:szCs w:val="21"/>
+                    </w:rPr>
+                    <w:t xml:space="preserve">Schreibe zu jedem Satz: Familie (haben/sein) · Präsens oder Präteritum · Hilfsverb ja oder nein.</w:t>
                   </w:r>
                 </w:p>
                 <w:p>
@@ -14686,6 +14245,48 @@
                   </w:pPr>
                   <w:r>
                     <w:rPr>
+                      <w:rFonts w:ascii="Calibri" w:cs="Calibri" w:eastAsia="Calibri" w:hAnsi="Calibri"/>
+                      <w:color w:val="000000"/>
+                      <w:sz w:val="22"/>
+                      <w:szCs w:val="22"/>
+                    </w:rPr>
+                    <w:t xml:space="preserve"/>
+                  </w:r>
+                </w:p>
+                <w:p>
+                  <w:pPr>
+                    <w:spacing w:after="30" w:before="0"/>
+                  </w:pPr>
+                  <w:r>
+                    <w:rPr>
+                      <w:rFonts w:ascii="Cambria" w:cs="Cambria" w:eastAsia="Cambria" w:hAnsi="Cambria"/>
+                      <w:color w:val="000000"/>
+                      <w:sz w:val="22"/>
+                      <w:szCs w:val="22"/>
+                    </w:rPr>
+                    <w:t xml:space="preserve">1  Wir waren im Zoo.</w:t>
+                  </w:r>
+                </w:p>
+                <w:p>
+                  <w:pPr>
+                    <w:spacing w:after="30" w:before="0"/>
+                  </w:pPr>
+                  <w:r>
+                    <w:rPr>
+                      <w:rFonts w:ascii="Cambria" w:cs="Cambria" w:eastAsia="Cambria" w:hAnsi="Cambria"/>
+                      <w:color w:val="000000"/>
+                      <w:sz w:val="22"/>
+                      <w:szCs w:val="22"/>
+                    </w:rPr>
+                    <w:t xml:space="preserve">2  Du hast gewonnen.</w:t>
+                  </w:r>
+                </w:p>
+                <w:p>
+                  <w:pPr>
+                    <w:spacing w:after="30" w:before="0"/>
+                  </w:pPr>
+                  <w:r>
+                    <w:rPr>
                       <w:rFonts w:ascii="Cambria" w:cs="Cambria" w:eastAsia="Cambria" w:hAnsi="Cambria"/>
                       <w:color w:val="000000"/>
                       <w:sz w:val="22"/>
@@ -14706,6 +14307,56 @@
                       <w:szCs w:val="22"/>
                     </w:rPr>
                     <w:t xml:space="preserve">4  Ich bin nach Hause gerannt.</w:t>
+                  </w:r>
+                </w:p>
+                <w:p>
+                  <w:pPr>
+                    <w:spacing w:after="30" w:before="0"/>
+                  </w:pPr>
+                  <w:r>
+                    <w:rPr>
+                      <w:rFonts w:ascii="Calibri" w:cs="Calibri" w:eastAsia="Calibri" w:hAnsi="Calibri"/>
+                      <w:color w:val="000000"/>
+                      <w:sz w:val="22"/>
+                      <w:szCs w:val="22"/>
+                    </w:rPr>
+                    <w:t xml:space="preserve"/>
+                  </w:r>
+                </w:p>
+                <w:p>
+                  <w:pPr>
+                    <w:spacing w:after="0" w:before="0"/>
+                  </w:pPr>
+                  <w:r>
+                    <w:rPr>
+                      <w:rFonts w:ascii="Calibri" w:cs="Calibri" w:eastAsia="Calibri" w:hAnsi="Calibri"/>
+                      <w:b/>
+                      <w:bCs/>
+                      <w:color w:val="3D4A3F"/>
+                      <w:sz w:val="19"/>
+                      <w:szCs w:val="19"/>
+                    </w:rPr>
+                    <w:t xml:space="preserve">Zeit: </w:t>
+                  </w:r>
+                  <w:r>
+                    <w:rPr>
+                      <w:rFonts w:ascii="Calibri" w:cs="Calibri" w:eastAsia="Calibri" w:hAnsi="Calibri"/>
+                      <w:color w:val="3D4A3F"/>
+                      <w:sz w:val="19"/>
+                      <w:szCs w:val="19"/>
+                    </w:rPr>
+                    <w:t xml:space="preserve">4 Minuten · allein · ohne Heft</w:t>
+                  </w:r>
+                  <w:r>
+                    <w:rPr>
+                      <w:rFonts w:ascii="Calibri" w:cs="Calibri" w:eastAsia="Calibri" w:hAnsi="Calibri"/>
+                      <w:i/>
+                      <w:iCs/>
+                      <w:color w:val="3D4A3F"/>
+                      <w:sz w:val="19"/>
+                      <w:szCs w:val="19"/>
+                    </w:rPr>
+                    <w:t xml:space="preserve">     Fertig? Stift hinlegen und noch einmal durchlesen.</w:t>
                   </w:r>
                 </w:p>
               </w:tc>
@@ -14780,8 +14431,8 @@
         </w:tblBorders>
       </w:tblPr>
       <w:tblGrid>
-        <w:gridCol w:w="2000"/>
-        <w:gridCol w:w="8206"/>
+        <w:gridCol w:w="1700"/>
+        <w:gridCol w:w="8506"/>
       </w:tblGrid>
       <w:tr>
         <w:trPr>
@@ -14789,89 +14440,56 @@
         </w:trPr>
         <w:tc>
           <w:tcPr>
-            <w:tcW w:type="dxa" w:w="2000"/>
+            <w:tcW w:type="dxa" w:w="1700"/>
             <w:tcBorders>
-              <w:top w:val="single" w:color="FFFFFF" w:sz="12"/>
-              <w:left w:val="single" w:color="FFFFFF" w:sz="12"/>
-              <w:bottom w:val="single" w:color="FFFFFF" w:sz="12"/>
-              <w:right w:val="single" w:color="FFFFFF" w:sz="12"/>
+              <w:top w:val="single" w:color="D5DDEE" w:sz="6"/>
+              <w:left w:val="single" w:color="D5DDEE" w:sz="6"/>
+              <w:bottom w:val="single" w:color="D5DDEE" w:sz="6"/>
+              <w:right w:val="single" w:color="D5DDEE" w:sz="6"/>
             </w:tcBorders>
-            <w:shd w:fill="3D4A3F" w:color="auto" w:val="clear"/>
+            <w:shd w:fill="F4F7FD" w:color="auto" w:val="clear"/>
             <w:tcMar>
-              <w:top w:type="dxa" w:w="80"/>
+              <w:top w:type="dxa" w:w="100"/>
               <w:left w:type="dxa" w:w="100"/>
-              <w:bottom w:type="dxa" w:w="80"/>
+              <w:bottom w:type="dxa" w:w="100"/>
               <w:right w:type="dxa" w:w="100"/>
             </w:tcMar>
-            <w:vAlign w:val="center"/>
+            <w:vAlign w:val="top"/>
           </w:tcPr>
           <w:p>
             <w:pPr>
-              <w:spacing w:after="30" w:before="0"/>
-              <w:jc w:val="center"/>
-            </w:pPr>
-            <w:r>
-              <w:drawing>
-                <wp:inline distT="0" distB="0" distL="0" distR="0">
-                  <wp:extent cx="209550" cy="209550"/>
-                  <wp:effectExtent t="0" r="0" b="0" l="0"/>
-                  <wp:docPr id="1" name="" descr="" title=""/>
-                  <wp:cNvGraphicFramePr>
-                    <a:graphicFrameLocks xmlns:a="http://schemas.openxmlformats.org/drawingml/2006/main" noChangeAspect="1"/>
-                  </wp:cNvGraphicFramePr>
-                  <a:graphic xmlns:a="http://schemas.openxmlformats.org/drawingml/2006/main">
-                    <a:graphicData uri="http://schemas.openxmlformats.org/drawingml/2006/picture">
-                      <pic:pic xmlns:pic="http://schemas.openxmlformats.org/drawingml/2006/picture">
-                        <pic:nvPicPr>
-                          <pic:cNvPr id="0" name="" descr=""/>
-                          <pic:cNvPicPr>
-                            <a:picLocks noChangeAspect="1" noChangeArrowheads="1"/>
-                          </pic:cNvPicPr>
-                        </pic:nvPicPr>
-                        <pic:blipFill>
-                          <a:blip r:embed="rId16" cstate="none"/>
-                          <a:srcRect/>
-                          <a:stretch>
-                            <a:fillRect/>
-                          </a:stretch>
-                        </pic:blipFill>
-                        <pic:spPr bwMode="auto">
-                          <a:xfrm>
-                            <a:off x="0" y="0"/>
-                            <a:ext cx="209550" cy="209550"/>
-                          </a:xfrm>
-                          <a:prstGeom prst="rect">
-                            <a:avLst/>
-                          </a:prstGeom>
-                        </pic:spPr>
-                      </pic:pic>
-                    </a:graphicData>
-                  </a:graphic>
-                </wp:inline>
-              </w:drawing>
+              <w:spacing w:after="10" w:before="0"/>
+            </w:pPr>
+            <w:r>
+              <w:rPr>
+                <w:rFonts w:ascii="Calibri" w:cs="Calibri" w:eastAsia="Calibri" w:hAnsi="Calibri"/>
+                <w:color w:val="5B6B8C"/>
+                <w:sz w:val="16"/>
+                <w:szCs w:val="16"/>
+              </w:rPr>
+              <w:t xml:space="preserve">Klasse</w:t>
             </w:r>
           </w:p>
           <w:p>
             <w:pPr>
               <w:spacing w:after="0" w:before="0"/>
-              <w:jc w:val="center"/>
             </w:pPr>
             <w:r>
               <w:rPr>
                 <w:rFonts w:ascii="Calibri" w:cs="Calibri" w:eastAsia="Calibri" w:hAnsi="Calibri"/>
                 <w:b/>
                 <w:bCs/>
-                <w:color w:val="FFFFFF"/>
-                <w:sz w:val="15"/>
-                <w:szCs w:val="15"/>
-              </w:rPr>
-              <w:t xml:space="preserve">FERTIG?</w:t>
+                <w:color w:val="1E2761"/>
+                <w:sz w:val="20"/>
+                <w:szCs w:val="20"/>
+              </w:rPr>
+              <w:t xml:space="preserve">gibt ab</w:t>
             </w:r>
           </w:p>
         </w:tc>
         <w:tc>
           <w:tcPr>
-            <w:tcW w:type="dxa" w:w="8206"/>
+            <w:tcW w:type="dxa" w:w="8506"/>
             <w:tcBorders>
               <w:top w:val="single" w:color="D5DDEE" w:sz="6"/>
               <w:left w:val="single" w:color="D5DDEE" w:sz="6"/>
@@ -14895,7 +14513,7 @@
                 <w:rFonts w:ascii="Calibri" w:cs="Calibri" w:eastAsia="Calibri" w:hAnsi="Calibri"/>
                 <w:b/>
                 <w:bCs/>
-                <w:color w:val="3D4A3F"/>
+                <w:color w:val="D9534F"/>
                 <w:sz w:val="20"/>
                 <w:szCs w:val="20"/>
               </w:rPr>
@@ -14966,7 +14584,7 @@
           <w:sz w:val="21"/>
           <w:szCs w:val="21"/>
         </w:rPr>
-        <w:t xml:space="preserve">Modalverben + Infinitiv, werden als dritte Hilfsverb-Familie (Futur). Die Modus-Karten bleiben – das Muster ist dann schon bekannt.</w:t>
+        <w:t xml:space="preserve">Modalverben + Infinitiv, werden als dritte Hilfsverb-Familie (Futur). Der Ablauf (Ansage – Merksatz – Übung – Vergleich) bleibt gleich und ist dann schon vertraut.</w:t>
       </w:r>
     </w:p>
     <w:sectPr>

--- a/Deutsch_7A/Verbformen_verstehen/Tafelskript_Verbformen_verstehen.docx
+++ b/Deutsch_7A/Verbformen_verstehen/Tafelskript_Verbformen_verstehen.docx
@@ -1981,7 +1981,7 @@
                 <w:sz w:val="20"/>
                 <w:szCs w:val="20"/>
               </w:rPr>
-              <w:t xml:space="preserve">Partizip II</w:t>
+              <w:t xml:space="preserve">Partizip II: Bildung, wofür man es braucht, Test</w:t>
             </w:r>
           </w:p>
         </w:tc>
@@ -10833,6 +10833,20 @@
               <w:t xml:space="preserve">ge-…-t und ge-…-en herausarbeiten. Test zeigen: Passt „ich habe …“ oder „ich bin …“ davor?</w:t>
             </w:r>
           </w:p>
+          <w:p>
+            <w:pPr>
+              <w:spacing w:after="50" w:before="0"/>
+            </w:pPr>
+            <w:r>
+              <w:rPr>
+                <w:rFonts w:ascii="Calibri" w:cs="Calibri" w:eastAsia="Calibri" w:hAnsi="Calibri"/>
+                <w:color w:val="000000"/>
+                <w:sz w:val="21"/>
+                <w:szCs w:val="21"/>
+              </w:rPr>
+              <w:t xml:space="preserve">Dann fragen: „Wofür brauchen wir diese Form?“ → Damit haben wir gerade vom Wochenende erzählt, also von etwas, das schon passiert ist.</w:t>
+            </w:r>
+          </w:p>
         </w:tc>
       </w:tr>
     </w:tbl>
@@ -11087,7 +11101,47 @@
                       <w:sz w:val="21"/>
                       <w:szCs w:val="21"/>
                     </w:rPr>
-                    <w:t xml:space="preserve">. Man bildet es meist mit ge-…-t (gespielt) oder ge-…-en (gelaufen). Test: Passt „ich habe …“ oder „ich bin …“ davor?</w:t>
+                    <w:t xml:space="preserve">. Man bildet es meist mit ge-…-t (gespielt) oder ge-…-en (gelaufen). </w:t>
+                  </w:r>
+                  <w:r>
+                    <w:rPr>
+                      <w:rFonts w:ascii="Calibri" w:cs="Calibri" w:eastAsia="Calibri" w:hAnsi="Calibri"/>
+                      <w:b/>
+                      <w:bCs/>
+                      <w:color w:val="000000"/>
+                      <w:sz w:val="21"/>
+                      <w:szCs w:val="21"/>
+                    </w:rPr>
+                    <w:t xml:space="preserve">Wofür? </w:t>
+                  </w:r>
+                  <w:r>
+                    <w:rPr>
+                      <w:rFonts w:ascii="Calibri" w:cs="Calibri" w:eastAsia="Calibri" w:hAnsi="Calibri"/>
+                      <w:color w:val="000000"/>
+                      <w:sz w:val="21"/>
+                      <w:szCs w:val="21"/>
+                    </w:rPr>
+                    <w:t xml:space="preserve">Mit haben oder sein erzähle ich, was schon passiert ist (Perfekt): Ich habe gespielt. Ich bin gelaufen. </w:t>
+                  </w:r>
+                  <w:r>
+                    <w:rPr>
+                      <w:rFonts w:ascii="Calibri" w:cs="Calibri" w:eastAsia="Calibri" w:hAnsi="Calibri"/>
+                      <w:b/>
+                      <w:bCs/>
+                      <w:color w:val="000000"/>
+                      <w:sz w:val="21"/>
+                      <w:szCs w:val="21"/>
+                    </w:rPr>
+                    <w:t xml:space="preserve">Test: </w:t>
+                  </w:r>
+                  <w:r>
+                    <w:rPr>
+                      <w:rFonts w:ascii="Calibri" w:cs="Calibri" w:eastAsia="Calibri" w:hAnsi="Calibri"/>
+                      <w:color w:val="000000"/>
+                      <w:sz w:val="21"/>
+                      <w:szCs w:val="21"/>
+                    </w:rPr>
+                    <w:t xml:space="preserve">Passt „ich habe …“ oder „ich bin …“ davor?</w:t>
                   </w:r>
                 </w:p>
               </w:tc>
@@ -12584,7 +12638,7 @@
                       <w:sz w:val="21"/>
                       <w:szCs w:val="21"/>
                     </w:rPr>
-                    <w:t xml:space="preserve">Schreibe untereinander nur die Nummer und das fehlende Wort: habe, hat, bin, ist oder sind.</w:t>
+                    <w:t xml:space="preserve">Schreibe nur Nummer + Wort: habe, hat, bin, ist oder sind.</w:t>
                   </w:r>
                 </w:p>
                 <w:p>

--- a/Deutsch_7A/Verbformen_verstehen/Tafelskript_Verbformen_verstehen.docx
+++ b/Deutsch_7A/Verbformen_verstehen/Tafelskript_Verbformen_verstehen.docx
@@ -45,7 +45,7 @@
           <w:sz w:val="21"/>
           <w:szCs w:val="21"/>
         </w:rPr>
-        <w:t xml:space="preserve">Ohne Arbeitsblatt: Alles entsteht an der Tafel, die Klasse schreibt ins Heft. Klarheit entsteht durch zwei Dinge: eine eindeutige Ansage bei jedem Wechsel und Übungen, die an der Tafel immer im gleichen Format stehen.</w:t>
+        <w:t xml:space="preserve">Ohne Arbeitsblatt: Tafelbilder und Tabellen entstehen an der Tafel, Merksätze und Übungen stehen auf der Folie, die Klasse schreibt ins Heft. Klarheit entsteht durch zwei Dinge: eine eindeutige Ansage bei jedem Wechsel und Übungen, die an der Tafel immer im gleichen Format stehen.</w:t>
       </w:r>
     </w:p>
     <w:p>
@@ -1184,7 +1184,7 @@
                 <w:sz w:val="19"/>
                 <w:szCs w:val="19"/>
               </w:rPr>
-              <w:t xml:space="preserve">Tafelbild und Merksätze der aktuellen Phase</w:t>
+              <w:t xml:space="preserve">Tafelbild der aktuellen Phase (Merksätze kommen von der Folie)</w:t>
             </w:r>
           </w:p>
           <w:p>
@@ -3931,7 +3931,7 @@
                 <w:sz w:val="21"/>
                 <w:szCs w:val="21"/>
               </w:rPr>
-              <w:t xml:space="preserve">„Jetzt schreibt ihr ab: Merksatz 1 und Merksatz 2. Rahmt jeden Merksatz mit Rot ein.“</w:t>
+              <w:t xml:space="preserve">„Jetzt schreibt ihr von der Folie ab: Merksatz 1 und Merksatz 2. Rahmt jeden Merksatz mit Rot ein.“</w:t>
             </w:r>
           </w:p>
           <w:tbl>
@@ -3957,12 +3957,12 @@
                 <w:tcPr>
                   <w:tcW w:type="dxa" w:w="8166"/>
                   <w:tcBorders>
-                    <w:top w:val="single" w:color="3D4A3F" w:sz="12"/>
-                    <w:left w:val="single" w:color="3D4A3F" w:sz="12"/>
-                    <w:bottom w:val="single" w:color="3D4A3F" w:sz="12"/>
-                    <w:right w:val="single" w:color="3D4A3F" w:sz="12"/>
+                    <w:top w:val="single" w:color="1E2761" w:sz="12"/>
+                    <w:left w:val="single" w:color="1E2761" w:sz="12"/>
+                    <w:bottom w:val="single" w:color="1E2761" w:sz="12"/>
+                    <w:right w:val="single" w:color="1E2761" w:sz="12"/>
                   </w:tcBorders>
-                  <w:shd w:fill="3D4A3F" w:color="auto" w:val="clear"/>
+                  <w:shd w:fill="1E2761" w:color="auto" w:val="clear"/>
                   <w:tcMar>
                     <w:top w:type="dxa" w:w="30"/>
                     <w:left w:type="dxa" w:w="100"/>
@@ -3984,7 +3984,7 @@
                       <w:sz w:val="16"/>
                       <w:szCs w:val="16"/>
                     </w:rPr>
-                    <w:t xml:space="preserve">TAFEL · Merksatz 1 (rot umrahmen)</w:t>
+                    <w:t xml:space="preserve">FOLIE · Merksatz 1 – abschreiben, rot umrahmen</w:t>
                   </w:r>
                 </w:p>
               </w:tc>
@@ -3997,12 +3997,12 @@
                 <w:tcPr>
                   <w:tcW w:type="dxa" w:w="8166"/>
                   <w:tcBorders>
-                    <w:top w:val="single" w:color="3D4A3F" w:sz="12"/>
-                    <w:left w:val="single" w:color="3D4A3F" w:sz="12"/>
-                    <w:bottom w:val="single" w:color="3D4A3F" w:sz="12"/>
-                    <w:right w:val="single" w:color="3D4A3F" w:sz="12"/>
+                    <w:top w:val="single" w:color="1E2761" w:sz="12"/>
+                    <w:left w:val="single" w:color="1E2761" w:sz="12"/>
+                    <w:bottom w:val="single" w:color="1E2761" w:sz="12"/>
+                    <w:right w:val="single" w:color="1E2761" w:sz="12"/>
                   </w:tcBorders>
-                  <w:shd w:fill="F3F6F1" w:color="auto" w:val="clear"/>
+                  <w:shd w:fill="F4F7FD" w:color="auto" w:val="clear"/>
                   <w:tcMar>
                     <w:top w:type="dxa" w:w="100"/>
                     <w:left w:type="dxa" w:w="160"/>
@@ -4141,12 +4141,12 @@
                 <w:tcPr>
                   <w:tcW w:type="dxa" w:w="8166"/>
                   <w:tcBorders>
-                    <w:top w:val="single" w:color="3D4A3F" w:sz="12"/>
-                    <w:left w:val="single" w:color="3D4A3F" w:sz="12"/>
-                    <w:bottom w:val="single" w:color="3D4A3F" w:sz="12"/>
-                    <w:right w:val="single" w:color="3D4A3F" w:sz="12"/>
+                    <w:top w:val="single" w:color="1E2761" w:sz="12"/>
+                    <w:left w:val="single" w:color="1E2761" w:sz="12"/>
+                    <w:bottom w:val="single" w:color="1E2761" w:sz="12"/>
+                    <w:right w:val="single" w:color="1E2761" w:sz="12"/>
                   </w:tcBorders>
-                  <w:shd w:fill="3D4A3F" w:color="auto" w:val="clear"/>
+                  <w:shd w:fill="1E2761" w:color="auto" w:val="clear"/>
                   <w:tcMar>
                     <w:top w:type="dxa" w:w="30"/>
                     <w:left w:type="dxa" w:w="100"/>
@@ -4168,7 +4168,7 @@
                       <w:sz w:val="16"/>
                       <w:szCs w:val="16"/>
                     </w:rPr>
-                    <w:t xml:space="preserve">TAFEL · Merksatz 2 (rot umrahmen)</w:t>
+                    <w:t xml:space="preserve">FOLIE · Merksatz 2 – abschreiben, rot umrahmen</w:t>
                   </w:r>
                 </w:p>
               </w:tc>
@@ -4181,12 +4181,12 @@
                 <w:tcPr>
                   <w:tcW w:type="dxa" w:w="8166"/>
                   <w:tcBorders>
-                    <w:top w:val="single" w:color="3D4A3F" w:sz="12"/>
-                    <w:left w:val="single" w:color="3D4A3F" w:sz="12"/>
-                    <w:bottom w:val="single" w:color="3D4A3F" w:sz="12"/>
-                    <w:right w:val="single" w:color="3D4A3F" w:sz="12"/>
+                    <w:top w:val="single" w:color="1E2761" w:sz="12"/>
+                    <w:left w:val="single" w:color="1E2761" w:sz="12"/>
+                    <w:bottom w:val="single" w:color="1E2761" w:sz="12"/>
+                    <w:right w:val="single" w:color="1E2761" w:sz="12"/>
                   </w:tcBorders>
-                  <w:shd w:fill="F3F6F1" w:color="auto" w:val="clear"/>
+                  <w:shd w:fill="F4F7FD" w:color="auto" w:val="clear"/>
                   <w:tcMar>
                     <w:top w:type="dxa" w:w="100"/>
                     <w:left w:type="dxa" w:w="160"/>
@@ -6758,7 +6758,7 @@
                 <w:sz w:val="21"/>
                 <w:szCs w:val="21"/>
               </w:rPr>
-              <w:t xml:space="preserve">„Jetzt schreibt ihr ab: Merksatz 3. Dann zeichnet ihr die Tabelle mit Lineal ab – auch die leeren Spalten! Die füllen wir später.“</w:t>
+              <w:t xml:space="preserve">„Jetzt schreibt ihr von der Folie ab: Merksatz 3. Dann zeichnet ihr die Tabelle von der Tafel mit Lineal ab – auch die leeren Spalten! Die füllen wir später.“</w:t>
             </w:r>
           </w:p>
           <w:tbl>
@@ -6784,12 +6784,12 @@
                 <w:tcPr>
                   <w:tcW w:type="dxa" w:w="8166"/>
                   <w:tcBorders>
-                    <w:top w:val="single" w:color="3D4A3F" w:sz="12"/>
-                    <w:left w:val="single" w:color="3D4A3F" w:sz="12"/>
-                    <w:bottom w:val="single" w:color="3D4A3F" w:sz="12"/>
-                    <w:right w:val="single" w:color="3D4A3F" w:sz="12"/>
+                    <w:top w:val="single" w:color="1E2761" w:sz="12"/>
+                    <w:left w:val="single" w:color="1E2761" w:sz="12"/>
+                    <w:bottom w:val="single" w:color="1E2761" w:sz="12"/>
+                    <w:right w:val="single" w:color="1E2761" w:sz="12"/>
                   </w:tcBorders>
-                  <w:shd w:fill="3D4A3F" w:color="auto" w:val="clear"/>
+                  <w:shd w:fill="1E2761" w:color="auto" w:val="clear"/>
                   <w:tcMar>
                     <w:top w:type="dxa" w:w="30"/>
                     <w:left w:type="dxa" w:w="100"/>
@@ -6811,7 +6811,7 @@
                       <w:sz w:val="16"/>
                       <w:szCs w:val="16"/>
                     </w:rPr>
-                    <w:t xml:space="preserve">TAFEL · Merksatz 3 (rot umrahmen)</w:t>
+                    <w:t xml:space="preserve">FOLIE · Merksatz 3 – abschreiben, rot umrahmen</w:t>
                   </w:r>
                 </w:p>
               </w:tc>
@@ -6824,12 +6824,12 @@
                 <w:tcPr>
                   <w:tcW w:type="dxa" w:w="8166"/>
                   <w:tcBorders>
-                    <w:top w:val="single" w:color="3D4A3F" w:sz="12"/>
-                    <w:left w:val="single" w:color="3D4A3F" w:sz="12"/>
-                    <w:bottom w:val="single" w:color="3D4A3F" w:sz="12"/>
-                    <w:right w:val="single" w:color="3D4A3F" w:sz="12"/>
+                    <w:top w:val="single" w:color="1E2761" w:sz="12"/>
+                    <w:left w:val="single" w:color="1E2761" w:sz="12"/>
+                    <w:bottom w:val="single" w:color="1E2761" w:sz="12"/>
+                    <w:right w:val="single" w:color="1E2761" w:sz="12"/>
                   </w:tcBorders>
-                  <w:shd w:fill="F3F6F1" w:color="auto" w:val="clear"/>
+                  <w:shd w:fill="F4F7FD" w:color="auto" w:val="clear"/>
                   <w:tcMar>
                     <w:top w:type="dxa" w:w="100"/>
                     <w:left w:type="dxa" w:w="160"/>
@@ -9444,7 +9444,7 @@
                 <w:sz w:val="21"/>
                 <w:szCs w:val="21"/>
               </w:rPr>
-              <w:t xml:space="preserve">„Jetzt schreibt ihr ab: Füllt in eurem Heft die leeren Spalten der Tabelle aus. Dann Merksatz 4.“</w:t>
+              <w:t xml:space="preserve">„Jetzt schreibt ihr ab: Füllt in eurem Heft die leeren Spalten der Tabelle aus. Dann schreibt ihr von der Folie Merksatz 4 ab.“</w:t>
             </w:r>
           </w:p>
           <w:tbl>
@@ -9470,12 +9470,12 @@
                 <w:tcPr>
                   <w:tcW w:type="dxa" w:w="8166"/>
                   <w:tcBorders>
-                    <w:top w:val="single" w:color="3D4A3F" w:sz="12"/>
-                    <w:left w:val="single" w:color="3D4A3F" w:sz="12"/>
-                    <w:bottom w:val="single" w:color="3D4A3F" w:sz="12"/>
-                    <w:right w:val="single" w:color="3D4A3F" w:sz="12"/>
+                    <w:top w:val="single" w:color="1E2761" w:sz="12"/>
+                    <w:left w:val="single" w:color="1E2761" w:sz="12"/>
+                    <w:bottom w:val="single" w:color="1E2761" w:sz="12"/>
+                    <w:right w:val="single" w:color="1E2761" w:sz="12"/>
                   </w:tcBorders>
-                  <w:shd w:fill="3D4A3F" w:color="auto" w:val="clear"/>
+                  <w:shd w:fill="1E2761" w:color="auto" w:val="clear"/>
                   <w:tcMar>
                     <w:top w:type="dxa" w:w="30"/>
                     <w:left w:type="dxa" w:w="100"/>
@@ -9497,7 +9497,7 @@
                       <w:sz w:val="16"/>
                       <w:szCs w:val="16"/>
                     </w:rPr>
-                    <w:t xml:space="preserve">TAFEL · Merksatz 4 (rot umrahmen)</w:t>
+                    <w:t xml:space="preserve">FOLIE · Merksatz 4 – abschreiben, rot umrahmen</w:t>
                   </w:r>
                 </w:p>
               </w:tc>
@@ -9510,12 +9510,12 @@
                 <w:tcPr>
                   <w:tcW w:type="dxa" w:w="8166"/>
                   <w:tcBorders>
-                    <w:top w:val="single" w:color="3D4A3F" w:sz="12"/>
-                    <w:left w:val="single" w:color="3D4A3F" w:sz="12"/>
-                    <w:bottom w:val="single" w:color="3D4A3F" w:sz="12"/>
-                    <w:right w:val="single" w:color="3D4A3F" w:sz="12"/>
+                    <w:top w:val="single" w:color="1E2761" w:sz="12"/>
+                    <w:left w:val="single" w:color="1E2761" w:sz="12"/>
+                    <w:bottom w:val="single" w:color="1E2761" w:sz="12"/>
+                    <w:right w:val="single" w:color="1E2761" w:sz="12"/>
                   </w:tcBorders>
-                  <w:shd w:fill="F3F6F1" w:color="auto" w:val="clear"/>
+                  <w:shd w:fill="F4F7FD" w:color="auto" w:val="clear"/>
                   <w:tcMar>
                     <w:top w:type="dxa" w:w="100"/>
                     <w:left w:type="dxa" w:w="160"/>
@@ -11723,7 +11723,7 @@
                 <w:sz w:val="21"/>
                 <w:szCs w:val="21"/>
               </w:rPr>
-              <w:t xml:space="preserve">„Jetzt schreibt ihr ab: Merksatz 5. Rot umrahmen.“</w:t>
+              <w:t xml:space="preserve">„Jetzt schreibt ihr von der Folie ab: Merksatz 5. Rot umrahmen.“</w:t>
             </w:r>
           </w:p>
           <w:tbl>
@@ -11749,12 +11749,12 @@
                 <w:tcPr>
                   <w:tcW w:type="dxa" w:w="8166"/>
                   <w:tcBorders>
-                    <w:top w:val="single" w:color="3D4A3F" w:sz="12"/>
-                    <w:left w:val="single" w:color="3D4A3F" w:sz="12"/>
-                    <w:bottom w:val="single" w:color="3D4A3F" w:sz="12"/>
-                    <w:right w:val="single" w:color="3D4A3F" w:sz="12"/>
+                    <w:top w:val="single" w:color="1E2761" w:sz="12"/>
+                    <w:left w:val="single" w:color="1E2761" w:sz="12"/>
+                    <w:bottom w:val="single" w:color="1E2761" w:sz="12"/>
+                    <w:right w:val="single" w:color="1E2761" w:sz="12"/>
                   </w:tcBorders>
-                  <w:shd w:fill="3D4A3F" w:color="auto" w:val="clear"/>
+                  <w:shd w:fill="1E2761" w:color="auto" w:val="clear"/>
                   <w:tcMar>
                     <w:top w:type="dxa" w:w="30"/>
                     <w:left w:type="dxa" w:w="100"/>
@@ -11776,7 +11776,7 @@
                       <w:sz w:val="16"/>
                       <w:szCs w:val="16"/>
                     </w:rPr>
-                    <w:t xml:space="preserve">TAFEL · Merksatz 5 (rot umrahmen)</w:t>
+                    <w:t xml:space="preserve">FOLIE · Merksatz 5 – abschreiben, rot umrahmen</w:t>
                   </w:r>
                 </w:p>
               </w:tc>
@@ -11789,12 +11789,12 @@
                 <w:tcPr>
                   <w:tcW w:type="dxa" w:w="8166"/>
                   <w:tcBorders>
-                    <w:top w:val="single" w:color="3D4A3F" w:sz="12"/>
-                    <w:left w:val="single" w:color="3D4A3F" w:sz="12"/>
-                    <w:bottom w:val="single" w:color="3D4A3F" w:sz="12"/>
-                    <w:right w:val="single" w:color="3D4A3F" w:sz="12"/>
+                    <w:top w:val="single" w:color="1E2761" w:sz="12"/>
+                    <w:left w:val="single" w:color="1E2761" w:sz="12"/>
+                    <w:bottom w:val="single" w:color="1E2761" w:sz="12"/>
+                    <w:right w:val="single" w:color="1E2761" w:sz="12"/>
                   </w:tcBorders>
-                  <w:shd w:fill="F3F6F1" w:color="auto" w:val="clear"/>
+                  <w:shd w:fill="F4F7FD" w:color="auto" w:val="clear"/>
                   <w:tcMar>
                     <w:top w:type="dxa" w:w="100"/>
                     <w:left w:type="dxa" w:w="160"/>
@@ -12806,7 +12806,7 @@
                 <w:sz w:val="21"/>
                 <w:szCs w:val="21"/>
               </w:rPr>
-              <w:t xml:space="preserve">„Jetzt schreibt ihr ab: Merksatz 6. Darunter je einen Beispielsatz: einen mit haben, einen mit sein – in Farbe.“</w:t>
+              <w:t xml:space="preserve">„Jetzt schreibt ihr von der Folie ab: Merksatz 6 mit den beiden Beispielsätzen – in Farbe.“</w:t>
             </w:r>
           </w:p>
           <w:tbl>
@@ -12832,12 +12832,12 @@
                 <w:tcPr>
                   <w:tcW w:type="dxa" w:w="8166"/>
                   <w:tcBorders>
-                    <w:top w:val="single" w:color="3D4A3F" w:sz="12"/>
-                    <w:left w:val="single" w:color="3D4A3F" w:sz="12"/>
-                    <w:bottom w:val="single" w:color="3D4A3F" w:sz="12"/>
-                    <w:right w:val="single" w:color="3D4A3F" w:sz="12"/>
+                    <w:top w:val="single" w:color="1E2761" w:sz="12"/>
+                    <w:left w:val="single" w:color="1E2761" w:sz="12"/>
+                    <w:bottom w:val="single" w:color="1E2761" w:sz="12"/>
+                    <w:right w:val="single" w:color="1E2761" w:sz="12"/>
                   </w:tcBorders>
-                  <w:shd w:fill="3D4A3F" w:color="auto" w:val="clear"/>
+                  <w:shd w:fill="1E2761" w:color="auto" w:val="clear"/>
                   <w:tcMar>
                     <w:top w:type="dxa" w:w="30"/>
                     <w:left w:type="dxa" w:w="100"/>
@@ -12859,7 +12859,7 @@
                       <w:sz w:val="16"/>
                       <w:szCs w:val="16"/>
                     </w:rPr>
-                    <w:t xml:space="preserve">TAFEL · Merksatz 6 (rot umrahmen)</w:t>
+                    <w:t xml:space="preserve">FOLIE · Merksatz 6 – abschreiben, rot umrahmen</w:t>
                   </w:r>
                 </w:p>
               </w:tc>
@@ -12872,12 +12872,12 @@
                 <w:tcPr>
                   <w:tcW w:type="dxa" w:w="8166"/>
                   <w:tcBorders>
-                    <w:top w:val="single" w:color="3D4A3F" w:sz="12"/>
-                    <w:left w:val="single" w:color="3D4A3F" w:sz="12"/>
-                    <w:bottom w:val="single" w:color="3D4A3F" w:sz="12"/>
-                    <w:right w:val="single" w:color="3D4A3F" w:sz="12"/>
+                    <w:top w:val="single" w:color="1E2761" w:sz="12"/>
+                    <w:left w:val="single" w:color="1E2761" w:sz="12"/>
+                    <w:bottom w:val="single" w:color="1E2761" w:sz="12"/>
+                    <w:right w:val="single" w:color="1E2761" w:sz="12"/>
                   </w:tcBorders>
-                  <w:shd w:fill="F3F6F1" w:color="auto" w:val="clear"/>
+                  <w:shd w:fill="F4F7FD" w:color="auto" w:val="clear"/>
                   <w:tcMar>
                     <w:top w:type="dxa" w:w="100"/>
                     <w:left w:type="dxa" w:w="160"/>
@@ -14238,7 +14238,7 @@
                 <w:sz w:val="21"/>
                 <w:szCs w:val="21"/>
               </w:rPr>
-              <w:t xml:space="preserve">„Jetzt schreibt ihr ab: Merksatz 7 und die beiden Beispielsätze.“</w:t>
+              <w:t xml:space="preserve">„Jetzt schreibt ihr von der Folie ab: Merksatz 7 mit den beiden Beispielsätzen.“</w:t>
             </w:r>
           </w:p>
           <w:tbl>
@@ -14264,12 +14264,12 @@
                 <w:tcPr>
                   <w:tcW w:type="dxa" w:w="8166"/>
                   <w:tcBorders>
-                    <w:top w:val="single" w:color="3D4A3F" w:sz="12"/>
-                    <w:left w:val="single" w:color="3D4A3F" w:sz="12"/>
-                    <w:bottom w:val="single" w:color="3D4A3F" w:sz="12"/>
-                    <w:right w:val="single" w:color="3D4A3F" w:sz="12"/>
+                    <w:top w:val="single" w:color="1E2761" w:sz="12"/>
+                    <w:left w:val="single" w:color="1E2761" w:sz="12"/>
+                    <w:bottom w:val="single" w:color="1E2761" w:sz="12"/>
+                    <w:right w:val="single" w:color="1E2761" w:sz="12"/>
                   </w:tcBorders>
-                  <w:shd w:fill="3D4A3F" w:color="auto" w:val="clear"/>
+                  <w:shd w:fill="1E2761" w:color="auto" w:val="clear"/>
                   <w:tcMar>
                     <w:top w:type="dxa" w:w="30"/>
                     <w:left w:type="dxa" w:w="100"/>
@@ -14291,7 +14291,7 @@
                       <w:sz w:val="16"/>
                       <w:szCs w:val="16"/>
                     </w:rPr>
-                    <w:t xml:space="preserve">TAFEL · Merksatz 7 (rot umrahmen)</w:t>
+                    <w:t xml:space="preserve">FOLIE · Merksatz 7 – abschreiben, rot umrahmen</w:t>
                   </w:r>
                 </w:p>
               </w:tc>
@@ -14304,12 +14304,12 @@
                 <w:tcPr>
                   <w:tcW w:type="dxa" w:w="8166"/>
                   <w:tcBorders>
-                    <w:top w:val="single" w:color="3D4A3F" w:sz="12"/>
-                    <w:left w:val="single" w:color="3D4A3F" w:sz="12"/>
-                    <w:bottom w:val="single" w:color="3D4A3F" w:sz="12"/>
-                    <w:right w:val="single" w:color="3D4A3F" w:sz="12"/>
+                    <w:top w:val="single" w:color="1E2761" w:sz="12"/>
+                    <w:left w:val="single" w:color="1E2761" w:sz="12"/>
+                    <w:bottom w:val="single" w:color="1E2761" w:sz="12"/>
+                    <w:right w:val="single" w:color="1E2761" w:sz="12"/>
                   </w:tcBorders>
-                  <w:shd w:fill="F3F6F1" w:color="auto" w:val="clear"/>
+                  <w:shd w:fill="F4F7FD" w:color="auto" w:val="clear"/>
                   <w:tcMar>
                     <w:top w:type="dxa" w:w="100"/>
                     <w:left w:type="dxa" w:w="160"/>

--- a/Deutsch_7A/Verbformen_verstehen/Tafelskript_Verbformen_verstehen.docx
+++ b/Deutsch_7A/Verbformen_verstehen/Tafelskript_Verbformen_verstehen.docx
@@ -568,7 +568,7 @@
           <w:sz w:val="21"/>
           <w:szCs w:val="21"/>
         </w:rPr>
-        <w:t xml:space="preserve">Wer fertig ist, legt den Stift hin. So sehen Sie, wann alle so weit sind – erst dann wird gewischt oder weitergemacht.</w:t>
+        <w:t xml:space="preserve">Wer fertig ist, legt den Stift hin. Wer immer wieder deutlich früher fertig ist, nimmt sich das Zusatzblatt „Schon fertig?“ und arbeitet daran still weiter. So sehen Sie, wann alle so weit sind – erst dann wird gewischt oder weitergemacht.</w:t>
       </w:r>
     </w:p>
     <w:p>
@@ -1277,7 +1277,7 @@
           <w:sz w:val="21"/>
           <w:szCs w:val="21"/>
         </w:rPr>
-        <w:t xml:space="preserve">Kreide/Stifte in Rot, Gelb, Blau, Grün · Schüler: Heft, Lineal, Buntstifte Rot, Gelb, Blau, Grün, kleiner Zettel für das Exit-Ticket · Beamer für die Aufgaben-Präsentation</w:t>
+        <w:t xml:space="preserve">Kreide/Stifte in Rot, Gelb, Blau, Grün · Schüler: Heft, Lineal, Buntstifte Rot, Gelb, Blau, Grün, kleiner Zettel für das Exit-Ticket · Beamer für die Präsentation · Zusatzblatt „Schon fertig?“ für Schnelle (doppelseitig: vorne Aufgaben, hinten Lösungen)</w:t>
       </w:r>
     </w:p>
     <w:p>
